--- a/db_normalization_2/ПРОЕКТИРОВАНИЕ БАЗЫ ДАННЫХ.docx
+++ b/db_normalization_2/ПРОЕКТИРОВАНИЕ БАЗЫ ДАННЫХ.docx
@@ -99,6 +99,236 @@
         </w:rPr>
         <w:t>Для данной работы выбран сценарий: Система бронирования в ресторане. Эта система будет управлять бронированиями клиентов, столиками, персоналом и пунктами меню.</w:t>
       </w:r>
+    </w:p>
+    <w:p>
+      <w:pPr>
+        <w:ind w:firstLine="709"/>
+        <w:jc w:val="both"/>
+        <w:rPr>
+          <w:rFonts w:ascii="Times New Roman" w:hAnsi="Times New Roman" w:cs="Times New Roman"/>
+          <w:b/>
+          <w:bCs/>
+          <w:sz w:val="28"/>
+          <w:szCs w:val="28"/>
+        </w:rPr>
+      </w:pPr>
+      <w:r>
+        <w:rPr>
+          <w:rFonts w:ascii="Times New Roman" w:hAnsi="Times New Roman" w:cs="Times New Roman"/>
+          <w:b/>
+          <w:bCs/>
+          <w:sz w:val="28"/>
+          <w:szCs w:val="28"/>
+        </w:rPr>
+        <w:t>Цели и задачи:</w:t>
+      </w:r>
+    </w:p>
+    <w:p>
+      <w:pPr>
+        <w:numPr>
+          <w:ilvl w:val="0"/>
+          <w:numId w:val="13"/>
+        </w:numPr>
+        <w:tabs>
+          <w:tab w:val="clear" w:pos="720"/>
+          <w:tab w:val="left" w:pos="709"/>
+        </w:tabs>
+        <w:spacing w:after="0"/>
+        <w:ind w:left="0" w:firstLine="426"/>
+        <w:jc w:val="both"/>
+        <w:rPr>
+          <w:rFonts w:ascii="Times New Roman" w:hAnsi="Times New Roman" w:cs="Times New Roman"/>
+          <w:sz w:val="28"/>
+          <w:szCs w:val="28"/>
+        </w:rPr>
+      </w:pPr>
+      <w:r>
+        <w:rPr>
+          <w:rFonts w:ascii="Times New Roman" w:hAnsi="Times New Roman" w:cs="Times New Roman"/>
+          <w:b/>
+          <w:bCs/>
+          <w:sz w:val="28"/>
+          <w:szCs w:val="28"/>
+        </w:rPr>
+        <w:t>Назначение и учёт персонала.</w:t>
+      </w:r>
+      <w:r>
+        <w:rPr>
+          <w:rFonts w:ascii="Times New Roman" w:hAnsi="Times New Roman" w:cs="Times New Roman"/>
+          <w:sz w:val="28"/>
+          <w:szCs w:val="28"/>
+        </w:rPr>
+        <w:t xml:space="preserve"> Каждое бронирование закрепляется за конкретным сотрудником, что упрощает контроль качества и распределение задач.</w:t>
+      </w:r>
+    </w:p>
+    <w:p>
+      <w:pPr>
+        <w:numPr>
+          <w:ilvl w:val="0"/>
+          <w:numId w:val="13"/>
+        </w:numPr>
+        <w:tabs>
+          <w:tab w:val="clear" w:pos="720"/>
+          <w:tab w:val="left" w:pos="709"/>
+        </w:tabs>
+        <w:spacing w:after="0"/>
+        <w:ind w:left="0" w:firstLine="426"/>
+        <w:jc w:val="both"/>
+        <w:rPr>
+          <w:rFonts w:ascii="Times New Roman" w:hAnsi="Times New Roman" w:cs="Times New Roman"/>
+          <w:sz w:val="28"/>
+          <w:szCs w:val="28"/>
+        </w:rPr>
+      </w:pPr>
+      <w:r>
+        <w:rPr>
+          <w:rFonts w:ascii="Times New Roman" w:hAnsi="Times New Roman" w:cs="Times New Roman"/>
+          <w:b/>
+          <w:bCs/>
+          <w:sz w:val="28"/>
+          <w:szCs w:val="28"/>
+        </w:rPr>
+        <w:t>Управление загрузкой зала.</w:t>
+      </w:r>
+      <w:r>
+        <w:rPr>
+          <w:rFonts w:ascii="Times New Roman" w:hAnsi="Times New Roman" w:cs="Times New Roman"/>
+          <w:sz w:val="28"/>
+          <w:szCs w:val="28"/>
+        </w:rPr>
+        <w:t xml:space="preserve"> Ресторан получает актуальную информацию о занятости столов на конкретное время, что позволяет оптимально распределять гостей.</w:t>
+      </w:r>
+    </w:p>
+    <w:p>
+      <w:pPr>
+        <w:numPr>
+          <w:ilvl w:val="0"/>
+          <w:numId w:val="13"/>
+        </w:numPr>
+        <w:tabs>
+          <w:tab w:val="clear" w:pos="720"/>
+          <w:tab w:val="left" w:pos="709"/>
+        </w:tabs>
+        <w:spacing w:after="0"/>
+        <w:ind w:left="0" w:firstLine="426"/>
+        <w:jc w:val="both"/>
+        <w:rPr>
+          <w:rFonts w:ascii="Times New Roman" w:hAnsi="Times New Roman" w:cs="Times New Roman"/>
+          <w:sz w:val="28"/>
+          <w:szCs w:val="28"/>
+        </w:rPr>
+      </w:pPr>
+      <w:r>
+        <w:rPr>
+          <w:rFonts w:ascii="Times New Roman" w:hAnsi="Times New Roman" w:cs="Times New Roman"/>
+          <w:b/>
+          <w:bCs/>
+          <w:sz w:val="28"/>
+          <w:szCs w:val="28"/>
+        </w:rPr>
+        <w:t>Автоматизация процесса бронирования.</w:t>
+      </w:r>
+      <w:r>
+        <w:rPr>
+          <w:rFonts w:ascii="Times New Roman" w:hAnsi="Times New Roman" w:cs="Times New Roman"/>
+          <w:sz w:val="28"/>
+          <w:szCs w:val="28"/>
+        </w:rPr>
+        <w:t xml:space="preserve"> Система позволяет фиксировать бронирования столиков в электронном виде,</w:t>
+      </w:r>
+      <w:r>
+        <w:rPr>
+          <w:rFonts w:ascii="Times New Roman" w:hAnsi="Times New Roman" w:cs="Times New Roman"/>
+          <w:sz w:val="28"/>
+          <w:szCs w:val="28"/>
+        </w:rPr>
+        <w:t xml:space="preserve"> </w:t>
+      </w:r>
+      <w:r>
+        <w:rPr>
+          <w:rFonts w:ascii="Times New Roman" w:hAnsi="Times New Roman" w:cs="Times New Roman"/>
+          <w:sz w:val="28"/>
+          <w:szCs w:val="28"/>
+        </w:rPr>
+        <w:t>минимизируя риск человеческой ошибки</w:t>
+      </w:r>
+      <w:r>
+        <w:rPr>
+          <w:rFonts w:ascii="Times New Roman" w:hAnsi="Times New Roman" w:cs="Times New Roman"/>
+          <w:sz w:val="28"/>
+          <w:szCs w:val="28"/>
+        </w:rPr>
+        <w:t>.</w:t>
+      </w:r>
+    </w:p>
+    <w:p>
+      <w:pPr>
+        <w:numPr>
+          <w:ilvl w:val="0"/>
+          <w:numId w:val="13"/>
+        </w:numPr>
+        <w:tabs>
+          <w:tab w:val="clear" w:pos="720"/>
+          <w:tab w:val="left" w:pos="709"/>
+        </w:tabs>
+        <w:spacing w:after="0"/>
+        <w:ind w:left="0" w:firstLine="426"/>
+        <w:jc w:val="both"/>
+        <w:rPr>
+          <w:rFonts w:ascii="Times New Roman" w:hAnsi="Times New Roman" w:cs="Times New Roman"/>
+          <w:sz w:val="28"/>
+          <w:szCs w:val="28"/>
+        </w:rPr>
+      </w:pPr>
+      <w:r>
+        <w:rPr>
+          <w:rFonts w:ascii="Times New Roman" w:hAnsi="Times New Roman" w:cs="Times New Roman"/>
+          <w:b/>
+          <w:bCs/>
+          <w:sz w:val="28"/>
+          <w:szCs w:val="28"/>
+        </w:rPr>
+        <w:t>Сбор и анализ истории клиентов.</w:t>
+      </w:r>
+      <w:r>
+        <w:rPr>
+          <w:rFonts w:ascii="Times New Roman" w:hAnsi="Times New Roman" w:cs="Times New Roman"/>
+          <w:sz w:val="28"/>
+          <w:szCs w:val="28"/>
+        </w:rPr>
+        <w:t xml:space="preserve"> </w:t>
+      </w:r>
+      <w:r>
+        <w:rPr>
+          <w:rFonts w:ascii="Times New Roman" w:hAnsi="Times New Roman" w:cs="Times New Roman"/>
+          <w:sz w:val="28"/>
+          <w:szCs w:val="28"/>
+        </w:rPr>
+        <w:t>Система накапливает историю посещений, что позволяет отслеживать предпочтения гостей, их любимые блюда и частоту визитов</w:t>
+      </w:r>
+      <w:r>
+        <w:rPr>
+          <w:rFonts w:ascii="Times New Roman" w:hAnsi="Times New Roman" w:cs="Times New Roman"/>
+          <w:sz w:val="28"/>
+          <w:szCs w:val="28"/>
+        </w:rPr>
+        <w:t>.</w:t>
+      </w:r>
+    </w:p>
+    <w:p>
+      <w:pPr>
+        <w:tabs>
+          <w:tab w:val="left" w:pos="709"/>
+        </w:tabs>
+        <w:spacing w:after="0"/>
+        <w:ind w:left="426"/>
+        <w:jc w:val="both"/>
+        <w:rPr>
+          <w:rFonts w:ascii="Times New Roman" w:hAnsi="Times New Roman" w:cs="Times New Roman"/>
+          <w:sz w:val="28"/>
+          <w:szCs w:val="28"/>
+        </w:rPr>
+      </w:pPr>
     </w:p>
     <w:p>
       <w:pPr>
@@ -1066,6 +1296,7 @@
           <w:sz w:val="28"/>
           <w:szCs w:val="28"/>
         </w:rPr>
+        <w:lastRenderedPageBreak/>
         <w:t>UQ_</w:t>
       </w:r>
       <w:r>
@@ -1927,7 +2158,6 @@
           <w:sz w:val="28"/>
           <w:szCs w:val="28"/>
         </w:rPr>
-        <w:lastRenderedPageBreak/>
         <w:t>Table Name:</w:t>
       </w:r>
       <w:r>
@@ -3405,6 +3635,7 @@
           <w:szCs w:val="28"/>
           <w:lang w:val="en-US"/>
         </w:rPr>
+        <w:lastRenderedPageBreak/>
         <w:t>CHK_Reservation</w:t>
       </w:r>
       <w:r>
@@ -4263,7 +4494,6 @@
           <w:sz w:val="28"/>
           <w:szCs w:val="28"/>
         </w:rPr>
-        <w:lastRenderedPageBreak/>
         <w:t>UQ_</w:t>
       </w:r>
       <w:r>
@@ -6046,6 +6276,7 @@
           <w:sz w:val="28"/>
           <w:szCs w:val="28"/>
         </w:rPr>
+        <w:lastRenderedPageBreak/>
         <w:t>Constraint</w:t>
       </w:r>
       <w:r>
@@ -6661,7 +6892,6 @@
           <w:szCs w:val="28"/>
           <w:lang w:val="en-US"/>
         </w:rPr>
-        <w:lastRenderedPageBreak/>
         <w:t>RestaurantTables</w:t>
       </w:r>
       <w:r>
@@ -7704,6 +7934,7 @@
         <w:rPr>
           <w:noProof/>
         </w:rPr>
+        <w:lastRenderedPageBreak/>
         <w:drawing>
           <wp:inline distT="0" distB="0" distL="0" distR="0" wp14:anchorId="5A24034A" wp14:editId="705D6032">
             <wp:extent cx="6831106" cy="2589129"/>
@@ -7813,7 +8044,6 @@
           <w:sz w:val="28"/>
           <w:szCs w:val="28"/>
         </w:rPr>
-        <w:lastRenderedPageBreak/>
         <w:tab/>
       </w:r>
       <w:r>
@@ -7834,26 +8064,37 @@
           <w:bCs/>
           <w:sz w:val="28"/>
           <w:szCs w:val="28"/>
-        </w:rPr>
-        <w:t>-код</w:t>
-      </w:r>
-    </w:p>
-    <w:p>
-      <w:pPr>
-        <w:spacing w:after="0"/>
-        <w:jc w:val="both"/>
-        <w:rPr>
-          <w:rFonts w:ascii="Times New Roman" w:hAnsi="Times New Roman" w:cs="Times New Roman"/>
-          <w:sz w:val="24"/>
-          <w:szCs w:val="24"/>
-          <w:lang w:val="en-US"/>
-        </w:rPr>
-      </w:pPr>
+          <w:lang w:val="en-US"/>
+        </w:rPr>
+        <w:t>-</w:t>
+      </w:r>
       <w:r>
         <w:rPr>
           <w:rFonts w:ascii="Times New Roman" w:hAnsi="Times New Roman" w:cs="Times New Roman"/>
           <w:b/>
           <w:bCs/>
+          <w:sz w:val="28"/>
+          <w:szCs w:val="28"/>
+        </w:rPr>
+        <w:t>код</w:t>
+      </w:r>
+    </w:p>
+    <w:p>
+      <w:pPr>
+        <w:spacing w:after="0"/>
+        <w:jc w:val="both"/>
+        <w:rPr>
+          <w:rFonts w:ascii="Times New Roman" w:hAnsi="Times New Roman" w:cs="Times New Roman"/>
+          <w:sz w:val="24"/>
+          <w:szCs w:val="24"/>
+          <w:lang w:val="en-US"/>
+        </w:rPr>
+      </w:pPr>
+      <w:r>
+        <w:rPr>
+          <w:rFonts w:ascii="Times New Roman" w:hAnsi="Times New Roman" w:cs="Times New Roman"/>
+          <w:b/>
+          <w:bCs/>
           <w:sz w:val="24"/>
           <w:szCs w:val="24"/>
           <w:lang w:val="en-US"/>
@@ -7889,25 +8130,7 @@
           <w:szCs w:val="24"/>
           <w:lang w:val="en-US"/>
         </w:rPr>
-        <w:t xml:space="preserve">    CustomerID</w:t>
-      </w:r>
-      <w:r>
-        <w:rPr>
-          <w:rFonts w:ascii="Times New Roman" w:hAnsi="Times New Roman" w:cs="Times New Roman"/>
-          <w:sz w:val="24"/>
-          <w:szCs w:val="24"/>
-          <w:lang w:val="en-US"/>
-        </w:rPr>
-        <w:t xml:space="preserve"> </w:t>
-      </w:r>
-      <w:r>
-        <w:rPr>
-          <w:rFonts w:ascii="Times New Roman" w:hAnsi="Times New Roman" w:cs="Times New Roman"/>
-          <w:sz w:val="24"/>
-          <w:szCs w:val="24"/>
-          <w:lang w:val="en-US"/>
-        </w:rPr>
-        <w:t>INTEGER,</w:t>
+        <w:t xml:space="preserve">    CustomerID INTEGER,</w:t>
       </w:r>
     </w:p>
     <w:p>
@@ -7929,43 +8152,7 @@
           <w:szCs w:val="24"/>
           <w:lang w:val="en-US"/>
         </w:rPr>
-        <w:t xml:space="preserve">    FirstName</w:t>
-      </w:r>
-      <w:r>
-        <w:rPr>
-          <w:rFonts w:ascii="Times New Roman" w:hAnsi="Times New Roman" w:cs="Times New Roman"/>
-          <w:sz w:val="24"/>
-          <w:szCs w:val="24"/>
-          <w:lang w:val="en-US"/>
-        </w:rPr>
-        <w:t xml:space="preserve"> </w:t>
-      </w:r>
-      <w:r>
-        <w:rPr>
-          <w:rFonts w:ascii="Times New Roman" w:hAnsi="Times New Roman" w:cs="Times New Roman"/>
-          <w:sz w:val="24"/>
-          <w:szCs w:val="24"/>
-          <w:lang w:val="en-US"/>
-        </w:rPr>
-        <w:t>VARCHAR(100)</w:t>
-      </w:r>
-      <w:r>
-        <w:rPr>
-          <w:rFonts w:ascii="Times New Roman" w:hAnsi="Times New Roman" w:cs="Times New Roman"/>
-          <w:sz w:val="24"/>
-          <w:szCs w:val="24"/>
-          <w:lang w:val="en-US"/>
-        </w:rPr>
-        <w:t xml:space="preserve"> </w:t>
-      </w:r>
-      <w:r>
-        <w:rPr>
-          <w:rFonts w:ascii="Times New Roman" w:hAnsi="Times New Roman" w:cs="Times New Roman"/>
-          <w:sz w:val="24"/>
-          <w:szCs w:val="24"/>
-          <w:lang w:val="en-US"/>
-        </w:rPr>
-        <w:t>NOT NULL,</w:t>
+        <w:t xml:space="preserve">    FirstName VARCHAR(100) NOT NULL,</w:t>
       </w:r>
     </w:p>
     <w:p>
@@ -7987,25 +8174,7 @@
           <w:szCs w:val="24"/>
           <w:lang w:val="en-US"/>
         </w:rPr>
-        <w:t xml:space="preserve">    LastName</w:t>
-      </w:r>
-      <w:r>
-        <w:rPr>
-          <w:rFonts w:ascii="Times New Roman" w:hAnsi="Times New Roman" w:cs="Times New Roman"/>
-          <w:sz w:val="24"/>
-          <w:szCs w:val="24"/>
-          <w:lang w:val="en-US"/>
-        </w:rPr>
-        <w:t xml:space="preserve"> </w:t>
-      </w:r>
-      <w:r>
-        <w:rPr>
-          <w:rFonts w:ascii="Times New Roman" w:hAnsi="Times New Roman" w:cs="Times New Roman"/>
-          <w:sz w:val="24"/>
-          <w:szCs w:val="24"/>
-          <w:lang w:val="en-US"/>
-        </w:rPr>
-        <w:t>VARCHAR(100) NOT NULL,</w:t>
+        <w:t xml:space="preserve">    LastName VARCHAR(100) NOT NULL,</w:t>
       </w:r>
     </w:p>
     <w:p>
@@ -8027,43 +8196,7 @@
           <w:szCs w:val="24"/>
           <w:lang w:val="en-US"/>
         </w:rPr>
-        <w:t xml:space="preserve">    Phone</w:t>
-      </w:r>
-      <w:r>
-        <w:rPr>
-          <w:rFonts w:ascii="Times New Roman" w:hAnsi="Times New Roman" w:cs="Times New Roman"/>
-          <w:sz w:val="24"/>
-          <w:szCs w:val="24"/>
-          <w:lang w:val="en-US"/>
-        </w:rPr>
-        <w:t xml:space="preserve"> </w:t>
-      </w:r>
-      <w:r>
-        <w:rPr>
-          <w:rFonts w:ascii="Times New Roman" w:hAnsi="Times New Roman" w:cs="Times New Roman"/>
-          <w:sz w:val="24"/>
-          <w:szCs w:val="24"/>
-          <w:lang w:val="en-US"/>
-        </w:rPr>
-        <w:t>VARCHAR(20)</w:t>
-      </w:r>
-      <w:r>
-        <w:rPr>
-          <w:rFonts w:ascii="Times New Roman" w:hAnsi="Times New Roman" w:cs="Times New Roman"/>
-          <w:sz w:val="24"/>
-          <w:szCs w:val="24"/>
-          <w:lang w:val="en-US"/>
-        </w:rPr>
-        <w:t xml:space="preserve"> </w:t>
-      </w:r>
-      <w:r>
-        <w:rPr>
-          <w:rFonts w:ascii="Times New Roman" w:hAnsi="Times New Roman" w:cs="Times New Roman"/>
-          <w:sz w:val="24"/>
-          <w:szCs w:val="24"/>
-          <w:lang w:val="en-US"/>
-        </w:rPr>
-        <w:t>NOT NULL,</w:t>
+        <w:t xml:space="preserve">    Phone VARCHAR(20) NOT NULL,</w:t>
       </w:r>
     </w:p>
     <w:p>
@@ -8085,25 +8218,7 @@
           <w:szCs w:val="24"/>
           <w:lang w:val="en-US"/>
         </w:rPr>
-        <w:t xml:space="preserve">    Email</w:t>
-      </w:r>
-      <w:r>
-        <w:rPr>
-          <w:rFonts w:ascii="Times New Roman" w:hAnsi="Times New Roman" w:cs="Times New Roman"/>
-          <w:sz w:val="24"/>
-          <w:szCs w:val="24"/>
-          <w:lang w:val="en-US"/>
-        </w:rPr>
-        <w:t xml:space="preserve"> </w:t>
-      </w:r>
-      <w:r>
-        <w:rPr>
-          <w:rFonts w:ascii="Times New Roman" w:hAnsi="Times New Roman" w:cs="Times New Roman"/>
-          <w:sz w:val="24"/>
-          <w:szCs w:val="24"/>
-          <w:lang w:val="en-US"/>
-        </w:rPr>
-        <w:t>VARCHAR(255)</w:t>
+        <w:t xml:space="preserve">    Email VARCHAR(255)</w:t>
       </w:r>
     </w:p>
     <w:p>
@@ -8277,25 +8392,7 @@
           <w:szCs w:val="24"/>
           <w:lang w:val="en-US"/>
         </w:rPr>
-        <w:t xml:space="preserve">    TableID</w:t>
-      </w:r>
-      <w:r>
-        <w:rPr>
-          <w:rFonts w:ascii="Times New Roman" w:hAnsi="Times New Roman" w:cs="Times New Roman"/>
-          <w:sz w:val="24"/>
-          <w:szCs w:val="24"/>
-          <w:lang w:val="en-US"/>
-        </w:rPr>
-        <w:t xml:space="preserve"> </w:t>
-      </w:r>
-      <w:r>
-        <w:rPr>
-          <w:rFonts w:ascii="Times New Roman" w:hAnsi="Times New Roman" w:cs="Times New Roman"/>
-          <w:sz w:val="24"/>
-          <w:szCs w:val="24"/>
-          <w:lang w:val="en-US"/>
-        </w:rPr>
-        <w:t>INTEGER,</w:t>
+        <w:t xml:space="preserve">    TableID INTEGER,</w:t>
       </w:r>
     </w:p>
     <w:p>
@@ -8339,25 +8436,7 @@
           <w:szCs w:val="24"/>
           <w:lang w:val="en-US"/>
         </w:rPr>
-        <w:t xml:space="preserve">    Capacity</w:t>
-      </w:r>
-      <w:r>
-        <w:rPr>
-          <w:rFonts w:ascii="Times New Roman" w:hAnsi="Times New Roman" w:cs="Times New Roman"/>
-          <w:sz w:val="24"/>
-          <w:szCs w:val="24"/>
-          <w:lang w:val="en-US"/>
-        </w:rPr>
-        <w:t xml:space="preserve"> </w:t>
-      </w:r>
-      <w:r>
-        <w:rPr>
-          <w:rFonts w:ascii="Times New Roman" w:hAnsi="Times New Roman" w:cs="Times New Roman"/>
-          <w:sz w:val="24"/>
-          <w:szCs w:val="24"/>
-          <w:lang w:val="en-US"/>
-        </w:rPr>
-        <w:t>INTEGER NOT NULL,</w:t>
+        <w:t xml:space="preserve">    Capacity INTEGER NOT NULL,</w:t>
       </w:r>
     </w:p>
     <w:p>
@@ -8379,25 +8458,7 @@
           <w:szCs w:val="24"/>
           <w:lang w:val="en-US"/>
         </w:rPr>
-        <w:t xml:space="preserve">    Location</w:t>
-      </w:r>
-      <w:r>
-        <w:rPr>
-          <w:rFonts w:ascii="Times New Roman" w:hAnsi="Times New Roman" w:cs="Times New Roman"/>
-          <w:sz w:val="24"/>
-          <w:szCs w:val="24"/>
-          <w:lang w:val="en-US"/>
-        </w:rPr>
-        <w:t xml:space="preserve"> </w:t>
-      </w:r>
-      <w:r>
-        <w:rPr>
-          <w:rFonts w:ascii="Times New Roman" w:hAnsi="Times New Roman" w:cs="Times New Roman"/>
-          <w:sz w:val="24"/>
-          <w:szCs w:val="24"/>
-          <w:lang w:val="en-US"/>
-        </w:rPr>
-        <w:t>VARCHAR(50) NOT NULL</w:t>
+        <w:t xml:space="preserve">    Location VARCHAR(50) NOT NULL</w:t>
       </w:r>
     </w:p>
     <w:p>
@@ -8571,25 +8632,7 @@
           <w:szCs w:val="24"/>
           <w:lang w:val="en-US"/>
         </w:rPr>
-        <w:t xml:space="preserve">    StaffID</w:t>
-      </w:r>
-      <w:r>
-        <w:rPr>
-          <w:rFonts w:ascii="Times New Roman" w:hAnsi="Times New Roman" w:cs="Times New Roman"/>
-          <w:sz w:val="24"/>
-          <w:szCs w:val="24"/>
-          <w:lang w:val="en-US"/>
-        </w:rPr>
-        <w:t xml:space="preserve"> </w:t>
-      </w:r>
-      <w:r>
-        <w:rPr>
-          <w:rFonts w:ascii="Times New Roman" w:hAnsi="Times New Roman" w:cs="Times New Roman"/>
-          <w:sz w:val="24"/>
-          <w:szCs w:val="24"/>
-          <w:lang w:val="en-US"/>
-        </w:rPr>
-        <w:t>INTEGER,</w:t>
+        <w:t xml:space="preserve">    StaffID INTEGER,</w:t>
       </w:r>
     </w:p>
     <w:p>
@@ -8611,25 +8654,7 @@
           <w:szCs w:val="24"/>
           <w:lang w:val="en-US"/>
         </w:rPr>
-        <w:t xml:space="preserve">    FirstName</w:t>
-      </w:r>
-      <w:r>
-        <w:rPr>
-          <w:rFonts w:ascii="Times New Roman" w:hAnsi="Times New Roman" w:cs="Times New Roman"/>
-          <w:sz w:val="24"/>
-          <w:szCs w:val="24"/>
-          <w:lang w:val="en-US"/>
-        </w:rPr>
-        <w:t xml:space="preserve"> </w:t>
-      </w:r>
-      <w:r>
-        <w:rPr>
-          <w:rFonts w:ascii="Times New Roman" w:hAnsi="Times New Roman" w:cs="Times New Roman"/>
-          <w:sz w:val="24"/>
-          <w:szCs w:val="24"/>
-          <w:lang w:val="en-US"/>
-        </w:rPr>
-        <w:t>VARCHAR(100) NOT NULL,</w:t>
+        <w:t xml:space="preserve">    FirstName VARCHAR(100) NOT NULL,</w:t>
       </w:r>
     </w:p>
     <w:p>
@@ -8651,25 +8676,7 @@
           <w:szCs w:val="24"/>
           <w:lang w:val="en-US"/>
         </w:rPr>
-        <w:t xml:space="preserve">    LastName</w:t>
-      </w:r>
-      <w:r>
-        <w:rPr>
-          <w:rFonts w:ascii="Times New Roman" w:hAnsi="Times New Roman" w:cs="Times New Roman"/>
-          <w:sz w:val="24"/>
-          <w:szCs w:val="24"/>
-          <w:lang w:val="en-US"/>
-        </w:rPr>
-        <w:t xml:space="preserve"> </w:t>
-      </w:r>
-      <w:r>
-        <w:rPr>
-          <w:rFonts w:ascii="Times New Roman" w:hAnsi="Times New Roman" w:cs="Times New Roman"/>
-          <w:sz w:val="24"/>
-          <w:szCs w:val="24"/>
-          <w:lang w:val="en-US"/>
-        </w:rPr>
-        <w:t>VARCHAR(100) NOT NULL,</w:t>
+        <w:t xml:space="preserve">    LastName VARCHAR(100) NOT NULL,</w:t>
       </w:r>
     </w:p>
     <w:p>
@@ -8691,25 +8698,7 @@
           <w:szCs w:val="24"/>
           <w:lang w:val="en-US"/>
         </w:rPr>
-        <w:t xml:space="preserve">    Role</w:t>
-      </w:r>
-      <w:r>
-        <w:rPr>
-          <w:rFonts w:ascii="Times New Roman" w:hAnsi="Times New Roman" w:cs="Times New Roman"/>
-          <w:sz w:val="24"/>
-          <w:szCs w:val="24"/>
-          <w:lang w:val="en-US"/>
-        </w:rPr>
-        <w:t xml:space="preserve"> </w:t>
-      </w:r>
-      <w:r>
-        <w:rPr>
-          <w:rFonts w:ascii="Times New Roman" w:hAnsi="Times New Roman" w:cs="Times New Roman"/>
-          <w:sz w:val="24"/>
-          <w:szCs w:val="24"/>
-          <w:lang w:val="en-US"/>
-        </w:rPr>
-        <w:t>VARCHAR(20) NOT NULL,</w:t>
+        <w:t xml:space="preserve">    Role VARCHAR(20) NOT NULL,</w:t>
       </w:r>
     </w:p>
     <w:p>
@@ -8731,25 +8720,7 @@
           <w:szCs w:val="24"/>
           <w:lang w:val="en-US"/>
         </w:rPr>
-        <w:t xml:space="preserve">    Phone</w:t>
-      </w:r>
-      <w:r>
-        <w:rPr>
-          <w:rFonts w:ascii="Times New Roman" w:hAnsi="Times New Roman" w:cs="Times New Roman"/>
-          <w:sz w:val="24"/>
-          <w:szCs w:val="24"/>
-          <w:lang w:val="en-US"/>
-        </w:rPr>
-        <w:t xml:space="preserve"> </w:t>
-      </w:r>
-      <w:r>
-        <w:rPr>
-          <w:rFonts w:ascii="Times New Roman" w:hAnsi="Times New Roman" w:cs="Times New Roman"/>
-          <w:sz w:val="24"/>
-          <w:szCs w:val="24"/>
-          <w:lang w:val="en-US"/>
-        </w:rPr>
-        <w:t>VARCHAR(20) NOT NULL,</w:t>
+        <w:t xml:space="preserve">    Phone VARCHAR(20) NOT NULL,</w:t>
       </w:r>
     </w:p>
     <w:p>
@@ -8771,25 +8742,7 @@
           <w:szCs w:val="24"/>
           <w:lang w:val="en-US"/>
         </w:rPr>
-        <w:t xml:space="preserve">    HireDate</w:t>
-      </w:r>
-      <w:r>
-        <w:rPr>
-          <w:rFonts w:ascii="Times New Roman" w:hAnsi="Times New Roman" w:cs="Times New Roman"/>
-          <w:sz w:val="24"/>
-          <w:szCs w:val="24"/>
-          <w:lang w:val="en-US"/>
-        </w:rPr>
-        <w:t xml:space="preserve"> </w:t>
-      </w:r>
-      <w:r>
-        <w:rPr>
-          <w:rFonts w:ascii="Times New Roman" w:hAnsi="Times New Roman" w:cs="Times New Roman"/>
-          <w:sz w:val="24"/>
-          <w:szCs w:val="24"/>
-          <w:lang w:val="en-US"/>
-        </w:rPr>
-        <w:t>DATE NOT NULL DEFAULT CURRENT_DATE</w:t>
+        <w:t xml:space="preserve">    HireDate DATE NOT NULL DEFAULT CURRENT_DATE</w:t>
       </w:r>
     </w:p>
     <w:p>
@@ -8810,6 +8763,7 @@
           <w:szCs w:val="24"/>
           <w:lang w:val="en-US"/>
         </w:rPr>
+        <w:lastRenderedPageBreak/>
         <w:t>);</w:t>
       </w:r>
     </w:p>
@@ -8941,25 +8895,7 @@
           <w:szCs w:val="24"/>
           <w:lang w:val="en-US"/>
         </w:rPr>
-        <w:t xml:space="preserve">    ItemID</w:t>
-      </w:r>
-      <w:r>
-        <w:rPr>
-          <w:rFonts w:ascii="Times New Roman" w:hAnsi="Times New Roman" w:cs="Times New Roman"/>
-          <w:sz w:val="24"/>
-          <w:szCs w:val="24"/>
-          <w:lang w:val="en-US"/>
-        </w:rPr>
-        <w:t xml:space="preserve"> </w:t>
-      </w:r>
-      <w:r>
-        <w:rPr>
-          <w:rFonts w:ascii="Times New Roman" w:hAnsi="Times New Roman" w:cs="Times New Roman"/>
-          <w:sz w:val="24"/>
-          <w:szCs w:val="24"/>
-          <w:lang w:val="en-US"/>
-        </w:rPr>
-        <w:t>INTEGER,</w:t>
+        <w:t xml:space="preserve">    ItemID INTEGER,</w:t>
       </w:r>
     </w:p>
     <w:p>
@@ -9003,43 +8939,7 @@
           <w:szCs w:val="24"/>
           <w:lang w:val="en-US"/>
         </w:rPr>
-        <w:t xml:space="preserve">    Category</w:t>
-      </w:r>
-      <w:r>
-        <w:rPr>
-          <w:rFonts w:ascii="Times New Roman" w:hAnsi="Times New Roman" w:cs="Times New Roman"/>
-          <w:sz w:val="24"/>
-          <w:szCs w:val="24"/>
-          <w:lang w:val="en-US"/>
-        </w:rPr>
-        <w:t xml:space="preserve"> </w:t>
-      </w:r>
-      <w:r>
-        <w:rPr>
-          <w:rFonts w:ascii="Times New Roman" w:hAnsi="Times New Roman" w:cs="Times New Roman"/>
-          <w:sz w:val="24"/>
-          <w:szCs w:val="24"/>
-          <w:lang w:val="en-US"/>
-        </w:rPr>
-        <w:t>VARCHAR(50)</w:t>
-      </w:r>
-      <w:r>
-        <w:rPr>
-          <w:rFonts w:ascii="Times New Roman" w:hAnsi="Times New Roman" w:cs="Times New Roman"/>
-          <w:sz w:val="24"/>
-          <w:szCs w:val="24"/>
-          <w:lang w:val="en-US"/>
-        </w:rPr>
-        <w:t xml:space="preserve"> </w:t>
-      </w:r>
-      <w:r>
-        <w:rPr>
-          <w:rFonts w:ascii="Times New Roman" w:hAnsi="Times New Roman" w:cs="Times New Roman"/>
-          <w:sz w:val="24"/>
-          <w:szCs w:val="24"/>
-          <w:lang w:val="en-US"/>
-        </w:rPr>
-        <w:t>NOT NULL,</w:t>
+        <w:t xml:space="preserve">    Category VARCHAR(50) NOT NULL,</w:t>
       </w:r>
     </w:p>
     <w:p>
@@ -9226,7 +9126,6 @@
           <w:szCs w:val="24"/>
           <w:lang w:val="en-US"/>
         </w:rPr>
-        <w:lastRenderedPageBreak/>
         <w:t>CREATE TABLE Reservations</w:t>
       </w:r>
       <w:r>
@@ -9368,25 +9267,7 @@
           <w:szCs w:val="24"/>
           <w:lang w:val="en-US"/>
         </w:rPr>
-        <w:t xml:space="preserve">    ReservationDateTime</w:t>
-      </w:r>
-      <w:r>
-        <w:rPr>
-          <w:rFonts w:ascii="Times New Roman" w:hAnsi="Times New Roman" w:cs="Times New Roman"/>
-          <w:sz w:val="24"/>
-          <w:szCs w:val="24"/>
-          <w:lang w:val="en-US"/>
-        </w:rPr>
-        <w:t xml:space="preserve"> </w:t>
-      </w:r>
-      <w:r>
-        <w:rPr>
-          <w:rFonts w:ascii="Times New Roman" w:hAnsi="Times New Roman" w:cs="Times New Roman"/>
-          <w:sz w:val="24"/>
-          <w:szCs w:val="24"/>
-          <w:lang w:val="en-US"/>
-        </w:rPr>
-        <w:t>TIMESTAMP NOT NULL DEFAULT CURRENT_TIMESTAMP,</w:t>
+        <w:t xml:space="preserve">    ReservationDateTime TIMESTAMP NOT NULL DEFAULT CURRENT_TIMESTAMP,</w:t>
       </w:r>
     </w:p>
     <w:p>
@@ -9408,25 +9289,7 @@
           <w:szCs w:val="24"/>
           <w:lang w:val="en-US"/>
         </w:rPr>
-        <w:t xml:space="preserve">    DurationHours</w:t>
-      </w:r>
-      <w:r>
-        <w:rPr>
-          <w:rFonts w:ascii="Times New Roman" w:hAnsi="Times New Roman" w:cs="Times New Roman"/>
-          <w:sz w:val="24"/>
-          <w:szCs w:val="24"/>
-          <w:lang w:val="en-US"/>
-        </w:rPr>
-        <w:t xml:space="preserve"> </w:t>
-      </w:r>
-      <w:r>
-        <w:rPr>
-          <w:rFonts w:ascii="Times New Roman" w:hAnsi="Times New Roman" w:cs="Times New Roman"/>
-          <w:sz w:val="24"/>
-          <w:szCs w:val="24"/>
-          <w:lang w:val="en-US"/>
-        </w:rPr>
-        <w:t>INTEGER NOT NULL DEFAULT 3,</w:t>
+        <w:t xml:space="preserve">    DurationHours INTEGER NOT NULL DEFAULT 3,</w:t>
       </w:r>
     </w:p>
     <w:p>
@@ -9448,25 +9311,7 @@
           <w:szCs w:val="24"/>
           <w:lang w:val="en-US"/>
         </w:rPr>
-        <w:t xml:space="preserve">    ReservationStatus</w:t>
-      </w:r>
-      <w:r>
-        <w:rPr>
-          <w:rFonts w:ascii="Times New Roman" w:hAnsi="Times New Roman" w:cs="Times New Roman"/>
-          <w:sz w:val="24"/>
-          <w:szCs w:val="24"/>
-          <w:lang w:val="en-US"/>
-        </w:rPr>
-        <w:t xml:space="preserve"> </w:t>
-      </w:r>
-      <w:r>
-        <w:rPr>
-          <w:rFonts w:ascii="Times New Roman" w:hAnsi="Times New Roman" w:cs="Times New Roman"/>
-          <w:sz w:val="24"/>
-          <w:szCs w:val="24"/>
-          <w:lang w:val="en-US"/>
-        </w:rPr>
-        <w:t>VARCHAR(20) NOT NULL DEFAULT 'confirmed'</w:t>
+        <w:t xml:space="preserve">    ReservationStatus VARCHAR(20) NOT NULL DEFAULT 'confirmed'</w:t>
       </w:r>
     </w:p>
     <w:p>
@@ -9618,25 +9463,7 @@
           <w:szCs w:val="24"/>
           <w:lang w:val="en-US"/>
         </w:rPr>
-        <w:t xml:space="preserve">    ADD CONSTRAINT</w:t>
-      </w:r>
-      <w:r>
-        <w:rPr>
-          <w:rFonts w:ascii="Times New Roman" w:hAnsi="Times New Roman" w:cs="Times New Roman"/>
-          <w:sz w:val="24"/>
-          <w:szCs w:val="24"/>
-          <w:lang w:val="en-US"/>
-        </w:rPr>
-        <w:t xml:space="preserve"> </w:t>
-      </w:r>
-      <w:r>
-        <w:rPr>
-          <w:rFonts w:ascii="Times New Roman" w:hAnsi="Times New Roman" w:cs="Times New Roman"/>
-          <w:sz w:val="24"/>
-          <w:szCs w:val="24"/>
-          <w:lang w:val="en-US"/>
-        </w:rPr>
-        <w:t>FK_Res_Customer FOREIGN KEY (CustomerID) REFERENCES Customers(CustomerID),</w:t>
+        <w:t xml:space="preserve">    ADD CONSTRAINT FK_Res_Customer FOREIGN KEY (CustomerID) REFERENCES Customers(CustomerID),</w:t>
       </w:r>
     </w:p>
     <w:p>
@@ -9680,25 +9507,7 @@
           <w:szCs w:val="24"/>
           <w:lang w:val="en-US"/>
         </w:rPr>
-        <w:t xml:space="preserve">    ADD CONSTRAINT FK_Res_CreatedBy FOREIGN KEY (CreatedByStaffID)</w:t>
-      </w:r>
-      <w:r>
-        <w:rPr>
-          <w:rFonts w:ascii="Times New Roman" w:hAnsi="Times New Roman" w:cs="Times New Roman"/>
-          <w:sz w:val="24"/>
-          <w:szCs w:val="24"/>
-          <w:lang w:val="en-US"/>
-        </w:rPr>
-        <w:t xml:space="preserve"> </w:t>
-      </w:r>
-      <w:r>
-        <w:rPr>
-          <w:rFonts w:ascii="Times New Roman" w:hAnsi="Times New Roman" w:cs="Times New Roman"/>
-          <w:sz w:val="24"/>
-          <w:szCs w:val="24"/>
-          <w:lang w:val="en-US"/>
-        </w:rPr>
-        <w:t>REFERENCES Staff(StaffID),</w:t>
+        <w:t xml:space="preserve">    ADD CONSTRAINT FK_Res_CreatedBy FOREIGN KEY (CreatedByStaffID) REFERENCES Staff(StaffID),</w:t>
       </w:r>
     </w:p>
     <w:p>
@@ -9710,25 +9519,68 @@
           <w:rFonts w:ascii="Times New Roman" w:hAnsi="Times New Roman" w:cs="Times New Roman"/>
           <w:sz w:val="24"/>
           <w:szCs w:val="24"/>
-        </w:rPr>
-      </w:pPr>
-      <w:r>
-        <w:rPr>
-          <w:rFonts w:ascii="Times New Roman" w:hAnsi="Times New Roman" w:cs="Times New Roman"/>
-          <w:sz w:val="24"/>
-          <w:szCs w:val="24"/>
-          <w:lang w:val="en-US"/>
-        </w:rPr>
-        <w:t xml:space="preserve">    </w:t>
-      </w:r>
-      <w:r>
-        <w:rPr>
-          <w:rFonts w:ascii="Times New Roman" w:hAnsi="Times New Roman" w:cs="Times New Roman"/>
-          <w:sz w:val="24"/>
-          <w:szCs w:val="24"/>
-          <w:lang w:val="en-US"/>
-        </w:rPr>
-        <w:t>ADD CONSTRAINT FK_Res_Waiter FOREIGN KEY (AssignedWaiterID) REFERENCES Staff(StaffID);</w:t>
+          <w:lang w:val="en-US"/>
+        </w:rPr>
+      </w:pPr>
+      <w:r>
+        <w:rPr>
+          <w:rFonts w:ascii="Times New Roman" w:hAnsi="Times New Roman" w:cs="Times New Roman"/>
+          <w:sz w:val="24"/>
+          <w:szCs w:val="24"/>
+          <w:lang w:val="en-US"/>
+        </w:rPr>
+        <w:t xml:space="preserve">    ADD CONSTRAINT FK_Res_Waiter FOREIGN KEY (</w:t>
+      </w:r>
+      <w:proofErr w:type="spellStart"/>
+      <w:r>
+        <w:rPr>
+          <w:rFonts w:ascii="Times New Roman" w:hAnsi="Times New Roman" w:cs="Times New Roman"/>
+          <w:sz w:val="24"/>
+          <w:szCs w:val="24"/>
+          <w:lang w:val="en-US"/>
+        </w:rPr>
+        <w:t>AssignedWaiterID</w:t>
+      </w:r>
+      <w:proofErr w:type="spellEnd"/>
+      <w:r>
+        <w:rPr>
+          <w:rFonts w:ascii="Times New Roman" w:hAnsi="Times New Roman" w:cs="Times New Roman"/>
+          <w:sz w:val="24"/>
+          <w:szCs w:val="24"/>
+          <w:lang w:val="en-US"/>
+        </w:rPr>
+        <w:t xml:space="preserve">) REFERENCES </w:t>
+      </w:r>
+      <w:proofErr w:type="gramStart"/>
+      <w:r>
+        <w:rPr>
+          <w:rFonts w:ascii="Times New Roman" w:hAnsi="Times New Roman" w:cs="Times New Roman"/>
+          <w:sz w:val="24"/>
+          <w:szCs w:val="24"/>
+          <w:lang w:val="en-US"/>
+        </w:rPr>
+        <w:t>Staff(</w:t>
+      </w:r>
+      <w:proofErr w:type="spellStart"/>
+      <w:proofErr w:type="gramEnd"/>
+      <w:r>
+        <w:rPr>
+          <w:rFonts w:ascii="Times New Roman" w:hAnsi="Times New Roman" w:cs="Times New Roman"/>
+          <w:sz w:val="24"/>
+          <w:szCs w:val="24"/>
+          <w:lang w:val="en-US"/>
+        </w:rPr>
+        <w:t>StaffID</w:t>
+      </w:r>
+      <w:proofErr w:type="spellEnd"/>
+      <w:r>
+        <w:rPr>
+          <w:rFonts w:ascii="Times New Roman" w:hAnsi="Times New Roman" w:cs="Times New Roman"/>
+          <w:sz w:val="24"/>
+          <w:szCs w:val="24"/>
+          <w:lang w:val="en-US"/>
+        </w:rPr>
+        <w:t>);</w:t>
       </w:r>
     </w:p>
     <w:p>
@@ -9740,6 +9592,7 @@
           <w:rFonts w:ascii="Times New Roman" w:hAnsi="Times New Roman" w:cs="Times New Roman"/>
           <w:sz w:val="24"/>
           <w:szCs w:val="24"/>
+          <w:lang w:val="en-US"/>
         </w:rPr>
       </w:pPr>
     </w:p>
@@ -9763,8 +9616,21 @@
           <w:szCs w:val="24"/>
           <w:lang w:val="en-US"/>
         </w:rPr>
-        <w:t>CREATE TABLE OrderItems</w:t>
-      </w:r>
+        <w:t xml:space="preserve">CREATE TABLE </w:t>
+      </w:r>
+      <w:proofErr w:type="spellStart"/>
+      <w:r>
+        <w:rPr>
+          <w:rFonts w:ascii="Times New Roman" w:hAnsi="Times New Roman" w:cs="Times New Roman"/>
+          <w:b/>
+          <w:bCs/>
+          <w:sz w:val="24"/>
+          <w:szCs w:val="24"/>
+          <w:lang w:val="en-US"/>
+        </w:rPr>
+        <w:t>OrderItems</w:t>
+      </w:r>
+      <w:proofErr w:type="spellEnd"/>
       <w:r>
         <w:rPr>
           <w:rFonts w:ascii="Times New Roman" w:hAnsi="Times New Roman" w:cs="Times New Roman"/>
@@ -9816,25 +9682,7 @@
           <w:szCs w:val="24"/>
           <w:lang w:val="en-US"/>
         </w:rPr>
-        <w:t xml:space="preserve">    ReservationID</w:t>
-      </w:r>
-      <w:r>
-        <w:rPr>
-          <w:rFonts w:ascii="Times New Roman" w:hAnsi="Times New Roman" w:cs="Times New Roman"/>
-          <w:sz w:val="24"/>
-          <w:szCs w:val="24"/>
-          <w:lang w:val="en-US"/>
-        </w:rPr>
-        <w:t xml:space="preserve"> </w:t>
-      </w:r>
-      <w:r>
-        <w:rPr>
-          <w:rFonts w:ascii="Times New Roman" w:hAnsi="Times New Roman" w:cs="Times New Roman"/>
-          <w:sz w:val="24"/>
-          <w:szCs w:val="24"/>
-          <w:lang w:val="en-US"/>
-        </w:rPr>
-        <w:t>INTEGER NOT NULL,</w:t>
+        <w:t xml:space="preserve">    ReservationID INTEGER NOT NULL,</w:t>
       </w:r>
     </w:p>
     <w:p>
@@ -9856,25 +9704,7 @@
           <w:szCs w:val="24"/>
           <w:lang w:val="en-US"/>
         </w:rPr>
-        <w:t xml:space="preserve">    ItemID</w:t>
-      </w:r>
-      <w:r>
-        <w:rPr>
-          <w:rFonts w:ascii="Times New Roman" w:hAnsi="Times New Roman" w:cs="Times New Roman"/>
-          <w:sz w:val="24"/>
-          <w:szCs w:val="24"/>
-          <w:lang w:val="en-US"/>
-        </w:rPr>
-        <w:t xml:space="preserve"> </w:t>
-      </w:r>
-      <w:r>
-        <w:rPr>
-          <w:rFonts w:ascii="Times New Roman" w:hAnsi="Times New Roman" w:cs="Times New Roman"/>
-          <w:sz w:val="24"/>
-          <w:szCs w:val="24"/>
-          <w:lang w:val="en-US"/>
-        </w:rPr>
-        <w:t>INTEGER NOT NULL,</w:t>
+        <w:t xml:space="preserve">    ItemID INTEGER NOT NULL,</w:t>
       </w:r>
     </w:p>
     <w:p>
@@ -9896,25 +9726,7 @@
           <w:szCs w:val="24"/>
           <w:lang w:val="en-US"/>
         </w:rPr>
-        <w:t xml:space="preserve">    Quantity</w:t>
-      </w:r>
-      <w:r>
-        <w:rPr>
-          <w:rFonts w:ascii="Times New Roman" w:hAnsi="Times New Roman" w:cs="Times New Roman"/>
-          <w:sz w:val="24"/>
-          <w:szCs w:val="24"/>
-          <w:lang w:val="en-US"/>
-        </w:rPr>
-        <w:t xml:space="preserve"> </w:t>
-      </w:r>
-      <w:r>
-        <w:rPr>
-          <w:rFonts w:ascii="Times New Roman" w:hAnsi="Times New Roman" w:cs="Times New Roman"/>
-          <w:sz w:val="24"/>
-          <w:szCs w:val="24"/>
-          <w:lang w:val="en-US"/>
-        </w:rPr>
-        <w:t>INTEGER NOT NULL,</w:t>
+        <w:t xml:space="preserve">    Quantity INTEGER NOT NULL,</w:t>
       </w:r>
     </w:p>
     <w:p>
@@ -9936,25 +9748,8 @@
           <w:szCs w:val="24"/>
           <w:lang w:val="en-US"/>
         </w:rPr>
-        <w:t xml:space="preserve">    UnitPrice</w:t>
-      </w:r>
-      <w:r>
-        <w:rPr>
-          <w:rFonts w:ascii="Times New Roman" w:hAnsi="Times New Roman" w:cs="Times New Roman"/>
-          <w:sz w:val="24"/>
-          <w:szCs w:val="24"/>
-          <w:lang w:val="en-US"/>
-        </w:rPr>
-        <w:t xml:space="preserve"> </w:t>
-      </w:r>
-      <w:r>
-        <w:rPr>
-          <w:rFonts w:ascii="Times New Roman" w:hAnsi="Times New Roman" w:cs="Times New Roman"/>
-          <w:sz w:val="24"/>
-          <w:szCs w:val="24"/>
-          <w:lang w:val="en-US"/>
-        </w:rPr>
-        <w:t>DECIMAL(8,2) NOT NULL,</w:t>
+        <w:lastRenderedPageBreak/>
+        <w:t xml:space="preserve">    UnitPrice DECIMAL(8,2) NOT NULL,</w:t>
       </w:r>
     </w:p>
     <w:p>
@@ -9976,25 +9771,7 @@
           <w:szCs w:val="24"/>
           <w:lang w:val="en-US"/>
         </w:rPr>
-        <w:t xml:space="preserve">    SpecialRequests VARCHAR(100) NOT NULL DEFAULT '</w:t>
-      </w:r>
-      <w:r>
-        <w:rPr>
-          <w:rFonts w:ascii="Times New Roman" w:hAnsi="Times New Roman" w:cs="Times New Roman"/>
-          <w:sz w:val="24"/>
-          <w:szCs w:val="24"/>
-          <w:lang w:val="en-US"/>
-        </w:rPr>
-        <w:t>'</w:t>
-      </w:r>
-      <w:r>
-        <w:rPr>
-          <w:rFonts w:ascii="Times New Roman" w:hAnsi="Times New Roman" w:cs="Times New Roman"/>
-          <w:sz w:val="24"/>
-          <w:szCs w:val="24"/>
-          <w:lang w:val="en-US"/>
-        </w:rPr>
-        <w:t>,</w:t>
+        <w:t xml:space="preserve">    SpecialRequests VARCHAR(100) NOT NULL DEFAULT '',</w:t>
       </w:r>
     </w:p>
     <w:p>
@@ -10050,6 +9827,7 @@
           <w:rFonts w:ascii="Times New Roman" w:hAnsi="Times New Roman" w:cs="Times New Roman"/>
           <w:sz w:val="24"/>
           <w:szCs w:val="24"/>
+          <w:lang w:val="en-US"/>
         </w:rPr>
       </w:pPr>
       <w:r>
@@ -10080,8 +9858,19 @@
           <w:szCs w:val="24"/>
           <w:lang w:val="en-US"/>
         </w:rPr>
-        <w:t>ALTER TABLE OrderItems</w:t>
-      </w:r>
+        <w:t xml:space="preserve">ALTER TABLE </w:t>
+      </w:r>
+      <w:proofErr w:type="spellStart"/>
+      <w:r>
+        <w:rPr>
+          <w:rFonts w:ascii="Times New Roman" w:hAnsi="Times New Roman" w:cs="Times New Roman"/>
+          <w:sz w:val="24"/>
+          <w:szCs w:val="24"/>
+          <w:lang w:val="en-US"/>
+        </w:rPr>
+        <w:t>OrderItems</w:t>
+      </w:r>
+      <w:proofErr w:type="spellEnd"/>
     </w:p>
     <w:p>
       <w:pPr>
@@ -10136,6 +9925,7 @@
           <w:rFonts w:ascii="Times New Roman" w:hAnsi="Times New Roman" w:cs="Times New Roman"/>
           <w:sz w:val="24"/>
           <w:szCs w:val="24"/>
+          <w:lang w:val="en-US"/>
         </w:rPr>
       </w:pPr>
       <w:r>
@@ -10167,7 +9957,27 @@
           <w:szCs w:val="24"/>
           <w:lang w:val="en-US"/>
         </w:rPr>
-        <w:t xml:space="preserve">    ADD CONSTRAINT FK_Ord_Reserv FOREIGN KEY (ReservationID) REFERENCES Reservations(ReservationID),</w:t>
+        <w:t xml:space="preserve">    ADD CONSTRAINT FK_Ord_Reserv FOREIGN KEY (ReservationID) REFERENCES </w:t>
+      </w:r>
+      <w:proofErr w:type="gramStart"/>
+      <w:r>
+        <w:rPr>
+          <w:rFonts w:ascii="Times New Roman" w:hAnsi="Times New Roman" w:cs="Times New Roman"/>
+          <w:sz w:val="24"/>
+          <w:szCs w:val="24"/>
+          <w:lang w:val="en-US"/>
+        </w:rPr>
+        <w:t>Reservations(</w:t>
+      </w:r>
+      <w:proofErr w:type="gramEnd"/>
+      <w:r>
+        <w:rPr>
+          <w:rFonts w:ascii="Times New Roman" w:hAnsi="Times New Roman" w:cs="Times New Roman"/>
+          <w:sz w:val="24"/>
+          <w:szCs w:val="24"/>
+          <w:lang w:val="en-US"/>
+        </w:rPr>
+        <w:t>ReservationID),</w:t>
       </w:r>
     </w:p>
     <w:p>
@@ -10290,6 +10100,155 @@
 <file path=word/numbering.xml><?xml version="1.0" encoding="utf-8"?>
 <w:numbering xmlns:wpc="http://schemas.microsoft.com/office/word/2010/wordprocessingCanvas" xmlns:cx="http://schemas.microsoft.com/office/drawing/2014/chartex" xmlns:cx1="http://schemas.microsoft.com/office/drawing/2015/9/8/chartex" xmlns:cx2="http://schemas.microsoft.com/office/drawing/2015/10/21/chartex" xmlns:cx3="http://schemas.microsoft.com/office/drawing/2016/5/9/chartex" xmlns:cx4="http://schemas.microsoft.com/office/drawing/2016/5/10/chartex" xmlns:cx5="http://schemas.microsoft.com/office/drawing/2016/5/11/chartex" xmlns:cx6="http://schemas.microsoft.com/office/drawing/2016/5/12/chartex" xmlns:cx7="http://schemas.microsoft.com/office/drawing/2016/5/13/chartex" xmlns:cx8="http://schemas.microsoft.com/office/drawing/2016/5/14/chartex" xmlns:mc="http://schemas.openxmlformats.org/markup-compatibility/2006" xmlns:aink="http://schemas.microsoft.com/office/drawing/2016/ink" xmlns:am3d="http://schemas.microsoft.com/office/drawing/2017/model3d" xmlns:o="urn:schemas-microsoft-com:office:office" xmlns:oel="http://schemas.microsoft.com/office/2019/extlst" xmlns:r="http://schemas.openxmlformats.org/officeDocument/2006/relationships" xmlns:m="http://schemas.openxmlformats.org/officeDocument/2006/math" xmlns:v="urn:schemas-microsoft-com:vml" xmlns:wp14="http://schemas.microsoft.com/office/word/2010/wordprocessingDrawing" xmlns:wp="http://schemas.openxmlformats.org/drawingml/2006/wordprocessingDrawing" xmlns:w10="urn:schemas-microsoft-com:office:word" xmlns:w="http://schemas.openxmlformats.org/wordprocessingml/2006/main" xmlns:w14="http://schemas.microsoft.com/office/word/2010/wordml" xmlns:w15="http://schemas.microsoft.com/office/word/2012/wordml" xmlns:w16cei="http://schemas.microsoft.com/office/word/2026/wordml/cei" xmlns:w16cex="http://schemas.microsoft.com/office/word/2018/wordml/cex" xmlns:w16cid="http://schemas.microsoft.com/office/word/2016/wordml/cid" xmlns:w16="http://schemas.microsoft.com/office/word/2018/wordml" xmlns:w16du="http://schemas.microsoft.com/office/word/2023/wordml/word16du" xmlns:w16sdtdh="http://schemas.microsoft.com/office/word/2020/wordml/sdtdatahash" xmlns:w16sdtfl="http://schemas.microsoft.com/office/word/2024/wordml/sdtformatlock" xmlns:w16se="http://schemas.microsoft.com/office/word/2015/wordml/symex" xmlns:wpg="http://schemas.microsoft.com/office/word/2010/wordprocessingGroup" xmlns:wpi="http://schemas.microsoft.com/office/word/2010/wordprocessingInk" xmlns:wne="http://schemas.microsoft.com/office/word/2006/wordml" xmlns:wps="http://schemas.microsoft.com/office/word/2010/wordprocessingShape" mc:Ignorable="w14 w15 w16se w16cid w16 w16cex w16sdtdh w16sdtfl w16du wp14">
   <w:abstractNum w:abstractNumId="0" w15:restartNumberingAfterBreak="0">
+    <w:nsid w:val="00317DA3"/>
+    <w:multiLevelType w:val="multilevel"/>
+    <w:tmpl w:val="7A0A51BC"/>
+    <w:lvl w:ilvl="0">
+      <w:numFmt w:val="bullet"/>
+      <w:lvlText w:val="–"/>
+      <w:lvlJc w:val="left"/>
+      <w:pPr>
+        <w:tabs>
+          <w:tab w:val="num" w:pos="720"/>
+        </w:tabs>
+        <w:ind w:left="720" w:hanging="360"/>
+      </w:pPr>
+      <w:rPr>
+        <w:rFonts w:ascii="Times New Roman" w:eastAsiaTheme="minorHAnsi" w:hAnsi="Times New Roman" w:cs="Times New Roman" w:hint="default"/>
+        <w:sz w:val="28"/>
+        <w:szCs w:val="28"/>
+      </w:rPr>
+    </w:lvl>
+    <w:lvl w:ilvl="1" w:tentative="1">
+      <w:start w:val="1"/>
+      <w:numFmt w:val="bullet"/>
+      <w:lvlText w:val=""/>
+      <w:lvlJc w:val="left"/>
+      <w:pPr>
+        <w:tabs>
+          <w:tab w:val="num" w:pos="1440"/>
+        </w:tabs>
+        <w:ind w:left="1440" w:hanging="360"/>
+      </w:pPr>
+      <w:rPr>
+        <w:rFonts w:ascii="Symbol" w:hAnsi="Symbol" w:hint="default"/>
+        <w:sz w:val="20"/>
+      </w:rPr>
+    </w:lvl>
+    <w:lvl w:ilvl="2" w:tentative="1">
+      <w:start w:val="1"/>
+      <w:numFmt w:val="bullet"/>
+      <w:lvlText w:val=""/>
+      <w:lvlJc w:val="left"/>
+      <w:pPr>
+        <w:tabs>
+          <w:tab w:val="num" w:pos="2160"/>
+        </w:tabs>
+        <w:ind w:left="2160" w:hanging="360"/>
+      </w:pPr>
+      <w:rPr>
+        <w:rFonts w:ascii="Symbol" w:hAnsi="Symbol" w:hint="default"/>
+        <w:sz w:val="20"/>
+      </w:rPr>
+    </w:lvl>
+    <w:lvl w:ilvl="3" w:tentative="1">
+      <w:start w:val="1"/>
+      <w:numFmt w:val="bullet"/>
+      <w:lvlText w:val=""/>
+      <w:lvlJc w:val="left"/>
+      <w:pPr>
+        <w:tabs>
+          <w:tab w:val="num" w:pos="2880"/>
+        </w:tabs>
+        <w:ind w:left="2880" w:hanging="360"/>
+      </w:pPr>
+      <w:rPr>
+        <w:rFonts w:ascii="Symbol" w:hAnsi="Symbol" w:hint="default"/>
+        <w:sz w:val="20"/>
+      </w:rPr>
+    </w:lvl>
+    <w:lvl w:ilvl="4" w:tentative="1">
+      <w:start w:val="1"/>
+      <w:numFmt w:val="bullet"/>
+      <w:lvlText w:val=""/>
+      <w:lvlJc w:val="left"/>
+      <w:pPr>
+        <w:tabs>
+          <w:tab w:val="num" w:pos="3600"/>
+        </w:tabs>
+        <w:ind w:left="3600" w:hanging="360"/>
+      </w:pPr>
+      <w:rPr>
+        <w:rFonts w:ascii="Symbol" w:hAnsi="Symbol" w:hint="default"/>
+        <w:sz w:val="20"/>
+      </w:rPr>
+    </w:lvl>
+    <w:lvl w:ilvl="5" w:tentative="1">
+      <w:start w:val="1"/>
+      <w:numFmt w:val="bullet"/>
+      <w:lvlText w:val=""/>
+      <w:lvlJc w:val="left"/>
+      <w:pPr>
+        <w:tabs>
+          <w:tab w:val="num" w:pos="4320"/>
+        </w:tabs>
+        <w:ind w:left="4320" w:hanging="360"/>
+      </w:pPr>
+      <w:rPr>
+        <w:rFonts w:ascii="Symbol" w:hAnsi="Symbol" w:hint="default"/>
+        <w:sz w:val="20"/>
+      </w:rPr>
+    </w:lvl>
+    <w:lvl w:ilvl="6" w:tentative="1">
+      <w:start w:val="1"/>
+      <w:numFmt w:val="bullet"/>
+      <w:lvlText w:val=""/>
+      <w:lvlJc w:val="left"/>
+      <w:pPr>
+        <w:tabs>
+          <w:tab w:val="num" w:pos="5040"/>
+        </w:tabs>
+        <w:ind w:left="5040" w:hanging="360"/>
+      </w:pPr>
+      <w:rPr>
+        <w:rFonts w:ascii="Symbol" w:hAnsi="Symbol" w:hint="default"/>
+        <w:sz w:val="20"/>
+      </w:rPr>
+    </w:lvl>
+    <w:lvl w:ilvl="7" w:tentative="1">
+      <w:start w:val="1"/>
+      <w:numFmt w:val="bullet"/>
+      <w:lvlText w:val=""/>
+      <w:lvlJc w:val="left"/>
+      <w:pPr>
+        <w:tabs>
+          <w:tab w:val="num" w:pos="5760"/>
+        </w:tabs>
+        <w:ind w:left="5760" w:hanging="360"/>
+      </w:pPr>
+      <w:rPr>
+        <w:rFonts w:ascii="Symbol" w:hAnsi="Symbol" w:hint="default"/>
+        <w:sz w:val="20"/>
+      </w:rPr>
+    </w:lvl>
+    <w:lvl w:ilvl="8" w:tentative="1">
+      <w:start w:val="1"/>
+      <w:numFmt w:val="bullet"/>
+      <w:lvlText w:val=""/>
+      <w:lvlJc w:val="left"/>
+      <w:pPr>
+        <w:tabs>
+          <w:tab w:val="num" w:pos="6480"/>
+        </w:tabs>
+        <w:ind w:left="6480" w:hanging="360"/>
+      </w:pPr>
+      <w:rPr>
+        <w:rFonts w:ascii="Symbol" w:hAnsi="Symbol" w:hint="default"/>
+        <w:sz w:val="20"/>
+      </w:rPr>
+    </w:lvl>
+  </w:abstractNum>
+  <w:abstractNum w:abstractNumId="1" w15:restartNumberingAfterBreak="0">
     <w:nsid w:val="07E92796"/>
     <w:multiLevelType w:val="multilevel"/>
     <w:tmpl w:val="D97023C8"/>
@@ -10438,10 +10397,10 @@
       </w:rPr>
     </w:lvl>
   </w:abstractNum>
-  <w:abstractNum w:abstractNumId="1" w15:restartNumberingAfterBreak="0">
-    <w:nsid w:val="15715614"/>
+  <w:abstractNum w:abstractNumId="2" w15:restartNumberingAfterBreak="0">
+    <w:nsid w:val="0D360088"/>
     <w:multiLevelType w:val="multilevel"/>
-    <w:tmpl w:val="21B0E322"/>
+    <w:tmpl w:val="FFB0B91A"/>
     <w:lvl w:ilvl="0">
       <w:start w:val="1"/>
       <w:numFmt w:val="bullet"/>
@@ -10587,7 +10546,156 @@
       </w:rPr>
     </w:lvl>
   </w:abstractNum>
-  <w:abstractNum w:abstractNumId="2" w15:restartNumberingAfterBreak="0">
+  <w:abstractNum w:abstractNumId="3" w15:restartNumberingAfterBreak="0">
+    <w:nsid w:val="15715614"/>
+    <w:multiLevelType w:val="multilevel"/>
+    <w:tmpl w:val="21B0E322"/>
+    <w:lvl w:ilvl="0">
+      <w:start w:val="1"/>
+      <w:numFmt w:val="bullet"/>
+      <w:lvlText w:val=""/>
+      <w:lvlJc w:val="left"/>
+      <w:pPr>
+        <w:tabs>
+          <w:tab w:val="num" w:pos="720"/>
+        </w:tabs>
+        <w:ind w:left="720" w:hanging="360"/>
+      </w:pPr>
+      <w:rPr>
+        <w:rFonts w:ascii="Symbol" w:hAnsi="Symbol" w:hint="default"/>
+        <w:sz w:val="20"/>
+      </w:rPr>
+    </w:lvl>
+    <w:lvl w:ilvl="1" w:tentative="1">
+      <w:start w:val="1"/>
+      <w:numFmt w:val="bullet"/>
+      <w:lvlText w:val=""/>
+      <w:lvlJc w:val="left"/>
+      <w:pPr>
+        <w:tabs>
+          <w:tab w:val="num" w:pos="1440"/>
+        </w:tabs>
+        <w:ind w:left="1440" w:hanging="360"/>
+      </w:pPr>
+      <w:rPr>
+        <w:rFonts w:ascii="Symbol" w:hAnsi="Symbol" w:hint="default"/>
+        <w:sz w:val="20"/>
+      </w:rPr>
+    </w:lvl>
+    <w:lvl w:ilvl="2" w:tentative="1">
+      <w:start w:val="1"/>
+      <w:numFmt w:val="bullet"/>
+      <w:lvlText w:val=""/>
+      <w:lvlJc w:val="left"/>
+      <w:pPr>
+        <w:tabs>
+          <w:tab w:val="num" w:pos="2160"/>
+        </w:tabs>
+        <w:ind w:left="2160" w:hanging="360"/>
+      </w:pPr>
+      <w:rPr>
+        <w:rFonts w:ascii="Symbol" w:hAnsi="Symbol" w:hint="default"/>
+        <w:sz w:val="20"/>
+      </w:rPr>
+    </w:lvl>
+    <w:lvl w:ilvl="3" w:tentative="1">
+      <w:start w:val="1"/>
+      <w:numFmt w:val="bullet"/>
+      <w:lvlText w:val=""/>
+      <w:lvlJc w:val="left"/>
+      <w:pPr>
+        <w:tabs>
+          <w:tab w:val="num" w:pos="2880"/>
+        </w:tabs>
+        <w:ind w:left="2880" w:hanging="360"/>
+      </w:pPr>
+      <w:rPr>
+        <w:rFonts w:ascii="Symbol" w:hAnsi="Symbol" w:hint="default"/>
+        <w:sz w:val="20"/>
+      </w:rPr>
+    </w:lvl>
+    <w:lvl w:ilvl="4" w:tentative="1">
+      <w:start w:val="1"/>
+      <w:numFmt w:val="bullet"/>
+      <w:lvlText w:val=""/>
+      <w:lvlJc w:val="left"/>
+      <w:pPr>
+        <w:tabs>
+          <w:tab w:val="num" w:pos="3600"/>
+        </w:tabs>
+        <w:ind w:left="3600" w:hanging="360"/>
+      </w:pPr>
+      <w:rPr>
+        <w:rFonts w:ascii="Symbol" w:hAnsi="Symbol" w:hint="default"/>
+        <w:sz w:val="20"/>
+      </w:rPr>
+    </w:lvl>
+    <w:lvl w:ilvl="5" w:tentative="1">
+      <w:start w:val="1"/>
+      <w:numFmt w:val="bullet"/>
+      <w:lvlText w:val=""/>
+      <w:lvlJc w:val="left"/>
+      <w:pPr>
+        <w:tabs>
+          <w:tab w:val="num" w:pos="4320"/>
+        </w:tabs>
+        <w:ind w:left="4320" w:hanging="360"/>
+      </w:pPr>
+      <w:rPr>
+        <w:rFonts w:ascii="Symbol" w:hAnsi="Symbol" w:hint="default"/>
+        <w:sz w:val="20"/>
+      </w:rPr>
+    </w:lvl>
+    <w:lvl w:ilvl="6" w:tentative="1">
+      <w:start w:val="1"/>
+      <w:numFmt w:val="bullet"/>
+      <w:lvlText w:val=""/>
+      <w:lvlJc w:val="left"/>
+      <w:pPr>
+        <w:tabs>
+          <w:tab w:val="num" w:pos="5040"/>
+        </w:tabs>
+        <w:ind w:left="5040" w:hanging="360"/>
+      </w:pPr>
+      <w:rPr>
+        <w:rFonts w:ascii="Symbol" w:hAnsi="Symbol" w:hint="default"/>
+        <w:sz w:val="20"/>
+      </w:rPr>
+    </w:lvl>
+    <w:lvl w:ilvl="7" w:tentative="1">
+      <w:start w:val="1"/>
+      <w:numFmt w:val="bullet"/>
+      <w:lvlText w:val=""/>
+      <w:lvlJc w:val="left"/>
+      <w:pPr>
+        <w:tabs>
+          <w:tab w:val="num" w:pos="5760"/>
+        </w:tabs>
+        <w:ind w:left="5760" w:hanging="360"/>
+      </w:pPr>
+      <w:rPr>
+        <w:rFonts w:ascii="Symbol" w:hAnsi="Symbol" w:hint="default"/>
+        <w:sz w:val="20"/>
+      </w:rPr>
+    </w:lvl>
+    <w:lvl w:ilvl="8" w:tentative="1">
+      <w:start w:val="1"/>
+      <w:numFmt w:val="bullet"/>
+      <w:lvlText w:val=""/>
+      <w:lvlJc w:val="left"/>
+      <w:pPr>
+        <w:tabs>
+          <w:tab w:val="num" w:pos="6480"/>
+        </w:tabs>
+        <w:ind w:left="6480" w:hanging="360"/>
+      </w:pPr>
+      <w:rPr>
+        <w:rFonts w:ascii="Symbol" w:hAnsi="Symbol" w:hint="default"/>
+        <w:sz w:val="20"/>
+      </w:rPr>
+    </w:lvl>
+  </w:abstractNum>
+  <w:abstractNum w:abstractNumId="4" w15:restartNumberingAfterBreak="0">
     <w:nsid w:val="22D44D52"/>
     <w:multiLevelType w:val="hybridMultilevel"/>
     <w:tmpl w:val="F7E81CF2"/>
@@ -10678,7 +10786,7 @@
       </w:pPr>
     </w:lvl>
   </w:abstractNum>
-  <w:abstractNum w:abstractNumId="3" w15:restartNumberingAfterBreak="0">
+  <w:abstractNum w:abstractNumId="5" w15:restartNumberingAfterBreak="0">
     <w:nsid w:val="30F2007B"/>
     <w:multiLevelType w:val="hybridMultilevel"/>
     <w:tmpl w:val="6BE815BA"/>
@@ -10769,7 +10877,7 @@
       </w:pPr>
     </w:lvl>
   </w:abstractNum>
-  <w:abstractNum w:abstractNumId="4" w15:restartNumberingAfterBreak="0">
+  <w:abstractNum w:abstractNumId="6" w15:restartNumberingAfterBreak="0">
     <w:nsid w:val="389E3FF6"/>
     <w:multiLevelType w:val="hybridMultilevel"/>
     <w:tmpl w:val="9860006E"/>
@@ -10881,7 +10989,7 @@
       </w:rPr>
     </w:lvl>
   </w:abstractNum>
-  <w:abstractNum w:abstractNumId="5" w15:restartNumberingAfterBreak="0">
+  <w:abstractNum w:abstractNumId="7" w15:restartNumberingAfterBreak="0">
     <w:nsid w:val="4AB3781B"/>
     <w:multiLevelType w:val="multilevel"/>
     <w:tmpl w:val="EAC2AB4E"/>
@@ -11030,7 +11138,7 @@
       </w:rPr>
     </w:lvl>
   </w:abstractNum>
-  <w:abstractNum w:abstractNumId="6" w15:restartNumberingAfterBreak="0">
+  <w:abstractNum w:abstractNumId="8" w15:restartNumberingAfterBreak="0">
     <w:nsid w:val="4CF46D49"/>
     <w:multiLevelType w:val="hybridMultilevel"/>
     <w:tmpl w:val="C7E65B08"/>
@@ -11142,10 +11250,10 @@
       </w:rPr>
     </w:lvl>
   </w:abstractNum>
-  <w:abstractNum w:abstractNumId="7" w15:restartNumberingAfterBreak="0">
-    <w:nsid w:val="6D9E261E"/>
+  <w:abstractNum w:abstractNumId="9" w15:restartNumberingAfterBreak="0">
+    <w:nsid w:val="511D1129"/>
     <w:multiLevelType w:val="multilevel"/>
-    <w:tmpl w:val="1F320EDE"/>
+    <w:tmpl w:val="1F545680"/>
     <w:lvl w:ilvl="0">
       <w:start w:val="1"/>
       <w:numFmt w:val="bullet"/>
@@ -11291,10 +11399,10 @@
       </w:rPr>
     </w:lvl>
   </w:abstractNum>
-  <w:abstractNum w:abstractNumId="8" w15:restartNumberingAfterBreak="0">
-    <w:nsid w:val="6ECA025B"/>
+  <w:abstractNum w:abstractNumId="10" w15:restartNumberingAfterBreak="0">
+    <w:nsid w:val="6D9E261E"/>
     <w:multiLevelType w:val="multilevel"/>
-    <w:tmpl w:val="3E046A66"/>
+    <w:tmpl w:val="1F320EDE"/>
     <w:lvl w:ilvl="0">
       <w:start w:val="1"/>
       <w:numFmt w:val="bullet"/>
@@ -11440,7 +11548,156 @@
       </w:rPr>
     </w:lvl>
   </w:abstractNum>
-  <w:abstractNum w:abstractNumId="9" w15:restartNumberingAfterBreak="0">
+  <w:abstractNum w:abstractNumId="11" w15:restartNumberingAfterBreak="0">
+    <w:nsid w:val="6ECA025B"/>
+    <w:multiLevelType w:val="multilevel"/>
+    <w:tmpl w:val="3E046A66"/>
+    <w:lvl w:ilvl="0">
+      <w:start w:val="1"/>
+      <w:numFmt w:val="bullet"/>
+      <w:lvlText w:val=""/>
+      <w:lvlJc w:val="left"/>
+      <w:pPr>
+        <w:tabs>
+          <w:tab w:val="num" w:pos="720"/>
+        </w:tabs>
+        <w:ind w:left="720" w:hanging="360"/>
+      </w:pPr>
+      <w:rPr>
+        <w:rFonts w:ascii="Symbol" w:hAnsi="Symbol" w:hint="default"/>
+        <w:sz w:val="20"/>
+      </w:rPr>
+    </w:lvl>
+    <w:lvl w:ilvl="1" w:tentative="1">
+      <w:start w:val="1"/>
+      <w:numFmt w:val="bullet"/>
+      <w:lvlText w:val=""/>
+      <w:lvlJc w:val="left"/>
+      <w:pPr>
+        <w:tabs>
+          <w:tab w:val="num" w:pos="1440"/>
+        </w:tabs>
+        <w:ind w:left="1440" w:hanging="360"/>
+      </w:pPr>
+      <w:rPr>
+        <w:rFonts w:ascii="Symbol" w:hAnsi="Symbol" w:hint="default"/>
+        <w:sz w:val="20"/>
+      </w:rPr>
+    </w:lvl>
+    <w:lvl w:ilvl="2" w:tentative="1">
+      <w:start w:val="1"/>
+      <w:numFmt w:val="bullet"/>
+      <w:lvlText w:val=""/>
+      <w:lvlJc w:val="left"/>
+      <w:pPr>
+        <w:tabs>
+          <w:tab w:val="num" w:pos="2160"/>
+        </w:tabs>
+        <w:ind w:left="2160" w:hanging="360"/>
+      </w:pPr>
+      <w:rPr>
+        <w:rFonts w:ascii="Symbol" w:hAnsi="Symbol" w:hint="default"/>
+        <w:sz w:val="20"/>
+      </w:rPr>
+    </w:lvl>
+    <w:lvl w:ilvl="3" w:tentative="1">
+      <w:start w:val="1"/>
+      <w:numFmt w:val="bullet"/>
+      <w:lvlText w:val=""/>
+      <w:lvlJc w:val="left"/>
+      <w:pPr>
+        <w:tabs>
+          <w:tab w:val="num" w:pos="2880"/>
+        </w:tabs>
+        <w:ind w:left="2880" w:hanging="360"/>
+      </w:pPr>
+      <w:rPr>
+        <w:rFonts w:ascii="Symbol" w:hAnsi="Symbol" w:hint="default"/>
+        <w:sz w:val="20"/>
+      </w:rPr>
+    </w:lvl>
+    <w:lvl w:ilvl="4" w:tentative="1">
+      <w:start w:val="1"/>
+      <w:numFmt w:val="bullet"/>
+      <w:lvlText w:val=""/>
+      <w:lvlJc w:val="left"/>
+      <w:pPr>
+        <w:tabs>
+          <w:tab w:val="num" w:pos="3600"/>
+        </w:tabs>
+        <w:ind w:left="3600" w:hanging="360"/>
+      </w:pPr>
+      <w:rPr>
+        <w:rFonts w:ascii="Symbol" w:hAnsi="Symbol" w:hint="default"/>
+        <w:sz w:val="20"/>
+      </w:rPr>
+    </w:lvl>
+    <w:lvl w:ilvl="5" w:tentative="1">
+      <w:start w:val="1"/>
+      <w:numFmt w:val="bullet"/>
+      <w:lvlText w:val=""/>
+      <w:lvlJc w:val="left"/>
+      <w:pPr>
+        <w:tabs>
+          <w:tab w:val="num" w:pos="4320"/>
+        </w:tabs>
+        <w:ind w:left="4320" w:hanging="360"/>
+      </w:pPr>
+      <w:rPr>
+        <w:rFonts w:ascii="Symbol" w:hAnsi="Symbol" w:hint="default"/>
+        <w:sz w:val="20"/>
+      </w:rPr>
+    </w:lvl>
+    <w:lvl w:ilvl="6" w:tentative="1">
+      <w:start w:val="1"/>
+      <w:numFmt w:val="bullet"/>
+      <w:lvlText w:val=""/>
+      <w:lvlJc w:val="left"/>
+      <w:pPr>
+        <w:tabs>
+          <w:tab w:val="num" w:pos="5040"/>
+        </w:tabs>
+        <w:ind w:left="5040" w:hanging="360"/>
+      </w:pPr>
+      <w:rPr>
+        <w:rFonts w:ascii="Symbol" w:hAnsi="Symbol" w:hint="default"/>
+        <w:sz w:val="20"/>
+      </w:rPr>
+    </w:lvl>
+    <w:lvl w:ilvl="7" w:tentative="1">
+      <w:start w:val="1"/>
+      <w:numFmt w:val="bullet"/>
+      <w:lvlText w:val=""/>
+      <w:lvlJc w:val="left"/>
+      <w:pPr>
+        <w:tabs>
+          <w:tab w:val="num" w:pos="5760"/>
+        </w:tabs>
+        <w:ind w:left="5760" w:hanging="360"/>
+      </w:pPr>
+      <w:rPr>
+        <w:rFonts w:ascii="Symbol" w:hAnsi="Symbol" w:hint="default"/>
+        <w:sz w:val="20"/>
+      </w:rPr>
+    </w:lvl>
+    <w:lvl w:ilvl="8" w:tentative="1">
+      <w:start w:val="1"/>
+      <w:numFmt w:val="bullet"/>
+      <w:lvlText w:val=""/>
+      <w:lvlJc w:val="left"/>
+      <w:pPr>
+        <w:tabs>
+          <w:tab w:val="num" w:pos="6480"/>
+        </w:tabs>
+        <w:ind w:left="6480" w:hanging="360"/>
+      </w:pPr>
+      <w:rPr>
+        <w:rFonts w:ascii="Symbol" w:hAnsi="Symbol" w:hint="default"/>
+        <w:sz w:val="20"/>
+      </w:rPr>
+    </w:lvl>
+  </w:abstractNum>
+  <w:abstractNum w:abstractNumId="12" w15:restartNumberingAfterBreak="0">
     <w:nsid w:val="6F1677FB"/>
     <w:multiLevelType w:val="hybridMultilevel"/>
     <w:tmpl w:val="2C6A5E34"/>
@@ -11529,7 +11786,7 @@
       </w:pPr>
     </w:lvl>
   </w:abstractNum>
-  <w:abstractNum w:abstractNumId="10" w15:restartNumberingAfterBreak="0">
+  <w:abstractNum w:abstractNumId="13" w15:restartNumberingAfterBreak="0">
     <w:nsid w:val="7C911B89"/>
     <w:multiLevelType w:val="hybridMultilevel"/>
     <w:tmpl w:val="277C0612"/>
@@ -11642,37 +11899,46 @@
     </w:lvl>
   </w:abstractNum>
   <w:num w:numId="1" w16cid:durableId="1661956759">
+    <w:abstractNumId w:val="12"/>
+  </w:num>
+  <w:num w:numId="2" w16cid:durableId="567811101">
+    <w:abstractNumId w:val="5"/>
+  </w:num>
+  <w:num w:numId="3" w16cid:durableId="210925734">
+    <w:abstractNumId w:val="6"/>
+  </w:num>
+  <w:num w:numId="4" w16cid:durableId="1984311759">
+    <w:abstractNumId w:val="13"/>
+  </w:num>
+  <w:num w:numId="5" w16cid:durableId="427966316">
+    <w:abstractNumId w:val="8"/>
+  </w:num>
+  <w:num w:numId="6" w16cid:durableId="2041468526">
+    <w:abstractNumId w:val="4"/>
+  </w:num>
+  <w:num w:numId="7" w16cid:durableId="1522744497">
+    <w:abstractNumId w:val="10"/>
+  </w:num>
+  <w:num w:numId="8" w16cid:durableId="430972375">
+    <w:abstractNumId w:val="3"/>
+  </w:num>
+  <w:num w:numId="9" w16cid:durableId="448941398">
+    <w:abstractNumId w:val="11"/>
+  </w:num>
+  <w:num w:numId="10" w16cid:durableId="363755708">
+    <w:abstractNumId w:val="1"/>
+  </w:num>
+  <w:num w:numId="11" w16cid:durableId="831067289">
+    <w:abstractNumId w:val="7"/>
+  </w:num>
+  <w:num w:numId="12" w16cid:durableId="2085948923">
     <w:abstractNumId w:val="9"/>
   </w:num>
-  <w:num w:numId="2" w16cid:durableId="567811101">
-    <w:abstractNumId w:val="3"/>
-  </w:num>
-  <w:num w:numId="3" w16cid:durableId="210925734">
-    <w:abstractNumId w:val="4"/>
-  </w:num>
-  <w:num w:numId="4" w16cid:durableId="1984311759">
-    <w:abstractNumId w:val="10"/>
-  </w:num>
-  <w:num w:numId="5" w16cid:durableId="427966316">
-    <w:abstractNumId w:val="6"/>
-  </w:num>
-  <w:num w:numId="6" w16cid:durableId="2041468526">
-    <w:abstractNumId w:val="2"/>
-  </w:num>
-  <w:num w:numId="7" w16cid:durableId="1522744497">
-    <w:abstractNumId w:val="7"/>
-  </w:num>
-  <w:num w:numId="8" w16cid:durableId="430972375">
-    <w:abstractNumId w:val="1"/>
-  </w:num>
-  <w:num w:numId="9" w16cid:durableId="448941398">
-    <w:abstractNumId w:val="8"/>
-  </w:num>
-  <w:num w:numId="10" w16cid:durableId="363755708">
+  <w:num w:numId="13" w16cid:durableId="400063485">
     <w:abstractNumId w:val="0"/>
   </w:num>
-  <w:num w:numId="11" w16cid:durableId="831067289">
-    <w:abstractNumId w:val="5"/>
+  <w:num w:numId="14" w16cid:durableId="1749695885">
+    <w:abstractNumId w:val="2"/>
   </w:num>
 </w:numbering>
 </file>
@@ -12639,6 +12905,17 @@
       <w:szCs w:val="20"/>
     </w:rPr>
   </w:style>
+  <w:style w:type="character" w:styleId="ac">
+    <w:name w:val="Strong"/>
+    <w:basedOn w:val="a0"/>
+    <w:uiPriority w:val="22"/>
+    <w:qFormat/>
+    <w:rsid w:val="006853DA"/>
+    <w:rPr>
+      <w:b/>
+      <w:bCs/>
+    </w:rPr>
+  </w:style>
 </w:styles>
 </file>
 

--- a/db_normalization_2/ПРОЕКТИРОВАНИЕ БАЗЫ ДАННЫХ.docx
+++ b/db_normalization_2/ПРОЕКТИРОВАНИЕ БАЗЫ ДАННЫХ.docx
@@ -949,13 +949,23 @@
         </w:rPr>
         <w:t xml:space="preserve">: </w:t>
       </w:r>
-      <w:r>
-        <w:rPr>
-          <w:rFonts w:ascii="Times New Roman" w:hAnsi="Times New Roman" w:cs="Times New Roman"/>
-          <w:sz w:val="28"/>
-          <w:szCs w:val="28"/>
-        </w:rPr>
-        <w:t>VARCHAR(100), NOT NUL</w:t>
+      <w:proofErr w:type="gramStart"/>
+      <w:r>
+        <w:rPr>
+          <w:rFonts w:ascii="Times New Roman" w:hAnsi="Times New Roman" w:cs="Times New Roman"/>
+          <w:sz w:val="28"/>
+          <w:szCs w:val="28"/>
+        </w:rPr>
+        <w:t>VARCHAR(</w:t>
+      </w:r>
+      <w:proofErr w:type="gramEnd"/>
+      <w:r>
+        <w:rPr>
+          <w:rFonts w:ascii="Times New Roman" w:hAnsi="Times New Roman" w:cs="Times New Roman"/>
+          <w:sz w:val="28"/>
+          <w:szCs w:val="28"/>
+        </w:rPr>
+        <w:t>100), NOT NUL</w:t>
       </w:r>
       <w:r>
         <w:rPr>
@@ -1006,13 +1016,23 @@
         </w:rPr>
         <w:t xml:space="preserve">: </w:t>
       </w:r>
-      <w:r>
-        <w:rPr>
-          <w:rFonts w:ascii="Times New Roman" w:hAnsi="Times New Roman" w:cs="Times New Roman"/>
-          <w:sz w:val="28"/>
-          <w:szCs w:val="28"/>
-        </w:rPr>
-        <w:t>VARCHAR(100), NOT NUL</w:t>
+      <w:proofErr w:type="gramStart"/>
+      <w:r>
+        <w:rPr>
+          <w:rFonts w:ascii="Times New Roman" w:hAnsi="Times New Roman" w:cs="Times New Roman"/>
+          <w:sz w:val="28"/>
+          <w:szCs w:val="28"/>
+        </w:rPr>
+        <w:t>VARCHAR(</w:t>
+      </w:r>
+      <w:proofErr w:type="gramEnd"/>
+      <w:r>
+        <w:rPr>
+          <w:rFonts w:ascii="Times New Roman" w:hAnsi="Times New Roman" w:cs="Times New Roman"/>
+          <w:sz w:val="28"/>
+          <w:szCs w:val="28"/>
+        </w:rPr>
+        <w:t>100), NOT NUL</w:t>
       </w:r>
       <w:r>
         <w:rPr>
@@ -1076,14 +1096,25 @@
         </w:rPr>
         <w:t xml:space="preserve"> </w:t>
       </w:r>
-      <w:r>
-        <w:rPr>
-          <w:rFonts w:ascii="Times New Roman" w:hAnsi="Times New Roman" w:cs="Times New Roman"/>
-          <w:sz w:val="28"/>
-          <w:szCs w:val="28"/>
-          <w:lang w:val="en-US"/>
-        </w:rPr>
-        <w:t>VARCHAR(20), NOT NUL</w:t>
+      <w:proofErr w:type="gramStart"/>
+      <w:r>
+        <w:rPr>
+          <w:rFonts w:ascii="Times New Roman" w:hAnsi="Times New Roman" w:cs="Times New Roman"/>
+          <w:sz w:val="28"/>
+          <w:szCs w:val="28"/>
+          <w:lang w:val="en-US"/>
+        </w:rPr>
+        <w:t>VARCHAR(</w:t>
+      </w:r>
+      <w:proofErr w:type="gramEnd"/>
+      <w:r>
+        <w:rPr>
+          <w:rFonts w:ascii="Times New Roman" w:hAnsi="Times New Roman" w:cs="Times New Roman"/>
+          <w:sz w:val="28"/>
+          <w:szCs w:val="28"/>
+          <w:lang w:val="en-US"/>
+        </w:rPr>
+        <w:t>20), NOT NUL</w:t>
       </w:r>
       <w:r>
         <w:rPr>
@@ -1142,13 +1173,23 @@
         </w:rPr>
         <w:t xml:space="preserve">: </w:t>
       </w:r>
-      <w:r>
-        <w:rPr>
-          <w:rFonts w:ascii="Times New Roman" w:hAnsi="Times New Roman" w:cs="Times New Roman"/>
-          <w:sz w:val="28"/>
-          <w:szCs w:val="28"/>
-        </w:rPr>
-        <w:t>VARCHAR(255), UNIQUE</w:t>
+      <w:proofErr w:type="gramStart"/>
+      <w:r>
+        <w:rPr>
+          <w:rFonts w:ascii="Times New Roman" w:hAnsi="Times New Roman" w:cs="Times New Roman"/>
+          <w:sz w:val="28"/>
+          <w:szCs w:val="28"/>
+        </w:rPr>
+        <w:t>VARCHAR(</w:t>
+      </w:r>
+      <w:proofErr w:type="gramEnd"/>
+      <w:r>
+        <w:rPr>
+          <w:rFonts w:ascii="Times New Roman" w:hAnsi="Times New Roman" w:cs="Times New Roman"/>
+          <w:sz w:val="28"/>
+          <w:szCs w:val="28"/>
+        </w:rPr>
+        <w:t>255), UNIQUE</w:t>
       </w:r>
     </w:p>
     <w:p>
@@ -1293,6 +1334,8 @@
       <w:r>
         <w:rPr>
           <w:rFonts w:ascii="Times New Roman" w:hAnsi="Times New Roman" w:cs="Times New Roman"/>
+          <w:i/>
+          <w:iCs/>
           <w:sz w:val="28"/>
           <w:szCs w:val="28"/>
         </w:rPr>
@@ -1359,6 +1402,8 @@
       <w:r>
         <w:rPr>
           <w:rFonts w:ascii="Times New Roman" w:hAnsi="Times New Roman" w:cs="Times New Roman"/>
+          <w:i/>
+          <w:iCs/>
           <w:sz w:val="28"/>
           <w:szCs w:val="28"/>
           <w:lang w:val="en-US"/>
@@ -1564,6 +1609,7 @@
           <w:lang w:val="en-US"/>
         </w:rPr>
       </w:pPr>
+      <w:proofErr w:type="spellStart"/>
       <w:r>
         <w:rPr>
           <w:rFonts w:ascii="Times New Roman" w:hAnsi="Times New Roman" w:cs="Times New Roman"/>
@@ -1586,6 +1632,7 @@
         </w:rPr>
         <w:t>D</w:t>
       </w:r>
+      <w:proofErr w:type="spellEnd"/>
       <w:r>
         <w:rPr>
           <w:rFonts w:ascii="Times New Roman" w:hAnsi="Times New Roman" w:cs="Times New Roman"/>
@@ -1646,6 +1693,7 @@
           <w:lang w:val="en-US"/>
         </w:rPr>
       </w:pPr>
+      <w:proofErr w:type="spellStart"/>
       <w:r>
         <w:rPr>
           <w:rFonts w:ascii="Times New Roman" w:hAnsi="Times New Roman" w:cs="Times New Roman"/>
@@ -1657,6 +1705,7 @@
         </w:rPr>
         <w:t>TableNumber</w:t>
       </w:r>
+      <w:proofErr w:type="spellEnd"/>
       <w:r>
         <w:rPr>
           <w:rFonts w:ascii="Times New Roman" w:hAnsi="Times New Roman" w:cs="Times New Roman"/>
@@ -1787,6 +1836,7 @@
         </w:rPr>
         <w:t xml:space="preserve">: </w:t>
       </w:r>
+      <w:proofErr w:type="gramStart"/>
       <w:r>
         <w:rPr>
           <w:rFonts w:ascii="Times New Roman" w:hAnsi="Times New Roman" w:cs="Times New Roman"/>
@@ -1796,6 +1846,7 @@
         </w:rPr>
         <w:t>VARCHAR(</w:t>
       </w:r>
+      <w:proofErr w:type="gramEnd"/>
       <w:r>
         <w:rPr>
           <w:rFonts w:ascii="Times New Roman" w:hAnsi="Times New Roman" w:cs="Times New Roman"/>
@@ -1885,6 +1936,7 @@
           <w:lang w:val="en-US"/>
         </w:rPr>
       </w:pPr>
+      <w:proofErr w:type="spellStart"/>
       <w:r>
         <w:rPr>
           <w:rFonts w:ascii="Times New Roman" w:hAnsi="Times New Roman" w:cs="Times New Roman"/>
@@ -1907,6 +1959,7 @@
         </w:rPr>
         <w:t>RestaurantTables</w:t>
       </w:r>
+      <w:proofErr w:type="spellEnd"/>
       <w:r>
         <w:rPr>
           <w:rFonts w:ascii="Times New Roman" w:hAnsi="Times New Roman" w:cs="Times New Roman"/>
@@ -1938,6 +1991,7 @@
         </w:rPr>
         <w:t xml:space="preserve"> (</w:t>
       </w:r>
+      <w:proofErr w:type="spellStart"/>
       <w:r>
         <w:rPr>
           <w:rFonts w:ascii="Times New Roman" w:hAnsi="Times New Roman" w:cs="Times New Roman"/>
@@ -1960,6 +2014,7 @@
         </w:rPr>
         <w:t>D</w:t>
       </w:r>
+      <w:proofErr w:type="spellEnd"/>
       <w:r>
         <w:rPr>
           <w:rFonts w:ascii="Times New Roman" w:hAnsi="Times New Roman" w:cs="Times New Roman"/>
@@ -1991,16 +2046,29 @@
           <w:lang w:val="en-US"/>
         </w:rPr>
       </w:pPr>
-      <w:r>
-        <w:rPr>
-          <w:rFonts w:ascii="Times New Roman" w:hAnsi="Times New Roman" w:cs="Times New Roman"/>
-          <w:i/>
-          <w:iCs/>
-          <w:sz w:val="28"/>
-          <w:szCs w:val="28"/>
-          <w:lang w:val="en-US"/>
-        </w:rPr>
-        <w:t xml:space="preserve">UQ_TableNumber: </w:t>
+      <w:proofErr w:type="spellStart"/>
+      <w:r>
+        <w:rPr>
+          <w:rFonts w:ascii="Times New Roman" w:hAnsi="Times New Roman" w:cs="Times New Roman"/>
+          <w:i/>
+          <w:iCs/>
+          <w:sz w:val="28"/>
+          <w:szCs w:val="28"/>
+          <w:lang w:val="en-US"/>
+        </w:rPr>
+        <w:t>UQ_TableNumber</w:t>
+      </w:r>
+      <w:proofErr w:type="spellEnd"/>
+      <w:r>
+        <w:rPr>
+          <w:rFonts w:ascii="Times New Roman" w:hAnsi="Times New Roman" w:cs="Times New Roman"/>
+          <w:i/>
+          <w:iCs/>
+          <w:sz w:val="28"/>
+          <w:szCs w:val="28"/>
+          <w:lang w:val="en-US"/>
+        </w:rPr>
+        <w:t xml:space="preserve">: </w:t>
       </w:r>
       <w:r>
         <w:rPr>
@@ -2010,6 +2078,7 @@
         </w:rPr>
         <w:t>UNIQUE (</w:t>
       </w:r>
+      <w:proofErr w:type="spellStart"/>
       <w:r>
         <w:rPr>
           <w:rFonts w:ascii="Times New Roman" w:hAnsi="Times New Roman" w:cs="Times New Roman"/>
@@ -2021,6 +2090,7 @@
         </w:rPr>
         <w:t>TableNumber</w:t>
       </w:r>
+      <w:proofErr w:type="spellEnd"/>
       <w:r>
         <w:rPr>
           <w:rFonts w:ascii="Times New Roman" w:hAnsi="Times New Roman" w:cs="Times New Roman"/>
@@ -2094,7 +2164,17 @@
           <w:szCs w:val="28"/>
           <w:lang w:val="en-US"/>
         </w:rPr>
-        <w:t>CHECK (Capacity</w:t>
+        <w:t>CHECK (</w:t>
+      </w:r>
+      <w:proofErr w:type="gramStart"/>
+      <w:r>
+        <w:rPr>
+          <w:rFonts w:ascii="Times New Roman" w:hAnsi="Times New Roman" w:cs="Times New Roman"/>
+          <w:sz w:val="28"/>
+          <w:szCs w:val="28"/>
+          <w:lang w:val="en-US"/>
+        </w:rPr>
+        <w:t>Capacity</w:t>
       </w:r>
       <w:r>
         <w:rPr>
@@ -2112,24 +2192,18 @@
           <w:szCs w:val="28"/>
           <w:lang w:val="en-US"/>
         </w:rPr>
-        <w:t>&gt;= 1)</w:t>
-      </w:r>
-    </w:p>
-    <w:p>
-      <w:pPr>
-        <w:pStyle w:val="a7"/>
-        <w:tabs>
-          <w:tab w:val="left" w:pos="2410"/>
-        </w:tabs>
-        <w:ind w:left="1984"/>
-        <w:jc w:val="both"/>
-        <w:rPr>
-          <w:rFonts w:ascii="Times New Roman" w:hAnsi="Times New Roman" w:cs="Times New Roman"/>
-          <w:sz w:val="28"/>
-          <w:szCs w:val="28"/>
-          <w:lang w:val="en-US"/>
-        </w:rPr>
-      </w:pPr>
+        <w:t>&gt;</w:t>
+      </w:r>
+      <w:proofErr w:type="gramEnd"/>
+      <w:r>
+        <w:rPr>
+          <w:rFonts w:ascii="Times New Roman" w:hAnsi="Times New Roman" w:cs="Times New Roman"/>
+          <w:sz w:val="28"/>
+          <w:szCs w:val="28"/>
+          <w:lang w:val="en-US"/>
+        </w:rPr>
+        <w:t>= 1)</w:t>
+      </w:r>
     </w:p>
     <w:p>
       <w:pPr>
@@ -2307,6 +2381,7 @@
           <w:lang w:val="en-US"/>
         </w:rPr>
       </w:pPr>
+      <w:proofErr w:type="spellStart"/>
       <w:r>
         <w:rPr>
           <w:rFonts w:ascii="Times New Roman" w:hAnsi="Times New Roman" w:cs="Times New Roman"/>
@@ -2318,6 +2393,7 @@
         </w:rPr>
         <w:t>ReservationID</w:t>
       </w:r>
+      <w:proofErr w:type="spellEnd"/>
       <w:r>
         <w:rPr>
           <w:rFonts w:ascii="Times New Roman" w:hAnsi="Times New Roman" w:cs="Times New Roman"/>
@@ -2477,6 +2553,7 @@
           <w:lang w:val="en-US"/>
         </w:rPr>
       </w:pPr>
+      <w:proofErr w:type="spellStart"/>
       <w:r>
         <w:rPr>
           <w:rFonts w:ascii="Times New Roman" w:hAnsi="Times New Roman" w:cs="Times New Roman"/>
@@ -2488,6 +2565,7 @@
         </w:rPr>
         <w:t>TableID</w:t>
       </w:r>
+      <w:proofErr w:type="spellEnd"/>
       <w:r>
         <w:rPr>
           <w:rFonts w:ascii="Times New Roman" w:hAnsi="Times New Roman" w:cs="Times New Roman"/>
@@ -2578,6 +2656,7 @@
           <w:lang w:val="en-US"/>
         </w:rPr>
       </w:pPr>
+      <w:proofErr w:type="spellStart"/>
       <w:r>
         <w:rPr>
           <w:rFonts w:ascii="Times New Roman" w:hAnsi="Times New Roman" w:cs="Times New Roman"/>
@@ -2589,6 +2668,7 @@
         </w:rPr>
         <w:t>CreatedByStaffID</w:t>
       </w:r>
+      <w:proofErr w:type="spellEnd"/>
       <w:r>
         <w:rPr>
           <w:rFonts w:ascii="Times New Roman" w:hAnsi="Times New Roman" w:cs="Times New Roman"/>
@@ -2659,6 +2739,7 @@
           <w:lang w:val="en-US"/>
         </w:rPr>
       </w:pPr>
+      <w:proofErr w:type="spellStart"/>
       <w:r>
         <w:rPr>
           <w:rFonts w:ascii="Times New Roman" w:hAnsi="Times New Roman" w:cs="Times New Roman"/>
@@ -2670,6 +2751,7 @@
         </w:rPr>
         <w:t>AssignedWaiterID</w:t>
       </w:r>
+      <w:proofErr w:type="spellEnd"/>
       <w:r>
         <w:rPr>
           <w:rFonts w:ascii="Times New Roman" w:hAnsi="Times New Roman" w:cs="Times New Roman"/>
@@ -2741,6 +2823,7 @@
           <w:lang w:val="en-US"/>
         </w:rPr>
       </w:pPr>
+      <w:proofErr w:type="spellStart"/>
       <w:r>
         <w:rPr>
           <w:rFonts w:ascii="Times New Roman" w:hAnsi="Times New Roman" w:cs="Times New Roman"/>
@@ -2763,6 +2846,7 @@
         </w:rPr>
         <w:t>Time</w:t>
       </w:r>
+      <w:proofErr w:type="spellEnd"/>
       <w:r>
         <w:rPr>
           <w:rFonts w:ascii="Times New Roman" w:hAnsi="Times New Roman" w:cs="Times New Roman"/>
@@ -2837,72 +2921,52 @@
           <w:numId w:val="3"/>
         </w:numPr>
         <w:tabs>
+          <w:tab w:val="left" w:pos="1985"/>
           <w:tab w:val="left" w:pos="2410"/>
         </w:tabs>
-        <w:ind w:left="1418" w:firstLine="567"/>
-        <w:jc w:val="both"/>
-        <w:rPr>
-          <w:rFonts w:ascii="Times New Roman" w:hAnsi="Times New Roman" w:cs="Times New Roman"/>
-          <w:sz w:val="28"/>
-          <w:szCs w:val="28"/>
-          <w:lang w:val="en-US"/>
-        </w:rPr>
-      </w:pPr>
-      <w:r>
-        <w:rPr>
-          <w:rFonts w:ascii="Times New Roman" w:hAnsi="Times New Roman" w:cs="Times New Roman"/>
-          <w:i/>
-          <w:iCs/>
-          <w:sz w:val="28"/>
-          <w:szCs w:val="28"/>
-          <w:lang w:val="en-US"/>
-        </w:rPr>
-        <w:t>DurationHours</w:t>
-      </w:r>
-      <w:r>
-        <w:rPr>
-          <w:rFonts w:ascii="Times New Roman" w:hAnsi="Times New Roman" w:cs="Times New Roman"/>
-          <w:sz w:val="28"/>
-          <w:szCs w:val="28"/>
-          <w:lang w:val="en-US"/>
-        </w:rPr>
-        <w:t>:</w:t>
-      </w:r>
-      <w:r>
-        <w:rPr>
-          <w:rFonts w:ascii="Times New Roman" w:hAnsi="Times New Roman" w:cs="Times New Roman"/>
-          <w:sz w:val="28"/>
-          <w:szCs w:val="28"/>
-          <w:lang w:val="en-US"/>
-        </w:rPr>
-        <w:t xml:space="preserve"> </w:t>
-      </w:r>
-      <w:r>
-        <w:rPr>
-          <w:rFonts w:ascii="Times New Roman" w:hAnsi="Times New Roman" w:cs="Times New Roman"/>
-          <w:sz w:val="28"/>
-          <w:szCs w:val="28"/>
-          <w:lang w:val="en-US"/>
-        </w:rPr>
-        <w:t>INTEGER</w:t>
-      </w:r>
-      <w:r>
-        <w:rPr>
-          <w:rFonts w:ascii="Times New Roman" w:hAnsi="Times New Roman" w:cs="Times New Roman"/>
-          <w:sz w:val="28"/>
-          <w:szCs w:val="28"/>
-          <w:lang w:val="en-US"/>
-        </w:rPr>
-        <w:t>, NOT NULL</w:t>
-      </w:r>
-      <w:r>
-        <w:rPr>
-          <w:rFonts w:ascii="Times New Roman" w:hAnsi="Times New Roman" w:cs="Times New Roman"/>
-          <w:sz w:val="28"/>
-          <w:szCs w:val="28"/>
-          <w:lang w:val="en-US"/>
-        </w:rPr>
-        <w:t>, DEFAULT 3</w:t>
+        <w:ind w:left="1985" w:firstLine="0"/>
+        <w:jc w:val="both"/>
+        <w:rPr>
+          <w:rFonts w:ascii="Times New Roman" w:hAnsi="Times New Roman" w:cs="Times New Roman"/>
+          <w:i/>
+          <w:iCs/>
+          <w:sz w:val="28"/>
+          <w:szCs w:val="28"/>
+          <w:lang w:val="en-US"/>
+        </w:rPr>
+      </w:pPr>
+      <w:proofErr w:type="spellStart"/>
+      <w:r>
+        <w:rPr>
+          <w:rFonts w:ascii="Times New Roman" w:hAnsi="Times New Roman" w:cs="Times New Roman"/>
+          <w:i/>
+          <w:iCs/>
+          <w:sz w:val="28"/>
+          <w:szCs w:val="28"/>
+          <w:lang w:val="en-US"/>
+        </w:rPr>
+        <w:t>ReservationEnd</w:t>
+      </w:r>
+      <w:proofErr w:type="spellEnd"/>
+      <w:r>
+        <w:rPr>
+          <w:rFonts w:ascii="Times New Roman" w:hAnsi="Times New Roman" w:cs="Times New Roman"/>
+          <w:i/>
+          <w:iCs/>
+          <w:sz w:val="28"/>
+          <w:szCs w:val="28"/>
+          <w:lang w:val="en-US"/>
+        </w:rPr>
+        <w:t xml:space="preserve">: </w:t>
+      </w:r>
+      <w:r>
+        <w:rPr>
+          <w:rFonts w:ascii="Times New Roman" w:hAnsi="Times New Roman" w:cs="Times New Roman"/>
+          <w:sz w:val="28"/>
+          <w:szCs w:val="28"/>
+          <w:lang w:val="en-US"/>
+        </w:rPr>
+        <w:t>TIMESTAMP NOT NULL</w:t>
       </w:r>
     </w:p>
     <w:p>
@@ -2926,6 +2990,7 @@
           <w:lang w:val="en-US"/>
         </w:rPr>
       </w:pPr>
+      <w:proofErr w:type="spellStart"/>
       <w:r>
         <w:rPr>
           <w:rFonts w:ascii="Times New Roman" w:hAnsi="Times New Roman" w:cs="Times New Roman"/>
@@ -2937,6 +3002,7 @@
         </w:rPr>
         <w:t>ReservationStatus</w:t>
       </w:r>
+      <w:proofErr w:type="spellEnd"/>
       <w:r>
         <w:rPr>
           <w:rFonts w:ascii="Times New Roman" w:hAnsi="Times New Roman" w:cs="Times New Roman"/>
@@ -3030,6 +3096,7 @@
           <w:lang w:val="en-US"/>
         </w:rPr>
       </w:pPr>
+      <w:proofErr w:type="spellStart"/>
       <w:r>
         <w:rPr>
           <w:rFonts w:ascii="Times New Roman" w:hAnsi="Times New Roman" w:cs="Times New Roman"/>
@@ -3052,6 +3119,7 @@
         </w:rPr>
         <w:t>Reservations</w:t>
       </w:r>
+      <w:proofErr w:type="spellEnd"/>
       <w:r>
         <w:rPr>
           <w:rFonts w:ascii="Times New Roman" w:hAnsi="Times New Roman" w:cs="Times New Roman"/>
@@ -3083,6 +3151,7 @@
         </w:rPr>
         <w:t xml:space="preserve"> (</w:t>
       </w:r>
+      <w:proofErr w:type="spellStart"/>
       <w:r>
         <w:rPr>
           <w:rFonts w:ascii="Times New Roman" w:hAnsi="Times New Roman" w:cs="Times New Roman"/>
@@ -3094,6 +3163,7 @@
         </w:rPr>
         <w:t>ReservationID</w:t>
       </w:r>
+      <w:proofErr w:type="spellEnd"/>
       <w:r>
         <w:rPr>
           <w:rFonts w:ascii="Times New Roman" w:hAnsi="Times New Roman" w:cs="Times New Roman"/>
@@ -3125,16 +3195,29 @@
           <w:lang w:val="en-US"/>
         </w:rPr>
       </w:pPr>
-      <w:r>
-        <w:rPr>
-          <w:rFonts w:ascii="Times New Roman" w:hAnsi="Times New Roman" w:cs="Times New Roman"/>
-          <w:i/>
-          <w:iCs/>
-          <w:sz w:val="28"/>
-          <w:szCs w:val="28"/>
-          <w:lang w:val="en-US"/>
-        </w:rPr>
-        <w:t xml:space="preserve">FK_Res_Customer: </w:t>
+      <w:proofErr w:type="spellStart"/>
+      <w:r>
+        <w:rPr>
+          <w:rFonts w:ascii="Times New Roman" w:hAnsi="Times New Roman" w:cs="Times New Roman"/>
+          <w:i/>
+          <w:iCs/>
+          <w:sz w:val="28"/>
+          <w:szCs w:val="28"/>
+          <w:lang w:val="en-US"/>
+        </w:rPr>
+        <w:t>FK_Res_Customer</w:t>
+      </w:r>
+      <w:proofErr w:type="spellEnd"/>
+      <w:r>
+        <w:rPr>
+          <w:rFonts w:ascii="Times New Roman" w:hAnsi="Times New Roman" w:cs="Times New Roman"/>
+          <w:i/>
+          <w:iCs/>
+          <w:sz w:val="28"/>
+          <w:szCs w:val="28"/>
+          <w:lang w:val="en-US"/>
+        </w:rPr>
+        <w:t xml:space="preserve">: </w:t>
       </w:r>
       <w:r>
         <w:rPr>
@@ -3236,16 +3319,29 @@
           <w:lang w:val="en-US"/>
         </w:rPr>
       </w:pPr>
-      <w:r>
-        <w:rPr>
-          <w:rFonts w:ascii="Times New Roman" w:hAnsi="Times New Roman" w:cs="Times New Roman"/>
-          <w:i/>
-          <w:iCs/>
-          <w:sz w:val="28"/>
-          <w:szCs w:val="28"/>
-          <w:lang w:val="en-US"/>
-        </w:rPr>
-        <w:t xml:space="preserve">FK_Res_Table: </w:t>
+      <w:proofErr w:type="spellStart"/>
+      <w:r>
+        <w:rPr>
+          <w:rFonts w:ascii="Times New Roman" w:hAnsi="Times New Roman" w:cs="Times New Roman"/>
+          <w:i/>
+          <w:iCs/>
+          <w:sz w:val="28"/>
+          <w:szCs w:val="28"/>
+          <w:lang w:val="en-US"/>
+        </w:rPr>
+        <w:t>FK_Res_Table</w:t>
+      </w:r>
+      <w:proofErr w:type="spellEnd"/>
+      <w:r>
+        <w:rPr>
+          <w:rFonts w:ascii="Times New Roman" w:hAnsi="Times New Roman" w:cs="Times New Roman"/>
+          <w:i/>
+          <w:iCs/>
+          <w:sz w:val="28"/>
+          <w:szCs w:val="28"/>
+          <w:lang w:val="en-US"/>
+        </w:rPr>
+        <w:t xml:space="preserve">: </w:t>
       </w:r>
       <w:r>
         <w:rPr>
@@ -3256,6 +3352,7 @@
         </w:rPr>
         <w:t>FOREIGN KEY (</w:t>
       </w:r>
+      <w:proofErr w:type="spellStart"/>
       <w:r>
         <w:rPr>
           <w:rFonts w:ascii="Times New Roman" w:hAnsi="Times New Roman" w:cs="Times New Roman"/>
@@ -3267,6 +3364,7 @@
         </w:rPr>
         <w:t>TableID</w:t>
       </w:r>
+      <w:proofErr w:type="spellEnd"/>
       <w:r>
         <w:rPr>
           <w:rFonts w:ascii="Times New Roman" w:hAnsi="Times New Roman" w:cs="Times New Roman"/>
@@ -3276,6 +3374,7 @@
         </w:rPr>
         <w:t xml:space="preserve">) REFERENCES </w:t>
       </w:r>
+      <w:proofErr w:type="spellStart"/>
       <w:r>
         <w:rPr>
           <w:rFonts w:ascii="Times New Roman" w:hAnsi="Times New Roman" w:cs="Times New Roman"/>
@@ -3287,6 +3386,7 @@
         </w:rPr>
         <w:t>RestaurantTables</w:t>
       </w:r>
+      <w:proofErr w:type="spellEnd"/>
       <w:r>
         <w:rPr>
           <w:rFonts w:ascii="Times New Roman" w:hAnsi="Times New Roman" w:cs="Times New Roman"/>
@@ -3307,6 +3407,7 @@
         </w:rPr>
         <w:t>(</w:t>
       </w:r>
+      <w:proofErr w:type="spellStart"/>
       <w:r>
         <w:rPr>
           <w:rFonts w:ascii="Times New Roman" w:hAnsi="Times New Roman" w:cs="Times New Roman"/>
@@ -3318,6 +3419,7 @@
         </w:rPr>
         <w:t>TableID</w:t>
       </w:r>
+      <w:proofErr w:type="spellEnd"/>
       <w:r>
         <w:rPr>
           <w:rFonts w:ascii="Times New Roman" w:hAnsi="Times New Roman" w:cs="Times New Roman"/>
@@ -3349,6 +3451,7 @@
           <w:lang w:val="en-US"/>
         </w:rPr>
       </w:pPr>
+      <w:proofErr w:type="spellStart"/>
       <w:r>
         <w:rPr>
           <w:rFonts w:ascii="Times New Roman" w:hAnsi="Times New Roman" w:cs="Times New Roman"/>
@@ -3371,6 +3474,7 @@
         </w:rPr>
         <w:t>reatedBy</w:t>
       </w:r>
+      <w:proofErr w:type="spellEnd"/>
       <w:r>
         <w:rPr>
           <w:rFonts w:ascii="Times New Roman" w:hAnsi="Times New Roman" w:cs="Times New Roman"/>
@@ -3391,6 +3495,7 @@
         </w:rPr>
         <w:t>FOREIGN KEY (</w:t>
       </w:r>
+      <w:proofErr w:type="spellStart"/>
       <w:r>
         <w:rPr>
           <w:rFonts w:ascii="Times New Roman" w:hAnsi="Times New Roman" w:cs="Times New Roman"/>
@@ -3402,6 +3507,7 @@
         </w:rPr>
         <w:t>CreatedByStaffID</w:t>
       </w:r>
+      <w:proofErr w:type="spellEnd"/>
       <w:r>
         <w:rPr>
           <w:rFonts w:ascii="Times New Roman" w:hAnsi="Times New Roman" w:cs="Times New Roman"/>
@@ -3451,6 +3557,7 @@
         </w:rPr>
         <w:t>(</w:t>
       </w:r>
+      <w:proofErr w:type="spellStart"/>
       <w:r>
         <w:rPr>
           <w:rFonts w:ascii="Times New Roman" w:hAnsi="Times New Roman" w:cs="Times New Roman"/>
@@ -3462,6 +3569,7 @@
         </w:rPr>
         <w:t>StaffID</w:t>
       </w:r>
+      <w:proofErr w:type="spellEnd"/>
       <w:r>
         <w:rPr>
           <w:rFonts w:ascii="Times New Roman" w:hAnsi="Times New Roman" w:cs="Times New Roman"/>
@@ -3493,6 +3601,7 @@
           <w:lang w:val="en-US"/>
         </w:rPr>
       </w:pPr>
+      <w:proofErr w:type="spellStart"/>
       <w:r>
         <w:rPr>
           <w:rFonts w:ascii="Times New Roman" w:hAnsi="Times New Roman" w:cs="Times New Roman"/>
@@ -3515,6 +3624,7 @@
         </w:rPr>
         <w:t>Waiter</w:t>
       </w:r>
+      <w:proofErr w:type="spellEnd"/>
       <w:r>
         <w:rPr>
           <w:rFonts w:ascii="Times New Roman" w:hAnsi="Times New Roman" w:cs="Times New Roman"/>
@@ -3535,6 +3645,7 @@
         </w:rPr>
         <w:t>FOREIGN KEY (</w:t>
       </w:r>
+      <w:proofErr w:type="spellStart"/>
       <w:r>
         <w:rPr>
           <w:rFonts w:ascii="Times New Roman" w:hAnsi="Times New Roman" w:cs="Times New Roman"/>
@@ -3546,6 +3657,7 @@
         </w:rPr>
         <w:t>AssignedWaiterID</w:t>
       </w:r>
+      <w:proofErr w:type="spellEnd"/>
       <w:r>
         <w:rPr>
           <w:rFonts w:ascii="Times New Roman" w:hAnsi="Times New Roman" w:cs="Times New Roman"/>
@@ -3586,6 +3698,7 @@
         </w:rPr>
         <w:t>(</w:t>
       </w:r>
+      <w:proofErr w:type="spellStart"/>
       <w:r>
         <w:rPr>
           <w:rFonts w:ascii="Times New Roman" w:hAnsi="Times New Roman" w:cs="Times New Roman"/>
@@ -3597,6 +3710,7 @@
         </w:rPr>
         <w:t>StaffID</w:t>
       </w:r>
+      <w:proofErr w:type="spellEnd"/>
       <w:r>
         <w:rPr>
           <w:rFonts w:ascii="Times New Roman" w:hAnsi="Times New Roman" w:cs="Times New Roman"/>
@@ -3626,6 +3740,7 @@
           <w:lang w:val="en-US"/>
         </w:rPr>
       </w:pPr>
+      <w:proofErr w:type="spellStart"/>
       <w:r>
         <w:rPr>
           <w:rFonts w:ascii="Times New Roman" w:hAnsi="Times New Roman" w:cs="Times New Roman"/>
@@ -3636,19 +3751,9 @@
           <w:lang w:val="en-US"/>
         </w:rPr>
         <w:lastRenderedPageBreak/>
-        <w:t>CHK_Reservation</w:t>
-      </w:r>
-      <w:r>
-        <w:rPr>
-          <w:rFonts w:ascii="Times New Roman" w:hAnsi="Times New Roman" w:cs="Times New Roman"/>
-          <w:i/>
-          <w:iCs/>
-          <w:sz w:val="28"/>
-          <w:szCs w:val="28"/>
-          <w:lang w:val="en-US"/>
-        </w:rPr>
-        <w:t>DateTime</w:t>
-      </w:r>
+        <w:t>CHK_ReservationEnd</w:t>
+      </w:r>
+      <w:proofErr w:type="spellEnd"/>
       <w:r>
         <w:rPr>
           <w:rFonts w:ascii="Times New Roman" w:hAnsi="Times New Roman" w:cs="Times New Roman"/>
@@ -3667,13 +3772,131 @@
           <w:szCs w:val="28"/>
           <w:lang w:val="en-US"/>
         </w:rPr>
-        <w:t>CHECK</w:t>
-      </w:r>
-      <w:r>
-        <w:rPr>
-          <w:rFonts w:ascii="Times New Roman" w:hAnsi="Times New Roman" w:cs="Times New Roman"/>
-          <w:i/>
-          <w:iCs/>
+        <w:t>CHECK (</w:t>
+      </w:r>
+      <w:proofErr w:type="spellStart"/>
+      <w:r>
+        <w:rPr>
+          <w:rFonts w:ascii="Times New Roman" w:hAnsi="Times New Roman" w:cs="Times New Roman"/>
+          <w:sz w:val="28"/>
+          <w:szCs w:val="28"/>
+          <w:lang w:val="en-US"/>
+        </w:rPr>
+        <w:t>ReservationEnd</w:t>
+      </w:r>
+      <w:proofErr w:type="spellEnd"/>
+      <w:r>
+        <w:rPr>
+          <w:rFonts w:ascii="Times New Roman" w:hAnsi="Times New Roman" w:cs="Times New Roman"/>
+          <w:sz w:val="28"/>
+          <w:szCs w:val="28"/>
+          <w:lang w:val="en-US"/>
+        </w:rPr>
+        <w:t xml:space="preserve"> &gt; </w:t>
+      </w:r>
+      <w:proofErr w:type="spellStart"/>
+      <w:r>
+        <w:rPr>
+          <w:rFonts w:ascii="Times New Roman" w:hAnsi="Times New Roman" w:cs="Times New Roman"/>
+          <w:sz w:val="28"/>
+          <w:szCs w:val="28"/>
+          <w:lang w:val="en-US"/>
+        </w:rPr>
+        <w:t>ReservationDateTime</w:t>
+      </w:r>
+      <w:proofErr w:type="spellEnd"/>
+      <w:r>
+        <w:rPr>
+          <w:rFonts w:ascii="Times New Roman" w:hAnsi="Times New Roman" w:cs="Times New Roman"/>
+          <w:sz w:val="28"/>
+          <w:szCs w:val="28"/>
+          <w:lang w:val="en-US"/>
+        </w:rPr>
+        <w:t>)</w:t>
+      </w:r>
+    </w:p>
+    <w:p>
+      <w:pPr>
+        <w:pStyle w:val="a7"/>
+        <w:numPr>
+          <w:ilvl w:val="0"/>
+          <w:numId w:val="2"/>
+        </w:numPr>
+        <w:ind w:hanging="1069"/>
+        <w:jc w:val="both"/>
+        <w:rPr>
+          <w:rFonts w:ascii="Times New Roman" w:hAnsi="Times New Roman" w:cs="Times New Roman"/>
+          <w:i/>
+          <w:iCs/>
+          <w:sz w:val="28"/>
+          <w:szCs w:val="28"/>
+          <w:lang w:val="en-US"/>
+        </w:rPr>
+      </w:pPr>
+      <w:r>
+        <w:rPr>
+          <w:rFonts w:ascii="Times New Roman" w:hAnsi="Times New Roman" w:cs="Times New Roman"/>
+          <w:b/>
+          <w:bCs/>
+          <w:i/>
+          <w:iCs/>
+          <w:sz w:val="28"/>
+          <w:szCs w:val="28"/>
+          <w:lang w:val="en-US"/>
+        </w:rPr>
+        <w:t>Table Name:</w:t>
+      </w:r>
+      <w:r>
+        <w:rPr>
+          <w:rFonts w:ascii="Times New Roman" w:hAnsi="Times New Roman" w:cs="Times New Roman"/>
+          <w:i/>
+          <w:iCs/>
+          <w:sz w:val="28"/>
+          <w:szCs w:val="28"/>
+          <w:lang w:val="en-US"/>
+        </w:rPr>
+        <w:t xml:space="preserve"> Staff</w:t>
+      </w:r>
+    </w:p>
+    <w:p>
+      <w:pPr>
+        <w:pStyle w:val="a7"/>
+        <w:ind w:left="426" w:firstLine="708"/>
+        <w:jc w:val="both"/>
+        <w:rPr>
+          <w:rFonts w:ascii="Times New Roman" w:hAnsi="Times New Roman" w:cs="Times New Roman"/>
+          <w:sz w:val="28"/>
+          <w:szCs w:val="28"/>
+          <w:lang w:val="en-US"/>
+        </w:rPr>
+      </w:pPr>
+      <w:r>
+        <w:rPr>
+          <w:rFonts w:ascii="Times New Roman" w:hAnsi="Times New Roman" w:cs="Times New Roman"/>
+          <w:b/>
+          <w:bCs/>
+          <w:i/>
+          <w:iCs/>
+          <w:sz w:val="28"/>
+          <w:szCs w:val="28"/>
+          <w:lang w:val="en-US"/>
+        </w:rPr>
+        <w:t>Description</w:t>
+      </w:r>
+      <w:r>
+        <w:rPr>
+          <w:rFonts w:ascii="Times New Roman" w:hAnsi="Times New Roman" w:cs="Times New Roman"/>
+          <w:b/>
+          <w:bCs/>
+          <w:sz w:val="28"/>
+          <w:szCs w:val="28"/>
+          <w:lang w:val="en-US"/>
+        </w:rPr>
+        <w:t>:</w:t>
+      </w:r>
+      <w:r>
+        <w:rPr>
+          <w:rFonts w:ascii="Times New Roman" w:hAnsi="Times New Roman" w:cs="Times New Roman"/>
           <w:sz w:val="28"/>
           <w:szCs w:val="28"/>
           <w:lang w:val="en-US"/>
@@ -3685,9 +3908,89 @@
           <w:rFonts w:ascii="Times New Roman" w:hAnsi="Times New Roman" w:cs="Times New Roman"/>
           <w:sz w:val="28"/>
           <w:szCs w:val="28"/>
-          <w:lang w:val="en-US"/>
-        </w:rPr>
-        <w:t>(ReservationDateTime &gt;= CURRENT_TIMESTAMP)</w:t>
+        </w:rPr>
+        <w:t>И</w:t>
+      </w:r>
+      <w:r>
+        <w:rPr>
+          <w:rFonts w:ascii="Times New Roman" w:hAnsi="Times New Roman" w:cs="Times New Roman"/>
+          <w:sz w:val="28"/>
+          <w:szCs w:val="28"/>
+        </w:rPr>
+        <w:t>нформации</w:t>
+      </w:r>
+      <w:r>
+        <w:rPr>
+          <w:rFonts w:ascii="Times New Roman" w:hAnsi="Times New Roman" w:cs="Times New Roman"/>
+          <w:sz w:val="28"/>
+          <w:szCs w:val="28"/>
+          <w:lang w:val="en-US"/>
+        </w:rPr>
+        <w:t xml:space="preserve"> </w:t>
+      </w:r>
+      <w:r>
+        <w:rPr>
+          <w:rFonts w:ascii="Times New Roman" w:hAnsi="Times New Roman" w:cs="Times New Roman"/>
+          <w:sz w:val="28"/>
+          <w:szCs w:val="28"/>
+        </w:rPr>
+        <w:t>о</w:t>
+      </w:r>
+      <w:r>
+        <w:rPr>
+          <w:rFonts w:ascii="Times New Roman" w:hAnsi="Times New Roman" w:cs="Times New Roman"/>
+          <w:sz w:val="28"/>
+          <w:szCs w:val="28"/>
+          <w:lang w:val="en-US"/>
+        </w:rPr>
+        <w:t xml:space="preserve"> </w:t>
+      </w:r>
+      <w:r>
+        <w:rPr>
+          <w:rFonts w:ascii="Times New Roman" w:hAnsi="Times New Roman" w:cs="Times New Roman"/>
+          <w:sz w:val="28"/>
+          <w:szCs w:val="28"/>
+        </w:rPr>
+        <w:t>персонале</w:t>
+      </w:r>
+    </w:p>
+    <w:p>
+      <w:pPr>
+        <w:pStyle w:val="a7"/>
+        <w:ind w:left="426" w:firstLine="708"/>
+        <w:jc w:val="both"/>
+        <w:rPr>
+          <w:rFonts w:ascii="Times New Roman" w:hAnsi="Times New Roman" w:cs="Times New Roman"/>
+          <w:i/>
+          <w:iCs/>
+          <w:sz w:val="28"/>
+          <w:szCs w:val="28"/>
+          <w:lang w:val="en-US"/>
+        </w:rPr>
+      </w:pPr>
+      <w:r>
+        <w:rPr>
+          <w:rFonts w:ascii="Times New Roman" w:hAnsi="Times New Roman" w:cs="Times New Roman"/>
+          <w:b/>
+          <w:bCs/>
+          <w:i/>
+          <w:iCs/>
+          <w:sz w:val="28"/>
+          <w:szCs w:val="28"/>
+          <w:lang w:val="en-US"/>
+        </w:rPr>
+        <w:t>Attributes</w:t>
+      </w:r>
+      <w:r>
+        <w:rPr>
+          <w:rFonts w:ascii="Times New Roman" w:hAnsi="Times New Roman" w:cs="Times New Roman"/>
+          <w:b/>
+          <w:bCs/>
+          <w:sz w:val="28"/>
+          <w:szCs w:val="28"/>
+          <w:lang w:val="en-US"/>
+        </w:rPr>
+        <w:t xml:space="preserve">: </w:t>
       </w:r>
     </w:p>
     <w:p>
@@ -3700,36 +4003,30 @@
         <w:tabs>
           <w:tab w:val="left" w:pos="2410"/>
         </w:tabs>
-        <w:ind w:left="1985" w:firstLine="0"/>
-        <w:jc w:val="both"/>
-        <w:rPr>
-          <w:rFonts w:ascii="Times New Roman" w:hAnsi="Times New Roman" w:cs="Times New Roman"/>
-          <w:sz w:val="28"/>
-          <w:szCs w:val="28"/>
-        </w:rPr>
-      </w:pPr>
-      <w:r>
-        <w:rPr>
-          <w:rFonts w:ascii="Times New Roman" w:hAnsi="Times New Roman" w:cs="Times New Roman"/>
-          <w:i/>
-          <w:iCs/>
-          <w:sz w:val="28"/>
-          <w:szCs w:val="28"/>
-          <w:lang w:val="en-US"/>
-        </w:rPr>
-        <w:t>CHK_</w:t>
-      </w:r>
-      <w:r>
-        <w:rPr>
-          <w:rFonts w:ascii="Times New Roman" w:hAnsi="Times New Roman" w:cs="Times New Roman"/>
-          <w:i/>
-          <w:iCs/>
-          <w:sz w:val="28"/>
-          <w:szCs w:val="28"/>
-          <w:lang w:val="en-US"/>
-        </w:rPr>
-        <w:t>Duration</w:t>
-      </w:r>
+        <w:ind w:left="1276" w:firstLine="708"/>
+        <w:jc w:val="both"/>
+        <w:rPr>
+          <w:rFonts w:ascii="Times New Roman" w:hAnsi="Times New Roman" w:cs="Times New Roman"/>
+          <w:i/>
+          <w:iCs/>
+          <w:sz w:val="28"/>
+          <w:szCs w:val="28"/>
+          <w:lang w:val="en-US"/>
+        </w:rPr>
+      </w:pPr>
+      <w:proofErr w:type="spellStart"/>
+      <w:r>
+        <w:rPr>
+          <w:rFonts w:ascii="Times New Roman" w:hAnsi="Times New Roman" w:cs="Times New Roman"/>
+          <w:i/>
+          <w:iCs/>
+          <w:sz w:val="28"/>
+          <w:szCs w:val="28"/>
+          <w:lang w:val="en-US"/>
+        </w:rPr>
+        <w:t>StaffID</w:t>
+      </w:r>
+      <w:proofErr w:type="spellEnd"/>
       <w:r>
         <w:rPr>
           <w:rFonts w:ascii="Times New Roman" w:hAnsi="Times New Roman" w:cs="Times New Roman"/>
@@ -3748,31 +4045,646 @@
           <w:szCs w:val="28"/>
           <w:lang w:val="en-US"/>
         </w:rPr>
-        <w:t>CHECK</w:t>
-      </w:r>
-      <w:r>
-        <w:rPr>
-          <w:rFonts w:ascii="Times New Roman" w:hAnsi="Times New Roman" w:cs="Times New Roman"/>
+        <w:t>INTEGER</w:t>
+      </w:r>
+      <w:r>
+        <w:rPr>
+          <w:rFonts w:ascii="Times New Roman" w:hAnsi="Times New Roman" w:cs="Times New Roman"/>
+          <w:i/>
+          <w:iCs/>
+          <w:sz w:val="28"/>
+          <w:szCs w:val="28"/>
+          <w:lang w:val="en-US"/>
+        </w:rPr>
+        <w:t xml:space="preserve">, </w:t>
+      </w:r>
+      <w:r>
+        <w:rPr>
+          <w:rFonts w:ascii="Times New Roman" w:hAnsi="Times New Roman" w:cs="Times New Roman"/>
+          <w:sz w:val="28"/>
+          <w:szCs w:val="28"/>
+          <w:lang w:val="en-US"/>
+        </w:rPr>
+        <w:t>PK</w:t>
+      </w:r>
+    </w:p>
+    <w:p>
+      <w:pPr>
+        <w:pStyle w:val="a7"/>
+        <w:numPr>
+          <w:ilvl w:val="0"/>
+          <w:numId w:val="3"/>
+        </w:numPr>
+        <w:tabs>
+          <w:tab w:val="left" w:pos="2410"/>
+        </w:tabs>
+        <w:ind w:left="1276" w:firstLine="708"/>
+        <w:jc w:val="both"/>
+        <w:rPr>
+          <w:rFonts w:ascii="Times New Roman" w:hAnsi="Times New Roman" w:cs="Times New Roman"/>
+          <w:sz w:val="28"/>
+          <w:szCs w:val="28"/>
+        </w:rPr>
+      </w:pPr>
+      <w:r>
+        <w:rPr>
+          <w:rFonts w:ascii="Times New Roman" w:hAnsi="Times New Roman" w:cs="Times New Roman"/>
+          <w:i/>
+          <w:iCs/>
+          <w:sz w:val="28"/>
+          <w:szCs w:val="28"/>
+          <w:lang w:val="en-US"/>
+        </w:rPr>
+        <w:t>FirstName</w:t>
+      </w:r>
+      <w:r>
+        <w:rPr>
+          <w:rFonts w:ascii="Times New Roman" w:hAnsi="Times New Roman" w:cs="Times New Roman"/>
+          <w:i/>
+          <w:iCs/>
+          <w:sz w:val="28"/>
+          <w:szCs w:val="28"/>
+          <w:lang w:val="en-US"/>
+        </w:rPr>
+        <w:t xml:space="preserve">: </w:t>
+      </w:r>
+      <w:proofErr w:type="gramStart"/>
+      <w:r>
+        <w:rPr>
+          <w:rFonts w:ascii="Times New Roman" w:hAnsi="Times New Roman" w:cs="Times New Roman"/>
+          <w:sz w:val="28"/>
+          <w:szCs w:val="28"/>
+        </w:rPr>
+        <w:t>VARCHAR(</w:t>
+      </w:r>
+      <w:proofErr w:type="gramEnd"/>
+      <w:r>
+        <w:rPr>
+          <w:rFonts w:ascii="Times New Roman" w:hAnsi="Times New Roman" w:cs="Times New Roman"/>
+          <w:sz w:val="28"/>
+          <w:szCs w:val="28"/>
+        </w:rPr>
+        <w:t>100), NOT NUL</w:t>
+      </w:r>
+      <w:r>
+        <w:rPr>
+          <w:rFonts w:ascii="Times New Roman" w:hAnsi="Times New Roman" w:cs="Times New Roman"/>
+          <w:sz w:val="28"/>
+          <w:szCs w:val="28"/>
+          <w:lang w:val="en-US"/>
+        </w:rPr>
+        <w:t>L</w:t>
+      </w:r>
+    </w:p>
+    <w:p>
+      <w:pPr>
+        <w:pStyle w:val="a7"/>
+        <w:numPr>
+          <w:ilvl w:val="0"/>
+          <w:numId w:val="3"/>
+        </w:numPr>
+        <w:tabs>
+          <w:tab w:val="left" w:pos="2410"/>
+        </w:tabs>
+        <w:ind w:left="1276" w:firstLine="708"/>
+        <w:jc w:val="both"/>
+        <w:rPr>
+          <w:rFonts w:ascii="Times New Roman" w:hAnsi="Times New Roman" w:cs="Times New Roman"/>
+          <w:sz w:val="28"/>
+          <w:szCs w:val="28"/>
+        </w:rPr>
+      </w:pPr>
+      <w:r>
+        <w:rPr>
+          <w:rFonts w:ascii="Times New Roman" w:hAnsi="Times New Roman" w:cs="Times New Roman"/>
+          <w:i/>
+          <w:iCs/>
+          <w:sz w:val="28"/>
+          <w:szCs w:val="28"/>
+          <w:lang w:val="en-US"/>
+        </w:rPr>
+        <w:t>LastName</w:t>
+      </w:r>
+      <w:r>
+        <w:rPr>
+          <w:rFonts w:ascii="Times New Roman" w:hAnsi="Times New Roman" w:cs="Times New Roman"/>
+          <w:i/>
+          <w:iCs/>
+          <w:sz w:val="28"/>
+          <w:szCs w:val="28"/>
+          <w:lang w:val="en-US"/>
+        </w:rPr>
+        <w:t xml:space="preserve">: </w:t>
+      </w:r>
+      <w:proofErr w:type="gramStart"/>
+      <w:r>
+        <w:rPr>
+          <w:rFonts w:ascii="Times New Roman" w:hAnsi="Times New Roman" w:cs="Times New Roman"/>
+          <w:sz w:val="28"/>
+          <w:szCs w:val="28"/>
+        </w:rPr>
+        <w:t>VARCHAR(</w:t>
+      </w:r>
+      <w:proofErr w:type="gramEnd"/>
+      <w:r>
+        <w:rPr>
+          <w:rFonts w:ascii="Times New Roman" w:hAnsi="Times New Roman" w:cs="Times New Roman"/>
+          <w:sz w:val="28"/>
+          <w:szCs w:val="28"/>
+        </w:rPr>
+        <w:t>100), NOT NUL</w:t>
+      </w:r>
+      <w:r>
+        <w:rPr>
+          <w:rFonts w:ascii="Times New Roman" w:hAnsi="Times New Roman" w:cs="Times New Roman"/>
+          <w:sz w:val="28"/>
+          <w:szCs w:val="28"/>
+          <w:lang w:val="en-US"/>
+        </w:rPr>
+        <w:t>L</w:t>
+      </w:r>
+    </w:p>
+    <w:p>
+      <w:pPr>
+        <w:pStyle w:val="a7"/>
+        <w:numPr>
+          <w:ilvl w:val="0"/>
+          <w:numId w:val="3"/>
+        </w:numPr>
+        <w:tabs>
+          <w:tab w:val="left" w:pos="2410"/>
+        </w:tabs>
+        <w:ind w:left="1276" w:firstLine="708"/>
+        <w:jc w:val="both"/>
+        <w:rPr>
+          <w:rFonts w:ascii="Times New Roman" w:hAnsi="Times New Roman" w:cs="Times New Roman"/>
+          <w:sz w:val="28"/>
+          <w:szCs w:val="28"/>
+        </w:rPr>
+      </w:pPr>
+      <w:r>
+        <w:rPr>
+          <w:rFonts w:ascii="Times New Roman" w:hAnsi="Times New Roman" w:cs="Times New Roman"/>
+          <w:i/>
+          <w:iCs/>
+          <w:sz w:val="28"/>
+          <w:szCs w:val="28"/>
+          <w:lang w:val="en-US"/>
+        </w:rPr>
+        <w:t>Role</w:t>
+      </w:r>
+      <w:r>
+        <w:rPr>
+          <w:rFonts w:ascii="Times New Roman" w:hAnsi="Times New Roman" w:cs="Times New Roman"/>
+          <w:i/>
+          <w:iCs/>
+          <w:sz w:val="28"/>
+          <w:szCs w:val="28"/>
+          <w:lang w:val="en-US"/>
+        </w:rPr>
+        <w:t>:</w:t>
+      </w:r>
+      <w:r>
+        <w:rPr>
+          <w:rFonts w:ascii="Times New Roman" w:hAnsi="Times New Roman" w:cs="Times New Roman"/>
+          <w:sz w:val="28"/>
+          <w:szCs w:val="28"/>
+        </w:rPr>
+        <w:t xml:space="preserve"> </w:t>
+      </w:r>
+      <w:proofErr w:type="gramStart"/>
+      <w:r>
+        <w:rPr>
+          <w:rFonts w:ascii="Times New Roman" w:hAnsi="Times New Roman" w:cs="Times New Roman"/>
+          <w:sz w:val="28"/>
+          <w:szCs w:val="28"/>
+        </w:rPr>
+        <w:t>VARCHAR(</w:t>
+      </w:r>
+      <w:proofErr w:type="gramEnd"/>
+      <w:r>
+        <w:rPr>
+          <w:rFonts w:ascii="Times New Roman" w:hAnsi="Times New Roman" w:cs="Times New Roman"/>
+          <w:sz w:val="28"/>
+          <w:szCs w:val="28"/>
+        </w:rPr>
+        <w:t>20</w:t>
+      </w:r>
+      <w:r>
+        <w:rPr>
+          <w:rFonts w:ascii="Times New Roman" w:hAnsi="Times New Roman" w:cs="Times New Roman"/>
+          <w:sz w:val="28"/>
+          <w:szCs w:val="28"/>
+        </w:rPr>
+        <w:t>), NOT NUL</w:t>
+      </w:r>
+      <w:r>
+        <w:rPr>
+          <w:rFonts w:ascii="Times New Roman" w:hAnsi="Times New Roman" w:cs="Times New Roman"/>
+          <w:sz w:val="28"/>
+          <w:szCs w:val="28"/>
+          <w:lang w:val="en-US"/>
+        </w:rPr>
+        <w:t>L</w:t>
+      </w:r>
+    </w:p>
+    <w:p>
+      <w:pPr>
+        <w:pStyle w:val="a7"/>
+        <w:numPr>
+          <w:ilvl w:val="0"/>
+          <w:numId w:val="3"/>
+        </w:numPr>
+        <w:tabs>
+          <w:tab w:val="left" w:pos="2410"/>
+        </w:tabs>
+        <w:ind w:left="1276" w:firstLine="708"/>
+        <w:jc w:val="both"/>
+        <w:rPr>
+          <w:rFonts w:ascii="Times New Roman" w:hAnsi="Times New Roman" w:cs="Times New Roman"/>
+          <w:sz w:val="28"/>
+          <w:szCs w:val="28"/>
+          <w:lang w:val="en-US"/>
+        </w:rPr>
+      </w:pPr>
+      <w:r>
+        <w:rPr>
+          <w:rFonts w:ascii="Times New Roman" w:hAnsi="Times New Roman" w:cs="Times New Roman"/>
+          <w:i/>
+          <w:iCs/>
+          <w:sz w:val="28"/>
+          <w:szCs w:val="28"/>
+          <w:lang w:val="en-US"/>
+        </w:rPr>
+        <w:t>Phone</w:t>
+      </w:r>
+      <w:r>
+        <w:rPr>
+          <w:rFonts w:ascii="Times New Roman" w:hAnsi="Times New Roman" w:cs="Times New Roman"/>
+          <w:i/>
+          <w:iCs/>
+          <w:sz w:val="28"/>
+          <w:szCs w:val="28"/>
+          <w:lang w:val="en-US"/>
+        </w:rPr>
+        <w:t>:</w:t>
+      </w:r>
+      <w:r>
+        <w:rPr>
+          <w:rFonts w:ascii="Times New Roman" w:hAnsi="Times New Roman" w:cs="Times New Roman"/>
+          <w:sz w:val="28"/>
+          <w:szCs w:val="28"/>
+          <w:lang w:val="en-US"/>
+        </w:rPr>
+        <w:t xml:space="preserve"> </w:t>
+      </w:r>
+      <w:proofErr w:type="gramStart"/>
+      <w:r>
+        <w:rPr>
+          <w:rFonts w:ascii="Times New Roman" w:hAnsi="Times New Roman" w:cs="Times New Roman"/>
+          <w:sz w:val="28"/>
+          <w:szCs w:val="28"/>
+          <w:lang w:val="en-US"/>
+        </w:rPr>
+        <w:t>VARCHAR(</w:t>
+      </w:r>
+      <w:proofErr w:type="gramEnd"/>
+      <w:r>
+        <w:rPr>
+          <w:rFonts w:ascii="Times New Roman" w:hAnsi="Times New Roman" w:cs="Times New Roman"/>
+          <w:sz w:val="28"/>
+          <w:szCs w:val="28"/>
+          <w:lang w:val="en-US"/>
+        </w:rPr>
+        <w:t>20), NOT NUL</w:t>
+      </w:r>
+      <w:r>
+        <w:rPr>
+          <w:rFonts w:ascii="Times New Roman" w:hAnsi="Times New Roman" w:cs="Times New Roman"/>
+          <w:sz w:val="28"/>
+          <w:szCs w:val="28"/>
+          <w:lang w:val="en-US"/>
+        </w:rPr>
+        <w:t>L</w:t>
+      </w:r>
+      <w:r>
+        <w:rPr>
+          <w:rFonts w:ascii="Times New Roman" w:hAnsi="Times New Roman" w:cs="Times New Roman"/>
+          <w:sz w:val="28"/>
+          <w:szCs w:val="28"/>
+          <w:lang w:val="en-US"/>
+        </w:rPr>
+        <w:t>, UNIQUE</w:t>
+      </w:r>
+    </w:p>
+    <w:p>
+      <w:pPr>
+        <w:pStyle w:val="a7"/>
+        <w:numPr>
+          <w:ilvl w:val="0"/>
+          <w:numId w:val="3"/>
+        </w:numPr>
+        <w:tabs>
+          <w:tab w:val="left" w:pos="2410"/>
+        </w:tabs>
+        <w:spacing w:after="0"/>
+        <w:ind w:left="1276" w:firstLine="708"/>
+        <w:jc w:val="both"/>
+        <w:rPr>
+          <w:rFonts w:ascii="Times New Roman" w:hAnsi="Times New Roman" w:cs="Times New Roman"/>
+          <w:sz w:val="28"/>
+          <w:szCs w:val="28"/>
+          <w:lang w:val="en-US"/>
+        </w:rPr>
+      </w:pPr>
+      <w:proofErr w:type="spellStart"/>
+      <w:r>
+        <w:rPr>
+          <w:rFonts w:ascii="Times New Roman" w:hAnsi="Times New Roman" w:cs="Times New Roman"/>
+          <w:i/>
+          <w:iCs/>
+          <w:sz w:val="28"/>
+          <w:szCs w:val="28"/>
+          <w:lang w:val="en-US"/>
+        </w:rPr>
+        <w:t>HireDate</w:t>
+      </w:r>
+      <w:proofErr w:type="spellEnd"/>
+      <w:r>
+        <w:rPr>
+          <w:rFonts w:ascii="Times New Roman" w:hAnsi="Times New Roman" w:cs="Times New Roman"/>
+          <w:i/>
+          <w:iCs/>
+          <w:sz w:val="28"/>
+          <w:szCs w:val="28"/>
+          <w:lang w:val="en-US"/>
+        </w:rPr>
+        <w:t xml:space="preserve">: </w:t>
+      </w:r>
+      <w:r>
+        <w:rPr>
+          <w:rFonts w:ascii="Times New Roman" w:hAnsi="Times New Roman" w:cs="Times New Roman"/>
+          <w:sz w:val="28"/>
+          <w:szCs w:val="28"/>
+          <w:lang w:val="en-US"/>
+        </w:rPr>
+        <w:t>DATE, NOT NULL, DEFAULT CURRENT_DATE</w:t>
+      </w:r>
+    </w:p>
+    <w:p>
+      <w:pPr>
+        <w:spacing w:after="0"/>
+        <w:ind w:firstLine="1134"/>
+        <w:jc w:val="both"/>
+        <w:rPr>
+          <w:rFonts w:ascii="Times New Roman" w:hAnsi="Times New Roman" w:cs="Times New Roman"/>
+          <w:b/>
+          <w:bCs/>
+          <w:i/>
+          <w:iCs/>
+          <w:sz w:val="28"/>
+          <w:szCs w:val="28"/>
+        </w:rPr>
+      </w:pPr>
+      <w:r>
+        <w:rPr>
+          <w:rFonts w:ascii="Times New Roman" w:hAnsi="Times New Roman" w:cs="Times New Roman"/>
+          <w:b/>
+          <w:bCs/>
+          <w:i/>
+          <w:iCs/>
+          <w:sz w:val="28"/>
+          <w:szCs w:val="28"/>
+        </w:rPr>
+        <w:t>Constraint</w:t>
+      </w:r>
+      <w:r>
+        <w:rPr>
+          <w:rFonts w:ascii="Times New Roman" w:hAnsi="Times New Roman" w:cs="Times New Roman"/>
+          <w:b/>
+          <w:bCs/>
+          <w:i/>
+          <w:iCs/>
+          <w:sz w:val="28"/>
+          <w:szCs w:val="28"/>
+          <w:lang w:val="en-US"/>
+        </w:rPr>
+        <w:t>s:</w:t>
+      </w:r>
+    </w:p>
+    <w:p>
+      <w:pPr>
+        <w:pStyle w:val="a7"/>
+        <w:numPr>
+          <w:ilvl w:val="0"/>
+          <w:numId w:val="5"/>
+        </w:numPr>
+        <w:tabs>
+          <w:tab w:val="left" w:pos="2410"/>
+        </w:tabs>
+        <w:ind w:left="1276" w:firstLine="709"/>
+        <w:jc w:val="both"/>
+        <w:rPr>
+          <w:rFonts w:ascii="Times New Roman" w:hAnsi="Times New Roman" w:cs="Times New Roman"/>
+          <w:sz w:val="28"/>
+          <w:szCs w:val="28"/>
+          <w:lang w:val="en-US"/>
+        </w:rPr>
+      </w:pPr>
+      <w:proofErr w:type="spellStart"/>
+      <w:r>
+        <w:rPr>
+          <w:rFonts w:ascii="Times New Roman" w:hAnsi="Times New Roman" w:cs="Times New Roman"/>
+          <w:i/>
+          <w:iCs/>
+          <w:sz w:val="28"/>
+          <w:szCs w:val="28"/>
+          <w:lang w:val="en-US"/>
+        </w:rPr>
+        <w:t>PK_</w:t>
+      </w:r>
+      <w:r>
+        <w:rPr>
+          <w:rFonts w:ascii="Times New Roman" w:hAnsi="Times New Roman" w:cs="Times New Roman"/>
+          <w:i/>
+          <w:iCs/>
+          <w:sz w:val="28"/>
+          <w:szCs w:val="28"/>
+          <w:lang w:val="en-US"/>
+        </w:rPr>
+        <w:t>St</w:t>
+      </w:r>
+      <w:r>
+        <w:rPr>
+          <w:rFonts w:ascii="Times New Roman" w:hAnsi="Times New Roman" w:cs="Times New Roman"/>
+          <w:i/>
+          <w:iCs/>
+          <w:sz w:val="28"/>
+          <w:szCs w:val="28"/>
+          <w:lang w:val="en-US"/>
+        </w:rPr>
+        <w:t>a</w:t>
+      </w:r>
+      <w:r>
+        <w:rPr>
+          <w:rFonts w:ascii="Times New Roman" w:hAnsi="Times New Roman" w:cs="Times New Roman"/>
+          <w:i/>
+          <w:iCs/>
+          <w:sz w:val="28"/>
+          <w:szCs w:val="28"/>
+          <w:lang w:val="en-US"/>
+        </w:rPr>
+        <w:t>ff</w:t>
+      </w:r>
+      <w:proofErr w:type="spellEnd"/>
+      <w:r>
+        <w:rPr>
+          <w:rFonts w:ascii="Times New Roman" w:hAnsi="Times New Roman" w:cs="Times New Roman"/>
+          <w:i/>
+          <w:iCs/>
+          <w:sz w:val="28"/>
+          <w:szCs w:val="28"/>
+          <w:lang w:val="en-US"/>
+        </w:rPr>
+        <w:t xml:space="preserve">: </w:t>
+      </w:r>
+      <w:r>
+        <w:rPr>
+          <w:rFonts w:ascii="Times New Roman" w:hAnsi="Times New Roman" w:cs="Times New Roman"/>
+          <w:sz w:val="28"/>
+          <w:szCs w:val="28"/>
+          <w:lang w:val="en-US"/>
+        </w:rPr>
+        <w:t>PRIMARY KEY</w:t>
+      </w:r>
+      <w:r>
+        <w:rPr>
+          <w:rFonts w:ascii="Times New Roman" w:hAnsi="Times New Roman" w:cs="Times New Roman"/>
+          <w:i/>
+          <w:iCs/>
           <w:sz w:val="28"/>
           <w:szCs w:val="28"/>
           <w:lang w:val="en-US"/>
         </w:rPr>
         <w:t xml:space="preserve"> (</w:t>
       </w:r>
-      <w:r>
-        <w:rPr>
-          <w:rFonts w:ascii="Times New Roman" w:hAnsi="Times New Roman" w:cs="Times New Roman"/>
-          <w:sz w:val="28"/>
-          <w:szCs w:val="28"/>
-        </w:rPr>
-        <w:t>DurationHours &gt;= 1</w:t>
-      </w:r>
-      <w:r>
-        <w:rPr>
-          <w:rFonts w:ascii="Times New Roman" w:hAnsi="Times New Roman" w:cs="Times New Roman"/>
-          <w:sz w:val="28"/>
-          <w:szCs w:val="28"/>
-          <w:lang w:val="en-US"/>
+      <w:proofErr w:type="spellStart"/>
+      <w:r>
+        <w:rPr>
+          <w:rFonts w:ascii="Times New Roman" w:hAnsi="Times New Roman" w:cs="Times New Roman"/>
+          <w:i/>
+          <w:iCs/>
+          <w:sz w:val="28"/>
+          <w:szCs w:val="28"/>
+          <w:lang w:val="en-US"/>
+        </w:rPr>
+        <w:t>StaffID</w:t>
+      </w:r>
+      <w:proofErr w:type="spellEnd"/>
+      <w:r>
+        <w:rPr>
+          <w:rFonts w:ascii="Times New Roman" w:hAnsi="Times New Roman" w:cs="Times New Roman"/>
+          <w:i/>
+          <w:iCs/>
+          <w:sz w:val="28"/>
+          <w:szCs w:val="28"/>
+          <w:lang w:val="en-US"/>
+        </w:rPr>
+        <w:t>)</w:t>
+      </w:r>
+    </w:p>
+    <w:p>
+      <w:pPr>
+        <w:pStyle w:val="a7"/>
+        <w:numPr>
+          <w:ilvl w:val="0"/>
+          <w:numId w:val="5"/>
+        </w:numPr>
+        <w:tabs>
+          <w:tab w:val="left" w:pos="2410"/>
+        </w:tabs>
+        <w:ind w:left="1276" w:firstLine="709"/>
+        <w:jc w:val="both"/>
+        <w:rPr>
+          <w:rFonts w:ascii="Times New Roman" w:hAnsi="Times New Roman" w:cs="Times New Roman"/>
+          <w:sz w:val="28"/>
+          <w:szCs w:val="28"/>
+          <w:lang w:val="en-US"/>
+        </w:rPr>
+      </w:pPr>
+      <w:r>
+        <w:rPr>
+          <w:rFonts w:ascii="Times New Roman" w:hAnsi="Times New Roman" w:cs="Times New Roman"/>
+          <w:sz w:val="28"/>
+          <w:szCs w:val="28"/>
+        </w:rPr>
+        <w:t>UQ_</w:t>
+      </w:r>
+      <w:r>
+        <w:rPr>
+          <w:rFonts w:ascii="Times New Roman" w:hAnsi="Times New Roman" w:cs="Times New Roman"/>
+          <w:i/>
+          <w:iCs/>
+          <w:sz w:val="28"/>
+          <w:szCs w:val="28"/>
+          <w:lang w:val="en-US"/>
+        </w:rPr>
+        <w:t>St</w:t>
+      </w:r>
+      <w:r>
+        <w:rPr>
+          <w:rFonts w:ascii="Times New Roman" w:hAnsi="Times New Roman" w:cs="Times New Roman"/>
+          <w:i/>
+          <w:iCs/>
+          <w:sz w:val="28"/>
+          <w:szCs w:val="28"/>
+        </w:rPr>
+        <w:t>а</w:t>
+      </w:r>
+      <w:r>
+        <w:rPr>
+          <w:rFonts w:ascii="Times New Roman" w:hAnsi="Times New Roman" w:cs="Times New Roman"/>
+          <w:i/>
+          <w:iCs/>
+          <w:sz w:val="28"/>
+          <w:szCs w:val="28"/>
+          <w:lang w:val="en-US"/>
+        </w:rPr>
+        <w:t>ff</w:t>
+      </w:r>
+      <w:r>
+        <w:rPr>
+          <w:rFonts w:ascii="Times New Roman" w:hAnsi="Times New Roman" w:cs="Times New Roman"/>
+          <w:i/>
+          <w:iCs/>
+          <w:sz w:val="28"/>
+          <w:szCs w:val="28"/>
+        </w:rPr>
+        <w:t>Phone</w:t>
+      </w:r>
+      <w:r>
+        <w:rPr>
+          <w:rFonts w:ascii="Times New Roman" w:hAnsi="Times New Roman" w:cs="Times New Roman"/>
+          <w:sz w:val="28"/>
+          <w:szCs w:val="28"/>
+        </w:rPr>
+        <w:t>: UNIQUE (</w:t>
+      </w:r>
+      <w:r>
+        <w:rPr>
+          <w:rFonts w:ascii="Times New Roman" w:hAnsi="Times New Roman" w:cs="Times New Roman"/>
+          <w:i/>
+          <w:iCs/>
+          <w:sz w:val="28"/>
+          <w:szCs w:val="28"/>
+        </w:rPr>
+        <w:t>Phone</w:t>
+      </w:r>
+      <w:r>
+        <w:rPr>
+          <w:rFonts w:ascii="Times New Roman" w:hAnsi="Times New Roman" w:cs="Times New Roman"/>
+          <w:sz w:val="28"/>
+          <w:szCs w:val="28"/>
         </w:rPr>
         <w:t>)</w:t>
       </w:r>
@@ -3825,7 +4737,7 @@
           <w:szCs w:val="28"/>
           <w:lang w:val="en-US"/>
         </w:rPr>
-        <w:t>Staff</w:t>
+        <w:t>Menu</w:t>
       </w:r>
     </w:p>
     <w:p>
@@ -3891,7 +4803,7 @@
           <w:sz w:val="28"/>
           <w:szCs w:val="28"/>
         </w:rPr>
-        <w:t>персонале</w:t>
+        <w:t>позициях в меню</w:t>
       </w:r>
     </w:p>
     <w:p>
@@ -3953,27 +4865,38 @@
           <w:lang w:val="en-US"/>
         </w:rPr>
       </w:pPr>
-      <w:r>
-        <w:rPr>
-          <w:rFonts w:ascii="Times New Roman" w:hAnsi="Times New Roman" w:cs="Times New Roman"/>
-          <w:i/>
-          <w:iCs/>
-          <w:sz w:val="28"/>
-          <w:szCs w:val="28"/>
-          <w:lang w:val="en-US"/>
-        </w:rPr>
-        <w:t>StaffID</w:t>
-      </w:r>
-      <w:r>
-        <w:rPr>
-          <w:rFonts w:ascii="Times New Roman" w:hAnsi="Times New Roman" w:cs="Times New Roman"/>
-          <w:i/>
-          <w:iCs/>
-          <w:sz w:val="28"/>
-          <w:szCs w:val="28"/>
-          <w:lang w:val="en-US"/>
-        </w:rPr>
-        <w:t xml:space="preserve">: </w:t>
+      <w:proofErr w:type="spellStart"/>
+      <w:r>
+        <w:rPr>
+          <w:rFonts w:ascii="Times New Roman" w:hAnsi="Times New Roman" w:cs="Times New Roman"/>
+          <w:i/>
+          <w:iCs/>
+          <w:sz w:val="28"/>
+          <w:szCs w:val="28"/>
+          <w:lang w:val="en-US"/>
+        </w:rPr>
+        <w:t>ItemID</w:t>
+      </w:r>
+      <w:proofErr w:type="spellEnd"/>
+      <w:r>
+        <w:rPr>
+          <w:rFonts w:ascii="Times New Roman" w:hAnsi="Times New Roman" w:cs="Times New Roman"/>
+          <w:i/>
+          <w:iCs/>
+          <w:sz w:val="28"/>
+          <w:szCs w:val="28"/>
+          <w:lang w:val="en-US"/>
+        </w:rPr>
+        <w:t>:</w:t>
+      </w:r>
+      <w:r>
+        <w:rPr>
+          <w:rFonts w:ascii="Times New Roman" w:hAnsi="Times New Roman" w:cs="Times New Roman"/>
+          <w:sz w:val="28"/>
+          <w:szCs w:val="28"/>
+          <w:lang w:val="en-US"/>
+        </w:rPr>
+        <w:t xml:space="preserve"> </w:t>
       </w:r>
       <w:r>
         <w:rPr>
@@ -4021,18 +4944,19 @@
           <w:rFonts w:ascii="Times New Roman" w:hAnsi="Times New Roman" w:cs="Times New Roman"/>
           <w:sz w:val="28"/>
           <w:szCs w:val="28"/>
-        </w:rPr>
-      </w:pPr>
-      <w:r>
-        <w:rPr>
-          <w:rFonts w:ascii="Times New Roman" w:hAnsi="Times New Roman" w:cs="Times New Roman"/>
-          <w:i/>
-          <w:iCs/>
-          <w:sz w:val="28"/>
-          <w:szCs w:val="28"/>
-          <w:lang w:val="en-US"/>
-        </w:rPr>
-        <w:t>FirstName</w:t>
+          <w:lang w:val="en-US"/>
+        </w:rPr>
+      </w:pPr>
+      <w:r>
+        <w:rPr>
+          <w:rFonts w:ascii="Times New Roman" w:hAnsi="Times New Roman" w:cs="Times New Roman"/>
+          <w:i/>
+          <w:iCs/>
+          <w:sz w:val="28"/>
+          <w:szCs w:val="28"/>
+          <w:lang w:val="en-US"/>
+        </w:rPr>
+        <w:t>Name</w:t>
       </w:r>
       <w:r>
         <w:rPr>
@@ -4045,13 +4969,25 @@
         </w:rPr>
         <w:t xml:space="preserve">: </w:t>
       </w:r>
-      <w:r>
-        <w:rPr>
-          <w:rFonts w:ascii="Times New Roman" w:hAnsi="Times New Roman" w:cs="Times New Roman"/>
-          <w:sz w:val="28"/>
-          <w:szCs w:val="28"/>
-        </w:rPr>
-        <w:t>VARCHAR(100), NOT NUL</w:t>
+      <w:proofErr w:type="gramStart"/>
+      <w:r>
+        <w:rPr>
+          <w:rFonts w:ascii="Times New Roman" w:hAnsi="Times New Roman" w:cs="Times New Roman"/>
+          <w:sz w:val="28"/>
+          <w:szCs w:val="28"/>
+          <w:lang w:val="en-US"/>
+        </w:rPr>
+        <w:t>VARCHAR(</w:t>
+      </w:r>
+      <w:proofErr w:type="gramEnd"/>
+      <w:r>
+        <w:rPr>
+          <w:rFonts w:ascii="Times New Roman" w:hAnsi="Times New Roman" w:cs="Times New Roman"/>
+          <w:sz w:val="28"/>
+          <w:szCs w:val="28"/>
+          <w:lang w:val="en-US"/>
+        </w:rPr>
+        <w:t>100), NOT NUL</w:t>
       </w:r>
       <w:r>
         <w:rPr>
@@ -4061,6 +4997,15 @@
           <w:lang w:val="en-US"/>
         </w:rPr>
         <w:t>L</w:t>
+      </w:r>
+      <w:r>
+        <w:rPr>
+          <w:rFonts w:ascii="Times New Roman" w:hAnsi="Times New Roman" w:cs="Times New Roman"/>
+          <w:sz w:val="28"/>
+          <w:szCs w:val="28"/>
+          <w:lang w:val="en-US"/>
+        </w:rPr>
+        <w:t>, UNIQUE</w:t>
       </w:r>
     </w:p>
     <w:p>
@@ -4090,26 +5035,56 @@
           <w:szCs w:val="28"/>
           <w:lang w:val="en-US"/>
         </w:rPr>
-        <w:t>LastName</w:t>
-      </w:r>
-      <w:r>
-        <w:rPr>
-          <w:rFonts w:ascii="Times New Roman" w:hAnsi="Times New Roman" w:cs="Times New Roman"/>
-          <w:i/>
-          <w:iCs/>
-          <w:sz w:val="28"/>
-          <w:szCs w:val="28"/>
-          <w:lang w:val="en-US"/>
-        </w:rPr>
-        <w:t xml:space="preserve">: </w:t>
-      </w:r>
-      <w:r>
-        <w:rPr>
-          <w:rFonts w:ascii="Times New Roman" w:hAnsi="Times New Roman" w:cs="Times New Roman"/>
-          <w:sz w:val="28"/>
-          <w:szCs w:val="28"/>
-        </w:rPr>
-        <w:t>VARCHAR(100), NOT NUL</w:t>
+        <w:t>Category</w:t>
+      </w:r>
+      <w:r>
+        <w:rPr>
+          <w:rFonts w:ascii="Times New Roman" w:hAnsi="Times New Roman" w:cs="Times New Roman"/>
+          <w:i/>
+          <w:iCs/>
+          <w:sz w:val="28"/>
+          <w:szCs w:val="28"/>
+          <w:lang w:val="en-US"/>
+        </w:rPr>
+        <w:t>:</w:t>
+      </w:r>
+      <w:r>
+        <w:rPr>
+          <w:rFonts w:ascii="Times New Roman" w:hAnsi="Times New Roman" w:cs="Times New Roman"/>
+          <w:sz w:val="28"/>
+          <w:szCs w:val="28"/>
+          <w:lang w:val="en-US"/>
+        </w:rPr>
+        <w:t xml:space="preserve"> </w:t>
+      </w:r>
+      <w:proofErr w:type="gramStart"/>
+      <w:r>
+        <w:rPr>
+          <w:rFonts w:ascii="Times New Roman" w:hAnsi="Times New Roman" w:cs="Times New Roman"/>
+          <w:sz w:val="28"/>
+          <w:szCs w:val="28"/>
+          <w:lang w:val="en-US"/>
+        </w:rPr>
+        <w:t>VARCHAR(</w:t>
+      </w:r>
+      <w:proofErr w:type="gramEnd"/>
+      <w:r>
+        <w:rPr>
+          <w:rFonts w:ascii="Times New Roman" w:hAnsi="Times New Roman" w:cs="Times New Roman"/>
+          <w:sz w:val="28"/>
+          <w:szCs w:val="28"/>
+          <w:lang w:val="en-US"/>
+        </w:rPr>
+        <w:t>50</w:t>
+      </w:r>
+      <w:r>
+        <w:rPr>
+          <w:rFonts w:ascii="Times New Roman" w:hAnsi="Times New Roman" w:cs="Times New Roman"/>
+          <w:sz w:val="28"/>
+          <w:szCs w:val="28"/>
+          <w:lang w:val="en-US"/>
+        </w:rPr>
+        <w:t>), NOT NUL</w:t>
       </w:r>
       <w:r>
         <w:rPr>
@@ -4135,20 +5110,22 @@
         <w:jc w:val="both"/>
         <w:rPr>
           <w:rFonts w:ascii="Times New Roman" w:hAnsi="Times New Roman" w:cs="Times New Roman"/>
-          <w:sz w:val="28"/>
-          <w:szCs w:val="28"/>
-        </w:rPr>
-      </w:pPr>
-      <w:r>
-        <w:rPr>
-          <w:rFonts w:ascii="Times New Roman" w:hAnsi="Times New Roman" w:cs="Times New Roman"/>
-          <w:i/>
-          <w:iCs/>
-          <w:sz w:val="28"/>
-          <w:szCs w:val="28"/>
-          <w:lang w:val="en-US"/>
-        </w:rPr>
-        <w:t>Role</w:t>
+          <w:i/>
+          <w:iCs/>
+          <w:sz w:val="28"/>
+          <w:szCs w:val="28"/>
+        </w:rPr>
+      </w:pPr>
+      <w:r>
+        <w:rPr>
+          <w:rFonts w:ascii="Times New Roman" w:hAnsi="Times New Roman" w:cs="Times New Roman"/>
+          <w:i/>
+          <w:iCs/>
+          <w:sz w:val="28"/>
+          <w:szCs w:val="28"/>
+          <w:lang w:val="en-US"/>
+        </w:rPr>
+        <w:t>Price</w:t>
       </w:r>
       <w:r>
         <w:rPr>
@@ -4164,43 +5141,39 @@
       <w:r>
         <w:rPr>
           <w:rFonts w:ascii="Times New Roman" w:hAnsi="Times New Roman" w:cs="Times New Roman"/>
+          <w:i/>
+          <w:iCs/>
           <w:sz w:val="28"/>
           <w:szCs w:val="28"/>
         </w:rPr>
         <w:t xml:space="preserve"> </w:t>
       </w:r>
-      <w:r>
-        <w:rPr>
-          <w:rFonts w:ascii="Times New Roman" w:hAnsi="Times New Roman" w:cs="Times New Roman"/>
-          <w:sz w:val="28"/>
-          <w:szCs w:val="28"/>
-        </w:rPr>
-        <w:t>VARCHAR(</w:t>
-      </w:r>
-      <w:r>
-        <w:rPr>
-          <w:rFonts w:ascii="Times New Roman" w:hAnsi="Times New Roman" w:cs="Times New Roman"/>
-          <w:sz w:val="28"/>
-          <w:szCs w:val="28"/>
-        </w:rPr>
-        <w:t>20</w:t>
-      </w:r>
-      <w:r>
-        <w:rPr>
-          <w:rFonts w:ascii="Times New Roman" w:hAnsi="Times New Roman" w:cs="Times New Roman"/>
-          <w:sz w:val="28"/>
-          <w:szCs w:val="28"/>
-        </w:rPr>
-        <w:t>), NOT NUL</w:t>
-      </w:r>
-      <w:r>
-        <w:rPr>
-          <w:rFonts w:ascii="Times New Roman" w:hAnsi="Times New Roman" w:cs="Times New Roman"/>
-          <w:sz w:val="28"/>
-          <w:szCs w:val="28"/>
-          <w:lang w:val="en-US"/>
-        </w:rPr>
-        <w:t>L</w:t>
+      <w:proofErr w:type="gramStart"/>
+      <w:r>
+        <w:rPr>
+          <w:rFonts w:ascii="Times New Roman" w:hAnsi="Times New Roman" w:cs="Times New Roman"/>
+          <w:sz w:val="28"/>
+          <w:szCs w:val="28"/>
+        </w:rPr>
+        <w:t>DECIMAL(</w:t>
+      </w:r>
+      <w:proofErr w:type="gramEnd"/>
+      <w:r>
+        <w:rPr>
+          <w:rFonts w:ascii="Times New Roman" w:hAnsi="Times New Roman" w:cs="Times New Roman"/>
+          <w:sz w:val="28"/>
+          <w:szCs w:val="28"/>
+          <w:lang w:val="en-US"/>
+        </w:rPr>
+        <w:t>8</w:t>
+      </w:r>
+      <w:r>
+        <w:rPr>
+          <w:rFonts w:ascii="Times New Roman" w:hAnsi="Times New Roman" w:cs="Times New Roman"/>
+          <w:sz w:val="28"/>
+          <w:szCs w:val="28"/>
+        </w:rPr>
+        <w:t>,2), NOT NULL</w:t>
       </w:r>
     </w:p>
     <w:p>
@@ -4213,72 +5186,86 @@
         <w:tabs>
           <w:tab w:val="left" w:pos="2410"/>
         </w:tabs>
+        <w:spacing w:after="0"/>
         <w:ind w:left="1276" w:firstLine="708"/>
         <w:jc w:val="both"/>
         <w:rPr>
           <w:rFonts w:ascii="Times New Roman" w:hAnsi="Times New Roman" w:cs="Times New Roman"/>
           <w:sz w:val="28"/>
           <w:szCs w:val="28"/>
-          <w:lang w:val="en-US"/>
-        </w:rPr>
-      </w:pPr>
-      <w:r>
-        <w:rPr>
-          <w:rFonts w:ascii="Times New Roman" w:hAnsi="Times New Roman" w:cs="Times New Roman"/>
-          <w:i/>
-          <w:iCs/>
-          <w:sz w:val="28"/>
-          <w:szCs w:val="28"/>
-          <w:lang w:val="en-US"/>
-        </w:rPr>
-        <w:t>Phone</w:t>
-      </w:r>
-      <w:r>
-        <w:rPr>
-          <w:rFonts w:ascii="Times New Roman" w:hAnsi="Times New Roman" w:cs="Times New Roman"/>
-          <w:i/>
-          <w:iCs/>
-          <w:sz w:val="28"/>
-          <w:szCs w:val="28"/>
-          <w:lang w:val="en-US"/>
-        </w:rPr>
-        <w:t>:</w:t>
-      </w:r>
-      <w:r>
-        <w:rPr>
-          <w:rFonts w:ascii="Times New Roman" w:hAnsi="Times New Roman" w:cs="Times New Roman"/>
-          <w:sz w:val="28"/>
-          <w:szCs w:val="28"/>
-          <w:lang w:val="en-US"/>
-        </w:rPr>
-        <w:t xml:space="preserve"> </w:t>
-      </w:r>
-      <w:r>
-        <w:rPr>
-          <w:rFonts w:ascii="Times New Roman" w:hAnsi="Times New Roman" w:cs="Times New Roman"/>
-          <w:sz w:val="28"/>
-          <w:szCs w:val="28"/>
-          <w:lang w:val="en-US"/>
-        </w:rPr>
-        <w:t>VARCHAR(20), NOT NUL</w:t>
-      </w:r>
-      <w:r>
-        <w:rPr>
-          <w:rFonts w:ascii="Times New Roman" w:hAnsi="Times New Roman" w:cs="Times New Roman"/>
-          <w:sz w:val="28"/>
-          <w:szCs w:val="28"/>
-          <w:lang w:val="en-US"/>
-        </w:rPr>
-        <w:t>L</w:t>
-      </w:r>
-      <w:r>
-        <w:rPr>
-          <w:rFonts w:ascii="Times New Roman" w:hAnsi="Times New Roman" w:cs="Times New Roman"/>
-          <w:sz w:val="28"/>
-          <w:szCs w:val="28"/>
-          <w:lang w:val="en-US"/>
-        </w:rPr>
-        <w:t>, UNIQUE</w:t>
+        </w:rPr>
+      </w:pPr>
+      <w:r>
+        <w:rPr>
+          <w:rFonts w:ascii="Times New Roman" w:hAnsi="Times New Roman" w:cs="Times New Roman"/>
+          <w:i/>
+          <w:iCs/>
+          <w:sz w:val="28"/>
+          <w:szCs w:val="28"/>
+          <w:lang w:val="en-US"/>
+        </w:rPr>
+        <w:t>Description</w:t>
+      </w:r>
+      <w:r>
+        <w:rPr>
+          <w:rFonts w:ascii="Times New Roman" w:hAnsi="Times New Roman" w:cs="Times New Roman"/>
+          <w:i/>
+          <w:iCs/>
+          <w:sz w:val="28"/>
+          <w:szCs w:val="28"/>
+          <w:lang w:val="en-US"/>
+        </w:rPr>
+        <w:t xml:space="preserve">: </w:t>
+      </w:r>
+      <w:r>
+        <w:rPr>
+          <w:rFonts w:ascii="Times New Roman" w:hAnsi="Times New Roman" w:cs="Times New Roman"/>
+          <w:sz w:val="28"/>
+          <w:szCs w:val="28"/>
+          <w:lang w:val="en-US"/>
+        </w:rPr>
+        <w:t>TEXT</w:t>
+      </w:r>
+    </w:p>
+    <w:p>
+      <w:pPr>
+        <w:spacing w:after="0"/>
+        <w:ind w:left="426" w:firstLine="708"/>
+        <w:jc w:val="both"/>
+        <w:rPr>
+          <w:rFonts w:ascii="Times New Roman" w:hAnsi="Times New Roman" w:cs="Times New Roman"/>
+          <w:b/>
+          <w:bCs/>
+          <w:i/>
+          <w:iCs/>
+          <w:sz w:val="28"/>
+          <w:szCs w:val="28"/>
+        </w:rPr>
+      </w:pPr>
+      <w:r>
+        <w:rPr>
+          <w:rFonts w:ascii="Times New Roman" w:hAnsi="Times New Roman" w:cs="Times New Roman"/>
+          <w:b/>
+          <w:bCs/>
+          <w:i/>
+          <w:iCs/>
+          <w:sz w:val="28"/>
+          <w:szCs w:val="28"/>
+        </w:rPr>
+        <w:t>Constraint</w:t>
+      </w:r>
+      <w:r>
+        <w:rPr>
+          <w:rFonts w:ascii="Times New Roman" w:hAnsi="Times New Roman" w:cs="Times New Roman"/>
+          <w:b/>
+          <w:bCs/>
+          <w:i/>
+          <w:iCs/>
+          <w:sz w:val="28"/>
+          <w:szCs w:val="28"/>
+          <w:lang w:val="en-US"/>
+        </w:rPr>
+        <w:t>s:</w:t>
       </w:r>
     </w:p>
     <w:p>
@@ -4291,7 +5278,6 @@
         <w:tabs>
           <w:tab w:val="left" w:pos="2410"/>
         </w:tabs>
-        <w:spacing w:after="0"/>
         <w:ind w:left="1276" w:firstLine="708"/>
         <w:jc w:val="both"/>
         <w:rPr>
@@ -4301,17 +5287,30 @@
           <w:lang w:val="en-US"/>
         </w:rPr>
       </w:pPr>
-      <w:r>
-        <w:rPr>
-          <w:rFonts w:ascii="Times New Roman" w:hAnsi="Times New Roman" w:cs="Times New Roman"/>
-          <w:i/>
-          <w:iCs/>
-          <w:sz w:val="28"/>
-          <w:szCs w:val="28"/>
-          <w:lang w:val="en-US"/>
-        </w:rPr>
-        <w:t>HireDate</w:t>
-      </w:r>
+      <w:proofErr w:type="spellStart"/>
+      <w:r>
+        <w:rPr>
+          <w:rFonts w:ascii="Times New Roman" w:hAnsi="Times New Roman" w:cs="Times New Roman"/>
+          <w:i/>
+          <w:iCs/>
+          <w:sz w:val="28"/>
+          <w:szCs w:val="28"/>
+          <w:lang w:val="en-US"/>
+        </w:rPr>
+        <w:t>PK_</w:t>
+      </w:r>
+      <w:r>
+        <w:rPr>
+          <w:rFonts w:ascii="Times New Roman" w:hAnsi="Times New Roman" w:cs="Times New Roman"/>
+          <w:i/>
+          <w:iCs/>
+          <w:sz w:val="28"/>
+          <w:szCs w:val="28"/>
+          <w:lang w:val="en-US"/>
+        </w:rPr>
+        <w:t>Item</w:t>
+      </w:r>
+      <w:proofErr w:type="spellEnd"/>
       <w:r>
         <w:rPr>
           <w:rFonts w:ascii="Times New Roman" w:hAnsi="Times New Roman" w:cs="Times New Roman"/>
@@ -4330,48 +5329,49 @@
           <w:szCs w:val="28"/>
           <w:lang w:val="en-US"/>
         </w:rPr>
-        <w:t>DATE, NOT NULL, DEFAULT CURRENT_DATE</w:t>
-      </w:r>
-    </w:p>
-    <w:p>
-      <w:pPr>
-        <w:spacing w:after="0"/>
-        <w:ind w:firstLine="1134"/>
-        <w:jc w:val="both"/>
-        <w:rPr>
-          <w:rFonts w:ascii="Times New Roman" w:hAnsi="Times New Roman" w:cs="Times New Roman"/>
-          <w:b/>
-          <w:bCs/>
-          <w:i/>
-          <w:iCs/>
-          <w:sz w:val="28"/>
-          <w:szCs w:val="28"/>
-        </w:rPr>
-      </w:pPr>
-      <w:r>
-        <w:rPr>
-          <w:rFonts w:ascii="Times New Roman" w:hAnsi="Times New Roman" w:cs="Times New Roman"/>
-          <w:b/>
-          <w:bCs/>
-          <w:i/>
-          <w:iCs/>
-          <w:sz w:val="28"/>
-          <w:szCs w:val="28"/>
-        </w:rPr>
-        <w:t>Constraint</w:t>
-      </w:r>
-      <w:r>
-        <w:rPr>
-          <w:rFonts w:ascii="Times New Roman" w:hAnsi="Times New Roman" w:cs="Times New Roman"/>
-          <w:b/>
-          <w:bCs/>
-          <w:i/>
-          <w:iCs/>
-          <w:sz w:val="28"/>
-          <w:szCs w:val="28"/>
-          <w:lang w:val="en-US"/>
-        </w:rPr>
-        <w:t>s:</w:t>
+        <w:t>PRIMARY KEY</w:t>
+      </w:r>
+      <w:r>
+        <w:rPr>
+          <w:rFonts w:ascii="Times New Roman" w:hAnsi="Times New Roman" w:cs="Times New Roman"/>
+          <w:i/>
+          <w:iCs/>
+          <w:sz w:val="28"/>
+          <w:szCs w:val="28"/>
+          <w:lang w:val="en-US"/>
+        </w:rPr>
+        <w:t xml:space="preserve"> </w:t>
+      </w:r>
+      <w:r>
+        <w:rPr>
+          <w:rFonts w:ascii="Times New Roman" w:hAnsi="Times New Roman" w:cs="Times New Roman"/>
+          <w:sz w:val="28"/>
+          <w:szCs w:val="28"/>
+          <w:lang w:val="en-US"/>
+        </w:rPr>
+        <w:t>(</w:t>
+      </w:r>
+      <w:proofErr w:type="spellStart"/>
+      <w:r>
+        <w:rPr>
+          <w:rFonts w:ascii="Times New Roman" w:hAnsi="Times New Roman" w:cs="Times New Roman"/>
+          <w:i/>
+          <w:iCs/>
+          <w:sz w:val="28"/>
+          <w:szCs w:val="28"/>
+          <w:lang w:val="en-US"/>
+        </w:rPr>
+        <w:t>ItemID</w:t>
+      </w:r>
+      <w:proofErr w:type="spellEnd"/>
+      <w:r>
+        <w:rPr>
+          <w:rFonts w:ascii="Times New Roman" w:hAnsi="Times New Roman" w:cs="Times New Roman"/>
+          <w:sz w:val="28"/>
+          <w:szCs w:val="28"/>
+          <w:lang w:val="en-US"/>
+        </w:rPr>
+        <w:t>)</w:t>
       </w:r>
     </w:p>
     <w:p>
@@ -4379,92 +5379,63 @@
         <w:pStyle w:val="a7"/>
         <w:numPr>
           <w:ilvl w:val="0"/>
-          <w:numId w:val="5"/>
+          <w:numId w:val="3"/>
         </w:numPr>
         <w:tabs>
           <w:tab w:val="left" w:pos="2410"/>
         </w:tabs>
-        <w:ind w:left="1276" w:firstLine="709"/>
-        <w:jc w:val="both"/>
-        <w:rPr>
-          <w:rFonts w:ascii="Times New Roman" w:hAnsi="Times New Roman" w:cs="Times New Roman"/>
-          <w:sz w:val="28"/>
-          <w:szCs w:val="28"/>
-          <w:lang w:val="en-US"/>
-        </w:rPr>
-      </w:pPr>
-      <w:r>
-        <w:rPr>
-          <w:rFonts w:ascii="Times New Roman" w:hAnsi="Times New Roman" w:cs="Times New Roman"/>
-          <w:i/>
-          <w:iCs/>
-          <w:sz w:val="28"/>
-          <w:szCs w:val="28"/>
-          <w:lang w:val="en-US"/>
-        </w:rPr>
-        <w:t>PK_</w:t>
-      </w:r>
-      <w:r>
-        <w:rPr>
-          <w:rFonts w:ascii="Times New Roman" w:hAnsi="Times New Roman" w:cs="Times New Roman"/>
-          <w:i/>
-          <w:iCs/>
-          <w:sz w:val="28"/>
-          <w:szCs w:val="28"/>
-          <w:lang w:val="en-US"/>
-        </w:rPr>
-        <w:t>Stuff</w:t>
-      </w:r>
-      <w:r>
-        <w:rPr>
-          <w:rFonts w:ascii="Times New Roman" w:hAnsi="Times New Roman" w:cs="Times New Roman"/>
-          <w:i/>
-          <w:iCs/>
-          <w:sz w:val="28"/>
-          <w:szCs w:val="28"/>
-          <w:lang w:val="en-US"/>
-        </w:rPr>
-        <w:t xml:space="preserve">: </w:t>
-      </w:r>
-      <w:r>
-        <w:rPr>
-          <w:rFonts w:ascii="Times New Roman" w:hAnsi="Times New Roman" w:cs="Times New Roman"/>
-          <w:sz w:val="28"/>
-          <w:szCs w:val="28"/>
-          <w:lang w:val="en-US"/>
-        </w:rPr>
-        <w:t>PRIMARY KEY</w:t>
-      </w:r>
-      <w:r>
-        <w:rPr>
-          <w:rFonts w:ascii="Times New Roman" w:hAnsi="Times New Roman" w:cs="Times New Roman"/>
-          <w:i/>
-          <w:iCs/>
-          <w:sz w:val="28"/>
-          <w:szCs w:val="28"/>
-          <w:lang w:val="en-US"/>
-        </w:rPr>
-        <w:t xml:space="preserve"> (</w:t>
-      </w:r>
-      <w:r>
-        <w:rPr>
-          <w:rFonts w:ascii="Times New Roman" w:hAnsi="Times New Roman" w:cs="Times New Roman"/>
-          <w:i/>
-          <w:iCs/>
-          <w:sz w:val="28"/>
-          <w:szCs w:val="28"/>
-          <w:lang w:val="en-US"/>
-        </w:rPr>
-        <w:t>StaffID</w:t>
-      </w:r>
-      <w:r>
-        <w:rPr>
-          <w:rFonts w:ascii="Times New Roman" w:hAnsi="Times New Roman" w:cs="Times New Roman"/>
-          <w:i/>
-          <w:iCs/>
-          <w:sz w:val="28"/>
-          <w:szCs w:val="28"/>
-          <w:lang w:val="en-US"/>
+        <w:ind w:left="1276" w:firstLine="708"/>
+        <w:jc w:val="both"/>
+        <w:rPr>
+          <w:rFonts w:ascii="Times New Roman" w:hAnsi="Times New Roman" w:cs="Times New Roman"/>
+          <w:sz w:val="28"/>
+          <w:szCs w:val="28"/>
+          <w:lang w:val="en-US"/>
+        </w:rPr>
+      </w:pPr>
+      <w:r>
+        <w:rPr>
+          <w:rFonts w:ascii="Times New Roman" w:hAnsi="Times New Roman" w:cs="Times New Roman"/>
+          <w:sz w:val="28"/>
+          <w:szCs w:val="28"/>
+        </w:rPr>
+        <w:t>UQ_</w:t>
+      </w:r>
+      <w:r>
+        <w:rPr>
+          <w:rFonts w:ascii="Times New Roman" w:hAnsi="Times New Roman" w:cs="Times New Roman"/>
+          <w:i/>
+          <w:iCs/>
+          <w:sz w:val="28"/>
+          <w:szCs w:val="28"/>
+          <w:lang w:val="en-US"/>
+        </w:rPr>
+        <w:t>Name</w:t>
+      </w:r>
+      <w:r>
+        <w:rPr>
+          <w:rFonts w:ascii="Times New Roman" w:hAnsi="Times New Roman" w:cs="Times New Roman"/>
+          <w:sz w:val="28"/>
+          <w:szCs w:val="28"/>
+        </w:rPr>
+        <w:t>: UNIQUE (</w:t>
+      </w:r>
+      <w:r>
+        <w:rPr>
+          <w:rFonts w:ascii="Times New Roman" w:hAnsi="Times New Roman" w:cs="Times New Roman"/>
+          <w:i/>
+          <w:iCs/>
+          <w:sz w:val="28"/>
+          <w:szCs w:val="28"/>
+          <w:lang w:val="en-US"/>
+        </w:rPr>
+        <w:t>Name</w:t>
+      </w:r>
+      <w:r>
+        <w:rPr>
+          <w:rFonts w:ascii="Times New Roman" w:hAnsi="Times New Roman" w:cs="Times New Roman"/>
+          <w:sz w:val="28"/>
+          <w:szCs w:val="28"/>
         </w:rPr>
         <w:t>)</w:t>
       </w:r>
@@ -4474,72 +5445,114 @@
         <w:pStyle w:val="a7"/>
         <w:numPr>
           <w:ilvl w:val="0"/>
-          <w:numId w:val="5"/>
+          <w:numId w:val="3"/>
         </w:numPr>
         <w:tabs>
           <w:tab w:val="left" w:pos="2410"/>
         </w:tabs>
-        <w:ind w:left="1276" w:firstLine="709"/>
-        <w:jc w:val="both"/>
-        <w:rPr>
-          <w:rFonts w:ascii="Times New Roman" w:hAnsi="Times New Roman" w:cs="Times New Roman"/>
-          <w:sz w:val="28"/>
-          <w:szCs w:val="28"/>
-          <w:lang w:val="en-US"/>
-        </w:rPr>
-      </w:pPr>
-      <w:r>
-        <w:rPr>
-          <w:rFonts w:ascii="Times New Roman" w:hAnsi="Times New Roman" w:cs="Times New Roman"/>
-          <w:sz w:val="28"/>
-          <w:szCs w:val="28"/>
-        </w:rPr>
-        <w:t>UQ_</w:t>
-      </w:r>
-      <w:r>
-        <w:rPr>
-          <w:rFonts w:ascii="Times New Roman" w:hAnsi="Times New Roman" w:cs="Times New Roman"/>
-          <w:i/>
-          <w:iCs/>
-          <w:sz w:val="28"/>
-          <w:szCs w:val="28"/>
-          <w:lang w:val="en-US"/>
-        </w:rPr>
-        <w:t>Stuff</w:t>
-      </w:r>
-      <w:r>
-        <w:rPr>
-          <w:rFonts w:ascii="Times New Roman" w:hAnsi="Times New Roman" w:cs="Times New Roman"/>
-          <w:i/>
-          <w:iCs/>
-          <w:sz w:val="28"/>
-          <w:szCs w:val="28"/>
-        </w:rPr>
-        <w:t>Phone</w:t>
-      </w:r>
-      <w:r>
-        <w:rPr>
-          <w:rFonts w:ascii="Times New Roman" w:hAnsi="Times New Roman" w:cs="Times New Roman"/>
-          <w:sz w:val="28"/>
-          <w:szCs w:val="28"/>
-        </w:rPr>
-        <w:t>: UNIQUE (</w:t>
-      </w:r>
-      <w:r>
-        <w:rPr>
-          <w:rFonts w:ascii="Times New Roman" w:hAnsi="Times New Roman" w:cs="Times New Roman"/>
-          <w:i/>
-          <w:iCs/>
-          <w:sz w:val="28"/>
-          <w:szCs w:val="28"/>
-        </w:rPr>
-        <w:t>Phone</w:t>
-      </w:r>
-      <w:r>
-        <w:rPr>
-          <w:rFonts w:ascii="Times New Roman" w:hAnsi="Times New Roman" w:cs="Times New Roman"/>
-          <w:sz w:val="28"/>
-          <w:szCs w:val="28"/>
+        <w:ind w:left="1276" w:firstLine="708"/>
+        <w:jc w:val="both"/>
+        <w:rPr>
+          <w:rFonts w:ascii="Times New Roman" w:hAnsi="Times New Roman" w:cs="Times New Roman"/>
+          <w:sz w:val="28"/>
+          <w:szCs w:val="28"/>
+          <w:lang w:val="en-US"/>
+        </w:rPr>
+      </w:pPr>
+      <w:proofErr w:type="spellStart"/>
+      <w:r>
+        <w:rPr>
+          <w:rFonts w:ascii="Times New Roman" w:hAnsi="Times New Roman" w:cs="Times New Roman"/>
+          <w:i/>
+          <w:iCs/>
+          <w:sz w:val="28"/>
+          <w:szCs w:val="28"/>
+          <w:lang w:val="en-US"/>
+        </w:rPr>
+        <w:t>CHK_</w:t>
+      </w:r>
+      <w:r>
+        <w:rPr>
+          <w:rFonts w:ascii="Times New Roman" w:hAnsi="Times New Roman" w:cs="Times New Roman"/>
+          <w:i/>
+          <w:iCs/>
+          <w:sz w:val="28"/>
+          <w:szCs w:val="28"/>
+          <w:lang w:val="en-US"/>
+        </w:rPr>
+        <w:t>Price</w:t>
+      </w:r>
+      <w:proofErr w:type="spellEnd"/>
+      <w:r>
+        <w:rPr>
+          <w:rFonts w:ascii="Times New Roman" w:hAnsi="Times New Roman" w:cs="Times New Roman"/>
+          <w:i/>
+          <w:iCs/>
+          <w:sz w:val="28"/>
+          <w:szCs w:val="28"/>
+          <w:lang w:val="en-US"/>
+        </w:rPr>
+        <w:t xml:space="preserve">: </w:t>
+      </w:r>
+      <w:r>
+        <w:rPr>
+          <w:rFonts w:ascii="Times New Roman" w:hAnsi="Times New Roman" w:cs="Times New Roman"/>
+          <w:sz w:val="28"/>
+          <w:szCs w:val="28"/>
+          <w:lang w:val="en-US"/>
+        </w:rPr>
+        <w:t>CHECK</w:t>
+      </w:r>
+      <w:r>
+        <w:rPr>
+          <w:rFonts w:ascii="Times New Roman" w:hAnsi="Times New Roman" w:cs="Times New Roman"/>
+          <w:sz w:val="28"/>
+          <w:szCs w:val="28"/>
+          <w:lang w:val="en-US"/>
+        </w:rPr>
+        <w:t xml:space="preserve"> (</w:t>
+      </w:r>
+      <w:r>
+        <w:rPr>
+          <w:rFonts w:ascii="Times New Roman" w:hAnsi="Times New Roman" w:cs="Times New Roman"/>
+          <w:sz w:val="28"/>
+          <w:szCs w:val="28"/>
+          <w:lang w:val="en-US"/>
+        </w:rPr>
+        <w:t>Price</w:t>
+      </w:r>
+      <w:r>
+        <w:rPr>
+          <w:rFonts w:ascii="Times New Roman" w:hAnsi="Times New Roman" w:cs="Times New Roman"/>
+          <w:sz w:val="28"/>
+          <w:szCs w:val="28"/>
+        </w:rPr>
+        <w:t xml:space="preserve"> &gt;</w:t>
+      </w:r>
+      <w:r>
+        <w:rPr>
+          <w:rFonts w:ascii="Times New Roman" w:hAnsi="Times New Roman" w:cs="Times New Roman"/>
+          <w:sz w:val="28"/>
+          <w:szCs w:val="28"/>
+          <w:lang w:val="en-US"/>
+        </w:rPr>
+        <w:t>=</w:t>
+      </w:r>
+      <w:r>
+        <w:rPr>
+          <w:rFonts w:ascii="Times New Roman" w:hAnsi="Times New Roman" w:cs="Times New Roman"/>
+          <w:sz w:val="28"/>
+          <w:szCs w:val="28"/>
+          <w:lang w:val="en-US"/>
+        </w:rPr>
+        <w:t xml:space="preserve"> 0</w:t>
+      </w:r>
+      <w:r>
+        <w:rPr>
+          <w:rFonts w:ascii="Times New Roman" w:hAnsi="Times New Roman" w:cs="Times New Roman"/>
+          <w:sz w:val="28"/>
+          <w:szCs w:val="28"/>
+          <w:lang w:val="en-US"/>
         </w:rPr>
         <w:t>)</w:t>
       </w:r>
@@ -4583,17 +5596,19 @@
         </w:rPr>
         <w:t xml:space="preserve"> </w:t>
       </w:r>
-      <w:r>
-        <w:rPr>
-          <w:rFonts w:ascii="Times New Roman" w:hAnsi="Times New Roman" w:cs="Times New Roman"/>
-          <w:i/>
-          <w:iCs/>
-          <w:sz w:val="28"/>
-          <w:szCs w:val="28"/>
-          <w:lang w:val="en-US"/>
-        </w:rPr>
-        <w:t>Menu</w:t>
-      </w:r>
+      <w:proofErr w:type="spellStart"/>
+      <w:r>
+        <w:rPr>
+          <w:rFonts w:ascii="Times New Roman" w:hAnsi="Times New Roman" w:cs="Times New Roman"/>
+          <w:i/>
+          <w:iCs/>
+          <w:sz w:val="28"/>
+          <w:szCs w:val="28"/>
+          <w:lang w:val="en-US"/>
+        </w:rPr>
+        <w:t>OrderItems</w:t>
+      </w:r>
+      <w:proofErr w:type="spellEnd"/>
     </w:p>
     <w:p>
       <w:pPr>
@@ -4658,7 +5673,7 @@
           <w:sz w:val="28"/>
           <w:szCs w:val="28"/>
         </w:rPr>
-        <w:t>позициях в меню</w:t>
+        <w:t>позициях заказа</w:t>
       </w:r>
     </w:p>
     <w:p>
@@ -4720,17 +5735,18 @@
           <w:lang w:val="en-US"/>
         </w:rPr>
       </w:pPr>
-      <w:r>
-        <w:rPr>
-          <w:rFonts w:ascii="Times New Roman" w:hAnsi="Times New Roman" w:cs="Times New Roman"/>
-          <w:i/>
-          <w:iCs/>
-          <w:sz w:val="28"/>
-          <w:szCs w:val="28"/>
-          <w:lang w:val="en-US"/>
-        </w:rPr>
-        <w:t>ItemID</w:t>
-      </w:r>
+      <w:proofErr w:type="spellStart"/>
+      <w:r>
+        <w:rPr>
+          <w:rFonts w:ascii="Times New Roman" w:hAnsi="Times New Roman" w:cs="Times New Roman"/>
+          <w:i/>
+          <w:iCs/>
+          <w:sz w:val="28"/>
+          <w:szCs w:val="28"/>
+        </w:rPr>
+        <w:t>OrderItemID</w:t>
+      </w:r>
+      <w:proofErr w:type="spellEnd"/>
       <w:r>
         <w:rPr>
           <w:rFonts w:ascii="Times New Roman" w:hAnsi="Times New Roman" w:cs="Times New Roman"/>
@@ -4791,26 +5807,28 @@
         <w:tabs>
           <w:tab w:val="left" w:pos="2410"/>
         </w:tabs>
-        <w:ind w:left="1276" w:firstLine="708"/>
-        <w:jc w:val="both"/>
-        <w:rPr>
-          <w:rFonts w:ascii="Times New Roman" w:hAnsi="Times New Roman" w:cs="Times New Roman"/>
-          <w:sz w:val="28"/>
-          <w:szCs w:val="28"/>
-          <w:lang w:val="en-US"/>
-        </w:rPr>
-      </w:pPr>
-      <w:r>
-        <w:rPr>
-          <w:rFonts w:ascii="Times New Roman" w:hAnsi="Times New Roman" w:cs="Times New Roman"/>
-          <w:i/>
-          <w:iCs/>
-          <w:sz w:val="28"/>
-          <w:szCs w:val="28"/>
-          <w:lang w:val="en-US"/>
-        </w:rPr>
-        <w:t>Name</w:t>
-      </w:r>
+        <w:ind w:left="1985" w:firstLine="0"/>
+        <w:jc w:val="both"/>
+        <w:rPr>
+          <w:rFonts w:ascii="Times New Roman" w:hAnsi="Times New Roman" w:cs="Times New Roman"/>
+          <w:sz w:val="28"/>
+          <w:szCs w:val="28"/>
+          <w:lang w:val="en-US"/>
+        </w:rPr>
+      </w:pPr>
+      <w:proofErr w:type="spellStart"/>
+      <w:r>
+        <w:rPr>
+          <w:rFonts w:ascii="Times New Roman" w:hAnsi="Times New Roman" w:cs="Times New Roman"/>
+          <w:i/>
+          <w:iCs/>
+          <w:sz w:val="28"/>
+          <w:szCs w:val="28"/>
+          <w:lang w:val="en-US"/>
+        </w:rPr>
+        <w:t>ReservationID</w:t>
+      </w:r>
+      <w:proofErr w:type="spellEnd"/>
       <w:r>
         <w:rPr>
           <w:rFonts w:ascii="Times New Roman" w:hAnsi="Times New Roman" w:cs="Times New Roman"/>
@@ -4829,25 +5847,66 @@
           <w:szCs w:val="28"/>
           <w:lang w:val="en-US"/>
         </w:rPr>
-        <w:t>VARCHAR(100), NOT NUL</w:t>
-      </w:r>
-      <w:r>
-        <w:rPr>
-          <w:rFonts w:ascii="Times New Roman" w:hAnsi="Times New Roman" w:cs="Times New Roman"/>
-          <w:sz w:val="28"/>
-          <w:szCs w:val="28"/>
-          <w:lang w:val="en-US"/>
-        </w:rPr>
-        <w:t>L</w:t>
-      </w:r>
-      <w:r>
-        <w:rPr>
-          <w:rFonts w:ascii="Times New Roman" w:hAnsi="Times New Roman" w:cs="Times New Roman"/>
-          <w:sz w:val="28"/>
-          <w:szCs w:val="28"/>
-          <w:lang w:val="en-US"/>
-        </w:rPr>
-        <w:t>, UNIQUE</w:t>
+        <w:t>INTEGER</w:t>
+      </w:r>
+      <w:r>
+        <w:rPr>
+          <w:rFonts w:ascii="Times New Roman" w:hAnsi="Times New Roman" w:cs="Times New Roman"/>
+          <w:i/>
+          <w:iCs/>
+          <w:sz w:val="28"/>
+          <w:szCs w:val="28"/>
+          <w:lang w:val="en-US"/>
+        </w:rPr>
+        <w:t xml:space="preserve">, FK </w:t>
+      </w:r>
+      <w:r>
+        <w:rPr>
+          <w:rFonts w:ascii="Times New Roman" w:hAnsi="Times New Roman" w:cs="Times New Roman"/>
+          <w:sz w:val="28"/>
+          <w:szCs w:val="28"/>
+          <w:lang w:val="en-US"/>
+        </w:rPr>
+        <w:t>(REFERENCES</w:t>
+      </w:r>
+      <w:r>
+        <w:rPr>
+          <w:rFonts w:ascii="Times New Roman" w:hAnsi="Times New Roman" w:cs="Times New Roman"/>
+          <w:i/>
+          <w:iCs/>
+          <w:sz w:val="28"/>
+          <w:szCs w:val="28"/>
+          <w:lang w:val="en-US"/>
+        </w:rPr>
+        <w:t xml:space="preserve"> </w:t>
+      </w:r>
+      <w:r>
+        <w:rPr>
+          <w:rFonts w:ascii="Times New Roman" w:hAnsi="Times New Roman" w:cs="Times New Roman"/>
+          <w:sz w:val="28"/>
+          <w:szCs w:val="28"/>
+          <w:lang w:val="en-US"/>
+        </w:rPr>
+        <w:t>Reservations</w:t>
+      </w:r>
+      <w:r>
+        <w:rPr>
+          <w:rFonts w:ascii="Times New Roman" w:hAnsi="Times New Roman" w:cs="Times New Roman"/>
+          <w:sz w:val="28"/>
+          <w:szCs w:val="28"/>
+          <w:lang w:val="en-US"/>
+        </w:rPr>
+        <w:t>),</w:t>
+      </w:r>
+      <w:r>
+        <w:rPr>
+          <w:rFonts w:ascii="Times New Roman" w:hAnsi="Times New Roman" w:cs="Times New Roman"/>
+          <w:sz w:val="28"/>
+          <w:szCs w:val="28"/>
+          <w:lang w:val="en-US"/>
+        </w:rPr>
+        <w:br/>
+        <w:t>NOT NULL</w:t>
       </w:r>
     </w:p>
     <w:p>
@@ -4866,19 +5925,22 @@
           <w:rFonts w:ascii="Times New Roman" w:hAnsi="Times New Roman" w:cs="Times New Roman"/>
           <w:sz w:val="28"/>
           <w:szCs w:val="28"/>
-        </w:rPr>
-      </w:pPr>
-      <w:r>
-        <w:rPr>
-          <w:rFonts w:ascii="Times New Roman" w:hAnsi="Times New Roman" w:cs="Times New Roman"/>
-          <w:i/>
-          <w:iCs/>
-          <w:sz w:val="28"/>
-          <w:szCs w:val="28"/>
-          <w:lang w:val="en-US"/>
-        </w:rPr>
-        <w:t>Category</w:t>
-      </w:r>
+          <w:lang w:val="en-US"/>
+        </w:rPr>
+      </w:pPr>
+      <w:proofErr w:type="spellStart"/>
+      <w:r>
+        <w:rPr>
+          <w:rFonts w:ascii="Times New Roman" w:hAnsi="Times New Roman" w:cs="Times New Roman"/>
+          <w:i/>
+          <w:iCs/>
+          <w:sz w:val="28"/>
+          <w:szCs w:val="28"/>
+          <w:lang w:val="en-US"/>
+        </w:rPr>
+        <w:t>ItemID</w:t>
+      </w:r>
+      <w:proofErr w:type="spellEnd"/>
       <w:r>
         <w:rPr>
           <w:rFonts w:ascii="Times New Roman" w:hAnsi="Times New Roman" w:cs="Times New Roman"/>
@@ -4906,34 +5968,45 @@
           <w:szCs w:val="28"/>
           <w:lang w:val="en-US"/>
         </w:rPr>
-        <w:t>VARCHAR(</w:t>
-      </w:r>
-      <w:r>
-        <w:rPr>
-          <w:rFonts w:ascii="Times New Roman" w:hAnsi="Times New Roman" w:cs="Times New Roman"/>
-          <w:sz w:val="28"/>
-          <w:szCs w:val="28"/>
-          <w:lang w:val="en-US"/>
-        </w:rPr>
-        <w:t>50</w:t>
-      </w:r>
-      <w:r>
-        <w:rPr>
-          <w:rFonts w:ascii="Times New Roman" w:hAnsi="Times New Roman" w:cs="Times New Roman"/>
-          <w:sz w:val="28"/>
-          <w:szCs w:val="28"/>
-          <w:lang w:val="en-US"/>
-        </w:rPr>
-        <w:t>), NOT NUL</w:t>
-      </w:r>
-      <w:r>
-        <w:rPr>
-          <w:rFonts w:ascii="Times New Roman" w:hAnsi="Times New Roman" w:cs="Times New Roman"/>
-          <w:sz w:val="28"/>
-          <w:szCs w:val="28"/>
-          <w:lang w:val="en-US"/>
-        </w:rPr>
-        <w:t>L</w:t>
+        <w:t>INTEGER</w:t>
+      </w:r>
+      <w:r>
+        <w:rPr>
+          <w:rFonts w:ascii="Times New Roman" w:hAnsi="Times New Roman" w:cs="Times New Roman"/>
+          <w:i/>
+          <w:iCs/>
+          <w:sz w:val="28"/>
+          <w:szCs w:val="28"/>
+          <w:lang w:val="en-US"/>
+        </w:rPr>
+        <w:t xml:space="preserve">, FK </w:t>
+      </w:r>
+      <w:r>
+        <w:rPr>
+          <w:rFonts w:ascii="Times New Roman" w:hAnsi="Times New Roman" w:cs="Times New Roman"/>
+          <w:sz w:val="28"/>
+          <w:szCs w:val="28"/>
+          <w:lang w:val="en-US"/>
+        </w:rPr>
+        <w:t xml:space="preserve">(REFERENCES </w:t>
+      </w:r>
+      <w:r>
+        <w:rPr>
+          <w:rFonts w:ascii="Times New Roman" w:hAnsi="Times New Roman" w:cs="Times New Roman"/>
+          <w:sz w:val="28"/>
+          <w:szCs w:val="28"/>
+          <w:lang w:val="en-US"/>
+        </w:rPr>
+        <w:t>Menu</w:t>
+      </w:r>
+      <w:r>
+        <w:rPr>
+          <w:rFonts w:ascii="Times New Roman" w:hAnsi="Times New Roman" w:cs="Times New Roman"/>
+          <w:sz w:val="28"/>
+          <w:szCs w:val="28"/>
+          <w:lang w:val="en-US"/>
+        </w:rPr>
+        <w:t>), NOT NULL</w:t>
       </w:r>
     </w:p>
     <w:p>
@@ -4956,17 +6029,18 @@
           <w:szCs w:val="28"/>
         </w:rPr>
       </w:pPr>
-      <w:r>
-        <w:rPr>
-          <w:rFonts w:ascii="Times New Roman" w:hAnsi="Times New Roman" w:cs="Times New Roman"/>
-          <w:i/>
-          <w:iCs/>
-          <w:sz w:val="28"/>
-          <w:szCs w:val="28"/>
-          <w:lang w:val="en-US"/>
-        </w:rPr>
-        <w:t>Price</w:t>
-      </w:r>
+      <w:proofErr w:type="spellStart"/>
+      <w:r>
+        <w:rPr>
+          <w:rFonts w:ascii="Times New Roman" w:hAnsi="Times New Roman" w:cs="Times New Roman"/>
+          <w:i/>
+          <w:iCs/>
+          <w:sz w:val="28"/>
+          <w:szCs w:val="28"/>
+        </w:rPr>
+        <w:t>Quantity</w:t>
+      </w:r>
+      <w:proofErr w:type="spellEnd"/>
       <w:r>
         <w:rPr>
           <w:rFonts w:ascii="Times New Roman" w:hAnsi="Times New Roman" w:cs="Times New Roman"/>
@@ -4993,25 +6067,18 @@
           <w:rFonts w:ascii="Times New Roman" w:hAnsi="Times New Roman" w:cs="Times New Roman"/>
           <w:sz w:val="28"/>
           <w:szCs w:val="28"/>
-        </w:rPr>
-        <w:t>DECIMAL(</w:t>
-      </w:r>
-      <w:r>
-        <w:rPr>
-          <w:rFonts w:ascii="Times New Roman" w:hAnsi="Times New Roman" w:cs="Times New Roman"/>
-          <w:sz w:val="28"/>
-          <w:szCs w:val="28"/>
-          <w:lang w:val="en-US"/>
-        </w:rPr>
-        <w:t>8</w:t>
-      </w:r>
-      <w:r>
-        <w:rPr>
-          <w:rFonts w:ascii="Times New Roman" w:hAnsi="Times New Roman" w:cs="Times New Roman"/>
-          <w:sz w:val="28"/>
-          <w:szCs w:val="28"/>
-        </w:rPr>
-        <w:t>,2), NOT NULL</w:t>
+          <w:lang w:val="en-US"/>
+        </w:rPr>
+        <w:t>INTEGER</w:t>
+      </w:r>
+      <w:r>
+        <w:rPr>
+          <w:rFonts w:ascii="Times New Roman" w:hAnsi="Times New Roman" w:cs="Times New Roman"/>
+          <w:sz w:val="28"/>
+          <w:szCs w:val="28"/>
+          <w:lang w:val="en-US"/>
+        </w:rPr>
+        <w:t>, NOT NULL</w:t>
       </w:r>
     </w:p>
     <w:p>
@@ -5040,9 +6107,8 @@
           <w:iCs/>
           <w:sz w:val="28"/>
           <w:szCs w:val="28"/>
-          <w:lang w:val="en-US"/>
-        </w:rPr>
-        <w:t>Description</w:t>
+        </w:rPr>
+        <w:t>UnitPrice</w:t>
       </w:r>
       <w:r>
         <w:rPr>
@@ -5055,55 +6121,32 @@
         </w:rPr>
         <w:t xml:space="preserve">: </w:t>
       </w:r>
-      <w:r>
-        <w:rPr>
-          <w:rFonts w:ascii="Times New Roman" w:hAnsi="Times New Roman" w:cs="Times New Roman"/>
-          <w:sz w:val="28"/>
-          <w:szCs w:val="28"/>
-          <w:lang w:val="en-US"/>
-        </w:rPr>
-        <w:t>TEXT</w:t>
-      </w:r>
-    </w:p>
-    <w:p>
-      <w:pPr>
-        <w:spacing w:after="0"/>
-        <w:ind w:left="426" w:firstLine="708"/>
-        <w:jc w:val="both"/>
-        <w:rPr>
-          <w:rFonts w:ascii="Times New Roman" w:hAnsi="Times New Roman" w:cs="Times New Roman"/>
-          <w:b/>
-          <w:bCs/>
-          <w:i/>
-          <w:iCs/>
-          <w:sz w:val="28"/>
-          <w:szCs w:val="28"/>
-        </w:rPr>
-      </w:pPr>
-      <w:r>
-        <w:rPr>
-          <w:rFonts w:ascii="Times New Roman" w:hAnsi="Times New Roman" w:cs="Times New Roman"/>
-          <w:b/>
-          <w:bCs/>
-          <w:i/>
-          <w:iCs/>
-          <w:sz w:val="28"/>
-          <w:szCs w:val="28"/>
-        </w:rPr>
-        <w:t>Constraint</w:t>
-      </w:r>
-      <w:r>
-        <w:rPr>
-          <w:rFonts w:ascii="Times New Roman" w:hAnsi="Times New Roman" w:cs="Times New Roman"/>
-          <w:b/>
-          <w:bCs/>
-          <w:i/>
-          <w:iCs/>
-          <w:sz w:val="28"/>
-          <w:szCs w:val="28"/>
-          <w:lang w:val="en-US"/>
-        </w:rPr>
-        <w:t>s:</w:t>
+      <w:proofErr w:type="gramStart"/>
+      <w:r>
+        <w:rPr>
+          <w:rFonts w:ascii="Times New Roman" w:hAnsi="Times New Roman" w:cs="Times New Roman"/>
+          <w:sz w:val="28"/>
+          <w:szCs w:val="28"/>
+        </w:rPr>
+        <w:t>DECIMAL(</w:t>
+      </w:r>
+      <w:proofErr w:type="gramEnd"/>
+      <w:r>
+        <w:rPr>
+          <w:rFonts w:ascii="Times New Roman" w:hAnsi="Times New Roman" w:cs="Times New Roman"/>
+          <w:sz w:val="28"/>
+          <w:szCs w:val="28"/>
+          <w:lang w:val="en-US"/>
+        </w:rPr>
+        <w:t>8</w:t>
+      </w:r>
+      <w:r>
+        <w:rPr>
+          <w:rFonts w:ascii="Times New Roman" w:hAnsi="Times New Roman" w:cs="Times New Roman"/>
+          <w:sz w:val="28"/>
+          <w:szCs w:val="28"/>
+        </w:rPr>
+        <w:t>,2), NOT NULL</w:t>
       </w:r>
     </w:p>
     <w:p>
@@ -5116,6 +6159,7 @@
         <w:tabs>
           <w:tab w:val="left" w:pos="2410"/>
         </w:tabs>
+        <w:spacing w:after="0"/>
         <w:ind w:left="1276" w:firstLine="708"/>
         <w:jc w:val="both"/>
         <w:rPr>
@@ -5125,28 +6169,21 @@
           <w:lang w:val="en-US"/>
         </w:rPr>
       </w:pPr>
-      <w:r>
-        <w:rPr>
-          <w:rFonts w:ascii="Times New Roman" w:hAnsi="Times New Roman" w:cs="Times New Roman"/>
-          <w:i/>
-          <w:iCs/>
-          <w:sz w:val="28"/>
-          <w:szCs w:val="28"/>
-          <w:lang w:val="en-US"/>
-        </w:rPr>
-        <w:t>PK_</w:t>
-      </w:r>
-      <w:r>
-        <w:rPr>
-          <w:rFonts w:ascii="Times New Roman" w:hAnsi="Times New Roman" w:cs="Times New Roman"/>
-          <w:i/>
-          <w:iCs/>
-          <w:sz w:val="28"/>
-          <w:szCs w:val="28"/>
-          <w:lang w:val="en-US"/>
-        </w:rPr>
-        <w:t>Item</w:t>
-      </w:r>
+      <w:proofErr w:type="spellStart"/>
+      <w:proofErr w:type="gramStart"/>
+      <w:r>
+        <w:rPr>
+          <w:rFonts w:ascii="Times New Roman" w:hAnsi="Times New Roman" w:cs="Times New Roman"/>
+          <w:i/>
+          <w:iCs/>
+          <w:sz w:val="28"/>
+          <w:szCs w:val="28"/>
+          <w:lang w:val="en-US"/>
+        </w:rPr>
+        <w:t>SpecialRequests</w:t>
+      </w:r>
+      <w:proofErr w:type="spellEnd"/>
+      <w:proofErr w:type="gramEnd"/>
       <w:r>
         <w:rPr>
           <w:rFonts w:ascii="Times New Roman" w:hAnsi="Times New Roman" w:cs="Times New Roman"/>
@@ -5158,20 +6195,29 @@
         </w:rPr>
         <w:t xml:space="preserve">: </w:t>
       </w:r>
-      <w:r>
-        <w:rPr>
-          <w:rFonts w:ascii="Times New Roman" w:hAnsi="Times New Roman" w:cs="Times New Roman"/>
-          <w:sz w:val="28"/>
-          <w:szCs w:val="28"/>
-          <w:lang w:val="en-US"/>
-        </w:rPr>
-        <w:t>PRIMARY KEY</w:t>
-      </w:r>
-      <w:r>
-        <w:rPr>
-          <w:rFonts w:ascii="Times New Roman" w:hAnsi="Times New Roman" w:cs="Times New Roman"/>
-          <w:i/>
-          <w:iCs/>
+      <w:proofErr w:type="gramStart"/>
+      <w:r>
+        <w:rPr>
+          <w:rFonts w:ascii="Times New Roman" w:hAnsi="Times New Roman" w:cs="Times New Roman"/>
+          <w:sz w:val="28"/>
+          <w:szCs w:val="28"/>
+          <w:lang w:val="en-US"/>
+        </w:rPr>
+        <w:t>VARCHAR(</w:t>
+      </w:r>
+      <w:proofErr w:type="gramEnd"/>
+      <w:r>
+        <w:rPr>
+          <w:rFonts w:ascii="Times New Roman" w:hAnsi="Times New Roman" w:cs="Times New Roman"/>
+          <w:sz w:val="28"/>
+          <w:szCs w:val="28"/>
+          <w:lang w:val="en-US"/>
+        </w:rPr>
+        <w:t>100)</w:t>
+      </w:r>
+      <w:r>
+        <w:rPr>
+          <w:rFonts w:ascii="Times New Roman" w:hAnsi="Times New Roman" w:cs="Times New Roman"/>
           <w:sz w:val="28"/>
           <w:szCs w:val="28"/>
           <w:lang w:val="en-US"/>
@@ -5185,27 +6231,25 @@
           <w:szCs w:val="28"/>
           <w:lang w:val="en-US"/>
         </w:rPr>
-        <w:t>(</w:t>
-      </w:r>
-      <w:r>
-        <w:rPr>
-          <w:rFonts w:ascii="Times New Roman" w:hAnsi="Times New Roman" w:cs="Times New Roman"/>
-          <w:i/>
-          <w:iCs/>
-          <w:sz w:val="28"/>
-          <w:szCs w:val="28"/>
-          <w:lang w:val="en-US"/>
-        </w:rPr>
-        <w:t>ItemID</w:t>
-      </w:r>
-      <w:r>
-        <w:rPr>
-          <w:rFonts w:ascii="Times New Roman" w:hAnsi="Times New Roman" w:cs="Times New Roman"/>
-          <w:sz w:val="28"/>
-          <w:szCs w:val="28"/>
-          <w:lang w:val="en-US"/>
-        </w:rPr>
-        <w:t>)</w:t>
+        <w:t>DEFAULT</w:t>
+      </w:r>
+      <w:r>
+        <w:rPr>
+          <w:rFonts w:ascii="Times New Roman" w:hAnsi="Times New Roman" w:cs="Times New Roman"/>
+          <w:sz w:val="28"/>
+          <w:szCs w:val="28"/>
+          <w:lang w:val="en-US"/>
+        </w:rPr>
+        <w:t xml:space="preserve"> </w:t>
+      </w:r>
+      <w:r>
+        <w:rPr>
+          <w:rFonts w:ascii="Times New Roman" w:hAnsi="Times New Roman" w:cs="Times New Roman"/>
+          <w:sz w:val="28"/>
+          <w:szCs w:val="28"/>
+          <w:lang w:val="en-US"/>
+        </w:rPr>
+        <w:t>NULL</w:t>
       </w:r>
     </w:p>
     <w:p>
@@ -5218,6 +6262,7 @@
         <w:tabs>
           <w:tab w:val="left" w:pos="2410"/>
         </w:tabs>
+        <w:spacing w:after="0"/>
         <w:ind w:left="1276" w:firstLine="708"/>
         <w:jc w:val="both"/>
         <w:rPr>
@@ -5227,49 +6272,72 @@
           <w:lang w:val="en-US"/>
         </w:rPr>
       </w:pPr>
-      <w:r>
-        <w:rPr>
-          <w:rFonts w:ascii="Times New Roman" w:hAnsi="Times New Roman" w:cs="Times New Roman"/>
-          <w:sz w:val="28"/>
-          <w:szCs w:val="28"/>
-        </w:rPr>
-        <w:t>UQ_</w:t>
-      </w:r>
-      <w:r>
-        <w:rPr>
-          <w:rFonts w:ascii="Times New Roman" w:hAnsi="Times New Roman" w:cs="Times New Roman"/>
-          <w:i/>
-          <w:iCs/>
-          <w:sz w:val="28"/>
-          <w:szCs w:val="28"/>
-          <w:lang w:val="en-US"/>
-        </w:rPr>
-        <w:t>Name</w:t>
-      </w:r>
-      <w:r>
-        <w:rPr>
-          <w:rFonts w:ascii="Times New Roman" w:hAnsi="Times New Roman" w:cs="Times New Roman"/>
-          <w:sz w:val="28"/>
-          <w:szCs w:val="28"/>
-        </w:rPr>
-        <w:t>: UNIQUE (</w:t>
-      </w:r>
-      <w:r>
-        <w:rPr>
-          <w:rFonts w:ascii="Times New Roman" w:hAnsi="Times New Roman" w:cs="Times New Roman"/>
-          <w:i/>
-          <w:iCs/>
-          <w:sz w:val="28"/>
-          <w:szCs w:val="28"/>
-          <w:lang w:val="en-US"/>
-        </w:rPr>
-        <w:t>Name</w:t>
-      </w:r>
-      <w:r>
-        <w:rPr>
-          <w:rFonts w:ascii="Times New Roman" w:hAnsi="Times New Roman" w:cs="Times New Roman"/>
-          <w:sz w:val="28"/>
-          <w:szCs w:val="28"/>
+      <w:proofErr w:type="spellStart"/>
+      <w:r>
+        <w:rPr>
+          <w:rFonts w:ascii="Times New Roman" w:hAnsi="Times New Roman" w:cs="Times New Roman"/>
+          <w:i/>
+          <w:iCs/>
+          <w:sz w:val="28"/>
+          <w:szCs w:val="28"/>
+          <w:lang w:val="en-US"/>
+        </w:rPr>
+        <w:t>OrderItemStatus</w:t>
+      </w:r>
+      <w:proofErr w:type="spellEnd"/>
+      <w:r>
+        <w:rPr>
+          <w:rFonts w:ascii="Times New Roman" w:hAnsi="Times New Roman" w:cs="Times New Roman"/>
+          <w:i/>
+          <w:iCs/>
+          <w:sz w:val="28"/>
+          <w:szCs w:val="28"/>
+          <w:lang w:val="en-US"/>
+        </w:rPr>
+        <w:t>:</w:t>
+      </w:r>
+      <w:r>
+        <w:rPr>
+          <w:rFonts w:ascii="Times New Roman" w:hAnsi="Times New Roman" w:cs="Times New Roman"/>
+          <w:sz w:val="28"/>
+          <w:szCs w:val="28"/>
+          <w:lang w:val="en-US"/>
+        </w:rPr>
+        <w:t xml:space="preserve"> </w:t>
+      </w:r>
+      <w:r>
+        <w:rPr>
+          <w:rFonts w:ascii="Times New Roman" w:hAnsi="Times New Roman" w:cs="Times New Roman"/>
+          <w:sz w:val="28"/>
+          <w:szCs w:val="28"/>
+          <w:lang w:val="en-US"/>
+        </w:rPr>
+        <w:t>ENUM ('confirmed', 'cancelled', 'completed'), NOT</w:t>
+      </w:r>
+      <w:r>
+        <w:rPr>
+          <w:rFonts w:ascii="Times New Roman" w:hAnsi="Times New Roman" w:cs="Times New Roman"/>
+          <w:sz w:val="28"/>
+          <w:szCs w:val="28"/>
+          <w:lang w:val="en-US"/>
+        </w:rPr>
+        <w:t xml:space="preserve"> </w:t>
+      </w:r>
+      <w:r>
+        <w:rPr>
+          <w:rFonts w:ascii="Times New Roman" w:hAnsi="Times New Roman" w:cs="Times New Roman"/>
+          <w:sz w:val="28"/>
+          <w:szCs w:val="28"/>
+          <w:lang w:val="en-US"/>
+        </w:rPr>
+        <w:t>NULL, DEFAULT 'confirmed'</w:t>
+      </w:r>
+      <w:r>
+        <w:rPr>
+          <w:rFonts w:ascii="Times New Roman" w:hAnsi="Times New Roman" w:cs="Times New Roman"/>
+          <w:sz w:val="28"/>
+          <w:szCs w:val="28"/>
+          <w:lang w:val="en-US"/>
         </w:rPr>
         <w:t>)</w:t>
       </w:r>
@@ -5284,129 +6352,115 @@
         <w:tabs>
           <w:tab w:val="left" w:pos="2410"/>
         </w:tabs>
-        <w:ind w:left="1276" w:firstLine="708"/>
-        <w:jc w:val="both"/>
-        <w:rPr>
-          <w:rFonts w:ascii="Times New Roman" w:hAnsi="Times New Roman" w:cs="Times New Roman"/>
-          <w:sz w:val="28"/>
-          <w:szCs w:val="28"/>
-          <w:lang w:val="en-US"/>
-        </w:rPr>
-      </w:pPr>
-      <w:r>
-        <w:rPr>
-          <w:rFonts w:ascii="Times New Roman" w:hAnsi="Times New Roman" w:cs="Times New Roman"/>
-          <w:i/>
-          <w:iCs/>
-          <w:sz w:val="28"/>
-          <w:szCs w:val="28"/>
-          <w:lang w:val="en-US"/>
-        </w:rPr>
-        <w:t>CHK_</w:t>
-      </w:r>
-      <w:r>
-        <w:rPr>
-          <w:rFonts w:ascii="Times New Roman" w:hAnsi="Times New Roman" w:cs="Times New Roman"/>
-          <w:i/>
-          <w:iCs/>
-          <w:sz w:val="28"/>
-          <w:szCs w:val="28"/>
-          <w:lang w:val="en-US"/>
-        </w:rPr>
-        <w:t>Price</w:t>
-      </w:r>
-      <w:r>
-        <w:rPr>
-          <w:rFonts w:ascii="Times New Roman" w:hAnsi="Times New Roman" w:cs="Times New Roman"/>
-          <w:i/>
-          <w:iCs/>
-          <w:sz w:val="28"/>
-          <w:szCs w:val="28"/>
-          <w:lang w:val="en-US"/>
-        </w:rPr>
-        <w:t xml:space="preserve">: </w:t>
-      </w:r>
-      <w:r>
-        <w:rPr>
-          <w:rFonts w:ascii="Times New Roman" w:hAnsi="Times New Roman" w:cs="Times New Roman"/>
-          <w:sz w:val="28"/>
-          <w:szCs w:val="28"/>
-          <w:lang w:val="en-US"/>
-        </w:rPr>
-        <w:t>CHECK</w:t>
-      </w:r>
-      <w:r>
-        <w:rPr>
-          <w:rFonts w:ascii="Times New Roman" w:hAnsi="Times New Roman" w:cs="Times New Roman"/>
-          <w:sz w:val="28"/>
-          <w:szCs w:val="28"/>
-          <w:lang w:val="en-US"/>
-        </w:rPr>
-        <w:t xml:space="preserve"> (</w:t>
-      </w:r>
-      <w:r>
-        <w:rPr>
-          <w:rFonts w:ascii="Times New Roman" w:hAnsi="Times New Roman" w:cs="Times New Roman"/>
-          <w:sz w:val="28"/>
-          <w:szCs w:val="28"/>
-          <w:lang w:val="en-US"/>
-        </w:rPr>
-        <w:t>Price</w:t>
-      </w:r>
-      <w:r>
-        <w:rPr>
-          <w:rFonts w:ascii="Times New Roman" w:hAnsi="Times New Roman" w:cs="Times New Roman"/>
-          <w:sz w:val="28"/>
-          <w:szCs w:val="28"/>
-        </w:rPr>
-        <w:t xml:space="preserve"> &gt;</w:t>
-      </w:r>
-      <w:r>
-        <w:rPr>
-          <w:rFonts w:ascii="Times New Roman" w:hAnsi="Times New Roman" w:cs="Times New Roman"/>
-          <w:sz w:val="28"/>
-          <w:szCs w:val="28"/>
-          <w:lang w:val="en-US"/>
-        </w:rPr>
-        <w:t>=</w:t>
-      </w:r>
-      <w:r>
-        <w:rPr>
-          <w:rFonts w:ascii="Times New Roman" w:hAnsi="Times New Roman" w:cs="Times New Roman"/>
-          <w:sz w:val="28"/>
-          <w:szCs w:val="28"/>
-          <w:lang w:val="en-US"/>
-        </w:rPr>
-        <w:t xml:space="preserve"> 0</w:t>
-      </w:r>
-      <w:r>
-        <w:rPr>
-          <w:rFonts w:ascii="Times New Roman" w:hAnsi="Times New Roman" w:cs="Times New Roman"/>
-          <w:sz w:val="28"/>
-          <w:szCs w:val="28"/>
-          <w:lang w:val="en-US"/>
-        </w:rPr>
-        <w:t>)</w:t>
+        <w:ind w:left="1985" w:hanging="1"/>
+        <w:jc w:val="both"/>
+        <w:rPr>
+          <w:rFonts w:ascii="Times New Roman" w:hAnsi="Times New Roman" w:cs="Times New Roman"/>
+          <w:sz w:val="28"/>
+          <w:szCs w:val="28"/>
+        </w:rPr>
+      </w:pPr>
+      <w:proofErr w:type="spellStart"/>
+      <w:r>
+        <w:rPr>
+          <w:rFonts w:ascii="Times New Roman" w:hAnsi="Times New Roman" w:cs="Times New Roman"/>
+          <w:i/>
+          <w:iCs/>
+          <w:sz w:val="28"/>
+          <w:szCs w:val="28"/>
+          <w:lang w:val="en-US"/>
+        </w:rPr>
+        <w:t>CreatedAt</w:t>
+      </w:r>
+      <w:proofErr w:type="spellEnd"/>
+      <w:r>
+        <w:rPr>
+          <w:rFonts w:ascii="Times New Roman" w:hAnsi="Times New Roman" w:cs="Times New Roman"/>
+          <w:i/>
+          <w:iCs/>
+          <w:sz w:val="28"/>
+          <w:szCs w:val="28"/>
+          <w:lang w:val="en-US"/>
+        </w:rPr>
+        <w:t>:</w:t>
+      </w:r>
+      <w:r>
+        <w:rPr>
+          <w:rFonts w:ascii="Times New Roman" w:hAnsi="Times New Roman" w:cs="Times New Roman"/>
+          <w:i/>
+          <w:iCs/>
+          <w:sz w:val="28"/>
+          <w:szCs w:val="28"/>
+          <w:lang w:val="en-US"/>
+        </w:rPr>
+        <w:t xml:space="preserve"> </w:t>
+      </w:r>
+      <w:r>
+        <w:rPr>
+          <w:rFonts w:ascii="Times New Roman" w:hAnsi="Times New Roman" w:cs="Times New Roman"/>
+          <w:sz w:val="28"/>
+          <w:szCs w:val="28"/>
+          <w:lang w:val="en-US"/>
+        </w:rPr>
+        <w:t>TIMESTAMP</w:t>
+      </w:r>
+      <w:r>
+        <w:rPr>
+          <w:rFonts w:ascii="Times New Roman" w:hAnsi="Times New Roman" w:cs="Times New Roman"/>
+          <w:sz w:val="28"/>
+          <w:szCs w:val="28"/>
+          <w:lang w:val="en-US"/>
+        </w:rPr>
+        <w:t>,</w:t>
+      </w:r>
+      <w:r>
+        <w:rPr>
+          <w:rFonts w:ascii="Times New Roman" w:hAnsi="Times New Roman" w:cs="Times New Roman"/>
+          <w:sz w:val="28"/>
+          <w:szCs w:val="28"/>
+          <w:lang w:val="en-US"/>
+        </w:rPr>
+        <w:t xml:space="preserve"> DEFAULT</w:t>
+      </w:r>
+      <w:r>
+        <w:rPr>
+          <w:rFonts w:ascii="Times New Roman" w:hAnsi="Times New Roman" w:cs="Times New Roman"/>
+          <w:sz w:val="28"/>
+          <w:szCs w:val="28"/>
+          <w:lang w:val="en-US"/>
+        </w:rPr>
+        <w:t xml:space="preserve"> </w:t>
+      </w:r>
+      <w:r>
+        <w:rPr>
+          <w:rFonts w:ascii="Times New Roman" w:hAnsi="Times New Roman" w:cs="Times New Roman"/>
+          <w:sz w:val="28"/>
+          <w:szCs w:val="28"/>
+          <w:lang w:val="en-US"/>
+        </w:rPr>
+        <w:t>CURRENT_TIMESTAMP</w:t>
       </w:r>
     </w:p>
     <w:p>
       <w:pPr>
         <w:pStyle w:val="a7"/>
-        <w:numPr>
-          <w:ilvl w:val="0"/>
-          <w:numId w:val="2"/>
-        </w:numPr>
-        <w:ind w:left="426" w:hanging="426"/>
-        <w:jc w:val="both"/>
-        <w:rPr>
-          <w:rFonts w:ascii="Times New Roman" w:hAnsi="Times New Roman" w:cs="Times New Roman"/>
-          <w:i/>
-          <w:iCs/>
-          <w:sz w:val="28"/>
-          <w:szCs w:val="28"/>
-        </w:rPr>
-      </w:pPr>
-      <w:r>
+        <w:tabs>
+          <w:tab w:val="left" w:pos="2410"/>
+        </w:tabs>
+        <w:ind w:left="1985"/>
+        <w:jc w:val="both"/>
+        <w:rPr>
+          <w:rFonts w:ascii="Times New Roman" w:hAnsi="Times New Roman" w:cs="Times New Roman"/>
+          <w:sz w:val="28"/>
+          <w:szCs w:val="28"/>
+        </w:rPr>
+      </w:pPr>
+    </w:p>
+    <w:p>
+      <w:pPr>
+        <w:spacing w:after="0"/>
+        <w:ind w:left="426" w:firstLine="708"/>
+        <w:jc w:val="both"/>
         <w:rPr>
           <w:rFonts w:ascii="Times New Roman" w:hAnsi="Times New Roman" w:cs="Times New Roman"/>
           <w:b/>
@@ -5416,40 +6470,6 @@
           <w:sz w:val="28"/>
           <w:szCs w:val="28"/>
         </w:rPr>
-        <w:t>Table Name:</w:t>
-      </w:r>
-      <w:r>
-        <w:rPr>
-          <w:rFonts w:ascii="Times New Roman" w:hAnsi="Times New Roman" w:cs="Times New Roman"/>
-          <w:i/>
-          <w:iCs/>
-          <w:sz w:val="28"/>
-          <w:szCs w:val="28"/>
-        </w:rPr>
-        <w:t xml:space="preserve"> </w:t>
-      </w:r>
-      <w:r>
-        <w:rPr>
-          <w:rFonts w:ascii="Times New Roman" w:hAnsi="Times New Roman" w:cs="Times New Roman"/>
-          <w:i/>
-          <w:iCs/>
-          <w:sz w:val="28"/>
-          <w:szCs w:val="28"/>
-          <w:lang w:val="en-US"/>
-        </w:rPr>
-        <w:t>OrderItems</w:t>
-      </w:r>
-    </w:p>
-    <w:p>
-      <w:pPr>
-        <w:pStyle w:val="a7"/>
-        <w:ind w:left="426" w:firstLine="708"/>
-        <w:jc w:val="both"/>
-        <w:rPr>
-          <w:rFonts w:ascii="Times New Roman" w:hAnsi="Times New Roman" w:cs="Times New Roman"/>
-          <w:sz w:val="28"/>
-          <w:szCs w:val="28"/>
-        </w:rPr>
       </w:pPr>
       <w:r>
         <w:rPr>
@@ -5461,87 +6481,21 @@
           <w:sz w:val="28"/>
           <w:szCs w:val="28"/>
         </w:rPr>
-        <w:t>Description</w:t>
+        <w:lastRenderedPageBreak/>
+        <w:t>Constraint</w:t>
       </w:r>
       <w:r>
         <w:rPr>
           <w:rFonts w:ascii="Times New Roman" w:hAnsi="Times New Roman" w:cs="Times New Roman"/>
           <w:b/>
           <w:bCs/>
-          <w:sz w:val="28"/>
-          <w:szCs w:val="28"/>
-        </w:rPr>
-        <w:t>:</w:t>
-      </w:r>
-      <w:r>
-        <w:rPr>
-          <w:rFonts w:ascii="Times New Roman" w:hAnsi="Times New Roman" w:cs="Times New Roman"/>
-          <w:sz w:val="28"/>
-          <w:szCs w:val="28"/>
-        </w:rPr>
-        <w:t xml:space="preserve"> </w:t>
-      </w:r>
-      <w:r>
-        <w:rPr>
-          <w:rFonts w:ascii="Times New Roman" w:hAnsi="Times New Roman" w:cs="Times New Roman"/>
-          <w:sz w:val="28"/>
-          <w:szCs w:val="28"/>
-        </w:rPr>
-        <w:t>И</w:t>
-      </w:r>
-      <w:r>
-        <w:rPr>
-          <w:rFonts w:ascii="Times New Roman" w:hAnsi="Times New Roman" w:cs="Times New Roman"/>
-          <w:sz w:val="28"/>
-          <w:szCs w:val="28"/>
-        </w:rPr>
-        <w:t xml:space="preserve">нформации о </w:t>
-      </w:r>
-      <w:r>
-        <w:rPr>
-          <w:rFonts w:ascii="Times New Roman" w:hAnsi="Times New Roman" w:cs="Times New Roman"/>
-          <w:sz w:val="28"/>
-          <w:szCs w:val="28"/>
-        </w:rPr>
-        <w:t>позициях заказа</w:t>
-      </w:r>
-    </w:p>
-    <w:p>
-      <w:pPr>
-        <w:pStyle w:val="a7"/>
-        <w:ind w:left="426" w:firstLine="708"/>
-        <w:jc w:val="both"/>
-        <w:rPr>
-          <w:rFonts w:ascii="Times New Roman" w:hAnsi="Times New Roman" w:cs="Times New Roman"/>
-          <w:i/>
-          <w:iCs/>
-          <w:sz w:val="28"/>
-          <w:szCs w:val="28"/>
-        </w:rPr>
-      </w:pPr>
-      <w:r>
-        <w:rPr>
-          <w:rFonts w:ascii="Times New Roman" w:hAnsi="Times New Roman" w:cs="Times New Roman"/>
-          <w:b/>
-          <w:bCs/>
-          <w:i/>
-          <w:iCs/>
-          <w:sz w:val="28"/>
-          <w:szCs w:val="28"/>
-          <w:lang w:val="en-US"/>
-        </w:rPr>
-        <w:t>Attributes</w:t>
-      </w:r>
-      <w:r>
-        <w:rPr>
-          <w:rFonts w:ascii="Times New Roman" w:hAnsi="Times New Roman" w:cs="Times New Roman"/>
-          <w:b/>
-          <w:bCs/>
-          <w:sz w:val="28"/>
-          <w:szCs w:val="28"/>
-          <w:lang w:val="en-US"/>
-        </w:rPr>
-        <w:t xml:space="preserve">: </w:t>
+          <w:i/>
+          <w:iCs/>
+          <w:sz w:val="28"/>
+          <w:szCs w:val="28"/>
+          <w:lang w:val="en-US"/>
+        </w:rPr>
+        <w:t>s:</w:t>
       </w:r>
     </w:p>
     <w:p>
@@ -5558,71 +6512,107 @@
         <w:jc w:val="both"/>
         <w:rPr>
           <w:rFonts w:ascii="Times New Roman" w:hAnsi="Times New Roman" w:cs="Times New Roman"/>
-          <w:i/>
-          <w:iCs/>
-          <w:sz w:val="28"/>
-          <w:szCs w:val="28"/>
-          <w:lang w:val="en-US"/>
-        </w:rPr>
-      </w:pPr>
-      <w:r>
-        <w:rPr>
-          <w:rFonts w:ascii="Times New Roman" w:hAnsi="Times New Roman" w:cs="Times New Roman"/>
-          <w:i/>
-          <w:iCs/>
-          <w:sz w:val="28"/>
-          <w:szCs w:val="28"/>
+          <w:sz w:val="28"/>
+          <w:szCs w:val="28"/>
+          <w:lang w:val="en-US"/>
+        </w:rPr>
+      </w:pPr>
+      <w:proofErr w:type="spellStart"/>
+      <w:r>
+        <w:rPr>
+          <w:rFonts w:ascii="Times New Roman" w:hAnsi="Times New Roman" w:cs="Times New Roman"/>
+          <w:i/>
+          <w:iCs/>
+          <w:sz w:val="28"/>
+          <w:szCs w:val="28"/>
+          <w:lang w:val="en-US"/>
+        </w:rPr>
+        <w:t>PK_</w:t>
+      </w:r>
+      <w:r>
+        <w:rPr>
+          <w:rFonts w:ascii="Times New Roman" w:hAnsi="Times New Roman" w:cs="Times New Roman"/>
+          <w:i/>
+          <w:iCs/>
+          <w:sz w:val="28"/>
+          <w:szCs w:val="28"/>
+          <w:lang w:val="en-US"/>
+        </w:rPr>
+        <w:t>Order</w:t>
+      </w:r>
+      <w:r>
+        <w:rPr>
+          <w:rFonts w:ascii="Times New Roman" w:hAnsi="Times New Roman" w:cs="Times New Roman"/>
+          <w:i/>
+          <w:iCs/>
+          <w:sz w:val="28"/>
+          <w:szCs w:val="28"/>
+          <w:lang w:val="en-US"/>
+        </w:rPr>
+        <w:t>Item</w:t>
+      </w:r>
+      <w:proofErr w:type="spellEnd"/>
+      <w:r>
+        <w:rPr>
+          <w:rFonts w:ascii="Times New Roman" w:hAnsi="Times New Roman" w:cs="Times New Roman"/>
+          <w:i/>
+          <w:iCs/>
+          <w:sz w:val="28"/>
+          <w:szCs w:val="28"/>
+          <w:lang w:val="en-US"/>
+        </w:rPr>
+        <w:t xml:space="preserve">: </w:t>
+      </w:r>
+      <w:r>
+        <w:rPr>
+          <w:rFonts w:ascii="Times New Roman" w:hAnsi="Times New Roman" w:cs="Times New Roman"/>
+          <w:sz w:val="28"/>
+          <w:szCs w:val="28"/>
+          <w:lang w:val="en-US"/>
+        </w:rPr>
+        <w:t>PRIMARY KEY</w:t>
+      </w:r>
+      <w:r>
+        <w:rPr>
+          <w:rFonts w:ascii="Times New Roman" w:hAnsi="Times New Roman" w:cs="Times New Roman"/>
+          <w:i/>
+          <w:iCs/>
+          <w:sz w:val="28"/>
+          <w:szCs w:val="28"/>
+          <w:lang w:val="en-US"/>
+        </w:rPr>
+        <w:t xml:space="preserve"> </w:t>
+      </w:r>
+      <w:r>
+        <w:rPr>
+          <w:rFonts w:ascii="Times New Roman" w:hAnsi="Times New Roman" w:cs="Times New Roman"/>
+          <w:sz w:val="28"/>
+          <w:szCs w:val="28"/>
+          <w:lang w:val="en-US"/>
+        </w:rPr>
+        <w:t>(</w:t>
+      </w:r>
+      <w:proofErr w:type="spellStart"/>
+      <w:r>
+        <w:rPr>
+          <w:rFonts w:ascii="Times New Roman" w:hAnsi="Times New Roman" w:cs="Times New Roman"/>
+          <w:i/>
+          <w:iCs/>
+          <w:sz w:val="28"/>
+          <w:szCs w:val="28"/>
+          <w:lang w:val="en-US"/>
         </w:rPr>
         <w:t>OrderItemID</w:t>
       </w:r>
-      <w:r>
-        <w:rPr>
-          <w:rFonts w:ascii="Times New Roman" w:hAnsi="Times New Roman" w:cs="Times New Roman"/>
-          <w:i/>
-          <w:iCs/>
-          <w:sz w:val="28"/>
-          <w:szCs w:val="28"/>
-          <w:lang w:val="en-US"/>
-        </w:rPr>
-        <w:t>:</w:t>
-      </w:r>
-      <w:r>
-        <w:rPr>
-          <w:rFonts w:ascii="Times New Roman" w:hAnsi="Times New Roman" w:cs="Times New Roman"/>
-          <w:sz w:val="28"/>
-          <w:szCs w:val="28"/>
-          <w:lang w:val="en-US"/>
-        </w:rPr>
-        <w:t xml:space="preserve"> </w:t>
-      </w:r>
-      <w:r>
-        <w:rPr>
-          <w:rFonts w:ascii="Times New Roman" w:hAnsi="Times New Roman" w:cs="Times New Roman"/>
-          <w:sz w:val="28"/>
-          <w:szCs w:val="28"/>
-          <w:lang w:val="en-US"/>
-        </w:rPr>
-        <w:t>INTEGER</w:t>
-      </w:r>
-      <w:r>
-        <w:rPr>
-          <w:rFonts w:ascii="Times New Roman" w:hAnsi="Times New Roman" w:cs="Times New Roman"/>
-          <w:i/>
-          <w:iCs/>
-          <w:sz w:val="28"/>
-          <w:szCs w:val="28"/>
-          <w:lang w:val="en-US"/>
-        </w:rPr>
-        <w:t xml:space="preserve">, </w:t>
-      </w:r>
-      <w:r>
-        <w:rPr>
-          <w:rFonts w:ascii="Times New Roman" w:hAnsi="Times New Roman" w:cs="Times New Roman"/>
-          <w:sz w:val="28"/>
-          <w:szCs w:val="28"/>
-          <w:lang w:val="en-US"/>
-        </w:rPr>
-        <w:t>PK</w:t>
+      <w:proofErr w:type="spellEnd"/>
+      <w:r>
+        <w:rPr>
+          <w:rFonts w:ascii="Times New Roman" w:hAnsi="Times New Roman" w:cs="Times New Roman"/>
+          <w:sz w:val="28"/>
+          <w:szCs w:val="28"/>
+          <w:lang w:val="en-US"/>
+        </w:rPr>
+        <w:t>)</w:t>
       </w:r>
     </w:p>
     <w:p>
@@ -5635,15 +6625,49 @@
         <w:tabs>
           <w:tab w:val="left" w:pos="2410"/>
         </w:tabs>
-        <w:ind w:left="1985" w:firstLine="0"/>
-        <w:jc w:val="both"/>
-        <w:rPr>
-          <w:rFonts w:ascii="Times New Roman" w:hAnsi="Times New Roman" w:cs="Times New Roman"/>
-          <w:sz w:val="28"/>
-          <w:szCs w:val="28"/>
-          <w:lang w:val="en-US"/>
-        </w:rPr>
-      </w:pPr>
+        <w:ind w:left="1985" w:hanging="1"/>
+        <w:jc w:val="both"/>
+        <w:rPr>
+          <w:rFonts w:ascii="Times New Roman" w:hAnsi="Times New Roman" w:cs="Times New Roman"/>
+          <w:sz w:val="28"/>
+          <w:szCs w:val="28"/>
+          <w:lang w:val="en-US"/>
+        </w:rPr>
+      </w:pPr>
+      <w:proofErr w:type="spellStart"/>
+      <w:r>
+        <w:rPr>
+          <w:rFonts w:ascii="Times New Roman" w:hAnsi="Times New Roman" w:cs="Times New Roman"/>
+          <w:i/>
+          <w:iCs/>
+          <w:sz w:val="28"/>
+          <w:szCs w:val="28"/>
+          <w:lang w:val="en-US"/>
+        </w:rPr>
+        <w:t>FK_Ord_Reserv</w:t>
+      </w:r>
+      <w:proofErr w:type="spellEnd"/>
+      <w:r>
+        <w:rPr>
+          <w:rFonts w:ascii="Times New Roman" w:hAnsi="Times New Roman" w:cs="Times New Roman"/>
+          <w:i/>
+          <w:iCs/>
+          <w:sz w:val="28"/>
+          <w:szCs w:val="28"/>
+          <w:lang w:val="en-US"/>
+        </w:rPr>
+        <w:t xml:space="preserve">: </w:t>
+      </w:r>
+      <w:r>
+        <w:rPr>
+          <w:rFonts w:ascii="Times New Roman" w:hAnsi="Times New Roman" w:cs="Times New Roman"/>
+          <w:sz w:val="28"/>
+          <w:szCs w:val="28"/>
+          <w:lang w:val="en-US"/>
+        </w:rPr>
+        <w:t>FOREIGN KEY (</w:t>
+      </w:r>
+      <w:proofErr w:type="spellStart"/>
       <w:r>
         <w:rPr>
           <w:rFonts w:ascii="Times New Roman" w:hAnsi="Times New Roman" w:cs="Times New Roman"/>
@@ -5655,84 +6679,57 @@
         </w:rPr>
         <w:t>ReservationID</w:t>
       </w:r>
-      <w:r>
-        <w:rPr>
-          <w:rFonts w:ascii="Times New Roman" w:hAnsi="Times New Roman" w:cs="Times New Roman"/>
-          <w:i/>
-          <w:iCs/>
-          <w:sz w:val="28"/>
-          <w:szCs w:val="28"/>
-          <w:lang w:val="en-US"/>
-        </w:rPr>
-        <w:t xml:space="preserve">: </w:t>
-      </w:r>
-      <w:r>
-        <w:rPr>
-          <w:rFonts w:ascii="Times New Roman" w:hAnsi="Times New Roman" w:cs="Times New Roman"/>
-          <w:sz w:val="28"/>
-          <w:szCs w:val="28"/>
-          <w:lang w:val="en-US"/>
-        </w:rPr>
-        <w:t>INTEGER</w:t>
-      </w:r>
-      <w:r>
-        <w:rPr>
-          <w:rFonts w:ascii="Times New Roman" w:hAnsi="Times New Roman" w:cs="Times New Roman"/>
-          <w:i/>
-          <w:iCs/>
-          <w:sz w:val="28"/>
-          <w:szCs w:val="28"/>
-          <w:lang w:val="en-US"/>
-        </w:rPr>
-        <w:t xml:space="preserve">, FK </w:t>
-      </w:r>
-      <w:r>
-        <w:rPr>
-          <w:rFonts w:ascii="Times New Roman" w:hAnsi="Times New Roman" w:cs="Times New Roman"/>
-          <w:sz w:val="28"/>
-          <w:szCs w:val="28"/>
-          <w:lang w:val="en-US"/>
-        </w:rPr>
-        <w:t>(REFERENCES</w:t>
-      </w:r>
-      <w:r>
-        <w:rPr>
-          <w:rFonts w:ascii="Times New Roman" w:hAnsi="Times New Roman" w:cs="Times New Roman"/>
-          <w:i/>
-          <w:iCs/>
-          <w:sz w:val="28"/>
-          <w:szCs w:val="28"/>
-          <w:lang w:val="en-US"/>
-        </w:rPr>
-        <w:t xml:space="preserve"> </w:t>
-      </w:r>
-      <w:r>
-        <w:rPr>
-          <w:rFonts w:ascii="Times New Roman" w:hAnsi="Times New Roman" w:cs="Times New Roman"/>
-          <w:sz w:val="28"/>
-          <w:szCs w:val="28"/>
-          <w:lang w:val="en-US"/>
-        </w:rPr>
-        <w:t>Reservations</w:t>
-      </w:r>
-      <w:r>
-        <w:rPr>
-          <w:rFonts w:ascii="Times New Roman" w:hAnsi="Times New Roman" w:cs="Times New Roman"/>
-          <w:sz w:val="28"/>
-          <w:szCs w:val="28"/>
-          <w:lang w:val="en-US"/>
-        </w:rPr>
-        <w:t>),</w:t>
-      </w:r>
-      <w:r>
-        <w:rPr>
-          <w:rFonts w:ascii="Times New Roman" w:hAnsi="Times New Roman" w:cs="Times New Roman"/>
-          <w:sz w:val="28"/>
-          <w:szCs w:val="28"/>
-          <w:lang w:val="en-US"/>
-        </w:rPr>
-        <w:br/>
-        <w:t>NOT NULL</w:t>
+      <w:proofErr w:type="spellEnd"/>
+      <w:r>
+        <w:rPr>
+          <w:rFonts w:ascii="Times New Roman" w:hAnsi="Times New Roman" w:cs="Times New Roman"/>
+          <w:sz w:val="28"/>
+          <w:szCs w:val="28"/>
+          <w:lang w:val="en-US"/>
+        </w:rPr>
+        <w:t xml:space="preserve">) REFERENCES </w:t>
+      </w:r>
+      <w:r>
+        <w:rPr>
+          <w:rFonts w:ascii="Times New Roman" w:hAnsi="Times New Roman" w:cs="Times New Roman"/>
+          <w:i/>
+          <w:iCs/>
+          <w:sz w:val="28"/>
+          <w:szCs w:val="28"/>
+          <w:lang w:val="en-US"/>
+        </w:rPr>
+        <w:t xml:space="preserve">Reservations </w:t>
+      </w:r>
+      <w:r>
+        <w:rPr>
+          <w:rFonts w:ascii="Times New Roman" w:hAnsi="Times New Roman" w:cs="Times New Roman"/>
+          <w:sz w:val="28"/>
+          <w:szCs w:val="28"/>
+          <w:lang w:val="en-US"/>
+        </w:rPr>
+        <w:t>(</w:t>
+      </w:r>
+      <w:proofErr w:type="spellStart"/>
+      <w:r>
+        <w:rPr>
+          <w:rFonts w:ascii="Times New Roman" w:hAnsi="Times New Roman" w:cs="Times New Roman"/>
+          <w:i/>
+          <w:iCs/>
+          <w:sz w:val="28"/>
+          <w:szCs w:val="28"/>
+          <w:lang w:val="en-US"/>
+        </w:rPr>
+        <w:t>ReservationID</w:t>
+      </w:r>
+      <w:proofErr w:type="spellEnd"/>
+      <w:r>
+        <w:rPr>
+          <w:rFonts w:ascii="Times New Roman" w:hAnsi="Times New Roman" w:cs="Times New Roman"/>
+          <w:sz w:val="28"/>
+          <w:szCs w:val="28"/>
+          <w:lang w:val="en-US"/>
+        </w:rPr>
+        <w:t>)</w:t>
       </w:r>
     </w:p>
     <w:p>
@@ -5745,15 +6742,49 @@
         <w:tabs>
           <w:tab w:val="left" w:pos="2410"/>
         </w:tabs>
-        <w:ind w:left="1276" w:firstLine="708"/>
-        <w:jc w:val="both"/>
-        <w:rPr>
-          <w:rFonts w:ascii="Times New Roman" w:hAnsi="Times New Roman" w:cs="Times New Roman"/>
-          <w:sz w:val="28"/>
-          <w:szCs w:val="28"/>
-          <w:lang w:val="en-US"/>
-        </w:rPr>
-      </w:pPr>
+        <w:ind w:left="1985" w:hanging="1"/>
+        <w:jc w:val="both"/>
+        <w:rPr>
+          <w:rFonts w:ascii="Times New Roman" w:hAnsi="Times New Roman" w:cs="Times New Roman"/>
+          <w:sz w:val="28"/>
+          <w:szCs w:val="28"/>
+          <w:lang w:val="en-US"/>
+        </w:rPr>
+      </w:pPr>
+      <w:proofErr w:type="spellStart"/>
+      <w:r>
+        <w:rPr>
+          <w:rFonts w:ascii="Times New Roman" w:hAnsi="Times New Roman" w:cs="Times New Roman"/>
+          <w:i/>
+          <w:iCs/>
+          <w:sz w:val="28"/>
+          <w:szCs w:val="28"/>
+          <w:lang w:val="en-US"/>
+        </w:rPr>
+        <w:t>FK_Ord_Items</w:t>
+      </w:r>
+      <w:proofErr w:type="spellEnd"/>
+      <w:r>
+        <w:rPr>
+          <w:rFonts w:ascii="Times New Roman" w:hAnsi="Times New Roman" w:cs="Times New Roman"/>
+          <w:i/>
+          <w:iCs/>
+          <w:sz w:val="28"/>
+          <w:szCs w:val="28"/>
+          <w:lang w:val="en-US"/>
+        </w:rPr>
+        <w:t xml:space="preserve">: </w:t>
+      </w:r>
+      <w:r>
+        <w:rPr>
+          <w:rFonts w:ascii="Times New Roman" w:hAnsi="Times New Roman" w:cs="Times New Roman"/>
+          <w:sz w:val="28"/>
+          <w:szCs w:val="28"/>
+          <w:lang w:val="en-US"/>
+        </w:rPr>
+        <w:t>FOREIGN KEY (</w:t>
+      </w:r>
+      <w:proofErr w:type="spellStart"/>
       <w:r>
         <w:rPr>
           <w:rFonts w:ascii="Times New Roman" w:hAnsi="Times New Roman" w:cs="Times New Roman"/>
@@ -5765,72 +6796,57 @@
         </w:rPr>
         <w:t>ItemID</w:t>
       </w:r>
-      <w:r>
-        <w:rPr>
-          <w:rFonts w:ascii="Times New Roman" w:hAnsi="Times New Roman" w:cs="Times New Roman"/>
-          <w:i/>
-          <w:iCs/>
-          <w:sz w:val="28"/>
-          <w:szCs w:val="28"/>
-          <w:lang w:val="en-US"/>
-        </w:rPr>
-        <w:t>:</w:t>
-      </w:r>
-      <w:r>
-        <w:rPr>
-          <w:rFonts w:ascii="Times New Roman" w:hAnsi="Times New Roman" w:cs="Times New Roman"/>
-          <w:sz w:val="28"/>
-          <w:szCs w:val="28"/>
-          <w:lang w:val="en-US"/>
-        </w:rPr>
-        <w:t xml:space="preserve"> </w:t>
-      </w:r>
-      <w:r>
-        <w:rPr>
-          <w:rFonts w:ascii="Times New Roman" w:hAnsi="Times New Roman" w:cs="Times New Roman"/>
-          <w:sz w:val="28"/>
-          <w:szCs w:val="28"/>
-          <w:lang w:val="en-US"/>
-        </w:rPr>
-        <w:t>INTEGER</w:t>
-      </w:r>
-      <w:r>
-        <w:rPr>
-          <w:rFonts w:ascii="Times New Roman" w:hAnsi="Times New Roman" w:cs="Times New Roman"/>
-          <w:i/>
-          <w:iCs/>
-          <w:sz w:val="28"/>
-          <w:szCs w:val="28"/>
-          <w:lang w:val="en-US"/>
-        </w:rPr>
-        <w:t xml:space="preserve">, FK </w:t>
-      </w:r>
-      <w:r>
-        <w:rPr>
-          <w:rFonts w:ascii="Times New Roman" w:hAnsi="Times New Roman" w:cs="Times New Roman"/>
-          <w:sz w:val="28"/>
-          <w:szCs w:val="28"/>
-          <w:lang w:val="en-US"/>
-        </w:rPr>
-        <w:t xml:space="preserve">(REFERENCES </w:t>
-      </w:r>
-      <w:r>
-        <w:rPr>
-          <w:rFonts w:ascii="Times New Roman" w:hAnsi="Times New Roman" w:cs="Times New Roman"/>
-          <w:sz w:val="28"/>
-          <w:szCs w:val="28"/>
-          <w:lang w:val="en-US"/>
-        </w:rPr>
-        <w:t>Menu</w:t>
-      </w:r>
-      <w:r>
-        <w:rPr>
-          <w:rFonts w:ascii="Times New Roman" w:hAnsi="Times New Roman" w:cs="Times New Roman"/>
-          <w:sz w:val="28"/>
-          <w:szCs w:val="28"/>
-          <w:lang w:val="en-US"/>
-        </w:rPr>
-        <w:t>), NOT NULL</w:t>
+      <w:proofErr w:type="spellEnd"/>
+      <w:r>
+        <w:rPr>
+          <w:rFonts w:ascii="Times New Roman" w:hAnsi="Times New Roman" w:cs="Times New Roman"/>
+          <w:sz w:val="28"/>
+          <w:szCs w:val="28"/>
+          <w:lang w:val="en-US"/>
+        </w:rPr>
+        <w:t xml:space="preserve">) REFERENCES </w:t>
+      </w:r>
+      <w:r>
+        <w:rPr>
+          <w:rFonts w:ascii="Times New Roman" w:hAnsi="Times New Roman" w:cs="Times New Roman"/>
+          <w:i/>
+          <w:iCs/>
+          <w:sz w:val="28"/>
+          <w:szCs w:val="28"/>
+          <w:lang w:val="en-US"/>
+        </w:rPr>
+        <w:t xml:space="preserve">Menu </w:t>
+      </w:r>
+      <w:r>
+        <w:rPr>
+          <w:rFonts w:ascii="Times New Roman" w:hAnsi="Times New Roman" w:cs="Times New Roman"/>
+          <w:sz w:val="28"/>
+          <w:szCs w:val="28"/>
+          <w:lang w:val="en-US"/>
+        </w:rPr>
+        <w:t>(</w:t>
+      </w:r>
+      <w:proofErr w:type="spellStart"/>
+      <w:r>
+        <w:rPr>
+          <w:rFonts w:ascii="Times New Roman" w:hAnsi="Times New Roman" w:cs="Times New Roman"/>
+          <w:i/>
+          <w:iCs/>
+          <w:sz w:val="28"/>
+          <w:szCs w:val="28"/>
+          <w:lang w:val="en-US"/>
+        </w:rPr>
+        <w:t>ItemID</w:t>
+      </w:r>
+      <w:proofErr w:type="spellEnd"/>
+      <w:r>
+        <w:rPr>
+          <w:rFonts w:ascii="Times New Roman" w:hAnsi="Times New Roman" w:cs="Times New Roman"/>
+          <w:sz w:val="28"/>
+          <w:szCs w:val="28"/>
+          <w:lang w:val="en-US"/>
+        </w:rPr>
+        <w:t>)</w:t>
       </w:r>
     </w:p>
     <w:p>
@@ -5843,64 +6859,36 @@
         <w:tabs>
           <w:tab w:val="left" w:pos="2410"/>
         </w:tabs>
-        <w:ind w:left="1276" w:firstLine="708"/>
-        <w:jc w:val="both"/>
-        <w:rPr>
-          <w:rFonts w:ascii="Times New Roman" w:hAnsi="Times New Roman" w:cs="Times New Roman"/>
-          <w:i/>
-          <w:iCs/>
-          <w:sz w:val="28"/>
-          <w:szCs w:val="28"/>
-        </w:rPr>
-      </w:pPr>
-      <w:r>
-        <w:rPr>
-          <w:rFonts w:ascii="Times New Roman" w:hAnsi="Times New Roman" w:cs="Times New Roman"/>
-          <w:i/>
-          <w:iCs/>
-          <w:sz w:val="28"/>
-          <w:szCs w:val="28"/>
-        </w:rPr>
-        <w:t>Quantity</w:t>
-      </w:r>
-      <w:r>
-        <w:rPr>
-          <w:rFonts w:ascii="Times New Roman" w:hAnsi="Times New Roman" w:cs="Times New Roman"/>
-          <w:i/>
-          <w:iCs/>
-          <w:sz w:val="28"/>
-          <w:szCs w:val="28"/>
-          <w:lang w:val="en-US"/>
-        </w:rPr>
-        <w:t>:</w:t>
-      </w:r>
-      <w:r>
-        <w:rPr>
-          <w:rFonts w:ascii="Times New Roman" w:hAnsi="Times New Roman" w:cs="Times New Roman"/>
-          <w:i/>
-          <w:iCs/>
-          <w:sz w:val="28"/>
-          <w:szCs w:val="28"/>
-        </w:rPr>
-        <w:t xml:space="preserve"> </w:t>
-      </w:r>
-      <w:r>
-        <w:rPr>
-          <w:rFonts w:ascii="Times New Roman" w:hAnsi="Times New Roman" w:cs="Times New Roman"/>
-          <w:sz w:val="28"/>
-          <w:szCs w:val="28"/>
-          <w:lang w:val="en-US"/>
-        </w:rPr>
-        <w:t>INTEGER</w:t>
-      </w:r>
-      <w:r>
-        <w:rPr>
-          <w:rFonts w:ascii="Times New Roman" w:hAnsi="Times New Roman" w:cs="Times New Roman"/>
-          <w:sz w:val="28"/>
-          <w:szCs w:val="28"/>
-          <w:lang w:val="en-US"/>
-        </w:rPr>
-        <w:t>, NOT NULL</w:t>
+        <w:ind w:left="1985" w:hanging="1"/>
+        <w:jc w:val="both"/>
+        <w:rPr>
+          <w:rFonts w:ascii="Times New Roman" w:hAnsi="Times New Roman" w:cs="Times New Roman"/>
+          <w:sz w:val="32"/>
+          <w:szCs w:val="32"/>
+          <w:lang w:val="en-US"/>
+        </w:rPr>
+      </w:pPr>
+      <w:proofErr w:type="spellStart"/>
+      <w:r>
+        <w:rPr>
+          <w:rFonts w:ascii="Times New Roman" w:hAnsi="Times New Roman" w:cs="Times New Roman"/>
+          <w:i/>
+          <w:iCs/>
+          <w:sz w:val="28"/>
+          <w:szCs w:val="28"/>
+          <w:lang w:val="en-US"/>
+        </w:rPr>
+        <w:t>CHK_Quantity</w:t>
+      </w:r>
+      <w:proofErr w:type="spellEnd"/>
+      <w:r>
+        <w:rPr>
+          <w:rFonts w:ascii="Times New Roman" w:hAnsi="Times New Roman" w:cs="Times New Roman"/>
+          <w:sz w:val="28"/>
+          <w:szCs w:val="28"/>
+          <w:lang w:val="en-US"/>
+        </w:rPr>
+        <w:t>: CHECK (Quantity &gt; 0)</w:t>
       </w:r>
     </w:p>
     <w:p>
@@ -5913,697 +6901,67 @@
         <w:tabs>
           <w:tab w:val="left" w:pos="2410"/>
         </w:tabs>
-        <w:spacing w:after="0"/>
-        <w:ind w:left="1276" w:firstLine="708"/>
-        <w:jc w:val="both"/>
-        <w:rPr>
-          <w:rFonts w:ascii="Times New Roman" w:hAnsi="Times New Roman" w:cs="Times New Roman"/>
-          <w:sz w:val="28"/>
-          <w:szCs w:val="28"/>
-        </w:rPr>
-      </w:pPr>
-      <w:r>
-        <w:rPr>
-          <w:rFonts w:ascii="Times New Roman" w:hAnsi="Times New Roman" w:cs="Times New Roman"/>
-          <w:i/>
-          <w:iCs/>
-          <w:sz w:val="28"/>
-          <w:szCs w:val="28"/>
+        <w:ind w:left="1985" w:hanging="1"/>
+        <w:jc w:val="both"/>
+        <w:rPr>
+          <w:rFonts w:ascii="Times New Roman" w:hAnsi="Times New Roman" w:cs="Times New Roman"/>
+          <w:sz w:val="28"/>
+          <w:szCs w:val="28"/>
+          <w:lang w:val="en-US"/>
+        </w:rPr>
+      </w:pPr>
+      <w:proofErr w:type="spellStart"/>
+      <w:r>
+        <w:rPr>
+          <w:rFonts w:ascii="Times New Roman" w:hAnsi="Times New Roman" w:cs="Times New Roman"/>
+          <w:i/>
+          <w:iCs/>
+          <w:sz w:val="28"/>
+          <w:szCs w:val="28"/>
+          <w:lang w:val="en-US"/>
+        </w:rPr>
+        <w:t>CHK_UnitPrice</w:t>
+      </w:r>
+      <w:proofErr w:type="spellEnd"/>
+      <w:r>
+        <w:rPr>
+          <w:rFonts w:ascii="Times New Roman" w:hAnsi="Times New Roman" w:cs="Times New Roman"/>
+          <w:i/>
+          <w:iCs/>
+          <w:sz w:val="28"/>
+          <w:szCs w:val="28"/>
+          <w:lang w:val="en-US"/>
+        </w:rPr>
+        <w:t>:</w:t>
+      </w:r>
+      <w:r>
+        <w:rPr>
+          <w:rFonts w:ascii="Times New Roman" w:hAnsi="Times New Roman" w:cs="Times New Roman"/>
+          <w:sz w:val="28"/>
+          <w:szCs w:val="28"/>
+          <w:lang w:val="en-US"/>
+        </w:rPr>
+        <w:t xml:space="preserve"> CHECK (</w:t>
+      </w:r>
+      <w:proofErr w:type="spellStart"/>
+      <w:r>
+        <w:rPr>
+          <w:rFonts w:ascii="Times New Roman" w:hAnsi="Times New Roman" w:cs="Times New Roman"/>
+          <w:sz w:val="28"/>
+          <w:szCs w:val="28"/>
+          <w:lang w:val="en-US"/>
         </w:rPr>
         <w:t>UnitPrice</w:t>
       </w:r>
-      <w:r>
-        <w:rPr>
-          <w:rFonts w:ascii="Times New Roman" w:hAnsi="Times New Roman" w:cs="Times New Roman"/>
-          <w:i/>
-          <w:iCs/>
-          <w:sz w:val="28"/>
-          <w:szCs w:val="28"/>
-          <w:lang w:val="en-US"/>
-        </w:rPr>
-        <w:t xml:space="preserve">: </w:t>
-      </w:r>
-      <w:r>
-        <w:rPr>
-          <w:rFonts w:ascii="Times New Roman" w:hAnsi="Times New Roman" w:cs="Times New Roman"/>
-          <w:sz w:val="28"/>
-          <w:szCs w:val="28"/>
-        </w:rPr>
-        <w:t>DECIMAL(</w:t>
-      </w:r>
-      <w:r>
-        <w:rPr>
-          <w:rFonts w:ascii="Times New Roman" w:hAnsi="Times New Roman" w:cs="Times New Roman"/>
-          <w:sz w:val="28"/>
-          <w:szCs w:val="28"/>
-          <w:lang w:val="en-US"/>
-        </w:rPr>
-        <w:t>8</w:t>
-      </w:r>
-      <w:r>
-        <w:rPr>
-          <w:rFonts w:ascii="Times New Roman" w:hAnsi="Times New Roman" w:cs="Times New Roman"/>
-          <w:sz w:val="28"/>
-          <w:szCs w:val="28"/>
-        </w:rPr>
-        <w:t>,2), NOT NULL</w:t>
-      </w:r>
-    </w:p>
-    <w:p>
-      <w:pPr>
-        <w:pStyle w:val="a7"/>
-        <w:numPr>
-          <w:ilvl w:val="0"/>
-          <w:numId w:val="3"/>
-        </w:numPr>
-        <w:tabs>
-          <w:tab w:val="left" w:pos="2410"/>
-        </w:tabs>
-        <w:spacing w:after="0"/>
-        <w:ind w:left="1276" w:firstLine="708"/>
-        <w:jc w:val="both"/>
-        <w:rPr>
-          <w:rFonts w:ascii="Times New Roman" w:hAnsi="Times New Roman" w:cs="Times New Roman"/>
-          <w:sz w:val="28"/>
-          <w:szCs w:val="28"/>
-          <w:lang w:val="en-US"/>
-        </w:rPr>
-      </w:pPr>
-      <w:r>
-        <w:rPr>
-          <w:rFonts w:ascii="Times New Roman" w:hAnsi="Times New Roman" w:cs="Times New Roman"/>
-          <w:i/>
-          <w:iCs/>
-          <w:sz w:val="28"/>
-          <w:szCs w:val="28"/>
-          <w:lang w:val="en-US"/>
-        </w:rPr>
-        <w:t>SpecialRequests</w:t>
-      </w:r>
-      <w:r>
-        <w:rPr>
-          <w:rFonts w:ascii="Times New Roman" w:hAnsi="Times New Roman" w:cs="Times New Roman"/>
-          <w:i/>
-          <w:iCs/>
-          <w:sz w:val="28"/>
-          <w:szCs w:val="28"/>
-          <w:lang w:val="en-US"/>
-        </w:rPr>
-        <w:t xml:space="preserve">: </w:t>
-      </w:r>
-      <w:r>
-        <w:rPr>
-          <w:rFonts w:ascii="Times New Roman" w:hAnsi="Times New Roman" w:cs="Times New Roman"/>
-          <w:sz w:val="28"/>
-          <w:szCs w:val="28"/>
-          <w:lang w:val="en-US"/>
-        </w:rPr>
-        <w:t>VARCHAR(100)</w:t>
-      </w:r>
-      <w:r>
-        <w:rPr>
-          <w:rFonts w:ascii="Times New Roman" w:hAnsi="Times New Roman" w:cs="Times New Roman"/>
-          <w:sz w:val="28"/>
-          <w:szCs w:val="28"/>
-          <w:lang w:val="en-US"/>
-        </w:rPr>
-        <w:t xml:space="preserve">, </w:t>
-      </w:r>
-      <w:r>
-        <w:rPr>
-          <w:rFonts w:ascii="Times New Roman" w:hAnsi="Times New Roman" w:cs="Times New Roman"/>
-          <w:sz w:val="28"/>
-          <w:szCs w:val="28"/>
-          <w:lang w:val="en-US"/>
-        </w:rPr>
-        <w:t>NOT NULL</w:t>
-      </w:r>
-      <w:r>
-        <w:rPr>
-          <w:rFonts w:ascii="Times New Roman" w:hAnsi="Times New Roman" w:cs="Times New Roman"/>
-          <w:sz w:val="28"/>
-          <w:szCs w:val="28"/>
-          <w:lang w:val="en-US"/>
-        </w:rPr>
-        <w:t xml:space="preserve">, </w:t>
-      </w:r>
-      <w:r>
-        <w:rPr>
-          <w:rFonts w:ascii="Times New Roman" w:hAnsi="Times New Roman" w:cs="Times New Roman"/>
-          <w:sz w:val="28"/>
-          <w:szCs w:val="28"/>
-          <w:lang w:val="en-US"/>
-        </w:rPr>
-        <w:t>DEFAULT</w:t>
-      </w:r>
-      <w:r>
-        <w:rPr>
-          <w:rFonts w:ascii="Times New Roman" w:hAnsi="Times New Roman" w:cs="Times New Roman"/>
-          <w:sz w:val="28"/>
-          <w:szCs w:val="28"/>
-          <w:lang w:val="en-US"/>
-        </w:rPr>
-        <w:t xml:space="preserve"> ‘ ’</w:t>
-      </w:r>
-    </w:p>
-    <w:p>
-      <w:pPr>
-        <w:pStyle w:val="a7"/>
-        <w:numPr>
-          <w:ilvl w:val="0"/>
-          <w:numId w:val="3"/>
-        </w:numPr>
-        <w:tabs>
-          <w:tab w:val="left" w:pos="2410"/>
-        </w:tabs>
-        <w:spacing w:after="0"/>
-        <w:ind w:left="1985" w:hanging="1"/>
-        <w:jc w:val="both"/>
-        <w:rPr>
-          <w:rFonts w:ascii="Times New Roman" w:hAnsi="Times New Roman" w:cs="Times New Roman"/>
-          <w:sz w:val="28"/>
-          <w:szCs w:val="28"/>
-          <w:lang w:val="en-US"/>
-        </w:rPr>
-      </w:pPr>
-      <w:r>
-        <w:rPr>
-          <w:rFonts w:ascii="Times New Roman" w:hAnsi="Times New Roman" w:cs="Times New Roman"/>
-          <w:i/>
-          <w:iCs/>
-          <w:sz w:val="28"/>
-          <w:szCs w:val="28"/>
-          <w:lang w:val="en-US"/>
-        </w:rPr>
-        <w:t>ReservationStatus</w:t>
-      </w:r>
-      <w:r>
-        <w:rPr>
-          <w:rFonts w:ascii="Times New Roman" w:hAnsi="Times New Roman" w:cs="Times New Roman"/>
-          <w:i/>
-          <w:iCs/>
-          <w:sz w:val="28"/>
-          <w:szCs w:val="28"/>
-          <w:lang w:val="en-US"/>
-        </w:rPr>
-        <w:t>:</w:t>
-      </w:r>
-      <w:r>
-        <w:rPr>
-          <w:rFonts w:ascii="Times New Roman" w:hAnsi="Times New Roman" w:cs="Times New Roman"/>
-          <w:sz w:val="28"/>
-          <w:szCs w:val="28"/>
-          <w:lang w:val="en-US"/>
-        </w:rPr>
-        <w:t xml:space="preserve"> </w:t>
-      </w:r>
-      <w:r>
-        <w:rPr>
-          <w:rFonts w:ascii="Times New Roman" w:hAnsi="Times New Roman" w:cs="Times New Roman"/>
-          <w:sz w:val="28"/>
-          <w:szCs w:val="28"/>
-          <w:lang w:val="en-US"/>
-        </w:rPr>
-        <w:t>ENUM ('confirmed', 'cancelled', 'completed'), NOT</w:t>
-      </w:r>
-      <w:r>
-        <w:rPr>
-          <w:rFonts w:ascii="Times New Roman" w:hAnsi="Times New Roman" w:cs="Times New Roman"/>
-          <w:sz w:val="28"/>
-          <w:szCs w:val="28"/>
-          <w:lang w:val="en-US"/>
-        </w:rPr>
-        <w:br/>
-      </w:r>
-      <w:r>
-        <w:rPr>
-          <w:rFonts w:ascii="Times New Roman" w:hAnsi="Times New Roman" w:cs="Times New Roman"/>
-          <w:sz w:val="28"/>
-          <w:szCs w:val="28"/>
-          <w:lang w:val="en-US"/>
-        </w:rPr>
-        <w:t>NULL, DEFAULT 'confirmed'</w:t>
-      </w:r>
-      <w:r>
-        <w:rPr>
-          <w:rFonts w:ascii="Times New Roman" w:hAnsi="Times New Roman" w:cs="Times New Roman"/>
-          <w:sz w:val="28"/>
-          <w:szCs w:val="28"/>
-          <w:lang w:val="en-US"/>
-        </w:rPr>
-        <w:t>)</w:t>
-      </w:r>
-    </w:p>
-    <w:p>
-      <w:pPr>
-        <w:pStyle w:val="a7"/>
-        <w:numPr>
-          <w:ilvl w:val="0"/>
-          <w:numId w:val="3"/>
-        </w:numPr>
-        <w:tabs>
-          <w:tab w:val="left" w:pos="2410"/>
-        </w:tabs>
-        <w:ind w:left="1985" w:hanging="1"/>
-        <w:jc w:val="both"/>
-        <w:rPr>
-          <w:rFonts w:ascii="Times New Roman" w:hAnsi="Times New Roman" w:cs="Times New Roman"/>
-          <w:sz w:val="28"/>
-          <w:szCs w:val="28"/>
-        </w:rPr>
-      </w:pPr>
-      <w:r>
-        <w:rPr>
-          <w:rFonts w:ascii="Times New Roman" w:hAnsi="Times New Roman" w:cs="Times New Roman"/>
-          <w:i/>
-          <w:iCs/>
-          <w:sz w:val="28"/>
-          <w:szCs w:val="28"/>
-          <w:lang w:val="en-US"/>
-        </w:rPr>
-        <w:t>CreatedAt</w:t>
-      </w:r>
-      <w:r>
-        <w:rPr>
-          <w:rFonts w:ascii="Times New Roman" w:hAnsi="Times New Roman" w:cs="Times New Roman"/>
-          <w:i/>
-          <w:iCs/>
-          <w:sz w:val="28"/>
-          <w:szCs w:val="28"/>
-          <w:lang w:val="en-US"/>
-        </w:rPr>
-        <w:t>:</w:t>
-      </w:r>
-      <w:r>
-        <w:rPr>
-          <w:rFonts w:ascii="Times New Roman" w:hAnsi="Times New Roman" w:cs="Times New Roman"/>
-          <w:i/>
-          <w:iCs/>
-          <w:sz w:val="28"/>
-          <w:szCs w:val="28"/>
-          <w:lang w:val="en-US"/>
-        </w:rPr>
-        <w:t xml:space="preserve"> </w:t>
-      </w:r>
-      <w:r>
-        <w:rPr>
-          <w:rFonts w:ascii="Times New Roman" w:hAnsi="Times New Roman" w:cs="Times New Roman"/>
-          <w:sz w:val="28"/>
-          <w:szCs w:val="28"/>
-          <w:lang w:val="en-US"/>
-        </w:rPr>
-        <w:t>TIMESTAMP</w:t>
-      </w:r>
-      <w:r>
-        <w:rPr>
-          <w:rFonts w:ascii="Times New Roman" w:hAnsi="Times New Roman" w:cs="Times New Roman"/>
-          <w:sz w:val="28"/>
-          <w:szCs w:val="28"/>
-          <w:lang w:val="en-US"/>
-        </w:rPr>
-        <w:t>,</w:t>
-      </w:r>
-      <w:r>
-        <w:rPr>
-          <w:rFonts w:ascii="Times New Roman" w:hAnsi="Times New Roman" w:cs="Times New Roman"/>
-          <w:sz w:val="28"/>
-          <w:szCs w:val="28"/>
-          <w:lang w:val="en-US"/>
-        </w:rPr>
-        <w:t xml:space="preserve"> DEFAULT</w:t>
-      </w:r>
-      <w:r>
-        <w:rPr>
-          <w:rFonts w:ascii="Times New Roman" w:hAnsi="Times New Roman" w:cs="Times New Roman"/>
-          <w:sz w:val="28"/>
-          <w:szCs w:val="28"/>
-          <w:lang w:val="en-US"/>
-        </w:rPr>
-        <w:t xml:space="preserve"> </w:t>
-      </w:r>
-      <w:r>
-        <w:rPr>
-          <w:rFonts w:ascii="Times New Roman" w:hAnsi="Times New Roman" w:cs="Times New Roman"/>
-          <w:sz w:val="28"/>
-          <w:szCs w:val="28"/>
-          <w:lang w:val="en-US"/>
-        </w:rPr>
-        <w:t>CURRENT_TIMESTAMP</w:t>
-      </w:r>
-    </w:p>
-    <w:p>
-      <w:pPr>
-        <w:spacing w:after="0"/>
-        <w:ind w:left="426" w:firstLine="708"/>
-        <w:jc w:val="both"/>
-        <w:rPr>
-          <w:rFonts w:ascii="Times New Roman" w:hAnsi="Times New Roman" w:cs="Times New Roman"/>
-          <w:b/>
-          <w:bCs/>
-          <w:i/>
-          <w:iCs/>
-          <w:sz w:val="28"/>
-          <w:szCs w:val="28"/>
-        </w:rPr>
-      </w:pPr>
-      <w:r>
-        <w:rPr>
-          <w:rFonts w:ascii="Times New Roman" w:hAnsi="Times New Roman" w:cs="Times New Roman"/>
-          <w:b/>
-          <w:bCs/>
-          <w:i/>
-          <w:iCs/>
-          <w:sz w:val="28"/>
-          <w:szCs w:val="28"/>
-        </w:rPr>
-        <w:lastRenderedPageBreak/>
-        <w:t>Constraint</w:t>
-      </w:r>
-      <w:r>
-        <w:rPr>
-          <w:rFonts w:ascii="Times New Roman" w:hAnsi="Times New Roman" w:cs="Times New Roman"/>
-          <w:b/>
-          <w:bCs/>
-          <w:i/>
-          <w:iCs/>
-          <w:sz w:val="28"/>
-          <w:szCs w:val="28"/>
-          <w:lang w:val="en-US"/>
-        </w:rPr>
-        <w:t>s:</w:t>
-      </w:r>
-    </w:p>
-    <w:p>
-      <w:pPr>
-        <w:pStyle w:val="a7"/>
-        <w:numPr>
-          <w:ilvl w:val="0"/>
-          <w:numId w:val="3"/>
-        </w:numPr>
-        <w:tabs>
-          <w:tab w:val="left" w:pos="2410"/>
-        </w:tabs>
-        <w:ind w:left="1276" w:firstLine="708"/>
-        <w:jc w:val="both"/>
-        <w:rPr>
-          <w:rFonts w:ascii="Times New Roman" w:hAnsi="Times New Roman" w:cs="Times New Roman"/>
-          <w:sz w:val="28"/>
-          <w:szCs w:val="28"/>
-          <w:lang w:val="en-US"/>
-        </w:rPr>
-      </w:pPr>
-      <w:r>
-        <w:rPr>
-          <w:rFonts w:ascii="Times New Roman" w:hAnsi="Times New Roman" w:cs="Times New Roman"/>
-          <w:i/>
-          <w:iCs/>
-          <w:sz w:val="28"/>
-          <w:szCs w:val="28"/>
-          <w:lang w:val="en-US"/>
-        </w:rPr>
-        <w:t>PK_</w:t>
-      </w:r>
-      <w:r>
-        <w:rPr>
-          <w:rFonts w:ascii="Times New Roman" w:hAnsi="Times New Roman" w:cs="Times New Roman"/>
-          <w:i/>
-          <w:iCs/>
-          <w:sz w:val="28"/>
-          <w:szCs w:val="28"/>
-          <w:lang w:val="en-US"/>
-        </w:rPr>
-        <w:t>Order</w:t>
-      </w:r>
-      <w:r>
-        <w:rPr>
-          <w:rFonts w:ascii="Times New Roman" w:hAnsi="Times New Roman" w:cs="Times New Roman"/>
-          <w:i/>
-          <w:iCs/>
-          <w:sz w:val="28"/>
-          <w:szCs w:val="28"/>
-          <w:lang w:val="en-US"/>
-        </w:rPr>
-        <w:t>Item</w:t>
-      </w:r>
-      <w:r>
-        <w:rPr>
-          <w:rFonts w:ascii="Times New Roman" w:hAnsi="Times New Roman" w:cs="Times New Roman"/>
-          <w:i/>
-          <w:iCs/>
-          <w:sz w:val="28"/>
-          <w:szCs w:val="28"/>
-          <w:lang w:val="en-US"/>
-        </w:rPr>
-        <w:t xml:space="preserve">: </w:t>
-      </w:r>
-      <w:r>
-        <w:rPr>
-          <w:rFonts w:ascii="Times New Roman" w:hAnsi="Times New Roman" w:cs="Times New Roman"/>
-          <w:sz w:val="28"/>
-          <w:szCs w:val="28"/>
-          <w:lang w:val="en-US"/>
-        </w:rPr>
-        <w:t>PRIMARY KEY</w:t>
-      </w:r>
-      <w:r>
-        <w:rPr>
-          <w:rFonts w:ascii="Times New Roman" w:hAnsi="Times New Roman" w:cs="Times New Roman"/>
-          <w:i/>
-          <w:iCs/>
-          <w:sz w:val="28"/>
-          <w:szCs w:val="28"/>
-          <w:lang w:val="en-US"/>
-        </w:rPr>
-        <w:t xml:space="preserve"> </w:t>
-      </w:r>
-      <w:r>
-        <w:rPr>
-          <w:rFonts w:ascii="Times New Roman" w:hAnsi="Times New Roman" w:cs="Times New Roman"/>
-          <w:sz w:val="28"/>
-          <w:szCs w:val="28"/>
-          <w:lang w:val="en-US"/>
-        </w:rPr>
-        <w:t>(</w:t>
-      </w:r>
-      <w:r>
-        <w:rPr>
-          <w:rFonts w:ascii="Times New Roman" w:hAnsi="Times New Roman" w:cs="Times New Roman"/>
-          <w:i/>
-          <w:iCs/>
-          <w:sz w:val="28"/>
-          <w:szCs w:val="28"/>
-          <w:lang w:val="en-US"/>
-        </w:rPr>
-        <w:t>OrderItemID</w:t>
-      </w:r>
-      <w:r>
-        <w:rPr>
-          <w:rFonts w:ascii="Times New Roman" w:hAnsi="Times New Roman" w:cs="Times New Roman"/>
-          <w:sz w:val="28"/>
-          <w:szCs w:val="28"/>
-          <w:lang w:val="en-US"/>
-        </w:rPr>
-        <w:t>)</w:t>
-      </w:r>
-    </w:p>
-    <w:p>
-      <w:pPr>
-        <w:pStyle w:val="a7"/>
-        <w:numPr>
-          <w:ilvl w:val="0"/>
-          <w:numId w:val="3"/>
-        </w:numPr>
-        <w:tabs>
-          <w:tab w:val="left" w:pos="2410"/>
-        </w:tabs>
-        <w:ind w:left="1985" w:hanging="1"/>
-        <w:jc w:val="both"/>
-        <w:rPr>
-          <w:rFonts w:ascii="Times New Roman" w:hAnsi="Times New Roman" w:cs="Times New Roman"/>
-          <w:sz w:val="28"/>
-          <w:szCs w:val="28"/>
-          <w:lang w:val="en-US"/>
-        </w:rPr>
-      </w:pPr>
-      <w:r>
-        <w:rPr>
-          <w:rFonts w:ascii="Times New Roman" w:hAnsi="Times New Roman" w:cs="Times New Roman"/>
-          <w:i/>
-          <w:iCs/>
-          <w:sz w:val="28"/>
-          <w:szCs w:val="28"/>
-          <w:lang w:val="en-US"/>
-        </w:rPr>
-        <w:t xml:space="preserve">FK_Ord_Reserv: </w:t>
-      </w:r>
-      <w:r>
-        <w:rPr>
-          <w:rFonts w:ascii="Times New Roman" w:hAnsi="Times New Roman" w:cs="Times New Roman"/>
-          <w:sz w:val="28"/>
-          <w:szCs w:val="28"/>
-          <w:lang w:val="en-US"/>
-        </w:rPr>
-        <w:t>FOREIGN KEY (</w:t>
-      </w:r>
-      <w:r>
-        <w:rPr>
-          <w:rFonts w:ascii="Times New Roman" w:hAnsi="Times New Roman" w:cs="Times New Roman"/>
-          <w:i/>
-          <w:iCs/>
-          <w:sz w:val="28"/>
-          <w:szCs w:val="28"/>
-          <w:lang w:val="en-US"/>
-        </w:rPr>
-        <w:t>ReservationID</w:t>
-      </w:r>
-      <w:r>
-        <w:rPr>
-          <w:rFonts w:ascii="Times New Roman" w:hAnsi="Times New Roman" w:cs="Times New Roman"/>
-          <w:sz w:val="28"/>
-          <w:szCs w:val="28"/>
-          <w:lang w:val="en-US"/>
-        </w:rPr>
-        <w:t xml:space="preserve">) REFERENCES </w:t>
-      </w:r>
-      <w:r>
-        <w:rPr>
-          <w:rFonts w:ascii="Times New Roman" w:hAnsi="Times New Roman" w:cs="Times New Roman"/>
-          <w:i/>
-          <w:iCs/>
-          <w:sz w:val="28"/>
-          <w:szCs w:val="28"/>
-          <w:lang w:val="en-US"/>
-        </w:rPr>
-        <w:t xml:space="preserve">Reservations </w:t>
-      </w:r>
-      <w:r>
-        <w:rPr>
-          <w:rFonts w:ascii="Times New Roman" w:hAnsi="Times New Roman" w:cs="Times New Roman"/>
-          <w:sz w:val="28"/>
-          <w:szCs w:val="28"/>
-          <w:lang w:val="en-US"/>
-        </w:rPr>
-        <w:t>(</w:t>
-      </w:r>
-      <w:r>
-        <w:rPr>
-          <w:rFonts w:ascii="Times New Roman" w:hAnsi="Times New Roman" w:cs="Times New Roman"/>
-          <w:i/>
-          <w:iCs/>
-          <w:sz w:val="28"/>
-          <w:szCs w:val="28"/>
-          <w:lang w:val="en-US"/>
-        </w:rPr>
-        <w:t>ReservationID</w:t>
-      </w:r>
-      <w:r>
-        <w:rPr>
-          <w:rFonts w:ascii="Times New Roman" w:hAnsi="Times New Roman" w:cs="Times New Roman"/>
-          <w:sz w:val="28"/>
-          <w:szCs w:val="28"/>
-          <w:lang w:val="en-US"/>
-        </w:rPr>
-        <w:t>)</w:t>
-      </w:r>
-    </w:p>
-    <w:p>
-      <w:pPr>
-        <w:pStyle w:val="a7"/>
-        <w:numPr>
-          <w:ilvl w:val="0"/>
-          <w:numId w:val="3"/>
-        </w:numPr>
-        <w:tabs>
-          <w:tab w:val="left" w:pos="2410"/>
-        </w:tabs>
-        <w:ind w:left="1985" w:hanging="1"/>
-        <w:jc w:val="both"/>
-        <w:rPr>
-          <w:rFonts w:ascii="Times New Roman" w:hAnsi="Times New Roman" w:cs="Times New Roman"/>
-          <w:sz w:val="28"/>
-          <w:szCs w:val="28"/>
-          <w:lang w:val="en-US"/>
-        </w:rPr>
-      </w:pPr>
-      <w:r>
-        <w:rPr>
-          <w:rFonts w:ascii="Times New Roman" w:hAnsi="Times New Roman" w:cs="Times New Roman"/>
-          <w:i/>
-          <w:iCs/>
-          <w:sz w:val="28"/>
-          <w:szCs w:val="28"/>
-          <w:lang w:val="en-US"/>
-        </w:rPr>
-        <w:t xml:space="preserve">FK_Ord_Items: </w:t>
-      </w:r>
-      <w:r>
-        <w:rPr>
-          <w:rFonts w:ascii="Times New Roman" w:hAnsi="Times New Roman" w:cs="Times New Roman"/>
-          <w:sz w:val="28"/>
-          <w:szCs w:val="28"/>
-          <w:lang w:val="en-US"/>
-        </w:rPr>
-        <w:t>FOREIGN KEY (</w:t>
-      </w:r>
-      <w:r>
-        <w:rPr>
-          <w:rFonts w:ascii="Times New Roman" w:hAnsi="Times New Roman" w:cs="Times New Roman"/>
-          <w:i/>
-          <w:iCs/>
-          <w:sz w:val="28"/>
-          <w:szCs w:val="28"/>
-          <w:lang w:val="en-US"/>
-        </w:rPr>
-        <w:t>ItemID</w:t>
-      </w:r>
-      <w:r>
-        <w:rPr>
-          <w:rFonts w:ascii="Times New Roman" w:hAnsi="Times New Roman" w:cs="Times New Roman"/>
-          <w:sz w:val="28"/>
-          <w:szCs w:val="28"/>
-          <w:lang w:val="en-US"/>
-        </w:rPr>
-        <w:t xml:space="preserve">) REFERENCES </w:t>
-      </w:r>
-      <w:r>
-        <w:rPr>
-          <w:rFonts w:ascii="Times New Roman" w:hAnsi="Times New Roman" w:cs="Times New Roman"/>
-          <w:i/>
-          <w:iCs/>
-          <w:sz w:val="28"/>
-          <w:szCs w:val="28"/>
-          <w:lang w:val="en-US"/>
-        </w:rPr>
-        <w:t xml:space="preserve">Menu </w:t>
-      </w:r>
-      <w:r>
-        <w:rPr>
-          <w:rFonts w:ascii="Times New Roman" w:hAnsi="Times New Roman" w:cs="Times New Roman"/>
-          <w:sz w:val="28"/>
-          <w:szCs w:val="28"/>
-          <w:lang w:val="en-US"/>
-        </w:rPr>
-        <w:t>(</w:t>
-      </w:r>
-      <w:r>
-        <w:rPr>
-          <w:rFonts w:ascii="Times New Roman" w:hAnsi="Times New Roman" w:cs="Times New Roman"/>
-          <w:i/>
-          <w:iCs/>
-          <w:sz w:val="28"/>
-          <w:szCs w:val="28"/>
-          <w:lang w:val="en-US"/>
-        </w:rPr>
-        <w:t>ItemID</w:t>
-      </w:r>
-      <w:r>
-        <w:rPr>
-          <w:rFonts w:ascii="Times New Roman" w:hAnsi="Times New Roman" w:cs="Times New Roman"/>
-          <w:sz w:val="28"/>
-          <w:szCs w:val="28"/>
-          <w:lang w:val="en-US"/>
-        </w:rPr>
-        <w:t>)</w:t>
+      <w:proofErr w:type="spellEnd"/>
+      <w:r>
+        <w:rPr>
+          <w:rFonts w:ascii="Times New Roman" w:hAnsi="Times New Roman" w:cs="Times New Roman"/>
+          <w:sz w:val="28"/>
+          <w:szCs w:val="28"/>
+          <w:lang w:val="en-US"/>
+        </w:rPr>
+        <w:t xml:space="preserve"> &gt;= 0)</w:t>
       </w:r>
     </w:p>
     <w:p>
@@ -6768,6 +7126,7 @@
           <w:szCs w:val="28"/>
         </w:rPr>
       </w:pPr>
+      <w:proofErr w:type="spellStart"/>
       <w:r>
         <w:rPr>
           <w:rFonts w:ascii="Times New Roman" w:hAnsi="Times New Roman" w:cs="Times New Roman"/>
@@ -6779,6 +7138,7 @@
         </w:rPr>
         <w:t>Reservations.CustomerID</w:t>
       </w:r>
+      <w:proofErr w:type="spellEnd"/>
       <w:r>
         <w:rPr>
           <w:rFonts w:ascii="Times New Roman" w:hAnsi="Times New Roman" w:cs="Times New Roman"/>
@@ -6839,6 +7199,7 @@
         </w:rPr>
         <w:t xml:space="preserve">ссылающимся на </w:t>
       </w:r>
+      <w:proofErr w:type="spellStart"/>
       <w:r>
         <w:rPr>
           <w:rFonts w:ascii="Times New Roman" w:hAnsi="Times New Roman" w:cs="Times New Roman"/>
@@ -6850,6 +7211,7 @@
         </w:rPr>
         <w:t>Customers.CustomerID</w:t>
       </w:r>
+      <w:proofErr w:type="spellEnd"/>
       <w:r>
         <w:rPr>
           <w:rFonts w:ascii="Times New Roman" w:hAnsi="Times New Roman" w:cs="Times New Roman"/>
@@ -6997,6 +7359,7 @@
           <w:szCs w:val="28"/>
         </w:rPr>
       </w:pPr>
+      <w:proofErr w:type="spellStart"/>
       <w:r>
         <w:rPr>
           <w:rFonts w:ascii="Times New Roman" w:hAnsi="Times New Roman" w:cs="Times New Roman"/>
@@ -7008,6 +7371,7 @@
         </w:rPr>
         <w:t>Reservations.TableID</w:t>
       </w:r>
+      <w:proofErr w:type="spellEnd"/>
       <w:r>
         <w:rPr>
           <w:rFonts w:ascii="Times New Roman" w:hAnsi="Times New Roman" w:cs="Times New Roman"/>
@@ -7035,6 +7399,7 @@
         </w:rPr>
         <w:t xml:space="preserve">, ссылающимся на </w:t>
       </w:r>
+      <w:proofErr w:type="spellStart"/>
       <w:r>
         <w:rPr>
           <w:rFonts w:ascii="Times New Roman" w:hAnsi="Times New Roman" w:cs="Times New Roman"/>
@@ -7057,6 +7422,7 @@
         </w:rPr>
         <w:t>.TableID</w:t>
       </w:r>
+      <w:proofErr w:type="spellEnd"/>
       <w:r>
         <w:rPr>
           <w:rFonts w:ascii="Times New Roman" w:hAnsi="Times New Roman" w:cs="Times New Roman"/>
@@ -7085,6 +7451,7 @@
           <w:szCs w:val="28"/>
         </w:rPr>
       </w:pPr>
+      <w:proofErr w:type="spellStart"/>
       <w:r>
         <w:rPr>
           <w:rFonts w:ascii="Times New Roman" w:hAnsi="Times New Roman" w:cs="Times New Roman"/>
@@ -7095,73 +7462,102 @@
           <w:sz w:val="28"/>
           <w:szCs w:val="28"/>
         </w:rPr>
-        <w:t xml:space="preserve">Staff </w:t>
-      </w:r>
+        <w:t>Staff</w:t>
+      </w:r>
+      <w:proofErr w:type="spellEnd"/>
       <w:r>
         <w:rPr>
           <w:rFonts w:ascii="Times New Roman" w:hAnsi="Times New Roman" w:cs="Times New Roman"/>
           <w:b/>
           <w:bCs/>
-          <w:sz w:val="28"/>
-          <w:szCs w:val="28"/>
-        </w:rPr>
-        <w:t>и</w:t>
+          <w:i/>
+          <w:iCs/>
+          <w:sz w:val="28"/>
+          <w:szCs w:val="28"/>
+        </w:rPr>
+        <w:t xml:space="preserve"> </w:t>
       </w:r>
       <w:r>
         <w:rPr>
           <w:rFonts w:ascii="Times New Roman" w:hAnsi="Times New Roman" w:cs="Times New Roman"/>
           <w:b/>
           <w:bCs/>
-          <w:i/>
-          <w:iCs/>
-          <w:sz w:val="28"/>
-          <w:szCs w:val="28"/>
-        </w:rPr>
-        <w:t xml:space="preserve"> Reservations</w:t>
-      </w:r>
-      <w:r>
-        <w:rPr>
-          <w:rFonts w:ascii="Times New Roman" w:hAnsi="Times New Roman" w:cs="Times New Roman"/>
-          <w:i/>
-          <w:iCs/>
-          <w:sz w:val="28"/>
-          <w:szCs w:val="28"/>
-        </w:rPr>
-        <w:t xml:space="preserve"> (</w:t>
-      </w:r>
-      <w:r>
-        <w:rPr>
-          <w:rFonts w:ascii="Times New Roman" w:hAnsi="Times New Roman" w:cs="Times New Roman"/>
-          <w:i/>
-          <w:iCs/>
-          <w:sz w:val="28"/>
-          <w:szCs w:val="28"/>
-        </w:rPr>
-        <w:t>CreatedBy</w:t>
-      </w:r>
-      <w:r>
-        <w:rPr>
-          <w:rFonts w:ascii="Times New Roman" w:hAnsi="Times New Roman" w:cs="Times New Roman"/>
-          <w:i/>
-          <w:iCs/>
-          <w:sz w:val="28"/>
-          <w:szCs w:val="28"/>
-        </w:rPr>
-        <w:t>)</w:t>
-      </w:r>
-      <w:r>
-        <w:rPr>
-          <w:rFonts w:ascii="Times New Roman" w:hAnsi="Times New Roman" w:cs="Times New Roman"/>
-          <w:sz w:val="28"/>
-          <w:szCs w:val="28"/>
-        </w:rPr>
-        <w:t xml:space="preserve"> </w:t>
+          <w:sz w:val="28"/>
+          <w:szCs w:val="28"/>
+        </w:rPr>
+        <w:t>и</w:t>
       </w:r>
       <w:r>
         <w:rPr>
           <w:rFonts w:ascii="Times New Roman" w:hAnsi="Times New Roman" w:cs="Times New Roman"/>
           <w:b/>
           <w:bCs/>
+          <w:i/>
+          <w:iCs/>
+          <w:sz w:val="28"/>
+          <w:szCs w:val="28"/>
+        </w:rPr>
+        <w:t xml:space="preserve"> </w:t>
+      </w:r>
+      <w:proofErr w:type="spellStart"/>
+      <w:r>
+        <w:rPr>
+          <w:rFonts w:ascii="Times New Roman" w:hAnsi="Times New Roman" w:cs="Times New Roman"/>
+          <w:b/>
+          <w:bCs/>
+          <w:i/>
+          <w:iCs/>
+          <w:sz w:val="28"/>
+          <w:szCs w:val="28"/>
+        </w:rPr>
+        <w:t>Reservations</w:t>
+      </w:r>
+      <w:proofErr w:type="spellEnd"/>
+      <w:r>
+        <w:rPr>
+          <w:rFonts w:ascii="Times New Roman" w:hAnsi="Times New Roman" w:cs="Times New Roman"/>
+          <w:i/>
+          <w:iCs/>
+          <w:sz w:val="28"/>
+          <w:szCs w:val="28"/>
+        </w:rPr>
+        <w:t xml:space="preserve"> (</w:t>
+      </w:r>
+      <w:proofErr w:type="spellStart"/>
+      <w:r>
+        <w:rPr>
+          <w:rFonts w:ascii="Times New Roman" w:hAnsi="Times New Roman" w:cs="Times New Roman"/>
+          <w:i/>
+          <w:iCs/>
+          <w:sz w:val="28"/>
+          <w:szCs w:val="28"/>
+        </w:rPr>
+        <w:t>CreatedBy</w:t>
+      </w:r>
+      <w:proofErr w:type="spellEnd"/>
+      <w:r>
+        <w:rPr>
+          <w:rFonts w:ascii="Times New Roman" w:hAnsi="Times New Roman" w:cs="Times New Roman"/>
+          <w:i/>
+          <w:iCs/>
+          <w:sz w:val="28"/>
+          <w:szCs w:val="28"/>
+        </w:rPr>
+        <w:t>)</w:t>
+      </w:r>
+      <w:r>
+        <w:rPr>
+          <w:rFonts w:ascii="Times New Roman" w:hAnsi="Times New Roman" w:cs="Times New Roman"/>
+          <w:sz w:val="28"/>
+          <w:szCs w:val="28"/>
+        </w:rPr>
+        <w:t xml:space="preserve"> </w:t>
+      </w:r>
+      <w:r>
+        <w:rPr>
+          <w:rFonts w:ascii="Times New Roman" w:hAnsi="Times New Roman" w:cs="Times New Roman"/>
+          <w:b/>
+          <w:bCs/>
           <w:sz w:val="28"/>
           <w:szCs w:val="28"/>
         </w:rPr>
@@ -7223,6 +7619,7 @@
           <w:szCs w:val="28"/>
         </w:rPr>
       </w:pPr>
+      <w:proofErr w:type="spellStart"/>
       <w:r>
         <w:rPr>
           <w:rFonts w:ascii="Times New Roman" w:hAnsi="Times New Roman" w:cs="Times New Roman"/>
@@ -7234,6 +7631,7 @@
         </w:rPr>
         <w:t>Reservations.CreatedByStaffID</w:t>
       </w:r>
+      <w:proofErr w:type="spellEnd"/>
       <w:r>
         <w:rPr>
           <w:rFonts w:ascii="Times New Roman" w:hAnsi="Times New Roman" w:cs="Times New Roman"/>
@@ -7269,6 +7667,7 @@
         </w:rPr>
         <w:t xml:space="preserve">, ссылающимся на </w:t>
       </w:r>
+      <w:proofErr w:type="spellStart"/>
       <w:r>
         <w:rPr>
           <w:rFonts w:ascii="Times New Roman" w:hAnsi="Times New Roman" w:cs="Times New Roman"/>
@@ -7280,6 +7679,7 @@
         </w:rPr>
         <w:t>Staff.StaffID</w:t>
       </w:r>
+      <w:proofErr w:type="spellEnd"/>
       <w:r>
         <w:rPr>
           <w:rFonts w:ascii="Times New Roman" w:hAnsi="Times New Roman" w:cs="Times New Roman"/>
@@ -7308,6 +7708,7 @@
           <w:szCs w:val="28"/>
         </w:rPr>
       </w:pPr>
+      <w:proofErr w:type="spellStart"/>
       <w:r>
         <w:rPr>
           <w:rFonts w:ascii="Times New Roman" w:hAnsi="Times New Roman" w:cs="Times New Roman"/>
@@ -7318,83 +7719,112 @@
           <w:sz w:val="28"/>
           <w:szCs w:val="28"/>
         </w:rPr>
-        <w:t xml:space="preserve">Staff </w:t>
-      </w:r>
+        <w:t>Staff</w:t>
+      </w:r>
+      <w:proofErr w:type="spellEnd"/>
       <w:r>
         <w:rPr>
           <w:rFonts w:ascii="Times New Roman" w:hAnsi="Times New Roman" w:cs="Times New Roman"/>
           <w:b/>
           <w:bCs/>
-          <w:sz w:val="28"/>
-          <w:szCs w:val="28"/>
-        </w:rPr>
-        <w:t>и</w:t>
+          <w:i/>
+          <w:iCs/>
+          <w:sz w:val="28"/>
+          <w:szCs w:val="28"/>
+        </w:rPr>
+        <w:t xml:space="preserve"> </w:t>
       </w:r>
       <w:r>
         <w:rPr>
           <w:rFonts w:ascii="Times New Roman" w:hAnsi="Times New Roman" w:cs="Times New Roman"/>
           <w:b/>
           <w:bCs/>
-          <w:i/>
-          <w:iCs/>
-          <w:sz w:val="28"/>
-          <w:szCs w:val="28"/>
-        </w:rPr>
-        <w:t xml:space="preserve"> Reservations</w:t>
-      </w:r>
-      <w:r>
-        <w:rPr>
-          <w:rFonts w:ascii="Times New Roman" w:hAnsi="Times New Roman" w:cs="Times New Roman"/>
-          <w:i/>
-          <w:iCs/>
-          <w:sz w:val="28"/>
-          <w:szCs w:val="28"/>
-        </w:rPr>
-        <w:t xml:space="preserve"> (</w:t>
-      </w:r>
-      <w:r>
-        <w:rPr>
-          <w:rFonts w:ascii="Times New Roman" w:hAnsi="Times New Roman" w:cs="Times New Roman"/>
-          <w:i/>
-          <w:iCs/>
-          <w:sz w:val="28"/>
-          <w:szCs w:val="28"/>
-        </w:rPr>
-        <w:t>AssignedWaiter</w:t>
-      </w:r>
-      <w:r>
-        <w:rPr>
-          <w:rFonts w:ascii="Times New Roman" w:hAnsi="Times New Roman" w:cs="Times New Roman"/>
-          <w:i/>
-          <w:iCs/>
-          <w:sz w:val="28"/>
-          <w:szCs w:val="28"/>
-        </w:rPr>
-        <w:t>)</w:t>
-      </w:r>
-      <w:r>
-        <w:rPr>
-          <w:rFonts w:ascii="Times New Roman" w:hAnsi="Times New Roman" w:cs="Times New Roman"/>
-          <w:sz w:val="28"/>
-          <w:szCs w:val="28"/>
-        </w:rPr>
-        <w:t xml:space="preserve"> </w:t>
+          <w:sz w:val="28"/>
+          <w:szCs w:val="28"/>
+        </w:rPr>
+        <w:t>и</w:t>
       </w:r>
       <w:r>
         <w:rPr>
           <w:rFonts w:ascii="Times New Roman" w:hAnsi="Times New Roman" w:cs="Times New Roman"/>
           <w:b/>
           <w:bCs/>
-          <w:sz w:val="28"/>
-          <w:szCs w:val="28"/>
-        </w:rPr>
-        <w:t>(Один-ко-Многим)</w:t>
-      </w:r>
+          <w:i/>
+          <w:iCs/>
+          <w:sz w:val="28"/>
+          <w:szCs w:val="28"/>
+        </w:rPr>
+        <w:t xml:space="preserve"> </w:t>
+      </w:r>
+      <w:proofErr w:type="spellStart"/>
       <w:r>
         <w:rPr>
           <w:rFonts w:ascii="Times New Roman" w:hAnsi="Times New Roman" w:cs="Times New Roman"/>
           <w:b/>
           <w:bCs/>
+          <w:i/>
+          <w:iCs/>
+          <w:sz w:val="28"/>
+          <w:szCs w:val="28"/>
+        </w:rPr>
+        <w:t>Reservations</w:t>
+      </w:r>
+      <w:proofErr w:type="spellEnd"/>
+      <w:r>
+        <w:rPr>
+          <w:rFonts w:ascii="Times New Roman" w:hAnsi="Times New Roman" w:cs="Times New Roman"/>
+          <w:i/>
+          <w:iCs/>
+          <w:sz w:val="28"/>
+          <w:szCs w:val="28"/>
+        </w:rPr>
+        <w:t xml:space="preserve"> (</w:t>
+      </w:r>
+      <w:proofErr w:type="spellStart"/>
+      <w:r>
+        <w:rPr>
+          <w:rFonts w:ascii="Times New Roman" w:hAnsi="Times New Roman" w:cs="Times New Roman"/>
+          <w:i/>
+          <w:iCs/>
+          <w:sz w:val="28"/>
+          <w:szCs w:val="28"/>
+        </w:rPr>
+        <w:t>AssignedWaiter</w:t>
+      </w:r>
+      <w:proofErr w:type="spellEnd"/>
+      <w:r>
+        <w:rPr>
+          <w:rFonts w:ascii="Times New Roman" w:hAnsi="Times New Roman" w:cs="Times New Roman"/>
+          <w:i/>
+          <w:iCs/>
+          <w:sz w:val="28"/>
+          <w:szCs w:val="28"/>
+        </w:rPr>
+        <w:t>)</w:t>
+      </w:r>
+      <w:r>
+        <w:rPr>
+          <w:rFonts w:ascii="Times New Roman" w:hAnsi="Times New Roman" w:cs="Times New Roman"/>
+          <w:sz w:val="28"/>
+          <w:szCs w:val="28"/>
+        </w:rPr>
+        <w:t xml:space="preserve"> </w:t>
+      </w:r>
+      <w:r>
+        <w:rPr>
+          <w:rFonts w:ascii="Times New Roman" w:hAnsi="Times New Roman" w:cs="Times New Roman"/>
+          <w:b/>
+          <w:bCs/>
+          <w:sz w:val="28"/>
+          <w:szCs w:val="28"/>
+        </w:rPr>
+        <w:t>(Один-ко-Многим)</w:t>
+      </w:r>
+      <w:r>
+        <w:rPr>
+          <w:rFonts w:ascii="Times New Roman" w:hAnsi="Times New Roman" w:cs="Times New Roman"/>
+          <w:b/>
+          <w:bCs/>
           <w:sz w:val="28"/>
           <w:szCs w:val="28"/>
         </w:rPr>
@@ -7440,6 +7870,7 @@
           <w:szCs w:val="28"/>
         </w:rPr>
       </w:pPr>
+      <w:proofErr w:type="spellStart"/>
       <w:r>
         <w:rPr>
           <w:rFonts w:ascii="Times New Roman" w:hAnsi="Times New Roman" w:cs="Times New Roman"/>
@@ -7451,6 +7882,7 @@
         </w:rPr>
         <w:t>Reservations.AssignedWaiterID</w:t>
       </w:r>
+      <w:proofErr w:type="spellEnd"/>
       <w:r>
         <w:rPr>
           <w:rFonts w:ascii="Times New Roman" w:hAnsi="Times New Roman" w:cs="Times New Roman"/>
@@ -7486,6 +7918,7 @@
         </w:rPr>
         <w:t xml:space="preserve">, ссылающимся на </w:t>
       </w:r>
+      <w:proofErr w:type="spellStart"/>
       <w:r>
         <w:rPr>
           <w:rFonts w:ascii="Times New Roman" w:hAnsi="Times New Roman" w:cs="Times New Roman"/>
@@ -7497,6 +7930,7 @@
         </w:rPr>
         <w:t>Staff.StaffID</w:t>
       </w:r>
+      <w:proofErr w:type="spellEnd"/>
       <w:r>
         <w:rPr>
           <w:rFonts w:ascii="Times New Roman" w:hAnsi="Times New Roman" w:cs="Times New Roman"/>
@@ -7525,6 +7959,7 @@
           <w:szCs w:val="28"/>
         </w:rPr>
       </w:pPr>
+      <w:proofErr w:type="spellStart"/>
       <w:r>
         <w:rPr>
           <w:rFonts w:ascii="Times New Roman" w:hAnsi="Times New Roman" w:cs="Times New Roman"/>
@@ -7535,21 +7970,14 @@
           <w:sz w:val="28"/>
           <w:szCs w:val="28"/>
         </w:rPr>
-        <w:t xml:space="preserve">Reservations </w:t>
-      </w:r>
+        <w:t>Reservations</w:t>
+      </w:r>
+      <w:proofErr w:type="spellEnd"/>
       <w:r>
         <w:rPr>
           <w:rFonts w:ascii="Times New Roman" w:hAnsi="Times New Roman" w:cs="Times New Roman"/>
           <w:b/>
           <w:bCs/>
-          <w:sz w:val="28"/>
-          <w:szCs w:val="28"/>
-        </w:rPr>
-        <w:t>и</w:t>
-      </w:r>
-      <w:r>
-        <w:rPr>
-          <w:rFonts w:ascii="Times New Roman" w:hAnsi="Times New Roman" w:cs="Times New Roman"/>
           <w:i/>
           <w:iCs/>
           <w:sz w:val="28"/>
@@ -7562,12 +7990,10 @@
           <w:rFonts w:ascii="Times New Roman" w:hAnsi="Times New Roman" w:cs="Times New Roman"/>
           <w:b/>
           <w:bCs/>
-          <w:i/>
-          <w:iCs/>
-          <w:sz w:val="28"/>
-          <w:szCs w:val="28"/>
-        </w:rPr>
-        <w:t>Menu</w:t>
+          <w:sz w:val="28"/>
+          <w:szCs w:val="28"/>
+        </w:rPr>
+        <w:t>и</w:t>
       </w:r>
       <w:r>
         <w:rPr>
@@ -7579,15 +8005,29 @@
         </w:rPr>
         <w:t xml:space="preserve"> </w:t>
       </w:r>
+      <w:proofErr w:type="spellStart"/>
       <w:r>
         <w:rPr>
           <w:rFonts w:ascii="Times New Roman" w:hAnsi="Times New Roman" w:cs="Times New Roman"/>
           <w:b/>
           <w:bCs/>
-          <w:sz w:val="28"/>
-          <w:szCs w:val="28"/>
-        </w:rPr>
-        <w:t>(</w:t>
+          <w:i/>
+          <w:iCs/>
+          <w:sz w:val="28"/>
+          <w:szCs w:val="28"/>
+        </w:rPr>
+        <w:t>Menu</w:t>
+      </w:r>
+      <w:proofErr w:type="spellEnd"/>
+      <w:r>
+        <w:rPr>
+          <w:rFonts w:ascii="Times New Roman" w:hAnsi="Times New Roman" w:cs="Times New Roman"/>
+          <w:i/>
+          <w:iCs/>
+          <w:sz w:val="28"/>
+          <w:szCs w:val="28"/>
+        </w:rPr>
+        <w:t xml:space="preserve"> </w:t>
       </w:r>
       <w:r>
         <w:rPr>
@@ -7597,7 +8037,7 @@
           <w:sz w:val="28"/>
           <w:szCs w:val="28"/>
         </w:rPr>
-        <w:t>Многие</w:t>
+        <w:t>(</w:t>
       </w:r>
       <w:r>
         <w:rPr>
@@ -7607,7 +8047,7 @@
           <w:sz w:val="28"/>
           <w:szCs w:val="28"/>
         </w:rPr>
-        <w:t>-ко-Многим):</w:t>
+        <w:t>Многие</w:t>
       </w:r>
       <w:r>
         <w:rPr>
@@ -7617,6 +8057,16 @@
           <w:sz w:val="28"/>
           <w:szCs w:val="28"/>
         </w:rPr>
+        <w:t>-ко-Многим):</w:t>
+      </w:r>
+      <w:r>
+        <w:rPr>
+          <w:rFonts w:ascii="Times New Roman" w:hAnsi="Times New Roman" w:cs="Times New Roman"/>
+          <w:b/>
+          <w:bCs/>
+          <w:sz w:val="28"/>
+          <w:szCs w:val="28"/>
+        </w:rPr>
         <w:t xml:space="preserve"> </w:t>
       </w:r>
       <w:r>
@@ -7733,7 +8183,29 @@
           <w:sz w:val="28"/>
           <w:szCs w:val="28"/>
         </w:rPr>
-        <w:t>один-ко-многим (1:N)</w:t>
+        <w:t>один-ко-многим (</w:t>
+      </w:r>
+      <w:proofErr w:type="gramStart"/>
+      <w:r>
+        <w:rPr>
+          <w:rFonts w:ascii="Times New Roman" w:hAnsi="Times New Roman" w:cs="Times New Roman"/>
+          <w:b/>
+          <w:bCs/>
+          <w:sz w:val="28"/>
+          <w:szCs w:val="28"/>
+        </w:rPr>
+        <w:t>1:N</w:t>
+      </w:r>
+      <w:proofErr w:type="gramEnd"/>
+      <w:r>
+        <w:rPr>
+          <w:rFonts w:ascii="Times New Roman" w:hAnsi="Times New Roman" w:cs="Times New Roman"/>
+          <w:b/>
+          <w:bCs/>
+          <w:sz w:val="28"/>
+          <w:szCs w:val="28"/>
+        </w:rPr>
+        <w:t>)</w:t>
       </w:r>
       <w:r>
         <w:rPr>
@@ -7758,6 +8230,7 @@
           <w:szCs w:val="28"/>
         </w:rPr>
       </w:pPr>
+      <w:proofErr w:type="spellStart"/>
       <w:r>
         <w:rPr>
           <w:rFonts w:ascii="Times New Roman" w:hAnsi="Times New Roman" w:cs="Times New Roman"/>
@@ -7769,6 +8242,7 @@
         </w:rPr>
         <w:t>OrderItems.ReservationID</w:t>
       </w:r>
+      <w:proofErr w:type="spellEnd"/>
       <w:r>
         <w:rPr>
           <w:rFonts w:ascii="Times New Roman" w:hAnsi="Times New Roman" w:cs="Times New Roman"/>
@@ -7796,6 +8270,7 @@
         </w:rPr>
         <w:t xml:space="preserve">, ссылающимся на </w:t>
       </w:r>
+      <w:proofErr w:type="spellStart"/>
       <w:r>
         <w:rPr>
           <w:rFonts w:ascii="Times New Roman" w:hAnsi="Times New Roman" w:cs="Times New Roman"/>
@@ -7807,6 +8282,7 @@
         </w:rPr>
         <w:t>Reservations.ReservationID</w:t>
       </w:r>
+      <w:proofErr w:type="spellEnd"/>
       <w:r>
         <w:rPr>
           <w:rFonts w:ascii="Times New Roman" w:hAnsi="Times New Roman" w:cs="Times New Roman"/>
@@ -7830,6 +8306,7 @@
           <w:szCs w:val="28"/>
         </w:rPr>
       </w:pPr>
+      <w:proofErr w:type="spellStart"/>
       <w:r>
         <w:rPr>
           <w:rFonts w:ascii="Times New Roman" w:hAnsi="Times New Roman" w:cs="Times New Roman"/>
@@ -7841,6 +8318,7 @@
         </w:rPr>
         <w:t>OrderItems.ItemID</w:t>
       </w:r>
+      <w:proofErr w:type="spellEnd"/>
       <w:r>
         <w:rPr>
           <w:rFonts w:ascii="Times New Roman" w:hAnsi="Times New Roman" w:cs="Times New Roman"/>
@@ -7868,6 +8346,7 @@
         </w:rPr>
         <w:t xml:space="preserve">, ссылающимся на </w:t>
       </w:r>
+      <w:proofErr w:type="spellStart"/>
       <w:r>
         <w:rPr>
           <w:rFonts w:ascii="Times New Roman" w:hAnsi="Times New Roman" w:cs="Times New Roman"/>
@@ -7879,6 +8358,7 @@
         </w:rPr>
         <w:t>Menu.ItemID</w:t>
       </w:r>
+      <w:proofErr w:type="spellEnd"/>
       <w:r>
         <w:rPr>
           <w:rFonts w:ascii="Times New Roman" w:hAnsi="Times New Roman" w:cs="Times New Roman"/>
@@ -7904,6 +8384,7 @@
           <w:szCs w:val="28"/>
         </w:rPr>
       </w:pPr>
+      <w:proofErr w:type="spellStart"/>
       <w:r>
         <w:rPr>
           <w:rFonts w:ascii="Times New Roman" w:hAnsi="Times New Roman" w:cs="Times New Roman"/>
@@ -7912,7 +8393,18 @@
           <w:sz w:val="28"/>
           <w:szCs w:val="28"/>
         </w:rPr>
-        <w:t>Part 3: ER-Диаграмма</w:t>
+        <w:t>Part</w:t>
+      </w:r>
+      <w:proofErr w:type="spellEnd"/>
+      <w:r>
+        <w:rPr>
+          <w:rFonts w:ascii="Times New Roman" w:hAnsi="Times New Roman" w:cs="Times New Roman"/>
+          <w:b/>
+          <w:bCs/>
+          <w:sz w:val="28"/>
+          <w:szCs w:val="28"/>
+        </w:rPr>
+        <w:t xml:space="preserve"> 3: ER-Диаграмма</w:t>
       </w:r>
     </w:p>
     <w:p>
@@ -7923,23 +8415,25 @@
         </w:tabs>
         <w:spacing w:after="0"/>
         <w:ind w:left="0" w:hanging="1134"/>
-        <w:jc w:val="both"/>
-        <w:rPr>
-          <w:rFonts w:ascii="Times New Roman" w:hAnsi="Times New Roman" w:cs="Times New Roman"/>
-          <w:sz w:val="28"/>
-          <w:szCs w:val="28"/>
-        </w:rPr>
-      </w:pPr>
-      <w:r>
-        <w:rPr>
-          <w:noProof/>
+        <w:jc w:val="center"/>
+        <w:rPr>
+          <w:rFonts w:ascii="Times New Roman" w:hAnsi="Times New Roman" w:cs="Times New Roman"/>
+          <w:sz w:val="28"/>
+          <w:szCs w:val="28"/>
+        </w:rPr>
+      </w:pPr>
+      <w:r>
+        <w:rPr>
+          <w:rFonts w:ascii="Times New Roman" w:hAnsi="Times New Roman" w:cs="Times New Roman"/>
+          <w:sz w:val="28"/>
+          <w:szCs w:val="28"/>
         </w:rPr>
         <w:lastRenderedPageBreak/>
         <w:drawing>
-          <wp:inline distT="0" distB="0" distL="0" distR="0" wp14:anchorId="5A24034A" wp14:editId="705D6032">
-            <wp:extent cx="6831106" cy="2589129"/>
-            <wp:effectExtent l="0" t="0" r="8255" b="1905"/>
-            <wp:docPr id="1482912676" name="Рисунок 1"/>
+          <wp:inline distT="0" distB="0" distL="0" distR="0" wp14:anchorId="0ABA210B" wp14:editId="62608C75">
+            <wp:extent cx="6806842" cy="3875196"/>
+            <wp:effectExtent l="0" t="0" r="0" b="0"/>
+            <wp:docPr id="1972903620" name="Рисунок 1"/>
             <wp:cNvGraphicFramePr>
               <a:graphicFrameLocks xmlns:a="http://schemas.openxmlformats.org/drawingml/2006/main" noChangeAspect="1"/>
             </wp:cNvGraphicFramePr>
@@ -7947,7 +8441,7 @@
               <a:graphicData uri="http://schemas.openxmlformats.org/drawingml/2006/picture">
                 <pic:pic xmlns:pic="http://schemas.openxmlformats.org/drawingml/2006/picture">
                   <pic:nvPicPr>
-                    <pic:cNvPr id="1482912676" name=""/>
+                    <pic:cNvPr id="1972903620" name=""/>
                     <pic:cNvPicPr/>
                   </pic:nvPicPr>
                   <pic:blipFill>
@@ -7959,7 +8453,7 @@
                   <pic:spPr>
                     <a:xfrm>
                       <a:off x="0" y="0"/>
-                      <a:ext cx="6860136" cy="2600132"/>
+                      <a:ext cx="6836699" cy="3892194"/>
                     </a:xfrm>
                     <a:prstGeom prst="rect">
                       <a:avLst/>
@@ -8152,7 +8646,27 @@
           <w:szCs w:val="24"/>
           <w:lang w:val="en-US"/>
         </w:rPr>
-        <w:t xml:space="preserve">    FirstName VARCHAR(100) NOT NULL,</w:t>
+        <w:t xml:space="preserve">    FirstName </w:t>
+      </w:r>
+      <w:proofErr w:type="gramStart"/>
+      <w:r>
+        <w:rPr>
+          <w:rFonts w:ascii="Times New Roman" w:hAnsi="Times New Roman" w:cs="Times New Roman"/>
+          <w:sz w:val="24"/>
+          <w:szCs w:val="24"/>
+          <w:lang w:val="en-US"/>
+        </w:rPr>
+        <w:t>VARCHAR(</w:t>
+      </w:r>
+      <w:proofErr w:type="gramEnd"/>
+      <w:r>
+        <w:rPr>
+          <w:rFonts w:ascii="Times New Roman" w:hAnsi="Times New Roman" w:cs="Times New Roman"/>
+          <w:sz w:val="24"/>
+          <w:szCs w:val="24"/>
+          <w:lang w:val="en-US"/>
+        </w:rPr>
+        <w:t>100) NOT NULL,</w:t>
       </w:r>
     </w:p>
     <w:p>
@@ -8174,7 +8688,27 @@
           <w:szCs w:val="24"/>
           <w:lang w:val="en-US"/>
         </w:rPr>
-        <w:t xml:space="preserve">    LastName VARCHAR(100) NOT NULL,</w:t>
+        <w:t xml:space="preserve">    LastName </w:t>
+      </w:r>
+      <w:proofErr w:type="gramStart"/>
+      <w:r>
+        <w:rPr>
+          <w:rFonts w:ascii="Times New Roman" w:hAnsi="Times New Roman" w:cs="Times New Roman"/>
+          <w:sz w:val="24"/>
+          <w:szCs w:val="24"/>
+          <w:lang w:val="en-US"/>
+        </w:rPr>
+        <w:t>VARCHAR(</w:t>
+      </w:r>
+      <w:proofErr w:type="gramEnd"/>
+      <w:r>
+        <w:rPr>
+          <w:rFonts w:ascii="Times New Roman" w:hAnsi="Times New Roman" w:cs="Times New Roman"/>
+          <w:sz w:val="24"/>
+          <w:szCs w:val="24"/>
+          <w:lang w:val="en-US"/>
+        </w:rPr>
+        <w:t>100) NOT NULL,</w:t>
       </w:r>
     </w:p>
     <w:p>
@@ -8196,7 +8730,27 @@
           <w:szCs w:val="24"/>
           <w:lang w:val="en-US"/>
         </w:rPr>
-        <w:t xml:space="preserve">    Phone VARCHAR(20) NOT NULL,</w:t>
+        <w:t xml:space="preserve">    Phone </w:t>
+      </w:r>
+      <w:proofErr w:type="gramStart"/>
+      <w:r>
+        <w:rPr>
+          <w:rFonts w:ascii="Times New Roman" w:hAnsi="Times New Roman" w:cs="Times New Roman"/>
+          <w:sz w:val="24"/>
+          <w:szCs w:val="24"/>
+          <w:lang w:val="en-US"/>
+        </w:rPr>
+        <w:t>VARCHAR(</w:t>
+      </w:r>
+      <w:proofErr w:type="gramEnd"/>
+      <w:r>
+        <w:rPr>
+          <w:rFonts w:ascii="Times New Roman" w:hAnsi="Times New Roman" w:cs="Times New Roman"/>
+          <w:sz w:val="24"/>
+          <w:szCs w:val="24"/>
+          <w:lang w:val="en-US"/>
+        </w:rPr>
+        <w:t>20) NOT NULL,</w:t>
       </w:r>
     </w:p>
     <w:p>
@@ -8218,7 +8772,27 @@
           <w:szCs w:val="24"/>
           <w:lang w:val="en-US"/>
         </w:rPr>
-        <w:t xml:space="preserve">    Email VARCHAR(255)</w:t>
+        <w:t xml:space="preserve">    Email </w:t>
+      </w:r>
+      <w:proofErr w:type="gramStart"/>
+      <w:r>
+        <w:rPr>
+          <w:rFonts w:ascii="Times New Roman" w:hAnsi="Times New Roman" w:cs="Times New Roman"/>
+          <w:sz w:val="24"/>
+          <w:szCs w:val="24"/>
+          <w:lang w:val="en-US"/>
+        </w:rPr>
+        <w:t>VARCHAR(</w:t>
+      </w:r>
+      <w:proofErr w:type="gramEnd"/>
+      <w:r>
+        <w:rPr>
+          <w:rFonts w:ascii="Times New Roman" w:hAnsi="Times New Roman" w:cs="Times New Roman"/>
+          <w:sz w:val="24"/>
+          <w:szCs w:val="24"/>
+          <w:lang w:val="en-US"/>
+        </w:rPr>
+        <w:t>255)</w:t>
       </w:r>
     </w:p>
     <w:p>
@@ -8392,7 +8966,27 @@
           <w:szCs w:val="24"/>
           <w:lang w:val="en-US"/>
         </w:rPr>
-        <w:t xml:space="preserve">    TableID INTEGER,</w:t>
+        <w:t xml:space="preserve">    </w:t>
+      </w:r>
+      <w:proofErr w:type="spellStart"/>
+      <w:r>
+        <w:rPr>
+          <w:rFonts w:ascii="Times New Roman" w:hAnsi="Times New Roman" w:cs="Times New Roman"/>
+          <w:sz w:val="24"/>
+          <w:szCs w:val="24"/>
+          <w:lang w:val="en-US"/>
+        </w:rPr>
+        <w:t>TableID</w:t>
+      </w:r>
+      <w:proofErr w:type="spellEnd"/>
+      <w:r>
+        <w:rPr>
+          <w:rFonts w:ascii="Times New Roman" w:hAnsi="Times New Roman" w:cs="Times New Roman"/>
+          <w:sz w:val="24"/>
+          <w:szCs w:val="24"/>
+          <w:lang w:val="en-US"/>
+        </w:rPr>
+        <w:t xml:space="preserve"> INTEGER,</w:t>
       </w:r>
     </w:p>
     <w:p>
@@ -8414,7 +9008,27 @@
           <w:szCs w:val="24"/>
           <w:lang w:val="en-US"/>
         </w:rPr>
-        <w:t xml:space="preserve">    TableNumber INTEGER NOT NULL,</w:t>
+        <w:t xml:space="preserve">    </w:t>
+      </w:r>
+      <w:proofErr w:type="spellStart"/>
+      <w:r>
+        <w:rPr>
+          <w:rFonts w:ascii="Times New Roman" w:hAnsi="Times New Roman" w:cs="Times New Roman"/>
+          <w:sz w:val="24"/>
+          <w:szCs w:val="24"/>
+          <w:lang w:val="en-US"/>
+        </w:rPr>
+        <w:t>TableNumber</w:t>
+      </w:r>
+      <w:proofErr w:type="spellEnd"/>
+      <w:r>
+        <w:rPr>
+          <w:rFonts w:ascii="Times New Roman" w:hAnsi="Times New Roman" w:cs="Times New Roman"/>
+          <w:sz w:val="24"/>
+          <w:szCs w:val="24"/>
+          <w:lang w:val="en-US"/>
+        </w:rPr>
+        <w:t xml:space="preserve"> INTEGER NOT NULL,</w:t>
       </w:r>
     </w:p>
     <w:p>
@@ -8458,7 +9072,27 @@
           <w:szCs w:val="24"/>
           <w:lang w:val="en-US"/>
         </w:rPr>
-        <w:t xml:space="preserve">    Location VARCHAR(50) NOT NULL</w:t>
+        <w:t xml:space="preserve">    Location </w:t>
+      </w:r>
+      <w:proofErr w:type="gramStart"/>
+      <w:r>
+        <w:rPr>
+          <w:rFonts w:ascii="Times New Roman" w:hAnsi="Times New Roman" w:cs="Times New Roman"/>
+          <w:sz w:val="24"/>
+          <w:szCs w:val="24"/>
+          <w:lang w:val="en-US"/>
+        </w:rPr>
+        <w:t>VARCHAR(</w:t>
+      </w:r>
+      <w:proofErr w:type="gramEnd"/>
+      <w:r>
+        <w:rPr>
+          <w:rFonts w:ascii="Times New Roman" w:hAnsi="Times New Roman" w:cs="Times New Roman"/>
+          <w:sz w:val="24"/>
+          <w:szCs w:val="24"/>
+          <w:lang w:val="en-US"/>
+        </w:rPr>
+        <w:t>50) NOT NULL</w:t>
       </w:r>
     </w:p>
     <w:p>
@@ -8522,7 +9156,47 @@
           <w:szCs w:val="24"/>
           <w:lang w:val="en-US"/>
         </w:rPr>
-        <w:t xml:space="preserve">    ADD CONSTRAINT PK_RestaurantTables PRIMARY KEY (TableID),</w:t>
+        <w:t xml:space="preserve">    ADD CONSTRAINT </w:t>
+      </w:r>
+      <w:proofErr w:type="spellStart"/>
+      <w:r>
+        <w:rPr>
+          <w:rFonts w:ascii="Times New Roman" w:hAnsi="Times New Roman" w:cs="Times New Roman"/>
+          <w:sz w:val="24"/>
+          <w:szCs w:val="24"/>
+          <w:lang w:val="en-US"/>
+        </w:rPr>
+        <w:t>PK_RestaurantTables</w:t>
+      </w:r>
+      <w:proofErr w:type="spellEnd"/>
+      <w:r>
+        <w:rPr>
+          <w:rFonts w:ascii="Times New Roman" w:hAnsi="Times New Roman" w:cs="Times New Roman"/>
+          <w:sz w:val="24"/>
+          <w:szCs w:val="24"/>
+          <w:lang w:val="en-US"/>
+        </w:rPr>
+        <w:t xml:space="preserve"> PRIMARY KEY (</w:t>
+      </w:r>
+      <w:proofErr w:type="spellStart"/>
+      <w:r>
+        <w:rPr>
+          <w:rFonts w:ascii="Times New Roman" w:hAnsi="Times New Roman" w:cs="Times New Roman"/>
+          <w:sz w:val="24"/>
+          <w:szCs w:val="24"/>
+          <w:lang w:val="en-US"/>
+        </w:rPr>
+        <w:t>TableID</w:t>
+      </w:r>
+      <w:proofErr w:type="spellEnd"/>
+      <w:r>
+        <w:rPr>
+          <w:rFonts w:ascii="Times New Roman" w:hAnsi="Times New Roman" w:cs="Times New Roman"/>
+          <w:sz w:val="24"/>
+          <w:szCs w:val="24"/>
+          <w:lang w:val="en-US"/>
+        </w:rPr>
+        <w:t>),</w:t>
       </w:r>
     </w:p>
     <w:p>
@@ -8544,7 +9218,47 @@
           <w:szCs w:val="24"/>
           <w:lang w:val="en-US"/>
         </w:rPr>
-        <w:t xml:space="preserve">    ADD CONSTRAINT UQ_TableNumber UNIQUE (TableNumber),</w:t>
+        <w:t xml:space="preserve">    ADD CONSTRAINT </w:t>
+      </w:r>
+      <w:proofErr w:type="spellStart"/>
+      <w:r>
+        <w:rPr>
+          <w:rFonts w:ascii="Times New Roman" w:hAnsi="Times New Roman" w:cs="Times New Roman"/>
+          <w:sz w:val="24"/>
+          <w:szCs w:val="24"/>
+          <w:lang w:val="en-US"/>
+        </w:rPr>
+        <w:t>UQ_TableNumber</w:t>
+      </w:r>
+      <w:proofErr w:type="spellEnd"/>
+      <w:r>
+        <w:rPr>
+          <w:rFonts w:ascii="Times New Roman" w:hAnsi="Times New Roman" w:cs="Times New Roman"/>
+          <w:sz w:val="24"/>
+          <w:szCs w:val="24"/>
+          <w:lang w:val="en-US"/>
+        </w:rPr>
+        <w:t xml:space="preserve"> UNIQUE (</w:t>
+      </w:r>
+      <w:proofErr w:type="spellStart"/>
+      <w:r>
+        <w:rPr>
+          <w:rFonts w:ascii="Times New Roman" w:hAnsi="Times New Roman" w:cs="Times New Roman"/>
+          <w:sz w:val="24"/>
+          <w:szCs w:val="24"/>
+          <w:lang w:val="en-US"/>
+        </w:rPr>
+        <w:t>TableNumber</w:t>
+      </w:r>
+      <w:proofErr w:type="spellEnd"/>
+      <w:r>
+        <w:rPr>
+          <w:rFonts w:ascii="Times New Roman" w:hAnsi="Times New Roman" w:cs="Times New Roman"/>
+          <w:sz w:val="24"/>
+          <w:szCs w:val="24"/>
+          <w:lang w:val="en-US"/>
+        </w:rPr>
+        <w:t>),</w:t>
       </w:r>
     </w:p>
     <w:p>
@@ -8566,7 +9280,27 @@
           <w:szCs w:val="24"/>
           <w:lang w:val="en-US"/>
         </w:rPr>
-        <w:t xml:space="preserve">    ADD CONSTRAINT CHK_Capacity CHECK (Capacity &gt;= 1);</w:t>
+        <w:t xml:space="preserve">    ADD CONSTRAINT </w:t>
+      </w:r>
+      <w:proofErr w:type="spellStart"/>
+      <w:r>
+        <w:rPr>
+          <w:rFonts w:ascii="Times New Roman" w:hAnsi="Times New Roman" w:cs="Times New Roman"/>
+          <w:sz w:val="24"/>
+          <w:szCs w:val="24"/>
+          <w:lang w:val="en-US"/>
+        </w:rPr>
+        <w:t>CHK_Capacity</w:t>
+      </w:r>
+      <w:proofErr w:type="spellEnd"/>
+      <w:r>
+        <w:rPr>
+          <w:rFonts w:ascii="Times New Roman" w:hAnsi="Times New Roman" w:cs="Times New Roman"/>
+          <w:sz w:val="24"/>
+          <w:szCs w:val="24"/>
+          <w:lang w:val="en-US"/>
+        </w:rPr>
+        <w:t xml:space="preserve"> CHECK (Capacity &gt;= 1);</w:t>
       </w:r>
     </w:p>
     <w:p>
@@ -8601,6 +9335,7 @@
           <w:szCs w:val="24"/>
           <w:lang w:val="en-US"/>
         </w:rPr>
+        <w:lastRenderedPageBreak/>
         <w:t>CREATE TABLE Staff</w:t>
       </w:r>
       <w:r>
@@ -8632,7 +9367,27 @@
           <w:szCs w:val="24"/>
           <w:lang w:val="en-US"/>
         </w:rPr>
-        <w:t xml:space="preserve">    StaffID INTEGER,</w:t>
+        <w:t xml:space="preserve">    </w:t>
+      </w:r>
+      <w:proofErr w:type="spellStart"/>
+      <w:r>
+        <w:rPr>
+          <w:rFonts w:ascii="Times New Roman" w:hAnsi="Times New Roman" w:cs="Times New Roman"/>
+          <w:sz w:val="24"/>
+          <w:szCs w:val="24"/>
+          <w:lang w:val="en-US"/>
+        </w:rPr>
+        <w:t>StaffID</w:t>
+      </w:r>
+      <w:proofErr w:type="spellEnd"/>
+      <w:r>
+        <w:rPr>
+          <w:rFonts w:ascii="Times New Roman" w:hAnsi="Times New Roman" w:cs="Times New Roman"/>
+          <w:sz w:val="24"/>
+          <w:szCs w:val="24"/>
+          <w:lang w:val="en-US"/>
+        </w:rPr>
+        <w:t xml:space="preserve"> INTEGER,</w:t>
       </w:r>
     </w:p>
     <w:p>
@@ -8654,7 +9409,27 @@
           <w:szCs w:val="24"/>
           <w:lang w:val="en-US"/>
         </w:rPr>
-        <w:t xml:space="preserve">    FirstName VARCHAR(100) NOT NULL,</w:t>
+        <w:t xml:space="preserve">    FirstName </w:t>
+      </w:r>
+      <w:proofErr w:type="gramStart"/>
+      <w:r>
+        <w:rPr>
+          <w:rFonts w:ascii="Times New Roman" w:hAnsi="Times New Roman" w:cs="Times New Roman"/>
+          <w:sz w:val="24"/>
+          <w:szCs w:val="24"/>
+          <w:lang w:val="en-US"/>
+        </w:rPr>
+        <w:t>VARCHAR(</w:t>
+      </w:r>
+      <w:proofErr w:type="gramEnd"/>
+      <w:r>
+        <w:rPr>
+          <w:rFonts w:ascii="Times New Roman" w:hAnsi="Times New Roman" w:cs="Times New Roman"/>
+          <w:sz w:val="24"/>
+          <w:szCs w:val="24"/>
+          <w:lang w:val="en-US"/>
+        </w:rPr>
+        <w:t>100) NOT NULL,</w:t>
       </w:r>
     </w:p>
     <w:p>
@@ -8676,7 +9451,27 @@
           <w:szCs w:val="24"/>
           <w:lang w:val="en-US"/>
         </w:rPr>
-        <w:t xml:space="preserve">    LastName VARCHAR(100) NOT NULL,</w:t>
+        <w:t xml:space="preserve">    LastName </w:t>
+      </w:r>
+      <w:proofErr w:type="gramStart"/>
+      <w:r>
+        <w:rPr>
+          <w:rFonts w:ascii="Times New Roman" w:hAnsi="Times New Roman" w:cs="Times New Roman"/>
+          <w:sz w:val="24"/>
+          <w:szCs w:val="24"/>
+          <w:lang w:val="en-US"/>
+        </w:rPr>
+        <w:t>VARCHAR(</w:t>
+      </w:r>
+      <w:proofErr w:type="gramEnd"/>
+      <w:r>
+        <w:rPr>
+          <w:rFonts w:ascii="Times New Roman" w:hAnsi="Times New Roman" w:cs="Times New Roman"/>
+          <w:sz w:val="24"/>
+          <w:szCs w:val="24"/>
+          <w:lang w:val="en-US"/>
+        </w:rPr>
+        <w:t>100) NOT NULL,</w:t>
       </w:r>
     </w:p>
     <w:p>
@@ -8698,7 +9493,27 @@
           <w:szCs w:val="24"/>
           <w:lang w:val="en-US"/>
         </w:rPr>
-        <w:t xml:space="preserve">    Role VARCHAR(20) NOT NULL,</w:t>
+        <w:t xml:space="preserve">    Role </w:t>
+      </w:r>
+      <w:proofErr w:type="gramStart"/>
+      <w:r>
+        <w:rPr>
+          <w:rFonts w:ascii="Times New Roman" w:hAnsi="Times New Roman" w:cs="Times New Roman"/>
+          <w:sz w:val="24"/>
+          <w:szCs w:val="24"/>
+          <w:lang w:val="en-US"/>
+        </w:rPr>
+        <w:t>VARCHAR(</w:t>
+      </w:r>
+      <w:proofErr w:type="gramEnd"/>
+      <w:r>
+        <w:rPr>
+          <w:rFonts w:ascii="Times New Roman" w:hAnsi="Times New Roman" w:cs="Times New Roman"/>
+          <w:sz w:val="24"/>
+          <w:szCs w:val="24"/>
+          <w:lang w:val="en-US"/>
+        </w:rPr>
+        <w:t>20) NOT NULL,</w:t>
       </w:r>
     </w:p>
     <w:p>
@@ -8720,7 +9535,27 @@
           <w:szCs w:val="24"/>
           <w:lang w:val="en-US"/>
         </w:rPr>
-        <w:t xml:space="preserve">    Phone VARCHAR(20) NOT NULL,</w:t>
+        <w:t xml:space="preserve">    Phone </w:t>
+      </w:r>
+      <w:proofErr w:type="gramStart"/>
+      <w:r>
+        <w:rPr>
+          <w:rFonts w:ascii="Times New Roman" w:hAnsi="Times New Roman" w:cs="Times New Roman"/>
+          <w:sz w:val="24"/>
+          <w:szCs w:val="24"/>
+          <w:lang w:val="en-US"/>
+        </w:rPr>
+        <w:t>VARCHAR(</w:t>
+      </w:r>
+      <w:proofErr w:type="gramEnd"/>
+      <w:r>
+        <w:rPr>
+          <w:rFonts w:ascii="Times New Roman" w:hAnsi="Times New Roman" w:cs="Times New Roman"/>
+          <w:sz w:val="24"/>
+          <w:szCs w:val="24"/>
+          <w:lang w:val="en-US"/>
+        </w:rPr>
+        <w:t>20) NOT NULL,</w:t>
       </w:r>
     </w:p>
     <w:p>
@@ -8742,7 +9577,27 @@
           <w:szCs w:val="24"/>
           <w:lang w:val="en-US"/>
         </w:rPr>
-        <w:t xml:space="preserve">    HireDate DATE NOT NULL DEFAULT CURRENT_DATE</w:t>
+        <w:t xml:space="preserve">    </w:t>
+      </w:r>
+      <w:proofErr w:type="spellStart"/>
+      <w:r>
+        <w:rPr>
+          <w:rFonts w:ascii="Times New Roman" w:hAnsi="Times New Roman" w:cs="Times New Roman"/>
+          <w:sz w:val="24"/>
+          <w:szCs w:val="24"/>
+          <w:lang w:val="en-US"/>
+        </w:rPr>
+        <w:t>HireDate</w:t>
+      </w:r>
+      <w:proofErr w:type="spellEnd"/>
+      <w:r>
+        <w:rPr>
+          <w:rFonts w:ascii="Times New Roman" w:hAnsi="Times New Roman" w:cs="Times New Roman"/>
+          <w:sz w:val="24"/>
+          <w:szCs w:val="24"/>
+          <w:lang w:val="en-US"/>
+        </w:rPr>
+        <w:t xml:space="preserve"> DATE NOT NULL DEFAULT CURRENT_DATE</w:t>
       </w:r>
     </w:p>
     <w:p>
@@ -8763,7 +9618,6 @@
           <w:szCs w:val="24"/>
           <w:lang w:val="en-US"/>
         </w:rPr>
-        <w:lastRenderedPageBreak/>
         <w:t>);</w:t>
       </w:r>
     </w:p>
@@ -8807,7 +9661,47 @@
           <w:szCs w:val="24"/>
           <w:lang w:val="en-US"/>
         </w:rPr>
-        <w:t xml:space="preserve">    ADD CONSTRAINT PK_Staff PRIMARY KEY (StaffID),</w:t>
+        <w:t xml:space="preserve">    ADD CONSTRAINT </w:t>
+      </w:r>
+      <w:proofErr w:type="spellStart"/>
+      <w:r>
+        <w:rPr>
+          <w:rFonts w:ascii="Times New Roman" w:hAnsi="Times New Roman" w:cs="Times New Roman"/>
+          <w:sz w:val="24"/>
+          <w:szCs w:val="24"/>
+          <w:lang w:val="en-US"/>
+        </w:rPr>
+        <w:t>PK_Staff</w:t>
+      </w:r>
+      <w:proofErr w:type="spellEnd"/>
+      <w:r>
+        <w:rPr>
+          <w:rFonts w:ascii="Times New Roman" w:hAnsi="Times New Roman" w:cs="Times New Roman"/>
+          <w:sz w:val="24"/>
+          <w:szCs w:val="24"/>
+          <w:lang w:val="en-US"/>
+        </w:rPr>
+        <w:t xml:space="preserve"> PRIMARY KEY (</w:t>
+      </w:r>
+      <w:proofErr w:type="spellStart"/>
+      <w:r>
+        <w:rPr>
+          <w:rFonts w:ascii="Times New Roman" w:hAnsi="Times New Roman" w:cs="Times New Roman"/>
+          <w:sz w:val="24"/>
+          <w:szCs w:val="24"/>
+          <w:lang w:val="en-US"/>
+        </w:rPr>
+        <w:t>StaffID</w:t>
+      </w:r>
+      <w:proofErr w:type="spellEnd"/>
+      <w:r>
+        <w:rPr>
+          <w:rFonts w:ascii="Times New Roman" w:hAnsi="Times New Roman" w:cs="Times New Roman"/>
+          <w:sz w:val="24"/>
+          <w:szCs w:val="24"/>
+          <w:lang w:val="en-US"/>
+        </w:rPr>
+        <w:t>),</w:t>
       </w:r>
     </w:p>
     <w:p>
@@ -8829,7 +9723,27 @@
           <w:szCs w:val="24"/>
           <w:lang w:val="en-US"/>
         </w:rPr>
-        <w:t xml:space="preserve">    ADD CONSTRAINT UQ_StaffPhone UNIQUE (Phone);</w:t>
+        <w:t xml:space="preserve">    ADD CONSTRAINT </w:t>
+      </w:r>
+      <w:proofErr w:type="spellStart"/>
+      <w:r>
+        <w:rPr>
+          <w:rFonts w:ascii="Times New Roman" w:hAnsi="Times New Roman" w:cs="Times New Roman"/>
+          <w:sz w:val="24"/>
+          <w:szCs w:val="24"/>
+          <w:lang w:val="en-US"/>
+        </w:rPr>
+        <w:t>UQ_StaffPhone</w:t>
+      </w:r>
+      <w:proofErr w:type="spellEnd"/>
+      <w:r>
+        <w:rPr>
+          <w:rFonts w:ascii="Times New Roman" w:hAnsi="Times New Roman" w:cs="Times New Roman"/>
+          <w:sz w:val="24"/>
+          <w:szCs w:val="24"/>
+          <w:lang w:val="en-US"/>
+        </w:rPr>
+        <w:t xml:space="preserve"> UNIQUE (Phone);</w:t>
       </w:r>
     </w:p>
     <w:p>
@@ -8895,7 +9809,27 @@
           <w:szCs w:val="24"/>
           <w:lang w:val="en-US"/>
         </w:rPr>
-        <w:t xml:space="preserve">    ItemID INTEGER,</w:t>
+        <w:t xml:space="preserve">    </w:t>
+      </w:r>
+      <w:proofErr w:type="spellStart"/>
+      <w:r>
+        <w:rPr>
+          <w:rFonts w:ascii="Times New Roman" w:hAnsi="Times New Roman" w:cs="Times New Roman"/>
+          <w:sz w:val="24"/>
+          <w:szCs w:val="24"/>
+          <w:lang w:val="en-US"/>
+        </w:rPr>
+        <w:t>ItemID</w:t>
+      </w:r>
+      <w:proofErr w:type="spellEnd"/>
+      <w:r>
+        <w:rPr>
+          <w:rFonts w:ascii="Times New Roman" w:hAnsi="Times New Roman" w:cs="Times New Roman"/>
+          <w:sz w:val="24"/>
+          <w:szCs w:val="24"/>
+          <w:lang w:val="en-US"/>
+        </w:rPr>
+        <w:t xml:space="preserve"> INTEGER,</w:t>
       </w:r>
     </w:p>
     <w:p>
@@ -8917,7 +9851,27 @@
           <w:szCs w:val="24"/>
           <w:lang w:val="en-US"/>
         </w:rPr>
-        <w:t xml:space="preserve">    Name VARCHAR(100) NOT NULL,</w:t>
+        <w:t xml:space="preserve">    Name </w:t>
+      </w:r>
+      <w:proofErr w:type="gramStart"/>
+      <w:r>
+        <w:rPr>
+          <w:rFonts w:ascii="Times New Roman" w:hAnsi="Times New Roman" w:cs="Times New Roman"/>
+          <w:sz w:val="24"/>
+          <w:szCs w:val="24"/>
+          <w:lang w:val="en-US"/>
+        </w:rPr>
+        <w:t>VARCHAR(</w:t>
+      </w:r>
+      <w:proofErr w:type="gramEnd"/>
+      <w:r>
+        <w:rPr>
+          <w:rFonts w:ascii="Times New Roman" w:hAnsi="Times New Roman" w:cs="Times New Roman"/>
+          <w:sz w:val="24"/>
+          <w:szCs w:val="24"/>
+          <w:lang w:val="en-US"/>
+        </w:rPr>
+        <w:t>100) NOT NULL,</w:t>
       </w:r>
     </w:p>
     <w:p>
@@ -8939,7 +9893,27 @@
           <w:szCs w:val="24"/>
           <w:lang w:val="en-US"/>
         </w:rPr>
-        <w:t xml:space="preserve">    Category VARCHAR(50) NOT NULL,</w:t>
+        <w:t xml:space="preserve">    Category </w:t>
+      </w:r>
+      <w:proofErr w:type="gramStart"/>
+      <w:r>
+        <w:rPr>
+          <w:rFonts w:ascii="Times New Roman" w:hAnsi="Times New Roman" w:cs="Times New Roman"/>
+          <w:sz w:val="24"/>
+          <w:szCs w:val="24"/>
+          <w:lang w:val="en-US"/>
+        </w:rPr>
+        <w:t>VARCHAR(</w:t>
+      </w:r>
+      <w:proofErr w:type="gramEnd"/>
+      <w:r>
+        <w:rPr>
+          <w:rFonts w:ascii="Times New Roman" w:hAnsi="Times New Roman" w:cs="Times New Roman"/>
+          <w:sz w:val="24"/>
+          <w:szCs w:val="24"/>
+          <w:lang w:val="en-US"/>
+        </w:rPr>
+        <w:t>50) NOT NULL,</w:t>
       </w:r>
     </w:p>
     <w:p>
@@ -8961,7 +9935,27 @@
           <w:szCs w:val="24"/>
           <w:lang w:val="en-US"/>
         </w:rPr>
-        <w:t xml:space="preserve">    Price DECIMAL(8,2) NOT NULL,</w:t>
+        <w:t xml:space="preserve">    Price </w:t>
+      </w:r>
+      <w:proofErr w:type="gramStart"/>
+      <w:r>
+        <w:rPr>
+          <w:rFonts w:ascii="Times New Roman" w:hAnsi="Times New Roman" w:cs="Times New Roman"/>
+          <w:sz w:val="24"/>
+          <w:szCs w:val="24"/>
+          <w:lang w:val="en-US"/>
+        </w:rPr>
+        <w:t>DECIMAL(</w:t>
+      </w:r>
+      <w:proofErr w:type="gramEnd"/>
+      <w:r>
+        <w:rPr>
+          <w:rFonts w:ascii="Times New Roman" w:hAnsi="Times New Roman" w:cs="Times New Roman"/>
+          <w:sz w:val="24"/>
+          <w:szCs w:val="24"/>
+          <w:lang w:val="en-US"/>
+        </w:rPr>
+        <w:t>8,2) NOT NULL,</w:t>
       </w:r>
     </w:p>
     <w:p>
@@ -8983,8 +9977,19 @@
           <w:szCs w:val="24"/>
           <w:lang w:val="en-US"/>
         </w:rPr>
-        <w:t xml:space="preserve">    Description  TEXT</w:t>
-      </w:r>
+        <w:t xml:space="preserve">    </w:t>
+      </w:r>
+      <w:proofErr w:type="gramStart"/>
+      <w:r>
+        <w:rPr>
+          <w:rFonts w:ascii="Times New Roman" w:hAnsi="Times New Roman" w:cs="Times New Roman"/>
+          <w:sz w:val="24"/>
+          <w:szCs w:val="24"/>
+          <w:lang w:val="en-US"/>
+        </w:rPr>
+        <w:t>Description  TEXT</w:t>
+      </w:r>
+      <w:proofErr w:type="gramEnd"/>
     </w:p>
     <w:p>
       <w:pPr>
@@ -9047,7 +10052,47 @@
           <w:szCs w:val="24"/>
           <w:lang w:val="en-US"/>
         </w:rPr>
-        <w:t xml:space="preserve">    ADD CONSTRAINT PK_Item PRIMARY KEY (ItemID),</w:t>
+        <w:t xml:space="preserve">    ADD CONSTRAINT </w:t>
+      </w:r>
+      <w:proofErr w:type="spellStart"/>
+      <w:r>
+        <w:rPr>
+          <w:rFonts w:ascii="Times New Roman" w:hAnsi="Times New Roman" w:cs="Times New Roman"/>
+          <w:sz w:val="24"/>
+          <w:szCs w:val="24"/>
+          <w:lang w:val="en-US"/>
+        </w:rPr>
+        <w:t>PK_Item</w:t>
+      </w:r>
+      <w:proofErr w:type="spellEnd"/>
+      <w:r>
+        <w:rPr>
+          <w:rFonts w:ascii="Times New Roman" w:hAnsi="Times New Roman" w:cs="Times New Roman"/>
+          <w:sz w:val="24"/>
+          <w:szCs w:val="24"/>
+          <w:lang w:val="en-US"/>
+        </w:rPr>
+        <w:t xml:space="preserve"> PRIMARY KEY (</w:t>
+      </w:r>
+      <w:proofErr w:type="spellStart"/>
+      <w:r>
+        <w:rPr>
+          <w:rFonts w:ascii="Times New Roman" w:hAnsi="Times New Roman" w:cs="Times New Roman"/>
+          <w:sz w:val="24"/>
+          <w:szCs w:val="24"/>
+          <w:lang w:val="en-US"/>
+        </w:rPr>
+        <w:t>ItemID</w:t>
+      </w:r>
+      <w:proofErr w:type="spellEnd"/>
+      <w:r>
+        <w:rPr>
+          <w:rFonts w:ascii="Times New Roman" w:hAnsi="Times New Roman" w:cs="Times New Roman"/>
+          <w:sz w:val="24"/>
+          <w:szCs w:val="24"/>
+          <w:lang w:val="en-US"/>
+        </w:rPr>
+        <w:t>),</w:t>
       </w:r>
     </w:p>
     <w:p>
@@ -9069,7 +10114,27 @@
           <w:szCs w:val="24"/>
           <w:lang w:val="en-US"/>
         </w:rPr>
-        <w:t xml:space="preserve">    ADD CONSTRAINT UQ_ItemName UNIQUE (Name),</w:t>
+        <w:t xml:space="preserve">    ADD CONSTRAINT </w:t>
+      </w:r>
+      <w:proofErr w:type="spellStart"/>
+      <w:r>
+        <w:rPr>
+          <w:rFonts w:ascii="Times New Roman" w:hAnsi="Times New Roman" w:cs="Times New Roman"/>
+          <w:sz w:val="24"/>
+          <w:szCs w:val="24"/>
+          <w:lang w:val="en-US"/>
+        </w:rPr>
+        <w:t>UQ_ItemName</w:t>
+      </w:r>
+      <w:proofErr w:type="spellEnd"/>
+      <w:r>
+        <w:rPr>
+          <w:rFonts w:ascii="Times New Roman" w:hAnsi="Times New Roman" w:cs="Times New Roman"/>
+          <w:sz w:val="24"/>
+          <w:szCs w:val="24"/>
+          <w:lang w:val="en-US"/>
+        </w:rPr>
+        <w:t xml:space="preserve"> UNIQUE (Name),</w:t>
       </w:r>
     </w:p>
     <w:p>
@@ -9091,7 +10156,27 @@
           <w:szCs w:val="24"/>
           <w:lang w:val="en-US"/>
         </w:rPr>
-        <w:t xml:space="preserve">    ADD CONSTRAINT CHK_Price CHECK (Price &gt;= 0);</w:t>
+        <w:t xml:space="preserve">    ADD CONSTRAINT </w:t>
+      </w:r>
+      <w:proofErr w:type="spellStart"/>
+      <w:r>
+        <w:rPr>
+          <w:rFonts w:ascii="Times New Roman" w:hAnsi="Times New Roman" w:cs="Times New Roman"/>
+          <w:sz w:val="24"/>
+          <w:szCs w:val="24"/>
+          <w:lang w:val="en-US"/>
+        </w:rPr>
+        <w:t>CHK_Price</w:t>
+      </w:r>
+      <w:proofErr w:type="spellEnd"/>
+      <w:r>
+        <w:rPr>
+          <w:rFonts w:ascii="Times New Roman" w:hAnsi="Times New Roman" w:cs="Times New Roman"/>
+          <w:sz w:val="24"/>
+          <w:szCs w:val="24"/>
+          <w:lang w:val="en-US"/>
+        </w:rPr>
+        <w:t xml:space="preserve"> CHECK (Price &gt;= 0);</w:t>
       </w:r>
     </w:p>
     <w:p>
@@ -9157,7 +10242,27 @@
           <w:szCs w:val="24"/>
           <w:lang w:val="en-US"/>
         </w:rPr>
-        <w:t xml:space="preserve">    ReservationID INTEGER,</w:t>
+        <w:t xml:space="preserve">    </w:t>
+      </w:r>
+      <w:proofErr w:type="spellStart"/>
+      <w:r>
+        <w:rPr>
+          <w:rFonts w:ascii="Times New Roman" w:hAnsi="Times New Roman" w:cs="Times New Roman"/>
+          <w:sz w:val="24"/>
+          <w:szCs w:val="24"/>
+          <w:lang w:val="en-US"/>
+        </w:rPr>
+        <w:t>ReservationID</w:t>
+      </w:r>
+      <w:proofErr w:type="spellEnd"/>
+      <w:r>
+        <w:rPr>
+          <w:rFonts w:ascii="Times New Roman" w:hAnsi="Times New Roman" w:cs="Times New Roman"/>
+          <w:sz w:val="24"/>
+          <w:szCs w:val="24"/>
+          <w:lang w:val="en-US"/>
+        </w:rPr>
+        <w:t xml:space="preserve"> INTEGER,</w:t>
       </w:r>
     </w:p>
     <w:p>
@@ -9201,7 +10306,27 @@
           <w:szCs w:val="24"/>
           <w:lang w:val="en-US"/>
         </w:rPr>
-        <w:t xml:space="preserve">    TableID INTEGER NOT NULL,</w:t>
+        <w:t xml:space="preserve">    </w:t>
+      </w:r>
+      <w:proofErr w:type="spellStart"/>
+      <w:r>
+        <w:rPr>
+          <w:rFonts w:ascii="Times New Roman" w:hAnsi="Times New Roman" w:cs="Times New Roman"/>
+          <w:sz w:val="24"/>
+          <w:szCs w:val="24"/>
+          <w:lang w:val="en-US"/>
+        </w:rPr>
+        <w:t>TableID</w:t>
+      </w:r>
+      <w:proofErr w:type="spellEnd"/>
+      <w:r>
+        <w:rPr>
+          <w:rFonts w:ascii="Times New Roman" w:hAnsi="Times New Roman" w:cs="Times New Roman"/>
+          <w:sz w:val="24"/>
+          <w:szCs w:val="24"/>
+          <w:lang w:val="en-US"/>
+        </w:rPr>
+        <w:t xml:space="preserve"> INTEGER NOT NULL,</w:t>
       </w:r>
     </w:p>
     <w:p>
@@ -9223,7 +10348,27 @@
           <w:szCs w:val="24"/>
           <w:lang w:val="en-US"/>
         </w:rPr>
-        <w:t xml:space="preserve">    CreatedByStaffID INTEGER NOT NULL,</w:t>
+        <w:t xml:space="preserve">    </w:t>
+      </w:r>
+      <w:proofErr w:type="spellStart"/>
+      <w:r>
+        <w:rPr>
+          <w:rFonts w:ascii="Times New Roman" w:hAnsi="Times New Roman" w:cs="Times New Roman"/>
+          <w:sz w:val="24"/>
+          <w:szCs w:val="24"/>
+          <w:lang w:val="en-US"/>
+        </w:rPr>
+        <w:t>CreatedByStaffID</w:t>
+      </w:r>
+      <w:proofErr w:type="spellEnd"/>
+      <w:r>
+        <w:rPr>
+          <w:rFonts w:ascii="Times New Roman" w:hAnsi="Times New Roman" w:cs="Times New Roman"/>
+          <w:sz w:val="24"/>
+          <w:szCs w:val="24"/>
+          <w:lang w:val="en-US"/>
+        </w:rPr>
+        <w:t xml:space="preserve"> INTEGER NOT NULL,</w:t>
       </w:r>
     </w:p>
     <w:p>
@@ -9245,7 +10390,27 @@
           <w:szCs w:val="24"/>
           <w:lang w:val="en-US"/>
         </w:rPr>
-        <w:t xml:space="preserve">    AssignedWaiterID INTEGER NOT NULL,</w:t>
+        <w:t xml:space="preserve">    </w:t>
+      </w:r>
+      <w:proofErr w:type="spellStart"/>
+      <w:r>
+        <w:rPr>
+          <w:rFonts w:ascii="Times New Roman" w:hAnsi="Times New Roman" w:cs="Times New Roman"/>
+          <w:sz w:val="24"/>
+          <w:szCs w:val="24"/>
+          <w:lang w:val="en-US"/>
+        </w:rPr>
+        <w:t>AssignedWaiterID</w:t>
+      </w:r>
+      <w:proofErr w:type="spellEnd"/>
+      <w:r>
+        <w:rPr>
+          <w:rFonts w:ascii="Times New Roman" w:hAnsi="Times New Roman" w:cs="Times New Roman"/>
+          <w:sz w:val="24"/>
+          <w:szCs w:val="24"/>
+          <w:lang w:val="en-US"/>
+        </w:rPr>
+        <w:t xml:space="preserve"> INTEGER NOT NULL,</w:t>
       </w:r>
     </w:p>
     <w:p>
@@ -9267,7 +10432,27 @@
           <w:szCs w:val="24"/>
           <w:lang w:val="en-US"/>
         </w:rPr>
-        <w:t xml:space="preserve">    ReservationDateTime TIMESTAMP NOT NULL DEFAULT CURRENT_TIMESTAMP,</w:t>
+        <w:t xml:space="preserve">    </w:t>
+      </w:r>
+      <w:proofErr w:type="spellStart"/>
+      <w:r>
+        <w:rPr>
+          <w:rFonts w:ascii="Times New Roman" w:hAnsi="Times New Roman" w:cs="Times New Roman"/>
+          <w:sz w:val="24"/>
+          <w:szCs w:val="24"/>
+          <w:lang w:val="en-US"/>
+        </w:rPr>
+        <w:t>ReservationDateTime</w:t>
+      </w:r>
+      <w:proofErr w:type="spellEnd"/>
+      <w:r>
+        <w:rPr>
+          <w:rFonts w:ascii="Times New Roman" w:hAnsi="Times New Roman" w:cs="Times New Roman"/>
+          <w:sz w:val="24"/>
+          <w:szCs w:val="24"/>
+          <w:lang w:val="en-US"/>
+        </w:rPr>
+        <w:t xml:space="preserve"> TIMESTAMP NOT NULL DEFAULT CURRENT_TIMESTAMP,</w:t>
       </w:r>
     </w:p>
     <w:p>
@@ -9277,19 +10462,48 @@
         <w:jc w:val="both"/>
         <w:rPr>
           <w:rFonts w:ascii="Times New Roman" w:hAnsi="Times New Roman" w:cs="Times New Roman"/>
-          <w:sz w:val="24"/>
-          <w:szCs w:val="24"/>
-          <w:lang w:val="en-US"/>
-        </w:rPr>
-      </w:pPr>
-      <w:r>
-        <w:rPr>
-          <w:rFonts w:ascii="Times New Roman" w:hAnsi="Times New Roman" w:cs="Times New Roman"/>
-          <w:sz w:val="24"/>
-          <w:szCs w:val="24"/>
-          <w:lang w:val="en-US"/>
-        </w:rPr>
-        <w:t xml:space="preserve">    DurationHours INTEGER NOT NULL DEFAULT 3,</w:t>
+          <w:lang w:val="en-US"/>
+        </w:rPr>
+      </w:pPr>
+      <w:r>
+        <w:rPr>
+          <w:rFonts w:ascii="Times New Roman" w:hAnsi="Times New Roman" w:cs="Times New Roman"/>
+          <w:sz w:val="24"/>
+          <w:szCs w:val="24"/>
+          <w:lang w:val="en-US"/>
+        </w:rPr>
+        <w:t xml:space="preserve">    </w:t>
+      </w:r>
+      <w:proofErr w:type="spellStart"/>
+      <w:r>
+        <w:rPr>
+          <w:rFonts w:ascii="Times New Roman" w:hAnsi="Times New Roman" w:cs="Times New Roman"/>
+          <w:sz w:val="24"/>
+          <w:szCs w:val="24"/>
+          <w:lang w:val="en-US"/>
+        </w:rPr>
+        <w:t>ReservationEnd</w:t>
+      </w:r>
+      <w:proofErr w:type="spellEnd"/>
+      <w:r>
+        <w:rPr>
+          <w:rFonts w:ascii="Times New Roman" w:hAnsi="Times New Roman" w:cs="Times New Roman"/>
+          <w:i/>
+          <w:iCs/>
+          <w:sz w:val="24"/>
+          <w:szCs w:val="24"/>
+          <w:lang w:val="en-US"/>
+        </w:rPr>
+        <w:t xml:space="preserve"> </w:t>
+      </w:r>
+      <w:r>
+        <w:rPr>
+          <w:rFonts w:ascii="Times New Roman" w:hAnsi="Times New Roman" w:cs="Times New Roman"/>
+          <w:sz w:val="24"/>
+          <w:szCs w:val="24"/>
+          <w:lang w:val="en-US"/>
+        </w:rPr>
+        <w:t>TIMESTAMP NOT NULL,</w:t>
       </w:r>
     </w:p>
     <w:p>
@@ -9311,7 +10525,47 @@
           <w:szCs w:val="24"/>
           <w:lang w:val="en-US"/>
         </w:rPr>
-        <w:t xml:space="preserve">    ReservationStatus VARCHAR(20) NOT NULL DEFAULT 'confirmed'</w:t>
+        <w:t xml:space="preserve">    </w:t>
+      </w:r>
+      <w:proofErr w:type="spellStart"/>
+      <w:r>
+        <w:rPr>
+          <w:rFonts w:ascii="Times New Roman" w:hAnsi="Times New Roman" w:cs="Times New Roman"/>
+          <w:sz w:val="24"/>
+          <w:szCs w:val="24"/>
+          <w:lang w:val="en-US"/>
+        </w:rPr>
+        <w:t>ReservationStatus</w:t>
+      </w:r>
+      <w:proofErr w:type="spellEnd"/>
+      <w:r>
+        <w:rPr>
+          <w:rFonts w:ascii="Times New Roman" w:hAnsi="Times New Roman" w:cs="Times New Roman"/>
+          <w:sz w:val="24"/>
+          <w:szCs w:val="24"/>
+          <w:lang w:val="en-US"/>
+        </w:rPr>
+        <w:t xml:space="preserve"> </w:t>
+      </w:r>
+      <w:proofErr w:type="gramStart"/>
+      <w:r>
+        <w:rPr>
+          <w:rFonts w:ascii="Times New Roman" w:hAnsi="Times New Roman" w:cs="Times New Roman"/>
+          <w:sz w:val="24"/>
+          <w:szCs w:val="24"/>
+          <w:lang w:val="en-US"/>
+        </w:rPr>
+        <w:t>VARCHAR(</w:t>
+      </w:r>
+      <w:proofErr w:type="gramEnd"/>
+      <w:r>
+        <w:rPr>
+          <w:rFonts w:ascii="Times New Roman" w:hAnsi="Times New Roman" w:cs="Times New Roman"/>
+          <w:sz w:val="24"/>
+          <w:szCs w:val="24"/>
+          <w:lang w:val="en-US"/>
+        </w:rPr>
+        <w:t>20) NOT NULL DEFAULT 'confirmed'</w:t>
       </w:r>
     </w:p>
     <w:p>
@@ -9375,7 +10629,47 @@
           <w:szCs w:val="24"/>
           <w:lang w:val="en-US"/>
         </w:rPr>
-        <w:t xml:space="preserve">    ADD CONSTRAINT PK_Reservations PRIMARY KEY (ReservationID),</w:t>
+        <w:t xml:space="preserve">    ADD CONSTRAINT </w:t>
+      </w:r>
+      <w:proofErr w:type="spellStart"/>
+      <w:r>
+        <w:rPr>
+          <w:rFonts w:ascii="Times New Roman" w:hAnsi="Times New Roman" w:cs="Times New Roman"/>
+          <w:sz w:val="24"/>
+          <w:szCs w:val="24"/>
+          <w:lang w:val="en-US"/>
+        </w:rPr>
+        <w:t>PK_Reservations</w:t>
+      </w:r>
+      <w:proofErr w:type="spellEnd"/>
+      <w:r>
+        <w:rPr>
+          <w:rFonts w:ascii="Times New Roman" w:hAnsi="Times New Roman" w:cs="Times New Roman"/>
+          <w:sz w:val="24"/>
+          <w:szCs w:val="24"/>
+          <w:lang w:val="en-US"/>
+        </w:rPr>
+        <w:t xml:space="preserve"> PRIMARY KEY (</w:t>
+      </w:r>
+      <w:proofErr w:type="spellStart"/>
+      <w:r>
+        <w:rPr>
+          <w:rFonts w:ascii="Times New Roman" w:hAnsi="Times New Roman" w:cs="Times New Roman"/>
+          <w:sz w:val="24"/>
+          <w:szCs w:val="24"/>
+          <w:lang w:val="en-US"/>
+        </w:rPr>
+        <w:t>ReservationID</w:t>
+      </w:r>
+      <w:proofErr w:type="spellEnd"/>
+      <w:r>
+        <w:rPr>
+          <w:rFonts w:ascii="Times New Roman" w:hAnsi="Times New Roman" w:cs="Times New Roman"/>
+          <w:sz w:val="24"/>
+          <w:szCs w:val="24"/>
+          <w:lang w:val="en-US"/>
+        </w:rPr>
+        <w:t>),</w:t>
       </w:r>
     </w:p>
     <w:p>
@@ -9397,7 +10691,47 @@
           <w:szCs w:val="24"/>
           <w:lang w:val="en-US"/>
         </w:rPr>
-        <w:t xml:space="preserve">    ADD CONSTRAINT CHK_ReservationDateTime CHECK (ReservationDateTime &gt;= CURRENT_TIMESTAMP),</w:t>
+        <w:t xml:space="preserve">    ADD CONSTRAINT </w:t>
+      </w:r>
+      <w:proofErr w:type="spellStart"/>
+      <w:r>
+        <w:rPr>
+          <w:rFonts w:ascii="Times New Roman" w:hAnsi="Times New Roman" w:cs="Times New Roman"/>
+          <w:sz w:val="24"/>
+          <w:szCs w:val="24"/>
+          <w:lang w:val="en-US"/>
+        </w:rPr>
+        <w:t>CHK_ReservationStatus</w:t>
+      </w:r>
+      <w:proofErr w:type="spellEnd"/>
+      <w:r>
+        <w:rPr>
+          <w:rFonts w:ascii="Times New Roman" w:hAnsi="Times New Roman" w:cs="Times New Roman"/>
+          <w:sz w:val="24"/>
+          <w:szCs w:val="24"/>
+          <w:lang w:val="en-US"/>
+        </w:rPr>
+        <w:t xml:space="preserve"> CHECK (</w:t>
+      </w:r>
+      <w:proofErr w:type="spellStart"/>
+      <w:r>
+        <w:rPr>
+          <w:rFonts w:ascii="Times New Roman" w:hAnsi="Times New Roman" w:cs="Times New Roman"/>
+          <w:sz w:val="24"/>
+          <w:szCs w:val="24"/>
+          <w:lang w:val="en-US"/>
+        </w:rPr>
+        <w:t>ReservationStatus</w:t>
+      </w:r>
+      <w:proofErr w:type="spellEnd"/>
+      <w:r>
+        <w:rPr>
+          <w:rFonts w:ascii="Times New Roman" w:hAnsi="Times New Roman" w:cs="Times New Roman"/>
+          <w:sz w:val="24"/>
+          <w:szCs w:val="24"/>
+          <w:lang w:val="en-US"/>
+        </w:rPr>
+        <w:t xml:space="preserve"> IN ('confirmed', 'cancelled', 'completed')),</w:t>
       </w:r>
     </w:p>
     <w:p>
@@ -9419,7 +10753,47 @@
           <w:szCs w:val="24"/>
           <w:lang w:val="en-US"/>
         </w:rPr>
-        <w:t xml:space="preserve">    ADD CONSTRAINT CHK_Duration CHECK (DurationHours &gt;= 1),</w:t>
+        <w:t xml:space="preserve">    ADD CONSTRAINT </w:t>
+      </w:r>
+      <w:proofErr w:type="spellStart"/>
+      <w:r>
+        <w:rPr>
+          <w:rFonts w:ascii="Times New Roman" w:hAnsi="Times New Roman" w:cs="Times New Roman"/>
+          <w:sz w:val="24"/>
+          <w:szCs w:val="24"/>
+          <w:lang w:val="en-US"/>
+        </w:rPr>
+        <w:t>FK_Res_Customer</w:t>
+      </w:r>
+      <w:proofErr w:type="spellEnd"/>
+      <w:r>
+        <w:rPr>
+          <w:rFonts w:ascii="Times New Roman" w:hAnsi="Times New Roman" w:cs="Times New Roman"/>
+          <w:sz w:val="24"/>
+          <w:szCs w:val="24"/>
+          <w:lang w:val="en-US"/>
+        </w:rPr>
+        <w:t xml:space="preserve"> FOREIGN KEY (CustomerID) REFERENCES </w:t>
+      </w:r>
+      <w:proofErr w:type="gramStart"/>
+      <w:r>
+        <w:rPr>
+          <w:rFonts w:ascii="Times New Roman" w:hAnsi="Times New Roman" w:cs="Times New Roman"/>
+          <w:sz w:val="24"/>
+          <w:szCs w:val="24"/>
+          <w:lang w:val="en-US"/>
+        </w:rPr>
+        <w:t>Customers(</w:t>
+      </w:r>
+      <w:proofErr w:type="gramEnd"/>
+      <w:r>
+        <w:rPr>
+          <w:rFonts w:ascii="Times New Roman" w:hAnsi="Times New Roman" w:cs="Times New Roman"/>
+          <w:sz w:val="24"/>
+          <w:szCs w:val="24"/>
+          <w:lang w:val="en-US"/>
+        </w:rPr>
+        <w:t>CustomerID),</w:t>
       </w:r>
     </w:p>
     <w:p>
@@ -9441,7 +10815,89 @@
           <w:szCs w:val="24"/>
           <w:lang w:val="en-US"/>
         </w:rPr>
-        <w:t xml:space="preserve">    ADD CONSTRAINT CHK_ReservationStatus CHECK (ReservationStatus IN ('confirmed', 'cancelled', 'completed')),</w:t>
+        <w:t xml:space="preserve">    ADD CONSTRAINT </w:t>
+      </w:r>
+      <w:proofErr w:type="spellStart"/>
+      <w:r>
+        <w:rPr>
+          <w:rFonts w:ascii="Times New Roman" w:hAnsi="Times New Roman" w:cs="Times New Roman"/>
+          <w:sz w:val="24"/>
+          <w:szCs w:val="24"/>
+          <w:lang w:val="en-US"/>
+        </w:rPr>
+        <w:t>FK_Res_Table</w:t>
+      </w:r>
+      <w:proofErr w:type="spellEnd"/>
+      <w:r>
+        <w:rPr>
+          <w:rFonts w:ascii="Times New Roman" w:hAnsi="Times New Roman" w:cs="Times New Roman"/>
+          <w:sz w:val="24"/>
+          <w:szCs w:val="24"/>
+          <w:lang w:val="en-US"/>
+        </w:rPr>
+        <w:t xml:space="preserve"> FOREIGN KEY (</w:t>
+      </w:r>
+      <w:proofErr w:type="spellStart"/>
+      <w:r>
+        <w:rPr>
+          <w:rFonts w:ascii="Times New Roman" w:hAnsi="Times New Roman" w:cs="Times New Roman"/>
+          <w:sz w:val="24"/>
+          <w:szCs w:val="24"/>
+          <w:lang w:val="en-US"/>
+        </w:rPr>
+        <w:t>TableID</w:t>
+      </w:r>
+      <w:proofErr w:type="spellEnd"/>
+      <w:r>
+        <w:rPr>
+          <w:rFonts w:ascii="Times New Roman" w:hAnsi="Times New Roman" w:cs="Times New Roman"/>
+          <w:sz w:val="24"/>
+          <w:szCs w:val="24"/>
+          <w:lang w:val="en-US"/>
+        </w:rPr>
+        <w:t xml:space="preserve">) REFERENCES </w:t>
+      </w:r>
+      <w:proofErr w:type="spellStart"/>
+      <w:proofErr w:type="gramStart"/>
+      <w:r>
+        <w:rPr>
+          <w:rFonts w:ascii="Times New Roman" w:hAnsi="Times New Roman" w:cs="Times New Roman"/>
+          <w:sz w:val="24"/>
+          <w:szCs w:val="24"/>
+          <w:lang w:val="en-US"/>
+        </w:rPr>
+        <w:t>RestaurantTables</w:t>
+      </w:r>
+      <w:proofErr w:type="spellEnd"/>
+      <w:r>
+        <w:rPr>
+          <w:rFonts w:ascii="Times New Roman" w:hAnsi="Times New Roman" w:cs="Times New Roman"/>
+          <w:sz w:val="24"/>
+          <w:szCs w:val="24"/>
+          <w:lang w:val="en-US"/>
+        </w:rPr>
+        <w:t>(</w:t>
+      </w:r>
+      <w:proofErr w:type="spellStart"/>
+      <w:proofErr w:type="gramEnd"/>
+      <w:r>
+        <w:rPr>
+          <w:rFonts w:ascii="Times New Roman" w:hAnsi="Times New Roman" w:cs="Times New Roman"/>
+          <w:sz w:val="24"/>
+          <w:szCs w:val="24"/>
+          <w:lang w:val="en-US"/>
+        </w:rPr>
+        <w:t>TableID</w:t>
+      </w:r>
+      <w:proofErr w:type="spellEnd"/>
+      <w:r>
+        <w:rPr>
+          <w:rFonts w:ascii="Times New Roman" w:hAnsi="Times New Roman" w:cs="Times New Roman"/>
+          <w:sz w:val="24"/>
+          <w:szCs w:val="24"/>
+          <w:lang w:val="en-US"/>
+        </w:rPr>
+        <w:t>),</w:t>
       </w:r>
     </w:p>
     <w:p>
@@ -9463,7 +10919,78 @@
           <w:szCs w:val="24"/>
           <w:lang w:val="en-US"/>
         </w:rPr>
-        <w:t xml:space="preserve">    ADD CONSTRAINT FK_Res_Customer FOREIGN KEY (CustomerID) REFERENCES Customers(CustomerID),</w:t>
+        <w:t xml:space="preserve">    ADD CONSTRAINT </w:t>
+      </w:r>
+      <w:proofErr w:type="spellStart"/>
+      <w:r>
+        <w:rPr>
+          <w:rFonts w:ascii="Times New Roman" w:hAnsi="Times New Roman" w:cs="Times New Roman"/>
+          <w:sz w:val="24"/>
+          <w:szCs w:val="24"/>
+          <w:lang w:val="en-US"/>
+        </w:rPr>
+        <w:t>FK_Res_CreatedBy</w:t>
+      </w:r>
+      <w:proofErr w:type="spellEnd"/>
+      <w:r>
+        <w:rPr>
+          <w:rFonts w:ascii="Times New Roman" w:hAnsi="Times New Roman" w:cs="Times New Roman"/>
+          <w:sz w:val="24"/>
+          <w:szCs w:val="24"/>
+          <w:lang w:val="en-US"/>
+        </w:rPr>
+        <w:t xml:space="preserve"> FOREIGN KEY (</w:t>
+      </w:r>
+      <w:proofErr w:type="spellStart"/>
+      <w:r>
+        <w:rPr>
+          <w:rFonts w:ascii="Times New Roman" w:hAnsi="Times New Roman" w:cs="Times New Roman"/>
+          <w:sz w:val="24"/>
+          <w:szCs w:val="24"/>
+          <w:lang w:val="en-US"/>
+        </w:rPr>
+        <w:t>CreatedByStaffID</w:t>
+      </w:r>
+      <w:proofErr w:type="spellEnd"/>
+      <w:r>
+        <w:rPr>
+          <w:rFonts w:ascii="Times New Roman" w:hAnsi="Times New Roman" w:cs="Times New Roman"/>
+          <w:sz w:val="24"/>
+          <w:szCs w:val="24"/>
+          <w:lang w:val="en-US"/>
+        </w:rPr>
+        <w:t xml:space="preserve">) REFERENCES </w:t>
+      </w:r>
+      <w:proofErr w:type="gramStart"/>
+      <w:r>
+        <w:rPr>
+          <w:rFonts w:ascii="Times New Roman" w:hAnsi="Times New Roman" w:cs="Times New Roman"/>
+          <w:sz w:val="24"/>
+          <w:szCs w:val="24"/>
+          <w:lang w:val="en-US"/>
+        </w:rPr>
+        <w:t>Staff(</w:t>
+      </w:r>
+      <w:proofErr w:type="spellStart"/>
+      <w:proofErr w:type="gramEnd"/>
+      <w:r>
+        <w:rPr>
+          <w:rFonts w:ascii="Times New Roman" w:hAnsi="Times New Roman" w:cs="Times New Roman"/>
+          <w:sz w:val="24"/>
+          <w:szCs w:val="24"/>
+          <w:lang w:val="en-US"/>
+        </w:rPr>
+        <w:t>StaffID</w:t>
+      </w:r>
+      <w:proofErr w:type="spellEnd"/>
+      <w:r>
+        <w:rPr>
+          <w:rFonts w:ascii="Times New Roman" w:hAnsi="Times New Roman" w:cs="Times New Roman"/>
+          <w:sz w:val="24"/>
+          <w:szCs w:val="24"/>
+          <w:lang w:val="en-US"/>
+        </w:rPr>
+        <w:t>),</w:t>
       </w:r>
     </w:p>
     <w:p>
@@ -9485,7 +11012,87 @@
           <w:szCs w:val="24"/>
           <w:lang w:val="en-US"/>
         </w:rPr>
-        <w:t xml:space="preserve">    ADD CONSTRAINT FK_Res_Table FOREIGN KEY (TableID) REFERENCES RestaurantTables(TableID),</w:t>
+        <w:t xml:space="preserve">    ADD CONSTRAINT </w:t>
+      </w:r>
+      <w:proofErr w:type="spellStart"/>
+      <w:r>
+        <w:rPr>
+          <w:rFonts w:ascii="Times New Roman" w:hAnsi="Times New Roman" w:cs="Times New Roman"/>
+          <w:sz w:val="24"/>
+          <w:szCs w:val="24"/>
+          <w:lang w:val="en-US"/>
+        </w:rPr>
+        <w:t>FK_Res_Waiter</w:t>
+      </w:r>
+      <w:proofErr w:type="spellEnd"/>
+      <w:r>
+        <w:rPr>
+          <w:rFonts w:ascii="Times New Roman" w:hAnsi="Times New Roman" w:cs="Times New Roman"/>
+          <w:sz w:val="24"/>
+          <w:szCs w:val="24"/>
+          <w:lang w:val="en-US"/>
+        </w:rPr>
+        <w:t xml:space="preserve"> FOREIGN KEY (</w:t>
+      </w:r>
+      <w:proofErr w:type="spellStart"/>
+      <w:r>
+        <w:rPr>
+          <w:rFonts w:ascii="Times New Roman" w:hAnsi="Times New Roman" w:cs="Times New Roman"/>
+          <w:sz w:val="24"/>
+          <w:szCs w:val="24"/>
+          <w:lang w:val="en-US"/>
+        </w:rPr>
+        <w:t>AssignedWaiterID</w:t>
+      </w:r>
+      <w:proofErr w:type="spellEnd"/>
+      <w:r>
+        <w:rPr>
+          <w:rFonts w:ascii="Times New Roman" w:hAnsi="Times New Roman" w:cs="Times New Roman"/>
+          <w:sz w:val="24"/>
+          <w:szCs w:val="24"/>
+          <w:lang w:val="en-US"/>
+        </w:rPr>
+        <w:t xml:space="preserve">) REFERENCES </w:t>
+      </w:r>
+      <w:proofErr w:type="gramStart"/>
+      <w:r>
+        <w:rPr>
+          <w:rFonts w:ascii="Times New Roman" w:hAnsi="Times New Roman" w:cs="Times New Roman"/>
+          <w:sz w:val="24"/>
+          <w:szCs w:val="24"/>
+          <w:lang w:val="en-US"/>
+        </w:rPr>
+        <w:t>Staff(</w:t>
+      </w:r>
+      <w:proofErr w:type="spellStart"/>
+      <w:proofErr w:type="gramEnd"/>
+      <w:r>
+        <w:rPr>
+          <w:rFonts w:ascii="Times New Roman" w:hAnsi="Times New Roman" w:cs="Times New Roman"/>
+          <w:sz w:val="24"/>
+          <w:szCs w:val="24"/>
+          <w:lang w:val="en-US"/>
+        </w:rPr>
+        <w:t>StaffID</w:t>
+      </w:r>
+      <w:proofErr w:type="spellEnd"/>
+      <w:r>
+        <w:rPr>
+          <w:rFonts w:ascii="Times New Roman" w:hAnsi="Times New Roman" w:cs="Times New Roman"/>
+          <w:sz w:val="24"/>
+          <w:szCs w:val="24"/>
+          <w:lang w:val="en-US"/>
+        </w:rPr>
+        <w:t>)</w:t>
+      </w:r>
+      <w:r>
+        <w:rPr>
+          <w:rFonts w:ascii="Times New Roman" w:hAnsi="Times New Roman" w:cs="Times New Roman"/>
+          <w:sz w:val="24"/>
+          <w:szCs w:val="24"/>
+          <w:lang w:val="en-US"/>
+        </w:rPr>
+        <w:t>,</w:t>
       </w:r>
     </w:p>
     <w:p>
@@ -9495,19 +11102,113 @@
         <w:jc w:val="both"/>
         <w:rPr>
           <w:rFonts w:ascii="Times New Roman" w:hAnsi="Times New Roman" w:cs="Times New Roman"/>
-          <w:sz w:val="24"/>
-          <w:szCs w:val="24"/>
-          <w:lang w:val="en-US"/>
-        </w:rPr>
-      </w:pPr>
-      <w:r>
-        <w:rPr>
-          <w:rFonts w:ascii="Times New Roman" w:hAnsi="Times New Roman" w:cs="Times New Roman"/>
-          <w:sz w:val="24"/>
-          <w:szCs w:val="24"/>
-          <w:lang w:val="en-US"/>
-        </w:rPr>
-        <w:t xml:space="preserve">    ADD CONSTRAINT FK_Res_CreatedBy FOREIGN KEY (CreatedByStaffID) REFERENCES Staff(StaffID),</w:t>
+          <w:lang w:val="en-US"/>
+        </w:rPr>
+      </w:pPr>
+      <w:r>
+        <w:rPr>
+          <w:rFonts w:ascii="Times New Roman" w:hAnsi="Times New Roman" w:cs="Times New Roman"/>
+          <w:sz w:val="24"/>
+          <w:szCs w:val="24"/>
+          <w:lang w:val="en-US"/>
+        </w:rPr>
+        <w:t xml:space="preserve">    </w:t>
+      </w:r>
+      <w:r>
+        <w:rPr>
+          <w:rFonts w:ascii="Times New Roman" w:hAnsi="Times New Roman" w:cs="Times New Roman"/>
+          <w:sz w:val="24"/>
+          <w:szCs w:val="24"/>
+          <w:lang w:val="en-US"/>
+        </w:rPr>
+        <w:t>ADD CONSTRAINT</w:t>
+      </w:r>
+      <w:r>
+        <w:rPr>
+          <w:rFonts w:ascii="Times New Roman" w:hAnsi="Times New Roman" w:cs="Times New Roman"/>
+          <w:sz w:val="24"/>
+          <w:szCs w:val="24"/>
+          <w:lang w:val="en-US"/>
+        </w:rPr>
+        <w:t xml:space="preserve"> </w:t>
+      </w:r>
+      <w:proofErr w:type="spellStart"/>
+      <w:r>
+        <w:rPr>
+          <w:rFonts w:ascii="Times New Roman" w:hAnsi="Times New Roman" w:cs="Times New Roman"/>
+          <w:sz w:val="24"/>
+          <w:szCs w:val="24"/>
+          <w:lang w:val="en-US"/>
+        </w:rPr>
+        <w:t>CHK_ReservationEnd</w:t>
+      </w:r>
+      <w:proofErr w:type="spellEnd"/>
+      <w:r>
+        <w:rPr>
+          <w:rFonts w:ascii="Times New Roman" w:hAnsi="Times New Roman" w:cs="Times New Roman"/>
+          <w:sz w:val="24"/>
+          <w:szCs w:val="24"/>
+          <w:lang w:val="en-US"/>
+        </w:rPr>
+        <w:t xml:space="preserve"> </w:t>
+      </w:r>
+      <w:r>
+        <w:rPr>
+          <w:rFonts w:ascii="Times New Roman" w:hAnsi="Times New Roman" w:cs="Times New Roman"/>
+          <w:sz w:val="24"/>
+          <w:szCs w:val="24"/>
+          <w:lang w:val="en-US"/>
+        </w:rPr>
+        <w:t>CHECK (</w:t>
+      </w:r>
+      <w:proofErr w:type="spellStart"/>
+      <w:r>
+        <w:rPr>
+          <w:rFonts w:ascii="Times New Roman" w:hAnsi="Times New Roman" w:cs="Times New Roman"/>
+          <w:sz w:val="24"/>
+          <w:szCs w:val="24"/>
+          <w:lang w:val="en-US"/>
+        </w:rPr>
+        <w:t>ReservationEnd</w:t>
+      </w:r>
+      <w:proofErr w:type="spellEnd"/>
+      <w:r>
+        <w:rPr>
+          <w:rFonts w:ascii="Times New Roman" w:hAnsi="Times New Roman" w:cs="Times New Roman"/>
+          <w:sz w:val="24"/>
+          <w:szCs w:val="24"/>
+          <w:lang w:val="en-US"/>
+        </w:rPr>
+        <w:t xml:space="preserve"> &gt; </w:t>
+      </w:r>
+      <w:proofErr w:type="spellStart"/>
+      <w:r>
+        <w:rPr>
+          <w:rFonts w:ascii="Times New Roman" w:hAnsi="Times New Roman" w:cs="Times New Roman"/>
+          <w:sz w:val="24"/>
+          <w:szCs w:val="24"/>
+          <w:lang w:val="en-US"/>
+        </w:rPr>
+        <w:t>ReservationDateTime</w:t>
+      </w:r>
+      <w:proofErr w:type="spellEnd"/>
+      <w:r>
+        <w:rPr>
+          <w:rFonts w:ascii="Times New Roman" w:hAnsi="Times New Roman" w:cs="Times New Roman"/>
+          <w:sz w:val="24"/>
+          <w:szCs w:val="24"/>
+          <w:lang w:val="en-US"/>
+        </w:rPr>
+        <w:t>)</w:t>
+      </w:r>
+      <w:r>
+        <w:rPr>
+          <w:rFonts w:ascii="Times New Roman" w:hAnsi="Times New Roman" w:cs="Times New Roman"/>
+          <w:sz w:val="24"/>
+          <w:szCs w:val="24"/>
+          <w:lang w:val="en-US"/>
+        </w:rPr>
+        <w:t>;</w:t>
       </w:r>
     </w:p>
     <w:p>
@@ -9522,24 +11223,40 @@
           <w:lang w:val="en-US"/>
         </w:rPr>
       </w:pPr>
-      <w:r>
-        <w:rPr>
-          <w:rFonts w:ascii="Times New Roman" w:hAnsi="Times New Roman" w:cs="Times New Roman"/>
-          <w:sz w:val="24"/>
-          <w:szCs w:val="24"/>
-          <w:lang w:val="en-US"/>
-        </w:rPr>
-        <w:t xml:space="preserve">    ADD CONSTRAINT FK_Res_Waiter FOREIGN KEY (</w:t>
+    </w:p>
+    <w:p>
+      <w:pPr>
+        <w:spacing w:after="0"/>
+        <w:jc w:val="both"/>
+        <w:rPr>
+          <w:rFonts w:ascii="Times New Roman" w:hAnsi="Times New Roman" w:cs="Times New Roman"/>
+          <w:sz w:val="24"/>
+          <w:szCs w:val="24"/>
+          <w:lang w:val="en-US"/>
+        </w:rPr>
+      </w:pPr>
+      <w:r>
+        <w:rPr>
+          <w:rFonts w:ascii="Times New Roman" w:hAnsi="Times New Roman" w:cs="Times New Roman"/>
+          <w:b/>
+          <w:bCs/>
+          <w:sz w:val="24"/>
+          <w:szCs w:val="24"/>
+          <w:lang w:val="en-US"/>
+        </w:rPr>
+        <w:t xml:space="preserve">CREATE TABLE </w:t>
       </w:r>
       <w:proofErr w:type="spellStart"/>
       <w:r>
         <w:rPr>
           <w:rFonts w:ascii="Times New Roman" w:hAnsi="Times New Roman" w:cs="Times New Roman"/>
-          <w:sz w:val="24"/>
-          <w:szCs w:val="24"/>
-          <w:lang w:val="en-US"/>
-        </w:rPr>
-        <w:t>AssignedWaiterID</w:t>
+          <w:b/>
+          <w:bCs/>
+          <w:sz w:val="24"/>
+          <w:szCs w:val="24"/>
+          <w:lang w:val="en-US"/>
+        </w:rPr>
+        <w:t>OrderItems</w:t>
       </w:r>
       <w:proofErr w:type="spellEnd"/>
       <w:r>
@@ -9549,6 +11266,673 @@
           <w:szCs w:val="24"/>
           <w:lang w:val="en-US"/>
         </w:rPr>
+        <w:t xml:space="preserve"> (</w:t>
+      </w:r>
+    </w:p>
+    <w:p>
+      <w:pPr>
+        <w:spacing w:after="0"/>
+        <w:ind w:firstLine="567"/>
+        <w:jc w:val="both"/>
+        <w:rPr>
+          <w:rFonts w:ascii="Times New Roman" w:hAnsi="Times New Roman" w:cs="Times New Roman"/>
+          <w:sz w:val="24"/>
+          <w:szCs w:val="24"/>
+          <w:lang w:val="en-US"/>
+        </w:rPr>
+      </w:pPr>
+      <w:r>
+        <w:rPr>
+          <w:rFonts w:ascii="Times New Roman" w:hAnsi="Times New Roman" w:cs="Times New Roman"/>
+          <w:sz w:val="24"/>
+          <w:szCs w:val="24"/>
+          <w:lang w:val="en-US"/>
+        </w:rPr>
+        <w:t xml:space="preserve">    </w:t>
+      </w:r>
+      <w:proofErr w:type="spellStart"/>
+      <w:r>
+        <w:rPr>
+          <w:rFonts w:ascii="Times New Roman" w:hAnsi="Times New Roman" w:cs="Times New Roman"/>
+          <w:sz w:val="24"/>
+          <w:szCs w:val="24"/>
+          <w:lang w:val="en-US"/>
+        </w:rPr>
+        <w:t>OrderItemID</w:t>
+      </w:r>
+      <w:proofErr w:type="spellEnd"/>
+      <w:r>
+        <w:rPr>
+          <w:rFonts w:ascii="Times New Roman" w:hAnsi="Times New Roman" w:cs="Times New Roman"/>
+          <w:sz w:val="24"/>
+          <w:szCs w:val="24"/>
+          <w:lang w:val="en-US"/>
+        </w:rPr>
+        <w:t xml:space="preserve"> INTEGER,</w:t>
+      </w:r>
+    </w:p>
+    <w:p>
+      <w:pPr>
+        <w:spacing w:after="0"/>
+        <w:ind w:firstLine="567"/>
+        <w:jc w:val="both"/>
+        <w:rPr>
+          <w:rFonts w:ascii="Times New Roman" w:hAnsi="Times New Roman" w:cs="Times New Roman"/>
+          <w:sz w:val="24"/>
+          <w:szCs w:val="24"/>
+          <w:lang w:val="en-US"/>
+        </w:rPr>
+      </w:pPr>
+      <w:r>
+        <w:rPr>
+          <w:rFonts w:ascii="Times New Roman" w:hAnsi="Times New Roman" w:cs="Times New Roman"/>
+          <w:sz w:val="24"/>
+          <w:szCs w:val="24"/>
+          <w:lang w:val="en-US"/>
+        </w:rPr>
+        <w:t xml:space="preserve">    </w:t>
+      </w:r>
+      <w:proofErr w:type="spellStart"/>
+      <w:r>
+        <w:rPr>
+          <w:rFonts w:ascii="Times New Roman" w:hAnsi="Times New Roman" w:cs="Times New Roman"/>
+          <w:sz w:val="24"/>
+          <w:szCs w:val="24"/>
+          <w:lang w:val="en-US"/>
+        </w:rPr>
+        <w:t>ReservationID</w:t>
+      </w:r>
+      <w:proofErr w:type="spellEnd"/>
+      <w:r>
+        <w:rPr>
+          <w:rFonts w:ascii="Times New Roman" w:hAnsi="Times New Roman" w:cs="Times New Roman"/>
+          <w:sz w:val="24"/>
+          <w:szCs w:val="24"/>
+          <w:lang w:val="en-US"/>
+        </w:rPr>
+        <w:t xml:space="preserve"> INTEGER NOT NULL,</w:t>
+      </w:r>
+    </w:p>
+    <w:p>
+      <w:pPr>
+        <w:spacing w:after="0"/>
+        <w:ind w:firstLine="567"/>
+        <w:jc w:val="both"/>
+        <w:rPr>
+          <w:rFonts w:ascii="Times New Roman" w:hAnsi="Times New Roman" w:cs="Times New Roman"/>
+          <w:sz w:val="24"/>
+          <w:szCs w:val="24"/>
+          <w:lang w:val="en-US"/>
+        </w:rPr>
+      </w:pPr>
+      <w:r>
+        <w:rPr>
+          <w:rFonts w:ascii="Times New Roman" w:hAnsi="Times New Roman" w:cs="Times New Roman"/>
+          <w:sz w:val="24"/>
+          <w:szCs w:val="24"/>
+          <w:lang w:val="en-US"/>
+        </w:rPr>
+        <w:t xml:space="preserve">    </w:t>
+      </w:r>
+      <w:proofErr w:type="spellStart"/>
+      <w:r>
+        <w:rPr>
+          <w:rFonts w:ascii="Times New Roman" w:hAnsi="Times New Roman" w:cs="Times New Roman"/>
+          <w:sz w:val="24"/>
+          <w:szCs w:val="24"/>
+          <w:lang w:val="en-US"/>
+        </w:rPr>
+        <w:t>ItemID</w:t>
+      </w:r>
+      <w:proofErr w:type="spellEnd"/>
+      <w:r>
+        <w:rPr>
+          <w:rFonts w:ascii="Times New Roman" w:hAnsi="Times New Roman" w:cs="Times New Roman"/>
+          <w:sz w:val="24"/>
+          <w:szCs w:val="24"/>
+          <w:lang w:val="en-US"/>
+        </w:rPr>
+        <w:t xml:space="preserve"> INTEGER NOT NULL,</w:t>
+      </w:r>
+    </w:p>
+    <w:p>
+      <w:pPr>
+        <w:spacing w:after="0"/>
+        <w:ind w:firstLine="567"/>
+        <w:jc w:val="both"/>
+        <w:rPr>
+          <w:rFonts w:ascii="Times New Roman" w:hAnsi="Times New Roman" w:cs="Times New Roman"/>
+          <w:sz w:val="24"/>
+          <w:szCs w:val="24"/>
+          <w:lang w:val="en-US"/>
+        </w:rPr>
+      </w:pPr>
+      <w:r>
+        <w:rPr>
+          <w:rFonts w:ascii="Times New Roman" w:hAnsi="Times New Roman" w:cs="Times New Roman"/>
+          <w:sz w:val="24"/>
+          <w:szCs w:val="24"/>
+          <w:lang w:val="en-US"/>
+        </w:rPr>
+        <w:t xml:space="preserve">    Quantity INTEGER NOT NULL,</w:t>
+      </w:r>
+    </w:p>
+    <w:p>
+      <w:pPr>
+        <w:spacing w:after="0"/>
+        <w:ind w:firstLine="567"/>
+        <w:jc w:val="both"/>
+        <w:rPr>
+          <w:rFonts w:ascii="Times New Roman" w:hAnsi="Times New Roman" w:cs="Times New Roman"/>
+          <w:sz w:val="24"/>
+          <w:szCs w:val="24"/>
+          <w:lang w:val="en-US"/>
+        </w:rPr>
+      </w:pPr>
+      <w:r>
+        <w:rPr>
+          <w:rFonts w:ascii="Times New Roman" w:hAnsi="Times New Roman" w:cs="Times New Roman"/>
+          <w:sz w:val="24"/>
+          <w:szCs w:val="24"/>
+          <w:lang w:val="en-US"/>
+        </w:rPr>
+        <w:t xml:space="preserve">    UnitPrice </w:t>
+      </w:r>
+      <w:proofErr w:type="gramStart"/>
+      <w:r>
+        <w:rPr>
+          <w:rFonts w:ascii="Times New Roman" w:hAnsi="Times New Roman" w:cs="Times New Roman"/>
+          <w:sz w:val="24"/>
+          <w:szCs w:val="24"/>
+          <w:lang w:val="en-US"/>
+        </w:rPr>
+        <w:t>DECIMAL(</w:t>
+      </w:r>
+      <w:proofErr w:type="gramEnd"/>
+      <w:r>
+        <w:rPr>
+          <w:rFonts w:ascii="Times New Roman" w:hAnsi="Times New Roman" w:cs="Times New Roman"/>
+          <w:sz w:val="24"/>
+          <w:szCs w:val="24"/>
+          <w:lang w:val="en-US"/>
+        </w:rPr>
+        <w:t>8,2) NOT NULL,</w:t>
+      </w:r>
+    </w:p>
+    <w:p>
+      <w:pPr>
+        <w:spacing w:after="0"/>
+        <w:ind w:firstLine="567"/>
+        <w:jc w:val="both"/>
+        <w:rPr>
+          <w:rFonts w:ascii="Times New Roman" w:hAnsi="Times New Roman" w:cs="Times New Roman"/>
+          <w:sz w:val="24"/>
+          <w:szCs w:val="24"/>
+          <w:lang w:val="en-US"/>
+        </w:rPr>
+      </w:pPr>
+      <w:r>
+        <w:rPr>
+          <w:rFonts w:ascii="Times New Roman" w:hAnsi="Times New Roman" w:cs="Times New Roman"/>
+          <w:sz w:val="24"/>
+          <w:szCs w:val="24"/>
+          <w:lang w:val="en-US"/>
+        </w:rPr>
+        <w:t xml:space="preserve">    </w:t>
+      </w:r>
+      <w:proofErr w:type="spellStart"/>
+      <w:proofErr w:type="gramStart"/>
+      <w:r>
+        <w:rPr>
+          <w:rFonts w:ascii="Times New Roman" w:hAnsi="Times New Roman" w:cs="Times New Roman"/>
+          <w:sz w:val="24"/>
+          <w:szCs w:val="24"/>
+          <w:lang w:val="en-US"/>
+        </w:rPr>
+        <w:t>SpecialRequests</w:t>
+      </w:r>
+      <w:proofErr w:type="spellEnd"/>
+      <w:proofErr w:type="gramEnd"/>
+      <w:r>
+        <w:rPr>
+          <w:rFonts w:ascii="Times New Roman" w:hAnsi="Times New Roman" w:cs="Times New Roman"/>
+          <w:sz w:val="24"/>
+          <w:szCs w:val="24"/>
+          <w:lang w:val="en-US"/>
+        </w:rPr>
+        <w:t xml:space="preserve"> </w:t>
+      </w:r>
+      <w:proofErr w:type="gramStart"/>
+      <w:r>
+        <w:rPr>
+          <w:rFonts w:ascii="Times New Roman" w:hAnsi="Times New Roman" w:cs="Times New Roman"/>
+          <w:sz w:val="24"/>
+          <w:szCs w:val="24"/>
+          <w:lang w:val="en-US"/>
+        </w:rPr>
+        <w:t>VARCHAR(</w:t>
+      </w:r>
+      <w:proofErr w:type="gramEnd"/>
+      <w:r>
+        <w:rPr>
+          <w:rFonts w:ascii="Times New Roman" w:hAnsi="Times New Roman" w:cs="Times New Roman"/>
+          <w:sz w:val="24"/>
+          <w:szCs w:val="24"/>
+          <w:lang w:val="en-US"/>
+        </w:rPr>
+        <w:t>100)</w:t>
+      </w:r>
+      <w:r>
+        <w:rPr>
+          <w:rFonts w:ascii="Times New Roman" w:hAnsi="Times New Roman" w:cs="Times New Roman"/>
+          <w:sz w:val="28"/>
+          <w:szCs w:val="28"/>
+          <w:lang w:val="en-US"/>
+        </w:rPr>
+        <w:t xml:space="preserve"> </w:t>
+      </w:r>
+      <w:r>
+        <w:rPr>
+          <w:rFonts w:ascii="Times New Roman" w:hAnsi="Times New Roman" w:cs="Times New Roman"/>
+          <w:sz w:val="24"/>
+          <w:szCs w:val="24"/>
+          <w:lang w:val="en-US"/>
+        </w:rPr>
+        <w:t>DEFAULT NULL</w:t>
+      </w:r>
+      <w:r>
+        <w:rPr>
+          <w:rFonts w:ascii="Times New Roman" w:hAnsi="Times New Roman" w:cs="Times New Roman"/>
+          <w:sz w:val="24"/>
+          <w:szCs w:val="24"/>
+          <w:lang w:val="en-US"/>
+        </w:rPr>
+        <w:t>,</w:t>
+      </w:r>
+    </w:p>
+    <w:p>
+      <w:pPr>
+        <w:spacing w:after="0"/>
+        <w:ind w:firstLine="567"/>
+        <w:jc w:val="both"/>
+        <w:rPr>
+          <w:rFonts w:ascii="Times New Roman" w:hAnsi="Times New Roman" w:cs="Times New Roman"/>
+          <w:sz w:val="24"/>
+          <w:szCs w:val="24"/>
+          <w:lang w:val="en-US"/>
+        </w:rPr>
+      </w:pPr>
+      <w:r>
+        <w:rPr>
+          <w:rFonts w:ascii="Times New Roman" w:hAnsi="Times New Roman" w:cs="Times New Roman"/>
+          <w:sz w:val="24"/>
+          <w:szCs w:val="24"/>
+          <w:lang w:val="en-US"/>
+        </w:rPr>
+        <w:t xml:space="preserve">    </w:t>
+      </w:r>
+      <w:proofErr w:type="spellStart"/>
+      <w:r>
+        <w:rPr>
+          <w:rFonts w:ascii="Times New Roman" w:hAnsi="Times New Roman" w:cs="Times New Roman"/>
+          <w:sz w:val="24"/>
+          <w:szCs w:val="24"/>
+          <w:lang w:val="en-US"/>
+        </w:rPr>
+        <w:t>OrderItemStatus</w:t>
+      </w:r>
+      <w:proofErr w:type="spellEnd"/>
+      <w:r>
+        <w:rPr>
+          <w:rFonts w:ascii="Times New Roman" w:hAnsi="Times New Roman" w:cs="Times New Roman"/>
+          <w:sz w:val="24"/>
+          <w:szCs w:val="24"/>
+          <w:lang w:val="en-US"/>
+        </w:rPr>
+        <w:t xml:space="preserve"> </w:t>
+      </w:r>
+      <w:proofErr w:type="gramStart"/>
+      <w:r>
+        <w:rPr>
+          <w:rFonts w:ascii="Times New Roman" w:hAnsi="Times New Roman" w:cs="Times New Roman"/>
+          <w:sz w:val="24"/>
+          <w:szCs w:val="24"/>
+          <w:lang w:val="en-US"/>
+        </w:rPr>
+        <w:t>VARCHAR(</w:t>
+      </w:r>
+      <w:proofErr w:type="gramEnd"/>
+      <w:r>
+        <w:rPr>
+          <w:rFonts w:ascii="Times New Roman" w:hAnsi="Times New Roman" w:cs="Times New Roman"/>
+          <w:sz w:val="24"/>
+          <w:szCs w:val="24"/>
+          <w:lang w:val="en-US"/>
+        </w:rPr>
+        <w:t>20) NOT NULL DEFAULT 'confirmed',</w:t>
+      </w:r>
+    </w:p>
+    <w:p>
+      <w:pPr>
+        <w:spacing w:after="0"/>
+        <w:ind w:firstLine="567"/>
+        <w:jc w:val="both"/>
+        <w:rPr>
+          <w:rFonts w:ascii="Times New Roman" w:hAnsi="Times New Roman" w:cs="Times New Roman"/>
+          <w:sz w:val="24"/>
+          <w:szCs w:val="24"/>
+          <w:lang w:val="en-US"/>
+        </w:rPr>
+      </w:pPr>
+      <w:r>
+        <w:rPr>
+          <w:rFonts w:ascii="Times New Roman" w:hAnsi="Times New Roman" w:cs="Times New Roman"/>
+          <w:sz w:val="24"/>
+          <w:szCs w:val="24"/>
+          <w:lang w:val="en-US"/>
+        </w:rPr>
+        <w:t xml:space="preserve">    </w:t>
+      </w:r>
+      <w:proofErr w:type="spellStart"/>
+      <w:r>
+        <w:rPr>
+          <w:rFonts w:ascii="Times New Roman" w:hAnsi="Times New Roman" w:cs="Times New Roman"/>
+          <w:sz w:val="24"/>
+          <w:szCs w:val="24"/>
+          <w:lang w:val="en-US"/>
+        </w:rPr>
+        <w:t>CreatedAt</w:t>
+      </w:r>
+      <w:proofErr w:type="spellEnd"/>
+      <w:r>
+        <w:rPr>
+          <w:rFonts w:ascii="Times New Roman" w:hAnsi="Times New Roman" w:cs="Times New Roman"/>
+          <w:sz w:val="24"/>
+          <w:szCs w:val="24"/>
+          <w:lang w:val="en-US"/>
+        </w:rPr>
+        <w:t xml:space="preserve">        TIMESTAMP DEFAULT CURRENT_TIMESTAMP</w:t>
+      </w:r>
+    </w:p>
+    <w:p>
+      <w:pPr>
+        <w:spacing w:after="0"/>
+        <w:ind w:firstLine="567"/>
+        <w:jc w:val="both"/>
+        <w:rPr>
+          <w:rFonts w:ascii="Times New Roman" w:hAnsi="Times New Roman" w:cs="Times New Roman"/>
+          <w:sz w:val="24"/>
+          <w:szCs w:val="24"/>
+          <w:lang w:val="en-US"/>
+        </w:rPr>
+      </w:pPr>
+      <w:r>
+        <w:rPr>
+          <w:rFonts w:ascii="Times New Roman" w:hAnsi="Times New Roman" w:cs="Times New Roman"/>
+          <w:sz w:val="24"/>
+          <w:szCs w:val="24"/>
+          <w:lang w:val="en-US"/>
+        </w:rPr>
+        <w:t>);</w:t>
+      </w:r>
+    </w:p>
+    <w:p>
+      <w:pPr>
+        <w:spacing w:after="0"/>
+        <w:jc w:val="both"/>
+        <w:rPr>
+          <w:rFonts w:ascii="Times New Roman" w:hAnsi="Times New Roman" w:cs="Times New Roman"/>
+          <w:sz w:val="24"/>
+          <w:szCs w:val="24"/>
+          <w:lang w:val="en-US"/>
+        </w:rPr>
+      </w:pPr>
+      <w:r>
+        <w:rPr>
+          <w:rFonts w:ascii="Times New Roman" w:hAnsi="Times New Roman" w:cs="Times New Roman"/>
+          <w:sz w:val="24"/>
+          <w:szCs w:val="24"/>
+          <w:lang w:val="en-US"/>
+        </w:rPr>
+        <w:t xml:space="preserve">ALTER TABLE </w:t>
+      </w:r>
+      <w:proofErr w:type="spellStart"/>
+      <w:r>
+        <w:rPr>
+          <w:rFonts w:ascii="Times New Roman" w:hAnsi="Times New Roman" w:cs="Times New Roman"/>
+          <w:sz w:val="24"/>
+          <w:szCs w:val="24"/>
+          <w:lang w:val="en-US"/>
+        </w:rPr>
+        <w:t>OrderItems</w:t>
+      </w:r>
+      <w:proofErr w:type="spellEnd"/>
+    </w:p>
+    <w:p>
+      <w:pPr>
+        <w:spacing w:after="0"/>
+        <w:ind w:firstLine="567"/>
+        <w:jc w:val="both"/>
+        <w:rPr>
+          <w:rFonts w:ascii="Times New Roman" w:hAnsi="Times New Roman" w:cs="Times New Roman"/>
+          <w:sz w:val="24"/>
+          <w:szCs w:val="24"/>
+          <w:lang w:val="en-US"/>
+        </w:rPr>
+      </w:pPr>
+      <w:r>
+        <w:rPr>
+          <w:rFonts w:ascii="Times New Roman" w:hAnsi="Times New Roman" w:cs="Times New Roman"/>
+          <w:sz w:val="24"/>
+          <w:szCs w:val="24"/>
+          <w:lang w:val="en-US"/>
+        </w:rPr>
+        <w:t xml:space="preserve">    ADD CONSTRAINT </w:t>
+      </w:r>
+      <w:proofErr w:type="spellStart"/>
+      <w:r>
+        <w:rPr>
+          <w:rFonts w:ascii="Times New Roman" w:hAnsi="Times New Roman" w:cs="Times New Roman"/>
+          <w:sz w:val="24"/>
+          <w:szCs w:val="24"/>
+          <w:lang w:val="en-US"/>
+        </w:rPr>
+        <w:t>PK_OrderItem</w:t>
+      </w:r>
+      <w:proofErr w:type="spellEnd"/>
+      <w:r>
+        <w:rPr>
+          <w:rFonts w:ascii="Times New Roman" w:hAnsi="Times New Roman" w:cs="Times New Roman"/>
+          <w:sz w:val="24"/>
+          <w:szCs w:val="24"/>
+          <w:lang w:val="en-US"/>
+        </w:rPr>
+        <w:t xml:space="preserve"> PRIMARY KEY (</w:t>
+      </w:r>
+      <w:proofErr w:type="spellStart"/>
+      <w:r>
+        <w:rPr>
+          <w:rFonts w:ascii="Times New Roman" w:hAnsi="Times New Roman" w:cs="Times New Roman"/>
+          <w:sz w:val="24"/>
+          <w:szCs w:val="24"/>
+          <w:lang w:val="en-US"/>
+        </w:rPr>
+        <w:t>OrderItemID</w:t>
+      </w:r>
+      <w:proofErr w:type="spellEnd"/>
+      <w:r>
+        <w:rPr>
+          <w:rFonts w:ascii="Times New Roman" w:hAnsi="Times New Roman" w:cs="Times New Roman"/>
+          <w:sz w:val="24"/>
+          <w:szCs w:val="24"/>
+          <w:lang w:val="en-US"/>
+        </w:rPr>
+        <w:t>),</w:t>
+      </w:r>
+    </w:p>
+    <w:p>
+      <w:pPr>
+        <w:spacing w:after="0"/>
+        <w:ind w:firstLine="567"/>
+        <w:jc w:val="both"/>
+        <w:rPr>
+          <w:rFonts w:ascii="Times New Roman" w:hAnsi="Times New Roman" w:cs="Times New Roman"/>
+          <w:sz w:val="24"/>
+          <w:szCs w:val="24"/>
+          <w:lang w:val="en-US"/>
+        </w:rPr>
+      </w:pPr>
+      <w:r>
+        <w:rPr>
+          <w:rFonts w:ascii="Times New Roman" w:hAnsi="Times New Roman" w:cs="Times New Roman"/>
+          <w:sz w:val="24"/>
+          <w:szCs w:val="24"/>
+          <w:lang w:val="en-US"/>
+        </w:rPr>
+        <w:t xml:space="preserve">    ADD CONSTRAINT </w:t>
+      </w:r>
+      <w:proofErr w:type="spellStart"/>
+      <w:r>
+        <w:rPr>
+          <w:rFonts w:ascii="Times New Roman" w:hAnsi="Times New Roman" w:cs="Times New Roman"/>
+          <w:sz w:val="24"/>
+          <w:szCs w:val="24"/>
+          <w:lang w:val="en-US"/>
+        </w:rPr>
+        <w:t>CHK_Quantity</w:t>
+      </w:r>
+      <w:proofErr w:type="spellEnd"/>
+      <w:r>
+        <w:rPr>
+          <w:rFonts w:ascii="Times New Roman" w:hAnsi="Times New Roman" w:cs="Times New Roman"/>
+          <w:sz w:val="24"/>
+          <w:szCs w:val="24"/>
+          <w:lang w:val="en-US"/>
+        </w:rPr>
+        <w:t xml:space="preserve"> CHECK (Quantity &gt; 0),</w:t>
+      </w:r>
+    </w:p>
+    <w:p>
+      <w:pPr>
+        <w:spacing w:after="0"/>
+        <w:ind w:firstLine="567"/>
+        <w:jc w:val="both"/>
+        <w:rPr>
+          <w:rFonts w:ascii="Times New Roman" w:hAnsi="Times New Roman" w:cs="Times New Roman"/>
+          <w:sz w:val="24"/>
+          <w:szCs w:val="24"/>
+          <w:lang w:val="en-US"/>
+        </w:rPr>
+      </w:pPr>
+      <w:r>
+        <w:rPr>
+          <w:rFonts w:ascii="Times New Roman" w:hAnsi="Times New Roman" w:cs="Times New Roman"/>
+          <w:sz w:val="24"/>
+          <w:szCs w:val="24"/>
+          <w:lang w:val="en-US"/>
+        </w:rPr>
+        <w:t xml:space="preserve">    ADD CONSTRAINT </w:t>
+      </w:r>
+      <w:proofErr w:type="spellStart"/>
+      <w:r>
+        <w:rPr>
+          <w:rFonts w:ascii="Times New Roman" w:hAnsi="Times New Roman" w:cs="Times New Roman"/>
+          <w:sz w:val="24"/>
+          <w:szCs w:val="24"/>
+          <w:lang w:val="en-US"/>
+        </w:rPr>
+        <w:t>CHK_OrderItemStatus</w:t>
+      </w:r>
+      <w:proofErr w:type="spellEnd"/>
+      <w:r>
+        <w:rPr>
+          <w:rFonts w:ascii="Times New Roman" w:hAnsi="Times New Roman" w:cs="Times New Roman"/>
+          <w:sz w:val="24"/>
+          <w:szCs w:val="24"/>
+          <w:lang w:val="en-US"/>
+        </w:rPr>
+        <w:t xml:space="preserve"> CHECK (</w:t>
+      </w:r>
+      <w:proofErr w:type="spellStart"/>
+      <w:r>
+        <w:rPr>
+          <w:rFonts w:ascii="Times New Roman" w:hAnsi="Times New Roman" w:cs="Times New Roman"/>
+          <w:sz w:val="24"/>
+          <w:szCs w:val="24"/>
+          <w:lang w:val="en-US"/>
+        </w:rPr>
+        <w:t>OrderItemStatus</w:t>
+      </w:r>
+      <w:proofErr w:type="spellEnd"/>
+      <w:r>
+        <w:rPr>
+          <w:rFonts w:ascii="Times New Roman" w:hAnsi="Times New Roman" w:cs="Times New Roman"/>
+          <w:sz w:val="24"/>
+          <w:szCs w:val="24"/>
+          <w:lang w:val="en-US"/>
+        </w:rPr>
+        <w:t xml:space="preserve"> IN ('confirmed', 'cancelled', 'completed')),</w:t>
+      </w:r>
+    </w:p>
+    <w:p>
+      <w:pPr>
+        <w:spacing w:after="0"/>
+        <w:ind w:firstLine="567"/>
+        <w:jc w:val="both"/>
+        <w:rPr>
+          <w:rFonts w:ascii="Times New Roman" w:hAnsi="Times New Roman" w:cs="Times New Roman"/>
+          <w:sz w:val="24"/>
+          <w:szCs w:val="24"/>
+          <w:lang w:val="en-US"/>
+        </w:rPr>
+      </w:pPr>
+      <w:r>
+        <w:rPr>
+          <w:rFonts w:ascii="Times New Roman" w:hAnsi="Times New Roman" w:cs="Times New Roman"/>
+          <w:sz w:val="24"/>
+          <w:szCs w:val="24"/>
+          <w:lang w:val="en-US"/>
+        </w:rPr>
+        <w:t xml:space="preserve">    ADD CONSTRAINT </w:t>
+      </w:r>
+      <w:proofErr w:type="spellStart"/>
+      <w:r>
+        <w:rPr>
+          <w:rFonts w:ascii="Times New Roman" w:hAnsi="Times New Roman" w:cs="Times New Roman"/>
+          <w:sz w:val="24"/>
+          <w:szCs w:val="24"/>
+          <w:lang w:val="en-US"/>
+        </w:rPr>
+        <w:t>FK_Ord_Reserv</w:t>
+      </w:r>
+      <w:proofErr w:type="spellEnd"/>
+      <w:r>
+        <w:rPr>
+          <w:rFonts w:ascii="Times New Roman" w:hAnsi="Times New Roman" w:cs="Times New Roman"/>
+          <w:sz w:val="24"/>
+          <w:szCs w:val="24"/>
+          <w:lang w:val="en-US"/>
+        </w:rPr>
+        <w:t xml:space="preserve"> FOREIGN KEY (</w:t>
+      </w:r>
+      <w:proofErr w:type="spellStart"/>
+      <w:r>
+        <w:rPr>
+          <w:rFonts w:ascii="Times New Roman" w:hAnsi="Times New Roman" w:cs="Times New Roman"/>
+          <w:sz w:val="24"/>
+          <w:szCs w:val="24"/>
+          <w:lang w:val="en-US"/>
+        </w:rPr>
+        <w:t>ReservationID</w:t>
+      </w:r>
+      <w:proofErr w:type="spellEnd"/>
+      <w:r>
+        <w:rPr>
+          <w:rFonts w:ascii="Times New Roman" w:hAnsi="Times New Roman" w:cs="Times New Roman"/>
+          <w:sz w:val="24"/>
+          <w:szCs w:val="24"/>
+          <w:lang w:val="en-US"/>
+        </w:rPr>
         <w:t xml:space="preserve">) REFERENCES </w:t>
       </w:r>
       <w:proofErr w:type="gramStart"/>
@@ -9559,7 +11943,7 @@
           <w:szCs w:val="24"/>
           <w:lang w:val="en-US"/>
         </w:rPr>
-        <w:t>Staff(</w:t>
+        <w:t>Reservations(</w:t>
       </w:r>
       <w:proofErr w:type="spellStart"/>
       <w:proofErr w:type="gramEnd"/>
@@ -9570,7 +11954,7 @@
           <w:szCs w:val="24"/>
           <w:lang w:val="en-US"/>
         </w:rPr>
-        <w:t>StaffID</w:t>
+        <w:t>ReservationID</w:t>
       </w:r>
       <w:proofErr w:type="spellEnd"/>
       <w:r>
@@ -9580,7 +11964,7 @@
           <w:szCs w:val="24"/>
           <w:lang w:val="en-US"/>
         </w:rPr>
-        <w:t>);</w:t>
+        <w:t>),</w:t>
       </w:r>
     </w:p>
     <w:p>
@@ -9595,40 +11979,126 @@
           <w:lang w:val="en-US"/>
         </w:rPr>
       </w:pPr>
+      <w:r>
+        <w:rPr>
+          <w:rFonts w:ascii="Times New Roman" w:hAnsi="Times New Roman" w:cs="Times New Roman"/>
+          <w:sz w:val="24"/>
+          <w:szCs w:val="24"/>
+          <w:lang w:val="en-US"/>
+        </w:rPr>
+        <w:t xml:space="preserve">    ADD CONSTRAINT </w:t>
+      </w:r>
+      <w:proofErr w:type="spellStart"/>
+      <w:r>
+        <w:rPr>
+          <w:rFonts w:ascii="Times New Roman" w:hAnsi="Times New Roman" w:cs="Times New Roman"/>
+          <w:sz w:val="24"/>
+          <w:szCs w:val="24"/>
+          <w:lang w:val="en-US"/>
+        </w:rPr>
+        <w:t>FK_Ord_Item</w:t>
+      </w:r>
+      <w:proofErr w:type="spellEnd"/>
+      <w:r>
+        <w:rPr>
+          <w:rFonts w:ascii="Times New Roman" w:hAnsi="Times New Roman" w:cs="Times New Roman"/>
+          <w:sz w:val="24"/>
+          <w:szCs w:val="24"/>
+          <w:lang w:val="en-US"/>
+        </w:rPr>
+        <w:t xml:space="preserve"> FOREIGN KEY (</w:t>
+      </w:r>
+      <w:proofErr w:type="spellStart"/>
+      <w:r>
+        <w:rPr>
+          <w:rFonts w:ascii="Times New Roman" w:hAnsi="Times New Roman" w:cs="Times New Roman"/>
+          <w:sz w:val="24"/>
+          <w:szCs w:val="24"/>
+          <w:lang w:val="en-US"/>
+        </w:rPr>
+        <w:t>ItemID</w:t>
+      </w:r>
+      <w:proofErr w:type="spellEnd"/>
+      <w:r>
+        <w:rPr>
+          <w:rFonts w:ascii="Times New Roman" w:hAnsi="Times New Roman" w:cs="Times New Roman"/>
+          <w:sz w:val="24"/>
+          <w:szCs w:val="24"/>
+          <w:lang w:val="en-US"/>
+        </w:rPr>
+        <w:t xml:space="preserve">) REFERENCES </w:t>
+      </w:r>
+      <w:proofErr w:type="gramStart"/>
+      <w:r>
+        <w:rPr>
+          <w:rFonts w:ascii="Times New Roman" w:hAnsi="Times New Roman" w:cs="Times New Roman"/>
+          <w:sz w:val="24"/>
+          <w:szCs w:val="24"/>
+          <w:lang w:val="en-US"/>
+        </w:rPr>
+        <w:t>Menu(</w:t>
+      </w:r>
+      <w:proofErr w:type="spellStart"/>
+      <w:proofErr w:type="gramEnd"/>
+      <w:r>
+        <w:rPr>
+          <w:rFonts w:ascii="Times New Roman" w:hAnsi="Times New Roman" w:cs="Times New Roman"/>
+          <w:sz w:val="24"/>
+          <w:szCs w:val="24"/>
+          <w:lang w:val="en-US"/>
+        </w:rPr>
+        <w:t>ItemID</w:t>
+      </w:r>
+      <w:proofErr w:type="spellEnd"/>
+      <w:r>
+        <w:rPr>
+          <w:rFonts w:ascii="Times New Roman" w:hAnsi="Times New Roman" w:cs="Times New Roman"/>
+          <w:sz w:val="24"/>
+          <w:szCs w:val="24"/>
+          <w:lang w:val="en-US"/>
+        </w:rPr>
+        <w:t>)</w:t>
+      </w:r>
+      <w:r>
+        <w:rPr>
+          <w:rFonts w:ascii="Times New Roman" w:hAnsi="Times New Roman" w:cs="Times New Roman"/>
+          <w:sz w:val="24"/>
+          <w:szCs w:val="24"/>
+          <w:lang w:val="en-US"/>
+        </w:rPr>
+        <w:t>,</w:t>
+      </w:r>
     </w:p>
     <w:p>
       <w:pPr>
         <w:spacing w:after="0"/>
-        <w:jc w:val="both"/>
-        <w:rPr>
-          <w:rFonts w:ascii="Times New Roman" w:hAnsi="Times New Roman" w:cs="Times New Roman"/>
-          <w:sz w:val="24"/>
-          <w:szCs w:val="24"/>
-          <w:lang w:val="en-US"/>
-        </w:rPr>
-      </w:pPr>
-      <w:r>
-        <w:rPr>
-          <w:rFonts w:ascii="Times New Roman" w:hAnsi="Times New Roman" w:cs="Times New Roman"/>
-          <w:b/>
-          <w:bCs/>
-          <w:sz w:val="24"/>
-          <w:szCs w:val="24"/>
-          <w:lang w:val="en-US"/>
-        </w:rPr>
-        <w:t xml:space="preserve">CREATE TABLE </w:t>
+        <w:ind w:firstLine="851"/>
+        <w:jc w:val="both"/>
+        <w:rPr>
+          <w:rFonts w:ascii="Times New Roman" w:hAnsi="Times New Roman" w:cs="Times New Roman"/>
+          <w:sz w:val="24"/>
+          <w:szCs w:val="24"/>
+          <w:lang w:val="en-US"/>
+        </w:rPr>
+      </w:pPr>
+      <w:r>
+        <w:rPr>
+          <w:rFonts w:ascii="Times New Roman" w:hAnsi="Times New Roman" w:cs="Times New Roman"/>
+          <w:sz w:val="24"/>
+          <w:szCs w:val="24"/>
+          <w:lang w:val="en-US"/>
+        </w:rPr>
+        <w:t xml:space="preserve">ADD CONSTRAINT </w:t>
       </w:r>
       <w:proofErr w:type="spellStart"/>
       <w:r>
         <w:rPr>
           <w:rFonts w:ascii="Times New Roman" w:hAnsi="Times New Roman" w:cs="Times New Roman"/>
-          <w:b/>
-          <w:bCs/>
-          <w:sz w:val="24"/>
-          <w:szCs w:val="24"/>
-          <w:lang w:val="en-US"/>
-        </w:rPr>
-        <w:t>OrderItems</w:t>
+          <w:sz w:val="24"/>
+          <w:szCs w:val="24"/>
+          <w:lang w:val="en-US"/>
+        </w:rPr>
+        <w:t>CHK_UnitPrice</w:t>
       </w:r>
       <w:proofErr w:type="spellEnd"/>
       <w:r>
@@ -9638,227 +12108,7 @@
           <w:szCs w:val="24"/>
           <w:lang w:val="en-US"/>
         </w:rPr>
-        <w:t xml:space="preserve"> (</w:t>
-      </w:r>
-    </w:p>
-    <w:p>
-      <w:pPr>
-        <w:spacing w:after="0"/>
-        <w:ind w:firstLine="567"/>
-        <w:jc w:val="both"/>
-        <w:rPr>
-          <w:rFonts w:ascii="Times New Roman" w:hAnsi="Times New Roman" w:cs="Times New Roman"/>
-          <w:sz w:val="24"/>
-          <w:szCs w:val="24"/>
-          <w:lang w:val="en-US"/>
-        </w:rPr>
-      </w:pPr>
-      <w:r>
-        <w:rPr>
-          <w:rFonts w:ascii="Times New Roman" w:hAnsi="Times New Roman" w:cs="Times New Roman"/>
-          <w:sz w:val="24"/>
-          <w:szCs w:val="24"/>
-          <w:lang w:val="en-US"/>
-        </w:rPr>
-        <w:t xml:space="preserve">    OrderItemID INTEGER,</w:t>
-      </w:r>
-    </w:p>
-    <w:p>
-      <w:pPr>
-        <w:spacing w:after="0"/>
-        <w:ind w:firstLine="567"/>
-        <w:jc w:val="both"/>
-        <w:rPr>
-          <w:rFonts w:ascii="Times New Roman" w:hAnsi="Times New Roman" w:cs="Times New Roman"/>
-          <w:sz w:val="24"/>
-          <w:szCs w:val="24"/>
-          <w:lang w:val="en-US"/>
-        </w:rPr>
-      </w:pPr>
-      <w:r>
-        <w:rPr>
-          <w:rFonts w:ascii="Times New Roman" w:hAnsi="Times New Roman" w:cs="Times New Roman"/>
-          <w:sz w:val="24"/>
-          <w:szCs w:val="24"/>
-          <w:lang w:val="en-US"/>
-        </w:rPr>
-        <w:t xml:space="preserve">    ReservationID INTEGER NOT NULL,</w:t>
-      </w:r>
-    </w:p>
-    <w:p>
-      <w:pPr>
-        <w:spacing w:after="0"/>
-        <w:ind w:firstLine="567"/>
-        <w:jc w:val="both"/>
-        <w:rPr>
-          <w:rFonts w:ascii="Times New Roman" w:hAnsi="Times New Roman" w:cs="Times New Roman"/>
-          <w:sz w:val="24"/>
-          <w:szCs w:val="24"/>
-          <w:lang w:val="en-US"/>
-        </w:rPr>
-      </w:pPr>
-      <w:r>
-        <w:rPr>
-          <w:rFonts w:ascii="Times New Roman" w:hAnsi="Times New Roman" w:cs="Times New Roman"/>
-          <w:sz w:val="24"/>
-          <w:szCs w:val="24"/>
-          <w:lang w:val="en-US"/>
-        </w:rPr>
-        <w:t xml:space="preserve">    ItemID INTEGER NOT NULL,</w:t>
-      </w:r>
-    </w:p>
-    <w:p>
-      <w:pPr>
-        <w:spacing w:after="0"/>
-        <w:ind w:firstLine="567"/>
-        <w:jc w:val="both"/>
-        <w:rPr>
-          <w:rFonts w:ascii="Times New Roman" w:hAnsi="Times New Roman" w:cs="Times New Roman"/>
-          <w:sz w:val="24"/>
-          <w:szCs w:val="24"/>
-          <w:lang w:val="en-US"/>
-        </w:rPr>
-      </w:pPr>
-      <w:r>
-        <w:rPr>
-          <w:rFonts w:ascii="Times New Roman" w:hAnsi="Times New Roman" w:cs="Times New Roman"/>
-          <w:sz w:val="24"/>
-          <w:szCs w:val="24"/>
-          <w:lang w:val="en-US"/>
-        </w:rPr>
-        <w:t xml:space="preserve">    Quantity INTEGER NOT NULL,</w:t>
-      </w:r>
-    </w:p>
-    <w:p>
-      <w:pPr>
-        <w:spacing w:after="0"/>
-        <w:ind w:firstLine="567"/>
-        <w:jc w:val="both"/>
-        <w:rPr>
-          <w:rFonts w:ascii="Times New Roman" w:hAnsi="Times New Roman" w:cs="Times New Roman"/>
-          <w:sz w:val="24"/>
-          <w:szCs w:val="24"/>
-          <w:lang w:val="en-US"/>
-        </w:rPr>
-      </w:pPr>
-      <w:r>
-        <w:rPr>
-          <w:rFonts w:ascii="Times New Roman" w:hAnsi="Times New Roman" w:cs="Times New Roman"/>
-          <w:sz w:val="24"/>
-          <w:szCs w:val="24"/>
-          <w:lang w:val="en-US"/>
-        </w:rPr>
-        <w:lastRenderedPageBreak/>
-        <w:t xml:space="preserve">    UnitPrice DECIMAL(8,2) NOT NULL,</w:t>
-      </w:r>
-    </w:p>
-    <w:p>
-      <w:pPr>
-        <w:spacing w:after="0"/>
-        <w:ind w:firstLine="567"/>
-        <w:jc w:val="both"/>
-        <w:rPr>
-          <w:rFonts w:ascii="Times New Roman" w:hAnsi="Times New Roman" w:cs="Times New Roman"/>
-          <w:sz w:val="24"/>
-          <w:szCs w:val="24"/>
-          <w:lang w:val="en-US"/>
-        </w:rPr>
-      </w:pPr>
-      <w:r>
-        <w:rPr>
-          <w:rFonts w:ascii="Times New Roman" w:hAnsi="Times New Roman" w:cs="Times New Roman"/>
-          <w:sz w:val="24"/>
-          <w:szCs w:val="24"/>
-          <w:lang w:val="en-US"/>
-        </w:rPr>
-        <w:t xml:space="preserve">    SpecialRequests VARCHAR(100) NOT NULL DEFAULT '',</w:t>
-      </w:r>
-    </w:p>
-    <w:p>
-      <w:pPr>
-        <w:spacing w:after="0"/>
-        <w:ind w:firstLine="567"/>
-        <w:jc w:val="both"/>
-        <w:rPr>
-          <w:rFonts w:ascii="Times New Roman" w:hAnsi="Times New Roman" w:cs="Times New Roman"/>
-          <w:sz w:val="24"/>
-          <w:szCs w:val="24"/>
-          <w:lang w:val="en-US"/>
-        </w:rPr>
-      </w:pPr>
-      <w:r>
-        <w:rPr>
-          <w:rFonts w:ascii="Times New Roman" w:hAnsi="Times New Roman" w:cs="Times New Roman"/>
-          <w:sz w:val="24"/>
-          <w:szCs w:val="24"/>
-          <w:lang w:val="en-US"/>
-        </w:rPr>
-        <w:t xml:space="preserve">    OrderItemStatus VARCHAR(20) NOT NULL DEFAULT 'confirmed',</w:t>
-      </w:r>
-    </w:p>
-    <w:p>
-      <w:pPr>
-        <w:spacing w:after="0"/>
-        <w:ind w:firstLine="567"/>
-        <w:jc w:val="both"/>
-        <w:rPr>
-          <w:rFonts w:ascii="Times New Roman" w:hAnsi="Times New Roman" w:cs="Times New Roman"/>
-          <w:sz w:val="24"/>
-          <w:szCs w:val="24"/>
-          <w:lang w:val="en-US"/>
-        </w:rPr>
-      </w:pPr>
-      <w:r>
-        <w:rPr>
-          <w:rFonts w:ascii="Times New Roman" w:hAnsi="Times New Roman" w:cs="Times New Roman"/>
-          <w:sz w:val="24"/>
-          <w:szCs w:val="24"/>
-          <w:lang w:val="en-US"/>
-        </w:rPr>
-        <w:t xml:space="preserve">    CreatedAt        TIMESTAMP DEFAULT CURRENT_TIMESTAMP</w:t>
-      </w:r>
-    </w:p>
-    <w:p>
-      <w:pPr>
-        <w:spacing w:after="0"/>
-        <w:ind w:firstLine="567"/>
-        <w:jc w:val="both"/>
-        <w:rPr>
-          <w:rFonts w:ascii="Times New Roman" w:hAnsi="Times New Roman" w:cs="Times New Roman"/>
-          <w:sz w:val="24"/>
-          <w:szCs w:val="24"/>
-          <w:lang w:val="en-US"/>
-        </w:rPr>
-      </w:pPr>
-      <w:r>
-        <w:rPr>
-          <w:rFonts w:ascii="Times New Roman" w:hAnsi="Times New Roman" w:cs="Times New Roman"/>
-          <w:sz w:val="24"/>
-          <w:szCs w:val="24"/>
-          <w:lang w:val="en-US"/>
-        </w:rPr>
-        <w:t>);</w:t>
-      </w:r>
-    </w:p>
-    <w:p>
-      <w:pPr>
-        <w:spacing w:after="0"/>
-        <w:jc w:val="both"/>
-        <w:rPr>
-          <w:rFonts w:ascii="Times New Roman" w:hAnsi="Times New Roman" w:cs="Times New Roman"/>
-          <w:sz w:val="24"/>
-          <w:szCs w:val="24"/>
-          <w:lang w:val="en-US"/>
-        </w:rPr>
-      </w:pPr>
-      <w:r>
-        <w:rPr>
-          <w:rFonts w:ascii="Times New Roman" w:hAnsi="Times New Roman" w:cs="Times New Roman"/>
-          <w:sz w:val="24"/>
-          <w:szCs w:val="24"/>
-          <w:lang w:val="en-US"/>
-        </w:rPr>
-        <w:t xml:space="preserve">ALTER TABLE </w:t>
+        <w:t xml:space="preserve"> CHECK (</w:t>
       </w:r>
       <w:proofErr w:type="spellStart"/>
       <w:r>
@@ -9868,138 +12118,26 @@
           <w:szCs w:val="24"/>
           <w:lang w:val="en-US"/>
         </w:rPr>
-        <w:t>OrderItems</w:t>
+        <w:t>UnitPrice</w:t>
       </w:r>
       <w:proofErr w:type="spellEnd"/>
-    </w:p>
-    <w:p>
-      <w:pPr>
-        <w:spacing w:after="0"/>
-        <w:ind w:firstLine="567"/>
-        <w:jc w:val="both"/>
-        <w:rPr>
-          <w:rFonts w:ascii="Times New Roman" w:hAnsi="Times New Roman" w:cs="Times New Roman"/>
-          <w:sz w:val="24"/>
-          <w:szCs w:val="24"/>
-          <w:lang w:val="en-US"/>
-        </w:rPr>
-      </w:pPr>
-      <w:r>
-        <w:rPr>
-          <w:rFonts w:ascii="Times New Roman" w:hAnsi="Times New Roman" w:cs="Times New Roman"/>
-          <w:sz w:val="24"/>
-          <w:szCs w:val="24"/>
-          <w:lang w:val="en-US"/>
-        </w:rPr>
-        <w:t xml:space="preserve">    ADD CONSTRAINT PK_OrderItem PRIMARY KEY (OrderItemID),</w:t>
-      </w:r>
-    </w:p>
-    <w:p>
-      <w:pPr>
-        <w:spacing w:after="0"/>
-        <w:ind w:firstLine="567"/>
-        <w:jc w:val="both"/>
-        <w:rPr>
-          <w:rFonts w:ascii="Times New Roman" w:hAnsi="Times New Roman" w:cs="Times New Roman"/>
-          <w:sz w:val="24"/>
-          <w:szCs w:val="24"/>
-          <w:lang w:val="en-US"/>
-        </w:rPr>
-      </w:pPr>
-      <w:r>
-        <w:rPr>
-          <w:rFonts w:ascii="Times New Roman" w:hAnsi="Times New Roman" w:cs="Times New Roman"/>
-          <w:sz w:val="24"/>
-          <w:szCs w:val="24"/>
-          <w:lang w:val="en-US"/>
-        </w:rPr>
-        <w:t xml:space="preserve">    ADD CONSTRAINT CHK_Quantity CHECK (Quantity &gt; 0),</w:t>
-      </w:r>
-    </w:p>
-    <w:p>
-      <w:pPr>
-        <w:spacing w:after="0"/>
-        <w:ind w:firstLine="567"/>
-        <w:jc w:val="both"/>
-        <w:rPr>
-          <w:rFonts w:ascii="Times New Roman" w:hAnsi="Times New Roman" w:cs="Times New Roman"/>
-          <w:sz w:val="24"/>
-          <w:szCs w:val="24"/>
-          <w:lang w:val="en-US"/>
-        </w:rPr>
-      </w:pPr>
-      <w:r>
-        <w:rPr>
-          <w:rFonts w:ascii="Times New Roman" w:hAnsi="Times New Roman" w:cs="Times New Roman"/>
-          <w:sz w:val="24"/>
-          <w:szCs w:val="24"/>
-          <w:lang w:val="en-US"/>
-        </w:rPr>
-        <w:t xml:space="preserve">    ADD CONSTRAINT CHK_OrderItemStatus CHECK (OrderItemStatus IN ('confirmed', 'cancelled', 'completed')),</w:t>
-      </w:r>
-    </w:p>
-    <w:p>
-      <w:pPr>
-        <w:spacing w:after="0"/>
-        <w:ind w:firstLine="567"/>
-        <w:jc w:val="both"/>
-        <w:rPr>
-          <w:rFonts w:ascii="Times New Roman" w:hAnsi="Times New Roman" w:cs="Times New Roman"/>
-          <w:sz w:val="24"/>
-          <w:szCs w:val="24"/>
-          <w:lang w:val="en-US"/>
-        </w:rPr>
-      </w:pPr>
-      <w:r>
-        <w:rPr>
-          <w:rFonts w:ascii="Times New Roman" w:hAnsi="Times New Roman" w:cs="Times New Roman"/>
-          <w:sz w:val="24"/>
-          <w:szCs w:val="24"/>
-          <w:lang w:val="en-US"/>
-        </w:rPr>
-        <w:t xml:space="preserve">    ADD CONSTRAINT FK_Ord_Reserv FOREIGN KEY (ReservationID) REFERENCES </w:t>
-      </w:r>
-      <w:proofErr w:type="gramStart"/>
-      <w:r>
-        <w:rPr>
-          <w:rFonts w:ascii="Times New Roman" w:hAnsi="Times New Roman" w:cs="Times New Roman"/>
-          <w:sz w:val="24"/>
-          <w:szCs w:val="24"/>
-          <w:lang w:val="en-US"/>
-        </w:rPr>
-        <w:t>Reservations(</w:t>
-      </w:r>
-      <w:proofErr w:type="gramEnd"/>
-      <w:r>
-        <w:rPr>
-          <w:rFonts w:ascii="Times New Roman" w:hAnsi="Times New Roman" w:cs="Times New Roman"/>
-          <w:sz w:val="24"/>
-          <w:szCs w:val="24"/>
-          <w:lang w:val="en-US"/>
-        </w:rPr>
-        <w:t>ReservationID),</w:t>
-      </w:r>
-    </w:p>
-    <w:p>
-      <w:pPr>
-        <w:spacing w:after="0"/>
-        <w:ind w:firstLine="567"/>
-        <w:jc w:val="both"/>
-        <w:rPr>
-          <w:rFonts w:ascii="Times New Roman" w:hAnsi="Times New Roman" w:cs="Times New Roman"/>
-          <w:sz w:val="24"/>
-          <w:szCs w:val="24"/>
-          <w:lang w:val="en-US"/>
-        </w:rPr>
-      </w:pPr>
-      <w:r>
-        <w:rPr>
-          <w:rFonts w:ascii="Times New Roman" w:hAnsi="Times New Roman" w:cs="Times New Roman"/>
-          <w:sz w:val="24"/>
-          <w:szCs w:val="24"/>
-          <w:lang w:val="en-US"/>
-        </w:rPr>
-        <w:t xml:space="preserve">    ADD CONSTRAINT FK_Ord_Item FOREIGN KEY (ItemID) REFERENCES Menu(ItemID);</w:t>
+      <w:r>
+        <w:rPr>
+          <w:rFonts w:ascii="Times New Roman" w:hAnsi="Times New Roman" w:cs="Times New Roman"/>
+          <w:sz w:val="24"/>
+          <w:szCs w:val="24"/>
+          <w:lang w:val="en-US"/>
+        </w:rPr>
+        <w:t xml:space="preserve"> &gt;= 0)</w:t>
+      </w:r>
+      <w:r>
+        <w:rPr>
+          <w:rFonts w:ascii="Times New Roman" w:hAnsi="Times New Roman" w:cs="Times New Roman"/>
+          <w:sz w:val="24"/>
+          <w:szCs w:val="24"/>
+          <w:lang w:val="en-US"/>
+        </w:rPr>
+        <w:t>;</w:t>
       </w:r>
     </w:p>
     <w:p>
@@ -10696,6 +12834,155 @@
     </w:lvl>
   </w:abstractNum>
   <w:abstractNum w:abstractNumId="4" w15:restartNumberingAfterBreak="0">
+    <w:nsid w:val="1742738A"/>
+    <w:multiLevelType w:val="multilevel"/>
+    <w:tmpl w:val="AF725E88"/>
+    <w:lvl w:ilvl="0">
+      <w:start w:val="1"/>
+      <w:numFmt w:val="bullet"/>
+      <w:lvlText w:val=""/>
+      <w:lvlJc w:val="left"/>
+      <w:pPr>
+        <w:tabs>
+          <w:tab w:val="num" w:pos="720"/>
+        </w:tabs>
+        <w:ind w:left="720" w:hanging="360"/>
+      </w:pPr>
+      <w:rPr>
+        <w:rFonts w:ascii="Symbol" w:hAnsi="Symbol" w:hint="default"/>
+        <w:sz w:val="20"/>
+      </w:rPr>
+    </w:lvl>
+    <w:lvl w:ilvl="1" w:tentative="1">
+      <w:start w:val="1"/>
+      <w:numFmt w:val="bullet"/>
+      <w:lvlText w:val=""/>
+      <w:lvlJc w:val="left"/>
+      <w:pPr>
+        <w:tabs>
+          <w:tab w:val="num" w:pos="1440"/>
+        </w:tabs>
+        <w:ind w:left="1440" w:hanging="360"/>
+      </w:pPr>
+      <w:rPr>
+        <w:rFonts w:ascii="Symbol" w:hAnsi="Symbol" w:hint="default"/>
+        <w:sz w:val="20"/>
+      </w:rPr>
+    </w:lvl>
+    <w:lvl w:ilvl="2" w:tentative="1">
+      <w:start w:val="1"/>
+      <w:numFmt w:val="bullet"/>
+      <w:lvlText w:val=""/>
+      <w:lvlJc w:val="left"/>
+      <w:pPr>
+        <w:tabs>
+          <w:tab w:val="num" w:pos="2160"/>
+        </w:tabs>
+        <w:ind w:left="2160" w:hanging="360"/>
+      </w:pPr>
+      <w:rPr>
+        <w:rFonts w:ascii="Symbol" w:hAnsi="Symbol" w:hint="default"/>
+        <w:sz w:val="20"/>
+      </w:rPr>
+    </w:lvl>
+    <w:lvl w:ilvl="3" w:tentative="1">
+      <w:start w:val="1"/>
+      <w:numFmt w:val="bullet"/>
+      <w:lvlText w:val=""/>
+      <w:lvlJc w:val="left"/>
+      <w:pPr>
+        <w:tabs>
+          <w:tab w:val="num" w:pos="2880"/>
+        </w:tabs>
+        <w:ind w:left="2880" w:hanging="360"/>
+      </w:pPr>
+      <w:rPr>
+        <w:rFonts w:ascii="Symbol" w:hAnsi="Symbol" w:hint="default"/>
+        <w:sz w:val="20"/>
+      </w:rPr>
+    </w:lvl>
+    <w:lvl w:ilvl="4" w:tentative="1">
+      <w:start w:val="1"/>
+      <w:numFmt w:val="bullet"/>
+      <w:lvlText w:val=""/>
+      <w:lvlJc w:val="left"/>
+      <w:pPr>
+        <w:tabs>
+          <w:tab w:val="num" w:pos="3600"/>
+        </w:tabs>
+        <w:ind w:left="3600" w:hanging="360"/>
+      </w:pPr>
+      <w:rPr>
+        <w:rFonts w:ascii="Symbol" w:hAnsi="Symbol" w:hint="default"/>
+        <w:sz w:val="20"/>
+      </w:rPr>
+    </w:lvl>
+    <w:lvl w:ilvl="5" w:tentative="1">
+      <w:start w:val="1"/>
+      <w:numFmt w:val="bullet"/>
+      <w:lvlText w:val=""/>
+      <w:lvlJc w:val="left"/>
+      <w:pPr>
+        <w:tabs>
+          <w:tab w:val="num" w:pos="4320"/>
+        </w:tabs>
+        <w:ind w:left="4320" w:hanging="360"/>
+      </w:pPr>
+      <w:rPr>
+        <w:rFonts w:ascii="Symbol" w:hAnsi="Symbol" w:hint="default"/>
+        <w:sz w:val="20"/>
+      </w:rPr>
+    </w:lvl>
+    <w:lvl w:ilvl="6" w:tentative="1">
+      <w:start w:val="1"/>
+      <w:numFmt w:val="bullet"/>
+      <w:lvlText w:val=""/>
+      <w:lvlJc w:val="left"/>
+      <w:pPr>
+        <w:tabs>
+          <w:tab w:val="num" w:pos="5040"/>
+        </w:tabs>
+        <w:ind w:left="5040" w:hanging="360"/>
+      </w:pPr>
+      <w:rPr>
+        <w:rFonts w:ascii="Symbol" w:hAnsi="Symbol" w:hint="default"/>
+        <w:sz w:val="20"/>
+      </w:rPr>
+    </w:lvl>
+    <w:lvl w:ilvl="7" w:tentative="1">
+      <w:start w:val="1"/>
+      <w:numFmt w:val="bullet"/>
+      <w:lvlText w:val=""/>
+      <w:lvlJc w:val="left"/>
+      <w:pPr>
+        <w:tabs>
+          <w:tab w:val="num" w:pos="5760"/>
+        </w:tabs>
+        <w:ind w:left="5760" w:hanging="360"/>
+      </w:pPr>
+      <w:rPr>
+        <w:rFonts w:ascii="Symbol" w:hAnsi="Symbol" w:hint="default"/>
+        <w:sz w:val="20"/>
+      </w:rPr>
+    </w:lvl>
+    <w:lvl w:ilvl="8" w:tentative="1">
+      <w:start w:val="1"/>
+      <w:numFmt w:val="bullet"/>
+      <w:lvlText w:val=""/>
+      <w:lvlJc w:val="left"/>
+      <w:pPr>
+        <w:tabs>
+          <w:tab w:val="num" w:pos="6480"/>
+        </w:tabs>
+        <w:ind w:left="6480" w:hanging="360"/>
+      </w:pPr>
+      <w:rPr>
+        <w:rFonts w:ascii="Symbol" w:hAnsi="Symbol" w:hint="default"/>
+        <w:sz w:val="20"/>
+      </w:rPr>
+    </w:lvl>
+  </w:abstractNum>
+  <w:abstractNum w:abstractNumId="5" w15:restartNumberingAfterBreak="0">
     <w:nsid w:val="22D44D52"/>
     <w:multiLevelType w:val="hybridMultilevel"/>
     <w:tmpl w:val="F7E81CF2"/>
@@ -10786,7 +13073,7 @@
       </w:pPr>
     </w:lvl>
   </w:abstractNum>
-  <w:abstractNum w:abstractNumId="5" w15:restartNumberingAfterBreak="0">
+  <w:abstractNum w:abstractNumId="6" w15:restartNumberingAfterBreak="0">
     <w:nsid w:val="30F2007B"/>
     <w:multiLevelType w:val="hybridMultilevel"/>
     <w:tmpl w:val="6BE815BA"/>
@@ -10877,7 +13164,7 @@
       </w:pPr>
     </w:lvl>
   </w:abstractNum>
-  <w:abstractNum w:abstractNumId="6" w15:restartNumberingAfterBreak="0">
+  <w:abstractNum w:abstractNumId="7" w15:restartNumberingAfterBreak="0">
     <w:nsid w:val="389E3FF6"/>
     <w:multiLevelType w:val="hybridMultilevel"/>
     <w:tmpl w:val="9860006E"/>
@@ -10989,10 +13276,10 @@
       </w:rPr>
     </w:lvl>
   </w:abstractNum>
-  <w:abstractNum w:abstractNumId="7" w15:restartNumberingAfterBreak="0">
-    <w:nsid w:val="4AB3781B"/>
+  <w:abstractNum w:abstractNumId="8" w15:restartNumberingAfterBreak="0">
+    <w:nsid w:val="43FA201A"/>
     <w:multiLevelType w:val="multilevel"/>
-    <w:tmpl w:val="EAC2AB4E"/>
+    <w:tmpl w:val="68C4967A"/>
     <w:lvl w:ilvl="0">
       <w:start w:val="1"/>
       <w:numFmt w:val="bullet"/>
@@ -11138,122 +13425,10 @@
       </w:rPr>
     </w:lvl>
   </w:abstractNum>
-  <w:abstractNum w:abstractNumId="8" w15:restartNumberingAfterBreak="0">
-    <w:nsid w:val="4CF46D49"/>
-    <w:multiLevelType w:val="hybridMultilevel"/>
-    <w:tmpl w:val="C7E65B08"/>
-    <w:lvl w:ilvl="0" w:tplc="A9548C6C">
-      <w:numFmt w:val="bullet"/>
-      <w:lvlText w:val="–"/>
-      <w:lvlJc w:val="left"/>
-      <w:pPr>
-        <w:ind w:left="1146" w:hanging="360"/>
-      </w:pPr>
-      <w:rPr>
-        <w:rFonts w:ascii="Times New Roman" w:eastAsiaTheme="minorHAnsi" w:hAnsi="Times New Roman" w:cs="Times New Roman" w:hint="default"/>
-      </w:rPr>
-    </w:lvl>
-    <w:lvl w:ilvl="1" w:tplc="04190003" w:tentative="1">
-      <w:start w:val="1"/>
-      <w:numFmt w:val="bullet"/>
-      <w:lvlText w:val="o"/>
-      <w:lvlJc w:val="left"/>
-      <w:pPr>
-        <w:ind w:left="1866" w:hanging="360"/>
-      </w:pPr>
-      <w:rPr>
-        <w:rFonts w:ascii="Courier New" w:hAnsi="Courier New" w:cs="Courier New" w:hint="default"/>
-      </w:rPr>
-    </w:lvl>
-    <w:lvl w:ilvl="2" w:tplc="04190005" w:tentative="1">
-      <w:start w:val="1"/>
-      <w:numFmt w:val="bullet"/>
-      <w:lvlText w:val=""/>
-      <w:lvlJc w:val="left"/>
-      <w:pPr>
-        <w:ind w:left="2586" w:hanging="360"/>
-      </w:pPr>
-      <w:rPr>
-        <w:rFonts w:ascii="Wingdings" w:hAnsi="Wingdings" w:hint="default"/>
-      </w:rPr>
-    </w:lvl>
-    <w:lvl w:ilvl="3" w:tplc="04190001" w:tentative="1">
-      <w:start w:val="1"/>
-      <w:numFmt w:val="bullet"/>
-      <w:lvlText w:val=""/>
-      <w:lvlJc w:val="left"/>
-      <w:pPr>
-        <w:ind w:left="3306" w:hanging="360"/>
-      </w:pPr>
-      <w:rPr>
-        <w:rFonts w:ascii="Symbol" w:hAnsi="Symbol" w:hint="default"/>
-      </w:rPr>
-    </w:lvl>
-    <w:lvl w:ilvl="4" w:tplc="04190003" w:tentative="1">
-      <w:start w:val="1"/>
-      <w:numFmt w:val="bullet"/>
-      <w:lvlText w:val="o"/>
-      <w:lvlJc w:val="left"/>
-      <w:pPr>
-        <w:ind w:left="4026" w:hanging="360"/>
-      </w:pPr>
-      <w:rPr>
-        <w:rFonts w:ascii="Courier New" w:hAnsi="Courier New" w:cs="Courier New" w:hint="default"/>
-      </w:rPr>
-    </w:lvl>
-    <w:lvl w:ilvl="5" w:tplc="04190005" w:tentative="1">
-      <w:start w:val="1"/>
-      <w:numFmt w:val="bullet"/>
-      <w:lvlText w:val=""/>
-      <w:lvlJc w:val="left"/>
-      <w:pPr>
-        <w:ind w:left="4746" w:hanging="360"/>
-      </w:pPr>
-      <w:rPr>
-        <w:rFonts w:ascii="Wingdings" w:hAnsi="Wingdings" w:hint="default"/>
-      </w:rPr>
-    </w:lvl>
-    <w:lvl w:ilvl="6" w:tplc="04190001" w:tentative="1">
-      <w:start w:val="1"/>
-      <w:numFmt w:val="bullet"/>
-      <w:lvlText w:val=""/>
-      <w:lvlJc w:val="left"/>
-      <w:pPr>
-        <w:ind w:left="5466" w:hanging="360"/>
-      </w:pPr>
-      <w:rPr>
-        <w:rFonts w:ascii="Symbol" w:hAnsi="Symbol" w:hint="default"/>
-      </w:rPr>
-    </w:lvl>
-    <w:lvl w:ilvl="7" w:tplc="04190003" w:tentative="1">
-      <w:start w:val="1"/>
-      <w:numFmt w:val="bullet"/>
-      <w:lvlText w:val="o"/>
-      <w:lvlJc w:val="left"/>
-      <w:pPr>
-        <w:ind w:left="6186" w:hanging="360"/>
-      </w:pPr>
-      <w:rPr>
-        <w:rFonts w:ascii="Courier New" w:hAnsi="Courier New" w:cs="Courier New" w:hint="default"/>
-      </w:rPr>
-    </w:lvl>
-    <w:lvl w:ilvl="8" w:tplc="04190005" w:tentative="1">
-      <w:start w:val="1"/>
-      <w:numFmt w:val="bullet"/>
-      <w:lvlText w:val=""/>
-      <w:lvlJc w:val="left"/>
-      <w:pPr>
-        <w:ind w:left="6906" w:hanging="360"/>
-      </w:pPr>
-      <w:rPr>
-        <w:rFonts w:ascii="Wingdings" w:hAnsi="Wingdings" w:hint="default"/>
-      </w:rPr>
-    </w:lvl>
-  </w:abstractNum>
   <w:abstractNum w:abstractNumId="9" w15:restartNumberingAfterBreak="0">
-    <w:nsid w:val="511D1129"/>
+    <w:nsid w:val="4AB3781B"/>
     <w:multiLevelType w:val="multilevel"/>
-    <w:tmpl w:val="1F545680"/>
+    <w:tmpl w:val="EAC2AB4E"/>
     <w:lvl w:ilvl="0">
       <w:start w:val="1"/>
       <w:numFmt w:val="bullet"/>
@@ -11400,9 +13575,121 @@
     </w:lvl>
   </w:abstractNum>
   <w:abstractNum w:abstractNumId="10" w15:restartNumberingAfterBreak="0">
-    <w:nsid w:val="6D9E261E"/>
+    <w:nsid w:val="4CF46D49"/>
+    <w:multiLevelType w:val="hybridMultilevel"/>
+    <w:tmpl w:val="C7E65B08"/>
+    <w:lvl w:ilvl="0" w:tplc="A9548C6C">
+      <w:numFmt w:val="bullet"/>
+      <w:lvlText w:val="–"/>
+      <w:lvlJc w:val="left"/>
+      <w:pPr>
+        <w:ind w:left="1146" w:hanging="360"/>
+      </w:pPr>
+      <w:rPr>
+        <w:rFonts w:ascii="Times New Roman" w:eastAsiaTheme="minorHAnsi" w:hAnsi="Times New Roman" w:cs="Times New Roman" w:hint="default"/>
+      </w:rPr>
+    </w:lvl>
+    <w:lvl w:ilvl="1" w:tplc="04190003" w:tentative="1">
+      <w:start w:val="1"/>
+      <w:numFmt w:val="bullet"/>
+      <w:lvlText w:val="o"/>
+      <w:lvlJc w:val="left"/>
+      <w:pPr>
+        <w:ind w:left="1866" w:hanging="360"/>
+      </w:pPr>
+      <w:rPr>
+        <w:rFonts w:ascii="Courier New" w:hAnsi="Courier New" w:cs="Courier New" w:hint="default"/>
+      </w:rPr>
+    </w:lvl>
+    <w:lvl w:ilvl="2" w:tplc="04190005" w:tentative="1">
+      <w:start w:val="1"/>
+      <w:numFmt w:val="bullet"/>
+      <w:lvlText w:val=""/>
+      <w:lvlJc w:val="left"/>
+      <w:pPr>
+        <w:ind w:left="2586" w:hanging="360"/>
+      </w:pPr>
+      <w:rPr>
+        <w:rFonts w:ascii="Wingdings" w:hAnsi="Wingdings" w:hint="default"/>
+      </w:rPr>
+    </w:lvl>
+    <w:lvl w:ilvl="3" w:tplc="04190001" w:tentative="1">
+      <w:start w:val="1"/>
+      <w:numFmt w:val="bullet"/>
+      <w:lvlText w:val=""/>
+      <w:lvlJc w:val="left"/>
+      <w:pPr>
+        <w:ind w:left="3306" w:hanging="360"/>
+      </w:pPr>
+      <w:rPr>
+        <w:rFonts w:ascii="Symbol" w:hAnsi="Symbol" w:hint="default"/>
+      </w:rPr>
+    </w:lvl>
+    <w:lvl w:ilvl="4" w:tplc="04190003" w:tentative="1">
+      <w:start w:val="1"/>
+      <w:numFmt w:val="bullet"/>
+      <w:lvlText w:val="o"/>
+      <w:lvlJc w:val="left"/>
+      <w:pPr>
+        <w:ind w:left="4026" w:hanging="360"/>
+      </w:pPr>
+      <w:rPr>
+        <w:rFonts w:ascii="Courier New" w:hAnsi="Courier New" w:cs="Courier New" w:hint="default"/>
+      </w:rPr>
+    </w:lvl>
+    <w:lvl w:ilvl="5" w:tplc="04190005" w:tentative="1">
+      <w:start w:val="1"/>
+      <w:numFmt w:val="bullet"/>
+      <w:lvlText w:val=""/>
+      <w:lvlJc w:val="left"/>
+      <w:pPr>
+        <w:ind w:left="4746" w:hanging="360"/>
+      </w:pPr>
+      <w:rPr>
+        <w:rFonts w:ascii="Wingdings" w:hAnsi="Wingdings" w:hint="default"/>
+      </w:rPr>
+    </w:lvl>
+    <w:lvl w:ilvl="6" w:tplc="04190001" w:tentative="1">
+      <w:start w:val="1"/>
+      <w:numFmt w:val="bullet"/>
+      <w:lvlText w:val=""/>
+      <w:lvlJc w:val="left"/>
+      <w:pPr>
+        <w:ind w:left="5466" w:hanging="360"/>
+      </w:pPr>
+      <w:rPr>
+        <w:rFonts w:ascii="Symbol" w:hAnsi="Symbol" w:hint="default"/>
+      </w:rPr>
+    </w:lvl>
+    <w:lvl w:ilvl="7" w:tplc="04190003" w:tentative="1">
+      <w:start w:val="1"/>
+      <w:numFmt w:val="bullet"/>
+      <w:lvlText w:val="o"/>
+      <w:lvlJc w:val="left"/>
+      <w:pPr>
+        <w:ind w:left="6186" w:hanging="360"/>
+      </w:pPr>
+      <w:rPr>
+        <w:rFonts w:ascii="Courier New" w:hAnsi="Courier New" w:cs="Courier New" w:hint="default"/>
+      </w:rPr>
+    </w:lvl>
+    <w:lvl w:ilvl="8" w:tplc="04190005" w:tentative="1">
+      <w:start w:val="1"/>
+      <w:numFmt w:val="bullet"/>
+      <w:lvlText w:val=""/>
+      <w:lvlJc w:val="left"/>
+      <w:pPr>
+        <w:ind w:left="6906" w:hanging="360"/>
+      </w:pPr>
+      <w:rPr>
+        <w:rFonts w:ascii="Wingdings" w:hAnsi="Wingdings" w:hint="default"/>
+      </w:rPr>
+    </w:lvl>
+  </w:abstractNum>
+  <w:abstractNum w:abstractNumId="11" w15:restartNumberingAfterBreak="0">
+    <w:nsid w:val="511D1129"/>
     <w:multiLevelType w:val="multilevel"/>
-    <w:tmpl w:val="1F320EDE"/>
+    <w:tmpl w:val="1F545680"/>
     <w:lvl w:ilvl="0">
       <w:start w:val="1"/>
       <w:numFmt w:val="bullet"/>
@@ -11548,10 +13835,10 @@
       </w:rPr>
     </w:lvl>
   </w:abstractNum>
-  <w:abstractNum w:abstractNumId="11" w15:restartNumberingAfterBreak="0">
-    <w:nsid w:val="6ECA025B"/>
+  <w:abstractNum w:abstractNumId="12" w15:restartNumberingAfterBreak="0">
+    <w:nsid w:val="6D9E261E"/>
     <w:multiLevelType w:val="multilevel"/>
-    <w:tmpl w:val="3E046A66"/>
+    <w:tmpl w:val="1F320EDE"/>
     <w:lvl w:ilvl="0">
       <w:start w:val="1"/>
       <w:numFmt w:val="bullet"/>
@@ -11697,7 +13984,156 @@
       </w:rPr>
     </w:lvl>
   </w:abstractNum>
-  <w:abstractNum w:abstractNumId="12" w15:restartNumberingAfterBreak="0">
+  <w:abstractNum w:abstractNumId="13" w15:restartNumberingAfterBreak="0">
+    <w:nsid w:val="6ECA025B"/>
+    <w:multiLevelType w:val="multilevel"/>
+    <w:tmpl w:val="3E046A66"/>
+    <w:lvl w:ilvl="0">
+      <w:start w:val="1"/>
+      <w:numFmt w:val="bullet"/>
+      <w:lvlText w:val=""/>
+      <w:lvlJc w:val="left"/>
+      <w:pPr>
+        <w:tabs>
+          <w:tab w:val="num" w:pos="720"/>
+        </w:tabs>
+        <w:ind w:left="720" w:hanging="360"/>
+      </w:pPr>
+      <w:rPr>
+        <w:rFonts w:ascii="Symbol" w:hAnsi="Symbol" w:hint="default"/>
+        <w:sz w:val="20"/>
+      </w:rPr>
+    </w:lvl>
+    <w:lvl w:ilvl="1" w:tentative="1">
+      <w:start w:val="1"/>
+      <w:numFmt w:val="bullet"/>
+      <w:lvlText w:val=""/>
+      <w:lvlJc w:val="left"/>
+      <w:pPr>
+        <w:tabs>
+          <w:tab w:val="num" w:pos="1440"/>
+        </w:tabs>
+        <w:ind w:left="1440" w:hanging="360"/>
+      </w:pPr>
+      <w:rPr>
+        <w:rFonts w:ascii="Symbol" w:hAnsi="Symbol" w:hint="default"/>
+        <w:sz w:val="20"/>
+      </w:rPr>
+    </w:lvl>
+    <w:lvl w:ilvl="2" w:tentative="1">
+      <w:start w:val="1"/>
+      <w:numFmt w:val="bullet"/>
+      <w:lvlText w:val=""/>
+      <w:lvlJc w:val="left"/>
+      <w:pPr>
+        <w:tabs>
+          <w:tab w:val="num" w:pos="2160"/>
+        </w:tabs>
+        <w:ind w:left="2160" w:hanging="360"/>
+      </w:pPr>
+      <w:rPr>
+        <w:rFonts w:ascii="Symbol" w:hAnsi="Symbol" w:hint="default"/>
+        <w:sz w:val="20"/>
+      </w:rPr>
+    </w:lvl>
+    <w:lvl w:ilvl="3" w:tentative="1">
+      <w:start w:val="1"/>
+      <w:numFmt w:val="bullet"/>
+      <w:lvlText w:val=""/>
+      <w:lvlJc w:val="left"/>
+      <w:pPr>
+        <w:tabs>
+          <w:tab w:val="num" w:pos="2880"/>
+        </w:tabs>
+        <w:ind w:left="2880" w:hanging="360"/>
+      </w:pPr>
+      <w:rPr>
+        <w:rFonts w:ascii="Symbol" w:hAnsi="Symbol" w:hint="default"/>
+        <w:sz w:val="20"/>
+      </w:rPr>
+    </w:lvl>
+    <w:lvl w:ilvl="4" w:tentative="1">
+      <w:start w:val="1"/>
+      <w:numFmt w:val="bullet"/>
+      <w:lvlText w:val=""/>
+      <w:lvlJc w:val="left"/>
+      <w:pPr>
+        <w:tabs>
+          <w:tab w:val="num" w:pos="3600"/>
+        </w:tabs>
+        <w:ind w:left="3600" w:hanging="360"/>
+      </w:pPr>
+      <w:rPr>
+        <w:rFonts w:ascii="Symbol" w:hAnsi="Symbol" w:hint="default"/>
+        <w:sz w:val="20"/>
+      </w:rPr>
+    </w:lvl>
+    <w:lvl w:ilvl="5" w:tentative="1">
+      <w:start w:val="1"/>
+      <w:numFmt w:val="bullet"/>
+      <w:lvlText w:val=""/>
+      <w:lvlJc w:val="left"/>
+      <w:pPr>
+        <w:tabs>
+          <w:tab w:val="num" w:pos="4320"/>
+        </w:tabs>
+        <w:ind w:left="4320" w:hanging="360"/>
+      </w:pPr>
+      <w:rPr>
+        <w:rFonts w:ascii="Symbol" w:hAnsi="Symbol" w:hint="default"/>
+        <w:sz w:val="20"/>
+      </w:rPr>
+    </w:lvl>
+    <w:lvl w:ilvl="6" w:tentative="1">
+      <w:start w:val="1"/>
+      <w:numFmt w:val="bullet"/>
+      <w:lvlText w:val=""/>
+      <w:lvlJc w:val="left"/>
+      <w:pPr>
+        <w:tabs>
+          <w:tab w:val="num" w:pos="5040"/>
+        </w:tabs>
+        <w:ind w:left="5040" w:hanging="360"/>
+      </w:pPr>
+      <w:rPr>
+        <w:rFonts w:ascii="Symbol" w:hAnsi="Symbol" w:hint="default"/>
+        <w:sz w:val="20"/>
+      </w:rPr>
+    </w:lvl>
+    <w:lvl w:ilvl="7" w:tentative="1">
+      <w:start w:val="1"/>
+      <w:numFmt w:val="bullet"/>
+      <w:lvlText w:val=""/>
+      <w:lvlJc w:val="left"/>
+      <w:pPr>
+        <w:tabs>
+          <w:tab w:val="num" w:pos="5760"/>
+        </w:tabs>
+        <w:ind w:left="5760" w:hanging="360"/>
+      </w:pPr>
+      <w:rPr>
+        <w:rFonts w:ascii="Symbol" w:hAnsi="Symbol" w:hint="default"/>
+        <w:sz w:val="20"/>
+      </w:rPr>
+    </w:lvl>
+    <w:lvl w:ilvl="8" w:tentative="1">
+      <w:start w:val="1"/>
+      <w:numFmt w:val="bullet"/>
+      <w:lvlText w:val=""/>
+      <w:lvlJc w:val="left"/>
+      <w:pPr>
+        <w:tabs>
+          <w:tab w:val="num" w:pos="6480"/>
+        </w:tabs>
+        <w:ind w:left="6480" w:hanging="360"/>
+      </w:pPr>
+      <w:rPr>
+        <w:rFonts w:ascii="Symbol" w:hAnsi="Symbol" w:hint="default"/>
+        <w:sz w:val="20"/>
+      </w:rPr>
+    </w:lvl>
+  </w:abstractNum>
+  <w:abstractNum w:abstractNumId="14" w15:restartNumberingAfterBreak="0">
     <w:nsid w:val="6F1677FB"/>
     <w:multiLevelType w:val="hybridMultilevel"/>
     <w:tmpl w:val="2C6A5E34"/>
@@ -11786,7 +14222,7 @@
       </w:pPr>
     </w:lvl>
   </w:abstractNum>
-  <w:abstractNum w:abstractNumId="13" w15:restartNumberingAfterBreak="0">
+  <w:abstractNum w:abstractNumId="15" w15:restartNumberingAfterBreak="0">
     <w:nsid w:val="7C911B89"/>
     <w:multiLevelType w:val="hybridMultilevel"/>
     <w:tmpl w:val="277C0612"/>
@@ -11899,46 +14335,52 @@
     </w:lvl>
   </w:abstractNum>
   <w:num w:numId="1" w16cid:durableId="1661956759">
-    <w:abstractNumId w:val="12"/>
+    <w:abstractNumId w:val="14"/>
   </w:num>
   <w:num w:numId="2" w16cid:durableId="567811101">
+    <w:abstractNumId w:val="6"/>
+  </w:num>
+  <w:num w:numId="3" w16cid:durableId="210925734">
+    <w:abstractNumId w:val="7"/>
+  </w:num>
+  <w:num w:numId="4" w16cid:durableId="1984311759">
+    <w:abstractNumId w:val="15"/>
+  </w:num>
+  <w:num w:numId="5" w16cid:durableId="427966316">
+    <w:abstractNumId w:val="10"/>
+  </w:num>
+  <w:num w:numId="6" w16cid:durableId="2041468526">
     <w:abstractNumId w:val="5"/>
   </w:num>
-  <w:num w:numId="3" w16cid:durableId="210925734">
-    <w:abstractNumId w:val="6"/>
-  </w:num>
-  <w:num w:numId="4" w16cid:durableId="1984311759">
-    <w:abstractNumId w:val="13"/>
-  </w:num>
-  <w:num w:numId="5" w16cid:durableId="427966316">
-    <w:abstractNumId w:val="8"/>
-  </w:num>
-  <w:num w:numId="6" w16cid:durableId="2041468526">
-    <w:abstractNumId w:val="4"/>
-  </w:num>
   <w:num w:numId="7" w16cid:durableId="1522744497">
-    <w:abstractNumId w:val="10"/>
+    <w:abstractNumId w:val="12"/>
   </w:num>
   <w:num w:numId="8" w16cid:durableId="430972375">
     <w:abstractNumId w:val="3"/>
   </w:num>
   <w:num w:numId="9" w16cid:durableId="448941398">
-    <w:abstractNumId w:val="11"/>
+    <w:abstractNumId w:val="13"/>
   </w:num>
   <w:num w:numId="10" w16cid:durableId="363755708">
     <w:abstractNumId w:val="1"/>
   </w:num>
   <w:num w:numId="11" w16cid:durableId="831067289">
-    <w:abstractNumId w:val="7"/>
+    <w:abstractNumId w:val="9"/>
   </w:num>
   <w:num w:numId="12" w16cid:durableId="2085948923">
-    <w:abstractNumId w:val="9"/>
+    <w:abstractNumId w:val="11"/>
   </w:num>
   <w:num w:numId="13" w16cid:durableId="400063485">
     <w:abstractNumId w:val="0"/>
   </w:num>
   <w:num w:numId="14" w16cid:durableId="1749695885">
     <w:abstractNumId w:val="2"/>
+  </w:num>
+  <w:num w:numId="15" w16cid:durableId="233666568">
+    <w:abstractNumId w:val="4"/>
+  </w:num>
+  <w:num w:numId="16" w16cid:durableId="796609095">
+    <w:abstractNumId w:val="8"/>
   </w:num>
 </w:numbering>
 </file>
@@ -12545,6 +14987,7 @@
   <w:style w:type="character" w:default="1" w:styleId="a0">
     <w:name w:val="Default Paragraph Font"/>
     <w:uiPriority w:val="1"/>
+    <w:semiHidden/>
     <w:unhideWhenUsed/>
   </w:style>
   <w:style w:type="table" w:default="1" w:styleId="a1">
@@ -12916,6 +15359,17 @@
       <w:bCs/>
     </w:rPr>
   </w:style>
+  <w:style w:type="character" w:styleId="ad">
+    <w:name w:val="Emphasis"/>
+    <w:basedOn w:val="a0"/>
+    <w:uiPriority w:val="20"/>
+    <w:qFormat/>
+    <w:rsid w:val="00665780"/>
+    <w:rPr>
+      <w:i/>
+      <w:iCs/>
+    </w:rPr>
+  </w:style>
 </w:styles>
 </file>
 
